--- a/frontend/public/documents/document-2.docx
+++ b/frontend/public/documents/document-2.docx
@@ -5623,16 +5623,6 @@
         <w:rPr>
           <w:sz w:val="16"/>
         </w:rPr>
-        <w:sectPr>
-          <w:headerReference w:type="default" r:id="rId8"/>
-          <w:footerReference w:type="default" r:id="rId9"/>
-          <w:type w:val="continuous"/>
-          <w:pgSz w:w="11906" w:h="16838" w:code="9"/>
-          <w:pgMar w:top="2000" w:right="600" w:bottom="360" w:left="460" w:header="355" w:footer="170" w:gutter="0"/>
-          <w:pgNumType w:start="1"/>
-          <w:cols w:space="720"/>
-          <w:docGrid w:linePitch="299"/>
-        </w:sectPr>
       </w:pPr>
       <w:r>
         <w:rPr>
@@ -5687,15 +5677,6 @@
         </w:rPr>
         <w:t>e</w:t>
       </w:r>
-    </w:p>
-    <w:p>
-      <w:pPr>
-        <w:pStyle w:val="BodyText"/>
-        <w:spacing w:before="4"/>
-        <w:rPr>
-          <w:sz w:val="17"/>
-        </w:rPr>
-      </w:pPr>
     </w:p>
     <w:sectPr>
       <w:pgSz w:w="11906" w:h="16838" w:code="9"/>

--- a/frontend/public/documents/document-2.docx
+++ b/frontend/public/documents/document-2.docx
@@ -60,35 +60,14 @@
     </w:p>
     <w:p>
       <w:pPr>
-        <w:pStyle w:val="BodyText"/>
-        <w:tabs>
-          <w:tab w:val="left" w:pos="1799"/>
-          <w:tab w:val="left" w:pos="4181"/>
-        </w:tabs>
-        <w:spacing w:before="243"/>
-        <w:ind w:left="350"/>
-        <w:rPr>
-          <w:rFonts w:ascii="Times New Roman"/>
-        </w:rPr>
+        <w:spacing w:before="40" w:after="40" w:line="240" w:lineRule="auto"/>
       </w:pPr>
       <w:r>
-        <w:t xml:space="preserve">Date of </w:t>
-      </w:r>
-      <w:r>
-        <w:rPr>
-          <w:spacing w:val="-2"/>
-        </w:rPr>
-        <w:t>Filed:</w:t>
-      </w:r>
-      <w:r>
-        <w:tab/>
-      </w:r>
-      <w:r>
-        <w:rPr>
-          <w:rFonts w:ascii="Times New Roman"/>
-          <w:u w:val="thick"/>
-        </w:rPr>
-        <w:tab/>
+        <w:rPr>
+          <w:rFonts w:ascii="Arial" w:hAnsi="Arial"/>
+          <w:sz w:val="20"/>
+        </w:rPr>
+        <w:t>Date filed: </w:t>
       </w:r>
     </w:p>
     <w:p>
@@ -729,346 +708,15 @@
     </w:p>
     <w:p>
       <w:pPr>
-        <w:pStyle w:val="BodyText"/>
-        <w:tabs>
-          <w:tab w:val="left" w:pos="1511"/>
-          <w:tab w:val="left" w:pos="3296"/>
-          <w:tab w:val="left" w:pos="5351"/>
-          <w:tab w:val="left" w:pos="7241"/>
-          <w:tab w:val="left" w:pos="8921"/>
-        </w:tabs>
-        <w:spacing w:before="169"/>
-        <w:ind w:left="41"/>
-        <w:jc w:val="center"/>
+        <w:spacing w:before="40" w:after="40" w:line="240" w:lineRule="auto"/>
       </w:pPr>
       <w:r>
         <w:rPr>
-          <w:noProof/>
-          <w:position w:val="2"/>
-        </w:rPr>
-        <w:drawing>
-          <wp:inline distT="0" distB="0" distL="0" distR="0" wp14:anchorId="3100D341" wp14:editId="07B541C1">
-            <wp:extent cx="152400" cy="161925"/>
-            <wp:effectExtent l="0" t="0" r="0" b="0"/>
-            <wp:docPr id="7" name="Image 7"/>
-            <wp:cNvGraphicFramePr>
-              <a:graphicFrameLocks xmlns:a="http://schemas.openxmlformats.org/drawingml/2006/main"/>
-            </wp:cNvGraphicFramePr>
-            <a:graphic xmlns:a="http://schemas.openxmlformats.org/drawingml/2006/main">
-              <a:graphicData uri="http://schemas.openxmlformats.org/drawingml/2006/picture">
-                <pic:pic xmlns:pic="http://schemas.openxmlformats.org/drawingml/2006/picture">
-                  <pic:nvPicPr>
-                    <pic:cNvPr id="7" name="Image 7"/>
-                    <pic:cNvPicPr/>
-                  </pic:nvPicPr>
-                  <pic:blipFill>
-                    <a:blip r:embed="rId7" cstate="print"/>
-                    <a:stretch>
-                      <a:fillRect/>
-                    </a:stretch>
-                  </pic:blipFill>
-                  <pic:spPr>
-                    <a:xfrm>
-                      <a:off x="0" y="0"/>
-                      <a:ext cx="152400" cy="161925"/>
-                    </a:xfrm>
-                    <a:prstGeom prst="rect">
-                      <a:avLst/>
-                    </a:prstGeom>
-                  </pic:spPr>
-                </pic:pic>
-              </a:graphicData>
-            </a:graphic>
-          </wp:inline>
-        </w:drawing>
-      </w:r>
-      <w:r>
-        <w:rPr>
-          <w:rFonts w:ascii="Times New Roman"/>
-          <w:spacing w:val="80"/>
+          <w:rFonts w:ascii="Arial" w:hAnsi="Arial"/>
           <w:sz w:val="20"/>
-        </w:rPr>
-        <w:t xml:space="preserve"> </w:t>
-      </w:r>
-      <w:r>
-        <w:t>Bar Area</w:t>
-      </w:r>
-      <w:r>
-        <w:tab/>
-      </w:r>
-      <w:r>
-        <w:rPr>
-          <w:noProof/>
-          <w:position w:val="2"/>
-        </w:rPr>
-        <w:drawing>
-          <wp:inline distT="0" distB="0" distL="0" distR="0" wp14:anchorId="4FA8341F" wp14:editId="02E46D25">
-            <wp:extent cx="152400" cy="161925"/>
-            <wp:effectExtent l="0" t="0" r="0" b="0"/>
-            <wp:docPr id="8" name="Image 8"/>
-            <wp:cNvGraphicFramePr>
-              <a:graphicFrameLocks xmlns:a="http://schemas.openxmlformats.org/drawingml/2006/main"/>
-            </wp:cNvGraphicFramePr>
-            <a:graphic xmlns:a="http://schemas.openxmlformats.org/drawingml/2006/main">
-              <a:graphicData uri="http://schemas.openxmlformats.org/drawingml/2006/picture">
-                <pic:pic xmlns:pic="http://schemas.openxmlformats.org/drawingml/2006/picture">
-                  <pic:nvPicPr>
-                    <pic:cNvPr id="8" name="Image 8"/>
-                    <pic:cNvPicPr/>
-                  </pic:nvPicPr>
-                  <pic:blipFill>
-                    <a:blip r:embed="rId7" cstate="print"/>
-                    <a:stretch>
-                      <a:fillRect/>
-                    </a:stretch>
-                  </pic:blipFill>
-                  <pic:spPr>
-                    <a:xfrm>
-                      <a:off x="0" y="0"/>
-                      <a:ext cx="152400" cy="161925"/>
-                    </a:xfrm>
-                    <a:prstGeom prst="rect">
-                      <a:avLst/>
-                    </a:prstGeom>
-                  </pic:spPr>
-                </pic:pic>
-              </a:graphicData>
-            </a:graphic>
-          </wp:inline>
-        </w:drawing>
-      </w:r>
-      <w:r>
-        <w:rPr>
-          <w:rFonts w:ascii="Times New Roman"/>
-          <w:spacing w:val="80"/>
-        </w:rPr>
-        <w:t xml:space="preserve"> </w:t>
-      </w:r>
-      <w:r>
-        <w:t>Dining Area</w:t>
-      </w:r>
-      <w:r>
-        <w:tab/>
-      </w:r>
-      <w:r>
-        <w:rPr>
-          <w:noProof/>
-        </w:rPr>
-        <w:drawing>
-          <wp:inline distT="0" distB="0" distL="0" distR="0" wp14:anchorId="103BDCCA" wp14:editId="6391FBA3">
-            <wp:extent cx="152400" cy="161925"/>
-            <wp:effectExtent l="0" t="0" r="0" b="0"/>
-            <wp:docPr id="9" name="Image 9"/>
-            <wp:cNvGraphicFramePr>
-              <a:graphicFrameLocks xmlns:a="http://schemas.openxmlformats.org/drawingml/2006/main"/>
-            </wp:cNvGraphicFramePr>
-            <a:graphic xmlns:a="http://schemas.openxmlformats.org/drawingml/2006/main">
-              <a:graphicData uri="http://schemas.openxmlformats.org/drawingml/2006/picture">
-                <pic:pic xmlns:pic="http://schemas.openxmlformats.org/drawingml/2006/picture">
-                  <pic:nvPicPr>
-                    <pic:cNvPr id="9" name="Image 9"/>
-                    <pic:cNvPicPr/>
-                  </pic:nvPicPr>
-                  <pic:blipFill>
-                    <a:blip r:embed="rId7" cstate="print"/>
-                    <a:stretch>
-                      <a:fillRect/>
-                    </a:stretch>
-                  </pic:blipFill>
-                  <pic:spPr>
-                    <a:xfrm>
-                      <a:off x="0" y="0"/>
-                      <a:ext cx="152400" cy="161925"/>
-                    </a:xfrm>
-                    <a:prstGeom prst="rect">
-                      <a:avLst/>
-                    </a:prstGeom>
-                  </pic:spPr>
-                </pic:pic>
-              </a:graphicData>
-            </a:graphic>
-          </wp:inline>
-        </w:drawing>
-      </w:r>
-      <w:r>
-        <w:rPr>
-          <w:rFonts w:ascii="Times New Roman"/>
-          <w:spacing w:val="40"/>
-        </w:rPr>
-        <w:t xml:space="preserve"> </w:t>
-      </w:r>
-      <w:r>
-        <w:t>Front Office Area</w:t>
-      </w:r>
-      <w:r>
-        <w:tab/>
-      </w:r>
-      <w:r>
-        <w:rPr>
-          <w:noProof/>
-        </w:rPr>
-        <w:drawing>
-          <wp:inline distT="0" distB="0" distL="0" distR="0" wp14:anchorId="726F8D47" wp14:editId="3C8BE0AB">
-            <wp:extent cx="152400" cy="161925"/>
-            <wp:effectExtent l="0" t="0" r="0" b="0"/>
-            <wp:docPr id="10" name="Image 10"/>
-            <wp:cNvGraphicFramePr>
-              <a:graphicFrameLocks xmlns:a="http://schemas.openxmlformats.org/drawingml/2006/main"/>
-            </wp:cNvGraphicFramePr>
-            <a:graphic xmlns:a="http://schemas.openxmlformats.org/drawingml/2006/main">
-              <a:graphicData uri="http://schemas.openxmlformats.org/drawingml/2006/picture">
-                <pic:pic xmlns:pic="http://schemas.openxmlformats.org/drawingml/2006/picture">
-                  <pic:nvPicPr>
-                    <pic:cNvPr id="10" name="Image 10"/>
-                    <pic:cNvPicPr/>
-                  </pic:nvPicPr>
-                  <pic:blipFill>
-                    <a:blip r:embed="rId7" cstate="print"/>
-                    <a:stretch>
-                      <a:fillRect/>
-                    </a:stretch>
-                  </pic:blipFill>
-                  <pic:spPr>
-                    <a:xfrm>
-                      <a:off x="0" y="0"/>
-                      <a:ext cx="152400" cy="161925"/>
-                    </a:xfrm>
-                    <a:prstGeom prst="rect">
-                      <a:avLst/>
-                    </a:prstGeom>
-                  </pic:spPr>
-                </pic:pic>
-              </a:graphicData>
-            </a:graphic>
-          </wp:inline>
-        </w:drawing>
-      </w:r>
-      <w:r>
-        <w:rPr>
-          <w:rFonts w:ascii="Times New Roman"/>
-          <w:spacing w:val="80"/>
-        </w:rPr>
-        <w:t xml:space="preserve"> </w:t>
-      </w:r>
-      <w:r>
-        <w:t>Kitchen</w:t>
-      </w:r>
-      <w:r>
-        <w:rPr>
-          <w:spacing w:val="40"/>
-        </w:rPr>
-        <w:t xml:space="preserve"> </w:t>
-      </w:r>
-      <w:r>
-        <w:t>Area</w:t>
-      </w:r>
-      <w:r>
-        <w:tab/>
-      </w:r>
-      <w:r>
-        <w:rPr>
-          <w:noProof/>
-        </w:rPr>
-        <w:drawing>
-          <wp:inline distT="0" distB="0" distL="0" distR="0" wp14:anchorId="5D36CDF8" wp14:editId="1A8898BC">
-            <wp:extent cx="152400" cy="161925"/>
-            <wp:effectExtent l="0" t="0" r="0" b="0"/>
-            <wp:docPr id="11" name="Image 11"/>
-            <wp:cNvGraphicFramePr>
-              <a:graphicFrameLocks xmlns:a="http://schemas.openxmlformats.org/drawingml/2006/main"/>
-            </wp:cNvGraphicFramePr>
-            <a:graphic xmlns:a="http://schemas.openxmlformats.org/drawingml/2006/main">
-              <a:graphicData uri="http://schemas.openxmlformats.org/drawingml/2006/picture">
-                <pic:pic xmlns:pic="http://schemas.openxmlformats.org/drawingml/2006/picture">
-                  <pic:nvPicPr>
-                    <pic:cNvPr id="11" name="Image 11"/>
-                    <pic:cNvPicPr/>
-                  </pic:nvPicPr>
-                  <pic:blipFill>
-                    <a:blip r:embed="rId7" cstate="print"/>
-                    <a:stretch>
-                      <a:fillRect/>
-                    </a:stretch>
-                  </pic:blipFill>
-                  <pic:spPr>
-                    <a:xfrm>
-                      <a:off x="0" y="0"/>
-                      <a:ext cx="152400" cy="161925"/>
-                    </a:xfrm>
-                    <a:prstGeom prst="rect">
-                      <a:avLst/>
-                    </a:prstGeom>
-                  </pic:spPr>
-                </pic:pic>
-              </a:graphicData>
-            </a:graphic>
-          </wp:inline>
-        </w:drawing>
-      </w:r>
-      <w:r>
-        <w:rPr>
-          <w:rFonts w:ascii="Times New Roman"/>
-          <w:spacing w:val="40"/>
-        </w:rPr>
-        <w:t xml:space="preserve"> </w:t>
-      </w:r>
-      <w:r>
-        <w:t>Laundry Area</w:t>
-      </w:r>
-      <w:r>
-        <w:tab/>
-      </w:r>
-      <w:r>
-        <w:rPr>
-          <w:noProof/>
-          <w:position w:val="2"/>
-        </w:rPr>
-        <w:drawing>
-          <wp:inline distT="0" distB="0" distL="0" distR="0" wp14:anchorId="05581E85" wp14:editId="20978CF7">
-            <wp:extent cx="152400" cy="161925"/>
-            <wp:effectExtent l="0" t="0" r="0" b="0"/>
-            <wp:docPr id="12" name="Image 12"/>
-            <wp:cNvGraphicFramePr>
-              <a:graphicFrameLocks xmlns:a="http://schemas.openxmlformats.org/drawingml/2006/main"/>
-            </wp:cNvGraphicFramePr>
-            <a:graphic xmlns:a="http://schemas.openxmlformats.org/drawingml/2006/main">
-              <a:graphicData uri="http://schemas.openxmlformats.org/drawingml/2006/picture">
-                <pic:pic xmlns:pic="http://schemas.openxmlformats.org/drawingml/2006/picture">
-                  <pic:nvPicPr>
-                    <pic:cNvPr id="12" name="Image 12"/>
-                    <pic:cNvPicPr/>
-                  </pic:nvPicPr>
-                  <pic:blipFill>
-                    <a:blip r:embed="rId7" cstate="print"/>
-                    <a:stretch>
-                      <a:fillRect/>
-                    </a:stretch>
-                  </pic:blipFill>
-                  <pic:spPr>
-                    <a:xfrm>
-                      <a:off x="0" y="0"/>
-                      <a:ext cx="152400" cy="161925"/>
-                    </a:xfrm>
-                    <a:prstGeom prst="rect">
-                      <a:avLst/>
-                    </a:prstGeom>
-                  </pic:spPr>
-                </pic:pic>
-              </a:graphicData>
-            </a:graphic>
-          </wp:inline>
-        </w:drawing>
-      </w:r>
-      <w:r>
-        <w:rPr>
-          <w:rFonts w:ascii="Times New Roman"/>
-          <w:spacing w:val="80"/>
-          <w:w w:val="150"/>
-        </w:rPr>
-        <w:t xml:space="preserve"> </w:t>
-      </w:r>
-      <w:r>
-        <w:t>Rooms</w:t>
+          <w:b/>
+        </w:rPr>
+        <w:t>Facility / laboratory: </w:t>
       </w:r>
     </w:p>
     <w:p>
@@ -1099,7 +747,8 @@
       </w:tblGrid>
       <w:tr>
         <w:trPr>
-          <w:trHeight w:val="235"/>
+          <w:trHeight w:val="235" w:hRule="atLeast"/>
+          <w:cantSplit/>
         </w:trPr>
         <w:tc>
           <w:tcPr>
@@ -1108,11 +757,10 @@
           <w:p>
             <w:pPr>
               <w:pStyle w:val="TableParagraph"/>
-              <w:spacing w:line="201" w:lineRule="exact"/>
-              <w:ind w:left="50"/>
               <w:rPr>
                 <w:sz w:val="18"/>
               </w:rPr>
+              <w:spacing w:before="30" w:after="30" w:line="240" w:lineRule="auto"/>
             </w:pPr>
             <w:r>
               <w:rPr>
@@ -1139,44 +787,32 @@
               <w:tabs>
                 <w:tab w:val="left" w:pos="2401"/>
               </w:tabs>
-              <w:spacing w:line="202" w:lineRule="exact"/>
-              <w:ind w:left="20"/>
-              <w:jc w:val="center"/>
               <w:rPr>
                 <w:rFonts w:ascii="Times New Roman"/>
                 <w:sz w:val="18"/>
               </w:rPr>
-            </w:pPr>
-            <w:r>
-              <w:rPr>
-                <w:rFonts w:ascii="Times New Roman"/>
+              <w:spacing w:before="30" w:after="30" w:line="240" w:lineRule="auto"/>
+            </w:pPr>
+            <w:r>
+              <w:rPr>
+                <w:rFonts w:ascii="Times New Roman" w:hAnsi="Times New Roman"/>
+                <w:sz w:val="20"/>
+              </w:rPr>
+              <w:t/>
+            </w:r>
+          </w:p>
+        </w:tc>
+        <w:tc>
+          <w:tcPr>
+            <w:tcW w:w="1059" w:type="dxa"/>
+          </w:tcPr>
+          <w:p>
+            <w:pPr>
+              <w:pStyle w:val="TableParagraph"/>
+              <w:rPr>
                 <w:sz w:val="18"/>
-                <w:u w:val="thick"/>
-              </w:rPr>
-              <w:t xml:space="preserve"> </w:t>
-            </w:r>
-            <w:r>
-              <w:rPr>
-                <w:rFonts w:ascii="Times New Roman"/>
-                <w:sz w:val="18"/>
-                <w:u w:val="thick"/>
-              </w:rPr>
-              <w:tab/>
-            </w:r>
-          </w:p>
-        </w:tc>
-        <w:tc>
-          <w:tcPr>
-            <w:tcW w:w="1059" w:type="dxa"/>
-          </w:tcPr>
-          <w:p>
-            <w:pPr>
-              <w:pStyle w:val="TableParagraph"/>
-              <w:spacing w:line="201" w:lineRule="exact"/>
-              <w:ind w:left="133"/>
-              <w:rPr>
-                <w:sz w:val="18"/>
-              </w:rPr>
+              </w:rPr>
+              <w:spacing w:before="30" w:after="30" w:line="240" w:lineRule="auto"/>
             </w:pPr>
             <w:r>
               <w:rPr>
@@ -1197,36 +833,26 @@
               <w:tabs>
                 <w:tab w:val="left" w:pos="5361"/>
               </w:tabs>
-              <w:spacing w:line="202" w:lineRule="exact"/>
-              <w:ind w:right="45"/>
-              <w:jc w:val="right"/>
               <w:rPr>
                 <w:rFonts w:ascii="Times New Roman"/>
                 <w:sz w:val="18"/>
               </w:rPr>
-            </w:pPr>
-            <w:r>
-              <w:rPr>
-                <w:rFonts w:ascii="Times New Roman"/>
-                <w:sz w:val="18"/>
-                <w:u w:val="thick"/>
-              </w:rPr>
-              <w:t xml:space="preserve"> </w:t>
-            </w:r>
-            <w:r>
-              <w:rPr>
-                <w:rFonts w:ascii="Times New Roman"/>
-                <w:sz w:val="18"/>
-                <w:u w:val="thick"/>
-              </w:rPr>
-              <w:tab/>
+              <w:spacing w:before="30" w:after="30" w:line="240" w:lineRule="auto"/>
+            </w:pPr>
+            <w:r>
+              <w:rPr>
+                <w:rFonts w:ascii="Times New Roman" w:hAnsi="Times New Roman"/>
+                <w:sz w:val="20"/>
+              </w:rPr>
+              <w:t/>
             </w:r>
           </w:p>
         </w:tc>
       </w:tr>
       <w:tr>
         <w:trPr>
-          <w:trHeight w:val="235"/>
+          <w:trHeight w:val="235" w:hRule="atLeast"/>
+          <w:cantSplit/>
         </w:trPr>
         <w:tc>
           <w:tcPr>
@@ -1235,11 +861,10 @@
           <w:p>
             <w:pPr>
               <w:pStyle w:val="TableParagraph"/>
-              <w:spacing w:before="28" w:line="188" w:lineRule="exact"/>
-              <w:ind w:left="50"/>
               <w:rPr>
                 <w:sz w:val="18"/>
               </w:rPr>
+              <w:spacing w:before="30" w:after="30" w:line="240" w:lineRule="auto"/>
             </w:pPr>
             <w:r>
               <w:rPr>
@@ -1286,44 +911,32 @@
               <w:tabs>
                 <w:tab w:val="left" w:pos="2401"/>
               </w:tabs>
-              <w:spacing w:before="29" w:line="187" w:lineRule="exact"/>
-              <w:ind w:left="20"/>
-              <w:jc w:val="center"/>
               <w:rPr>
                 <w:rFonts w:ascii="Times New Roman"/>
                 <w:sz w:val="18"/>
               </w:rPr>
-            </w:pPr>
-            <w:r>
-              <w:rPr>
-                <w:rFonts w:ascii="Times New Roman"/>
+              <w:spacing w:before="30" w:after="30" w:line="240" w:lineRule="auto"/>
+            </w:pPr>
+            <w:r>
+              <w:rPr>
+                <w:rFonts w:ascii="Times New Roman" w:hAnsi="Times New Roman"/>
+                <w:sz w:val="20"/>
+              </w:rPr>
+              <w:t/>
+            </w:r>
+          </w:p>
+        </w:tc>
+        <w:tc>
+          <w:tcPr>
+            <w:tcW w:w="1059" w:type="dxa"/>
+          </w:tcPr>
+          <w:p>
+            <w:pPr>
+              <w:pStyle w:val="TableParagraph"/>
+              <w:rPr>
                 <w:sz w:val="18"/>
-                <w:u w:val="thick"/>
-              </w:rPr>
-              <w:t xml:space="preserve"> </w:t>
-            </w:r>
-            <w:r>
-              <w:rPr>
-                <w:rFonts w:ascii="Times New Roman"/>
-                <w:sz w:val="18"/>
-                <w:u w:val="thick"/>
-              </w:rPr>
-              <w:tab/>
-            </w:r>
-          </w:p>
-        </w:tc>
-        <w:tc>
-          <w:tcPr>
-            <w:tcW w:w="1059" w:type="dxa"/>
-          </w:tcPr>
-          <w:p>
-            <w:pPr>
-              <w:pStyle w:val="TableParagraph"/>
-              <w:spacing w:before="28" w:line="188" w:lineRule="exact"/>
-              <w:ind w:left="133"/>
-              <w:rPr>
-                <w:sz w:val="18"/>
-              </w:rPr>
+              </w:rPr>
+              <w:spacing w:before="30" w:after="30" w:line="240" w:lineRule="auto"/>
             </w:pPr>
             <w:r>
               <w:rPr>
@@ -1344,29 +957,18 @@
               <w:tabs>
                 <w:tab w:val="left" w:pos="5361"/>
               </w:tabs>
-              <w:spacing w:before="29" w:line="187" w:lineRule="exact"/>
-              <w:ind w:right="45"/>
-              <w:jc w:val="right"/>
               <w:rPr>
                 <w:rFonts w:ascii="Times New Roman"/>
                 <w:sz w:val="18"/>
               </w:rPr>
-            </w:pPr>
-            <w:r>
-              <w:rPr>
-                <w:rFonts w:ascii="Times New Roman"/>
-                <w:sz w:val="18"/>
-                <w:u w:val="thick"/>
-              </w:rPr>
-              <w:t xml:space="preserve"> </w:t>
-            </w:r>
-            <w:r>
-              <w:rPr>
-                <w:rFonts w:ascii="Times New Roman"/>
-                <w:sz w:val="18"/>
-                <w:u w:val="thick"/>
-              </w:rPr>
-              <w:tab/>
+              <w:spacing w:before="30" w:after="30" w:line="240" w:lineRule="auto"/>
+            </w:pPr>
+            <w:r>
+              <w:rPr>
+                <w:rFonts w:ascii="Times New Roman" w:hAnsi="Times New Roman"/>
+                <w:sz w:val="20"/>
+              </w:rPr>
+              <w:t/>
             </w:r>
           </w:p>
         </w:tc>
@@ -1380,6 +982,15 @@
           <w:sz w:val="13"/>
         </w:rPr>
       </w:pPr>
+      <w:r>
+        <w:rPr>
+          <w:rFonts w:ascii="Times New Roman" w:hAnsi="Times New Roman"/>
+          <w:sz w:val="16"/>
+        </w:rPr>
+        <w:t>Requested by: </w:t>
+        <w:br/>
+        <w:t xml:space="preserve">Email: </w:t>
+      </w:r>
     </w:p>
     <w:tbl>
       <w:tblPr>
@@ -1412,7 +1023,9 @@
       </w:tblGrid>
       <w:tr>
         <w:trPr>
-          <w:trHeight w:val="204"/>
+          <w:trHeight w:val="204" w:hRule="atLeast"/>
+          <w:cantSplit/>
+          <w:tblHeader/>
         </w:trPr>
         <w:tc>
           <w:tcPr>
@@ -1423,21 +1036,21 @@
           <w:p>
             <w:pPr>
               <w:pStyle w:val="TableParagraph"/>
-              <w:spacing w:before="8"/>
               <w:rPr>
                 <w:sz w:val="26"/>
               </w:rPr>
-            </w:pPr>
-          </w:p>
-          <w:p>
-            <w:pPr>
-              <w:pStyle w:val="TableParagraph"/>
-              <w:ind w:left="107"/>
+              <w:spacing w:before="30" w:after="30" w:line="240" w:lineRule="auto"/>
+            </w:pPr>
+          </w:p>
+          <w:p>
+            <w:pPr>
+              <w:pStyle w:val="TableParagraph"/>
               <w:rPr>
                 <w:rFonts w:ascii="Arial"/>
                 <w:b/>
                 <w:sz w:val="18"/>
               </w:rPr>
+              <w:spacing w:before="30" w:after="30" w:line="240" w:lineRule="auto"/>
             </w:pPr>
             <w:r>
               <w:rPr>
@@ -1459,21 +1072,21 @@
           <w:p>
             <w:pPr>
               <w:pStyle w:val="TableParagraph"/>
-              <w:spacing w:before="8"/>
               <w:rPr>
                 <w:sz w:val="26"/>
               </w:rPr>
-            </w:pPr>
-          </w:p>
-          <w:p>
-            <w:pPr>
-              <w:pStyle w:val="TableParagraph"/>
-              <w:ind w:left="287"/>
+              <w:spacing w:before="30" w:after="30" w:line="240" w:lineRule="auto"/>
+            </w:pPr>
+          </w:p>
+          <w:p>
+            <w:pPr>
+              <w:pStyle w:val="TableParagraph"/>
               <w:rPr>
                 <w:rFonts w:ascii="Arial"/>
                 <w:b/>
                 <w:sz w:val="18"/>
               </w:rPr>
+              <w:spacing w:before="30" w:after="30" w:line="240" w:lineRule="auto"/>
             </w:pPr>
             <w:r>
               <w:rPr>
@@ -1506,13 +1119,12 @@
           <w:p>
             <w:pPr>
               <w:pStyle w:val="TableParagraph"/>
-              <w:spacing w:before="35" w:line="149" w:lineRule="exact"/>
-              <w:ind w:left="1587"/>
               <w:rPr>
                 <w:rFonts w:ascii="Arial"/>
                 <w:i/>
                 <w:sz w:val="14"/>
               </w:rPr>
+              <w:spacing w:before="30" w:after="30" w:line="240" w:lineRule="auto"/>
             </w:pPr>
             <w:r>
               <w:rPr>
@@ -1638,7 +1250,9 @@
       </w:tr>
       <w:tr>
         <w:trPr>
-          <w:trHeight w:val="205"/>
+          <w:trHeight w:val="205" w:hRule="atLeast"/>
+          <w:cantSplit/>
+          <w:tblHeader/>
         </w:trPr>
         <w:tc>
           <w:tcPr>
@@ -1655,6 +1269,7 @@
                 <w:sz w:val="2"/>
                 <w:szCs w:val="2"/>
               </w:rPr>
+              <w:spacing w:before="30" w:after="30" w:line="240" w:lineRule="auto"/>
             </w:pPr>
           </w:p>
         </w:tc>
@@ -1673,6 +1288,7 @@
                 <w:sz w:val="2"/>
                 <w:szCs w:val="2"/>
               </w:rPr>
+              <w:spacing w:before="30" w:after="30" w:line="240" w:lineRule="auto"/>
             </w:pPr>
           </w:p>
         </w:tc>
@@ -1688,13 +1304,12 @@
           <w:p>
             <w:pPr>
               <w:pStyle w:val="TableParagraph"/>
-              <w:spacing w:before="8" w:line="176" w:lineRule="exact"/>
-              <w:ind w:left="562"/>
               <w:rPr>
                 <w:rFonts w:ascii="Arial"/>
                 <w:b/>
                 <w:sz w:val="18"/>
               </w:rPr>
+              <w:spacing w:before="30" w:after="30" w:line="240" w:lineRule="auto"/>
             </w:pPr>
             <w:r>
               <w:rPr>
@@ -1720,14 +1335,12 @@
           <w:p>
             <w:pPr>
               <w:pStyle w:val="TableParagraph"/>
-              <w:spacing w:before="81"/>
-              <w:ind w:left="109" w:right="92"/>
-              <w:jc w:val="center"/>
               <w:rPr>
                 <w:rFonts w:ascii="Arial"/>
                 <w:b/>
                 <w:sz w:val="18"/>
               </w:rPr>
+              <w:spacing w:before="30" w:after="30" w:line="240" w:lineRule="auto"/>
             </w:pPr>
             <w:r>
               <w:rPr>
@@ -1742,13 +1355,12 @@
           <w:p>
             <w:pPr>
               <w:pStyle w:val="TableParagraph"/>
-              <w:ind w:left="109" w:right="92"/>
-              <w:jc w:val="center"/>
               <w:rPr>
                 <w:rFonts w:ascii="Arial"/>
                 <w:b/>
                 <w:sz w:val="18"/>
               </w:rPr>
+              <w:spacing w:before="30" w:after="30" w:line="240" w:lineRule="auto"/>
             </w:pPr>
             <w:r>
               <w:rPr>
@@ -1774,13 +1386,12 @@
           <w:p>
             <w:pPr>
               <w:pStyle w:val="TableParagraph"/>
-              <w:spacing w:before="1" w:line="184" w:lineRule="exact"/>
-              <w:ind w:left="849"/>
               <w:rPr>
                 <w:rFonts w:ascii="Arial"/>
                 <w:b/>
                 <w:sz w:val="18"/>
               </w:rPr>
+              <w:spacing w:before="30" w:after="30" w:line="240" w:lineRule="auto"/>
             </w:pPr>
             <w:r>
               <w:rPr>
@@ -1796,7 +1407,9 @@
       </w:tr>
       <w:tr>
         <w:trPr>
-          <w:trHeight w:val="315"/>
+          <w:trHeight w:val="315" w:hRule="atLeast"/>
+          <w:cantSplit/>
+          <w:tblHeader/>
         </w:trPr>
         <w:tc>
           <w:tcPr>
@@ -1813,6 +1426,7 @@
                 <w:sz w:val="2"/>
                 <w:szCs w:val="2"/>
               </w:rPr>
+              <w:spacing w:before="30" w:after="30" w:line="240" w:lineRule="auto"/>
             </w:pPr>
           </w:p>
         </w:tc>
@@ -1831,6 +1445,7 @@
                 <w:sz w:val="2"/>
                 <w:szCs w:val="2"/>
               </w:rPr>
+              <w:spacing w:before="30" w:after="30" w:line="240" w:lineRule="auto"/>
             </w:pPr>
           </w:p>
         </w:tc>
@@ -1845,13 +1460,12 @@
           <w:p>
             <w:pPr>
               <w:pStyle w:val="TableParagraph"/>
-              <w:spacing w:before="64"/>
-              <w:ind w:left="69"/>
               <w:rPr>
                 <w:rFonts w:ascii="Arial"/>
                 <w:b/>
                 <w:sz w:val="16"/>
               </w:rPr>
+              <w:spacing w:before="30" w:after="30" w:line="240" w:lineRule="auto"/>
             </w:pPr>
             <w:r>
               <w:rPr>
@@ -1872,13 +1486,12 @@
           <w:p>
             <w:pPr>
               <w:pStyle w:val="TableParagraph"/>
-              <w:spacing w:before="72"/>
-              <w:ind w:left="138"/>
               <w:rPr>
                 <w:rFonts w:ascii="Arial"/>
                 <w:b/>
                 <w:sz w:val="16"/>
               </w:rPr>
+              <w:spacing w:before="30" w:after="30" w:line="240" w:lineRule="auto"/>
             </w:pPr>
             <w:r>
               <w:rPr>
@@ -1907,6 +1520,7 @@
                 <w:sz w:val="2"/>
                 <w:szCs w:val="2"/>
               </w:rPr>
+              <w:spacing w:before="30" w:after="30" w:line="240" w:lineRule="auto"/>
             </w:pPr>
           </w:p>
         </w:tc>
@@ -1922,13 +1536,12 @@
           <w:p>
             <w:pPr>
               <w:pStyle w:val="TableParagraph"/>
-              <w:spacing w:line="160" w:lineRule="atLeast"/>
-              <w:ind w:left="182" w:right="150" w:firstLine="38"/>
               <w:rPr>
                 <w:rFonts w:ascii="Arial"/>
                 <w:b/>
                 <w:sz w:val="14"/>
               </w:rPr>
+              <w:spacing w:before="30" w:after="30" w:line="240" w:lineRule="auto"/>
             </w:pPr>
             <w:r>
               <w:rPr>
@@ -1971,13 +1584,12 @@
           <w:p>
             <w:pPr>
               <w:pStyle w:val="TableParagraph"/>
-              <w:spacing w:before="83"/>
-              <w:ind w:left="243"/>
               <w:rPr>
                 <w:rFonts w:ascii="Arial"/>
                 <w:b/>
                 <w:sz w:val="14"/>
               </w:rPr>
+              <w:spacing w:before="30" w:after="30" w:line="240" w:lineRule="auto"/>
             </w:pPr>
             <w:r>
               <w:rPr>
@@ -2001,13 +1613,12 @@
           <w:p>
             <w:pPr>
               <w:pStyle w:val="TableParagraph"/>
-              <w:spacing w:before="83"/>
-              <w:ind w:left="58"/>
               <w:rPr>
                 <w:rFonts w:ascii="Arial"/>
                 <w:b/>
                 <w:sz w:val="14"/>
               </w:rPr>
+              <w:spacing w:before="30" w:after="30" w:line="240" w:lineRule="auto"/>
             </w:pPr>
             <w:r>
               <w:rPr>
@@ -2023,7 +1634,8 @@
       </w:tr>
       <w:tr>
         <w:trPr>
-          <w:trHeight w:val="250"/>
+          <w:trHeight w:val="250" w:hRule="atLeast"/>
+          <w:cantSplit/>
         </w:trPr>
         <w:tc>
           <w:tcPr>
@@ -2039,7 +1651,15 @@
                 <w:rFonts w:ascii="Times New Roman"/>
                 <w:sz w:val="16"/>
               </w:rPr>
-            </w:pPr>
+              <w:spacing w:before="30" w:after="30" w:line="240" w:lineRule="auto"/>
+            </w:pPr>
+            <w:r>
+              <w:rPr>
+                <w:rFonts w:ascii="Times New Roman" w:hAnsi="Times New Roman"/>
+                <w:sz w:val="20"/>
+              </w:rPr>
+              <w:t/>
+            </w:r>
           </w:p>
         </w:tc>
         <w:tc>
@@ -2056,7 +1676,15 @@
                 <w:rFonts w:ascii="Times New Roman"/>
                 <w:sz w:val="16"/>
               </w:rPr>
-            </w:pPr>
+              <w:spacing w:before="30" w:after="30" w:line="240" w:lineRule="auto"/>
+            </w:pPr>
+            <w:r>
+              <w:rPr>
+                <w:rFonts w:ascii="Times New Roman" w:hAnsi="Times New Roman"/>
+                <w:sz w:val="20"/>
+              </w:rPr>
+              <w:t/>
+            </w:r>
           </w:p>
         </w:tc>
         <w:tc>
@@ -2073,6 +1701,7 @@
                 <w:rFonts w:ascii="Times New Roman"/>
                 <w:sz w:val="16"/>
               </w:rPr>
+              <w:spacing w:before="30" w:after="30" w:line="240" w:lineRule="auto"/>
             </w:pPr>
           </w:p>
         </w:tc>
@@ -2090,6 +1719,7 @@
                 <w:rFonts w:ascii="Times New Roman"/>
                 <w:sz w:val="16"/>
               </w:rPr>
+              <w:spacing w:before="30" w:after="30" w:line="240" w:lineRule="auto"/>
             </w:pPr>
           </w:p>
         </w:tc>
@@ -2108,6 +1738,7 @@
                 <w:rFonts w:ascii="Times New Roman"/>
                 <w:sz w:val="16"/>
               </w:rPr>
+              <w:spacing w:before="30" w:after="30" w:line="240" w:lineRule="auto"/>
             </w:pPr>
           </w:p>
         </w:tc>
@@ -2127,6 +1758,7 @@
                 <w:rFonts w:ascii="Times New Roman"/>
                 <w:sz w:val="16"/>
               </w:rPr>
+              <w:spacing w:before="30" w:after="30" w:line="240" w:lineRule="auto"/>
             </w:pPr>
           </w:p>
         </w:tc>
@@ -2146,6 +1778,7 @@
                 <w:rFonts w:ascii="Times New Roman"/>
                 <w:sz w:val="16"/>
               </w:rPr>
+              <w:spacing w:before="30" w:after="30" w:line="240" w:lineRule="auto"/>
             </w:pPr>
           </w:p>
         </w:tc>
@@ -2164,63 +1797,81 @@
                 <w:rFonts w:ascii="Times New Roman"/>
                 <w:sz w:val="16"/>
               </w:rPr>
+              <w:spacing w:before="30" w:after="30" w:line="240" w:lineRule="auto"/>
             </w:pPr>
           </w:p>
         </w:tc>
       </w:tr>
       <w:tr>
         <w:trPr>
-          <w:trHeight w:val="257"/>
+          <w:trHeight w:val="250" w:hRule="atLeast"/>
+          <w:cantSplit/>
         </w:trPr>
         <w:tc>
           <w:tcPr>
             <w:tcW w:w="1120" w:type="dxa"/>
             <w:tcBorders>
-              <w:top w:val="single" w:sz="8" w:space="0" w:color="000000"/>
-            </w:tcBorders>
-          </w:tcPr>
-          <w:p>
-            <w:pPr>
-              <w:pStyle w:val="TableParagraph"/>
-              <w:rPr>
-                <w:rFonts w:ascii="Times New Roman"/>
-                <w:sz w:val="16"/>
-              </w:rPr>
-            </w:pPr>
+              <w:bottom w:val="single" w:sz="8" w:space="0" w:color="000000"/>
+            </w:tcBorders>
+          </w:tcPr>
+          <w:p>
+            <w:pPr>
+              <w:pStyle w:val="TableParagraph"/>
+              <w:rPr>
+                <w:rFonts w:ascii="Times New Roman"/>
+                <w:sz w:val="16"/>
+              </w:rPr>
+              <w:spacing w:before="30" w:after="30" w:line="240" w:lineRule="auto"/>
+            </w:pPr>
+            <w:r>
+              <w:rPr>
+                <w:rFonts w:ascii="Times New Roman" w:hAnsi="Times New Roman"/>
+                <w:sz w:val="20"/>
+              </w:rPr>
+              <w:t/>
+            </w:r>
           </w:p>
         </w:tc>
         <w:tc>
           <w:tcPr>
             <w:tcW w:w="3600" w:type="dxa"/>
             <w:tcBorders>
-              <w:top w:val="single" w:sz="8" w:space="0" w:color="000000"/>
-            </w:tcBorders>
-          </w:tcPr>
-          <w:p>
-            <w:pPr>
-              <w:pStyle w:val="TableParagraph"/>
-              <w:rPr>
-                <w:rFonts w:ascii="Times New Roman"/>
-                <w:sz w:val="16"/>
-              </w:rPr>
-            </w:pPr>
+              <w:bottom w:val="single" w:sz="8" w:space="0" w:color="000000"/>
+            </w:tcBorders>
+          </w:tcPr>
+          <w:p>
+            <w:pPr>
+              <w:pStyle w:val="TableParagraph"/>
+              <w:rPr>
+                <w:rFonts w:ascii="Times New Roman"/>
+                <w:sz w:val="16"/>
+              </w:rPr>
+              <w:spacing w:before="30" w:after="30" w:line="240" w:lineRule="auto"/>
+            </w:pPr>
+            <w:r>
+              <w:rPr>
+                <w:rFonts w:ascii="Times New Roman" w:hAnsi="Times New Roman"/>
+                <w:sz w:val="20"/>
+              </w:rPr>
+              <w:t/>
+            </w:r>
           </w:p>
         </w:tc>
         <w:tc>
           <w:tcPr>
             <w:tcW w:w="1020" w:type="dxa"/>
             <w:tcBorders>
-              <w:top w:val="single" w:sz="8" w:space="0" w:color="000000"/>
-              <w:bottom w:val="single" w:sz="8" w:space="0" w:color="000000"/>
-            </w:tcBorders>
-          </w:tcPr>
-          <w:p>
-            <w:pPr>
-              <w:pStyle w:val="TableParagraph"/>
-              <w:rPr>
-                <w:rFonts w:ascii="Times New Roman"/>
-                <w:sz w:val="16"/>
-              </w:rPr>
+              <w:bottom w:val="single" w:sz="8" w:space="0" w:color="000000"/>
+            </w:tcBorders>
+          </w:tcPr>
+          <w:p>
+            <w:pPr>
+              <w:pStyle w:val="TableParagraph"/>
+              <w:rPr>
+                <w:rFonts w:ascii="Times New Roman"/>
+                <w:sz w:val="16"/>
+              </w:rPr>
+              <w:spacing w:before="30" w:after="30" w:line="240" w:lineRule="auto"/>
             </w:pPr>
           </w:p>
         </w:tc>
@@ -2228,16 +1879,17 @@
           <w:tcPr>
             <w:tcW w:w="1040" w:type="dxa"/>
             <w:tcBorders>
-              <w:top w:val="single" w:sz="8" w:space="0" w:color="000000"/>
-            </w:tcBorders>
-          </w:tcPr>
-          <w:p>
-            <w:pPr>
-              <w:pStyle w:val="TableParagraph"/>
-              <w:rPr>
-                <w:rFonts w:ascii="Times New Roman"/>
-                <w:sz w:val="16"/>
-              </w:rPr>
+              <w:bottom w:val="single" w:sz="8" w:space="0" w:color="000000"/>
+            </w:tcBorders>
+          </w:tcPr>
+          <w:p>
+            <w:pPr>
+              <w:pStyle w:val="TableParagraph"/>
+              <w:rPr>
+                <w:rFonts w:ascii="Times New Roman"/>
+                <w:sz w:val="16"/>
+              </w:rPr>
+              <w:spacing w:before="30" w:after="30" w:line="240" w:lineRule="auto"/>
             </w:pPr>
           </w:p>
         </w:tc>
@@ -2245,7 +1897,7 @@
           <w:tcPr>
             <w:tcW w:w="1270" w:type="dxa"/>
             <w:tcBorders>
-              <w:top w:val="single" w:sz="8" w:space="0" w:color="000000"/>
+              <w:bottom w:val="single" w:sz="8" w:space="0" w:color="000000"/>
               <w:right w:val="single" w:sz="8" w:space="0" w:color="000000"/>
             </w:tcBorders>
           </w:tcPr>
@@ -2256,6 +1908,7 @@
                 <w:rFonts w:ascii="Times New Roman"/>
                 <w:sz w:val="16"/>
               </w:rPr>
+              <w:spacing w:before="30" w:after="30" w:line="240" w:lineRule="auto"/>
             </w:pPr>
           </w:p>
         </w:tc>
@@ -2263,8 +1916,8 @@
           <w:tcPr>
             <w:tcW w:w="860" w:type="dxa"/>
             <w:tcBorders>
-              <w:top w:val="single" w:sz="8" w:space="0" w:color="000000"/>
               <w:left w:val="single" w:sz="8" w:space="0" w:color="000000"/>
+              <w:bottom w:val="single" w:sz="8" w:space="0" w:color="000000"/>
               <w:right w:val="single" w:sz="8" w:space="0" w:color="000000"/>
             </w:tcBorders>
           </w:tcPr>
@@ -2275,6 +1928,7 @@
                 <w:rFonts w:ascii="Times New Roman"/>
                 <w:sz w:val="16"/>
               </w:rPr>
+              <w:spacing w:before="30" w:after="30" w:line="240" w:lineRule="auto"/>
             </w:pPr>
           </w:p>
         </w:tc>
@@ -2282,8 +1936,8 @@
           <w:tcPr>
             <w:tcW w:w="880" w:type="dxa"/>
             <w:tcBorders>
-              <w:top w:val="single" w:sz="8" w:space="0" w:color="000000"/>
               <w:left w:val="single" w:sz="8" w:space="0" w:color="000000"/>
+              <w:bottom w:val="single" w:sz="8" w:space="0" w:color="000000"/>
               <w:right w:val="single" w:sz="8" w:space="0" w:color="000000"/>
             </w:tcBorders>
           </w:tcPr>
@@ -2294,6 +1948,7 @@
                 <w:rFonts w:ascii="Times New Roman"/>
                 <w:sz w:val="16"/>
               </w:rPr>
+              <w:spacing w:before="30" w:after="30" w:line="240" w:lineRule="auto"/>
             </w:pPr>
           </w:p>
         </w:tc>
@@ -2301,81 +1956,110 @@
           <w:tcPr>
             <w:tcW w:w="870" w:type="dxa"/>
             <w:tcBorders>
-              <w:top w:val="single" w:sz="8" w:space="0" w:color="000000"/>
               <w:left w:val="single" w:sz="8" w:space="0" w:color="000000"/>
-            </w:tcBorders>
-          </w:tcPr>
-          <w:p>
-            <w:pPr>
-              <w:pStyle w:val="TableParagraph"/>
-              <w:rPr>
-                <w:rFonts w:ascii="Times New Roman"/>
-                <w:sz w:val="16"/>
-              </w:rPr>
+              <w:bottom w:val="single" w:sz="8" w:space="0" w:color="000000"/>
+            </w:tcBorders>
+          </w:tcPr>
+          <w:p>
+            <w:pPr>
+              <w:pStyle w:val="TableParagraph"/>
+              <w:rPr>
+                <w:rFonts w:ascii="Times New Roman"/>
+                <w:sz w:val="16"/>
+              </w:rPr>
+              <w:spacing w:before="30" w:after="30" w:line="240" w:lineRule="auto"/>
             </w:pPr>
           </w:p>
         </w:tc>
       </w:tr>
       <w:tr>
         <w:trPr>
-          <w:trHeight w:val="255"/>
+          <w:trHeight w:val="250" w:hRule="atLeast"/>
+          <w:cantSplit/>
         </w:trPr>
         <w:tc>
           <w:tcPr>
             <w:tcW w:w="1120" w:type="dxa"/>
-          </w:tcPr>
-          <w:p>
-            <w:pPr>
-              <w:pStyle w:val="TableParagraph"/>
-              <w:rPr>
-                <w:rFonts w:ascii="Times New Roman"/>
-                <w:sz w:val="16"/>
-              </w:rPr>
-            </w:pPr>
+            <w:tcBorders>
+              <w:bottom w:val="single" w:sz="8" w:space="0" w:color="000000"/>
+            </w:tcBorders>
+          </w:tcPr>
+          <w:p>
+            <w:pPr>
+              <w:pStyle w:val="TableParagraph"/>
+              <w:rPr>
+                <w:rFonts w:ascii="Times New Roman"/>
+                <w:sz w:val="16"/>
+              </w:rPr>
+              <w:spacing w:before="30" w:after="30" w:line="240" w:lineRule="auto"/>
+            </w:pPr>
+            <w:r>
+              <w:rPr>
+                <w:rFonts w:ascii="Times New Roman" w:hAnsi="Times New Roman"/>
+                <w:sz w:val="20"/>
+              </w:rPr>
+              <w:t/>
+            </w:r>
           </w:p>
         </w:tc>
         <w:tc>
           <w:tcPr>
             <w:tcW w:w="3600" w:type="dxa"/>
-          </w:tcPr>
-          <w:p>
-            <w:pPr>
-              <w:pStyle w:val="TableParagraph"/>
-              <w:rPr>
-                <w:rFonts w:ascii="Times New Roman"/>
-                <w:sz w:val="16"/>
-              </w:rPr>
-            </w:pPr>
+            <w:tcBorders>
+              <w:bottom w:val="single" w:sz="8" w:space="0" w:color="000000"/>
+            </w:tcBorders>
+          </w:tcPr>
+          <w:p>
+            <w:pPr>
+              <w:pStyle w:val="TableParagraph"/>
+              <w:rPr>
+                <w:rFonts w:ascii="Times New Roman"/>
+                <w:sz w:val="16"/>
+              </w:rPr>
+              <w:spacing w:before="30" w:after="30" w:line="240" w:lineRule="auto"/>
+            </w:pPr>
+            <w:r>
+              <w:rPr>
+                <w:rFonts w:ascii="Times New Roman" w:hAnsi="Times New Roman"/>
+                <w:sz w:val="20"/>
+              </w:rPr>
+              <w:t/>
+            </w:r>
           </w:p>
         </w:tc>
         <w:tc>
           <w:tcPr>
             <w:tcW w:w="1020" w:type="dxa"/>
             <w:tcBorders>
-              <w:top w:val="single" w:sz="8" w:space="0" w:color="000000"/>
-            </w:tcBorders>
-          </w:tcPr>
-          <w:p>
-            <w:pPr>
-              <w:pStyle w:val="TableParagraph"/>
-              <w:rPr>
-                <w:rFonts w:ascii="Times New Roman"/>
-                <w:sz w:val="16"/>
-              </w:rPr>
+              <w:bottom w:val="single" w:sz="8" w:space="0" w:color="000000"/>
+            </w:tcBorders>
+          </w:tcPr>
+          <w:p>
+            <w:pPr>
+              <w:pStyle w:val="TableParagraph"/>
+              <w:rPr>
+                <w:rFonts w:ascii="Times New Roman"/>
+                <w:sz w:val="16"/>
+              </w:rPr>
+              <w:spacing w:before="30" w:after="30" w:line="240" w:lineRule="auto"/>
             </w:pPr>
           </w:p>
         </w:tc>
         <w:tc>
           <w:tcPr>
             <w:tcW w:w="1040" w:type="dxa"/>
-          </w:tcPr>
-          <w:p>
-            <w:pPr>
-              <w:pStyle w:val="TableParagraph"/>
-              <w:rPr>
-                <w:rFonts w:ascii="Times New Roman"/>
-                <w:sz w:val="16"/>
-              </w:rPr>
+            <w:tcBorders>
+              <w:bottom w:val="single" w:sz="8" w:space="0" w:color="000000"/>
+            </w:tcBorders>
+          </w:tcPr>
+          <w:p>
+            <w:pPr>
+              <w:pStyle w:val="TableParagraph"/>
+              <w:rPr>
+                <w:rFonts w:ascii="Times New Roman"/>
+                <w:sz w:val="16"/>
+              </w:rPr>
+              <w:spacing w:before="30" w:after="30" w:line="240" w:lineRule="auto"/>
             </w:pPr>
           </w:p>
         </w:tc>
@@ -2383,6 +2067,7 @@
           <w:tcPr>
             <w:tcW w:w="1270" w:type="dxa"/>
             <w:tcBorders>
+              <w:bottom w:val="single" w:sz="8" w:space="0" w:color="000000"/>
               <w:right w:val="single" w:sz="8" w:space="0" w:color="000000"/>
             </w:tcBorders>
           </w:tcPr>
@@ -2393,6 +2078,7 @@
                 <w:rFonts w:ascii="Times New Roman"/>
                 <w:sz w:val="16"/>
               </w:rPr>
+              <w:spacing w:before="30" w:after="30" w:line="240" w:lineRule="auto"/>
             </w:pPr>
           </w:p>
         </w:tc>
@@ -2401,6 +2087,7 @@
             <w:tcW w:w="860" w:type="dxa"/>
             <w:tcBorders>
               <w:left w:val="single" w:sz="8" w:space="0" w:color="000000"/>
+              <w:bottom w:val="single" w:sz="8" w:space="0" w:color="000000"/>
               <w:right w:val="single" w:sz="8" w:space="0" w:color="000000"/>
             </w:tcBorders>
           </w:tcPr>
@@ -2411,6 +2098,7 @@
                 <w:rFonts w:ascii="Times New Roman"/>
                 <w:sz w:val="16"/>
               </w:rPr>
+              <w:spacing w:before="30" w:after="30" w:line="240" w:lineRule="auto"/>
             </w:pPr>
           </w:p>
         </w:tc>
@@ -2419,6 +2107,7 @@
             <w:tcW w:w="880" w:type="dxa"/>
             <w:tcBorders>
               <w:left w:val="single" w:sz="8" w:space="0" w:color="000000"/>
+              <w:bottom w:val="single" w:sz="8" w:space="0" w:color="000000"/>
               <w:right w:val="single" w:sz="8" w:space="0" w:color="000000"/>
             </w:tcBorders>
           </w:tcPr>
@@ -2429,6 +2118,7 @@
                 <w:rFonts w:ascii="Times New Roman"/>
                 <w:sz w:val="16"/>
               </w:rPr>
+              <w:spacing w:before="30" w:after="30" w:line="240" w:lineRule="auto"/>
             </w:pPr>
           </w:p>
         </w:tc>
@@ -2437,76 +2127,109 @@
             <w:tcW w:w="870" w:type="dxa"/>
             <w:tcBorders>
               <w:left w:val="single" w:sz="8" w:space="0" w:color="000000"/>
-            </w:tcBorders>
-          </w:tcPr>
-          <w:p>
-            <w:pPr>
-              <w:pStyle w:val="TableParagraph"/>
-              <w:rPr>
-                <w:rFonts w:ascii="Times New Roman"/>
-                <w:sz w:val="16"/>
-              </w:rPr>
+              <w:bottom w:val="single" w:sz="8" w:space="0" w:color="000000"/>
+            </w:tcBorders>
+          </w:tcPr>
+          <w:p>
+            <w:pPr>
+              <w:pStyle w:val="TableParagraph"/>
+              <w:rPr>
+                <w:rFonts w:ascii="Times New Roman"/>
+                <w:sz w:val="16"/>
+              </w:rPr>
+              <w:spacing w:before="30" w:after="30" w:line="240" w:lineRule="auto"/>
             </w:pPr>
           </w:p>
         </w:tc>
       </w:tr>
       <w:tr>
         <w:trPr>
-          <w:trHeight w:val="255"/>
+          <w:trHeight w:val="250" w:hRule="atLeast"/>
+          <w:cantSplit/>
         </w:trPr>
         <w:tc>
           <w:tcPr>
             <w:tcW w:w="1120" w:type="dxa"/>
-          </w:tcPr>
-          <w:p>
-            <w:pPr>
-              <w:pStyle w:val="TableParagraph"/>
-              <w:rPr>
-                <w:rFonts w:ascii="Times New Roman"/>
-                <w:sz w:val="16"/>
-              </w:rPr>
-            </w:pPr>
+            <w:tcBorders>
+              <w:bottom w:val="single" w:sz="8" w:space="0" w:color="000000"/>
+            </w:tcBorders>
+          </w:tcPr>
+          <w:p>
+            <w:pPr>
+              <w:pStyle w:val="TableParagraph"/>
+              <w:rPr>
+                <w:rFonts w:ascii="Times New Roman"/>
+                <w:sz w:val="16"/>
+              </w:rPr>
+              <w:spacing w:before="30" w:after="30" w:line="240" w:lineRule="auto"/>
+            </w:pPr>
+            <w:r>
+              <w:rPr>
+                <w:rFonts w:ascii="Times New Roman" w:hAnsi="Times New Roman"/>
+                <w:sz w:val="20"/>
+              </w:rPr>
+              <w:t/>
+            </w:r>
           </w:p>
         </w:tc>
         <w:tc>
           <w:tcPr>
             <w:tcW w:w="3600" w:type="dxa"/>
-          </w:tcPr>
-          <w:p>
-            <w:pPr>
-              <w:pStyle w:val="TableParagraph"/>
-              <w:rPr>
-                <w:rFonts w:ascii="Times New Roman"/>
-                <w:sz w:val="16"/>
-              </w:rPr>
-            </w:pPr>
+            <w:tcBorders>
+              <w:bottom w:val="single" w:sz="8" w:space="0" w:color="000000"/>
+            </w:tcBorders>
+          </w:tcPr>
+          <w:p>
+            <w:pPr>
+              <w:pStyle w:val="TableParagraph"/>
+              <w:rPr>
+                <w:rFonts w:ascii="Times New Roman"/>
+                <w:sz w:val="16"/>
+              </w:rPr>
+              <w:spacing w:before="30" w:after="30" w:line="240" w:lineRule="auto"/>
+            </w:pPr>
+            <w:r>
+              <w:rPr>
+                <w:rFonts w:ascii="Times New Roman" w:hAnsi="Times New Roman"/>
+                <w:sz w:val="20"/>
+              </w:rPr>
+              <w:t/>
+            </w:r>
           </w:p>
         </w:tc>
         <w:tc>
           <w:tcPr>
             <w:tcW w:w="1020" w:type="dxa"/>
-          </w:tcPr>
-          <w:p>
-            <w:pPr>
-              <w:pStyle w:val="TableParagraph"/>
-              <w:rPr>
-                <w:rFonts w:ascii="Times New Roman"/>
-                <w:sz w:val="16"/>
-              </w:rPr>
+            <w:tcBorders>
+              <w:bottom w:val="single" w:sz="8" w:space="0" w:color="000000"/>
+            </w:tcBorders>
+          </w:tcPr>
+          <w:p>
+            <w:pPr>
+              <w:pStyle w:val="TableParagraph"/>
+              <w:rPr>
+                <w:rFonts w:ascii="Times New Roman"/>
+                <w:sz w:val="16"/>
+              </w:rPr>
+              <w:spacing w:before="30" w:after="30" w:line="240" w:lineRule="auto"/>
             </w:pPr>
           </w:p>
         </w:tc>
         <w:tc>
           <w:tcPr>
             <w:tcW w:w="1040" w:type="dxa"/>
-          </w:tcPr>
-          <w:p>
-            <w:pPr>
-              <w:pStyle w:val="TableParagraph"/>
-              <w:rPr>
-                <w:rFonts w:ascii="Times New Roman"/>
-                <w:sz w:val="16"/>
-              </w:rPr>
+            <w:tcBorders>
+              <w:bottom w:val="single" w:sz="8" w:space="0" w:color="000000"/>
+            </w:tcBorders>
+          </w:tcPr>
+          <w:p>
+            <w:pPr>
+              <w:pStyle w:val="TableParagraph"/>
+              <w:rPr>
+                <w:rFonts w:ascii="Times New Roman"/>
+                <w:sz w:val="16"/>
+              </w:rPr>
+              <w:spacing w:before="30" w:after="30" w:line="240" w:lineRule="auto"/>
             </w:pPr>
           </w:p>
         </w:tc>
@@ -2514,6 +2237,7 @@
           <w:tcPr>
             <w:tcW w:w="1270" w:type="dxa"/>
             <w:tcBorders>
+              <w:bottom w:val="single" w:sz="8" w:space="0" w:color="000000"/>
               <w:right w:val="single" w:sz="8" w:space="0" w:color="000000"/>
             </w:tcBorders>
           </w:tcPr>
@@ -2524,6 +2248,7 @@
                 <w:rFonts w:ascii="Times New Roman"/>
                 <w:sz w:val="16"/>
               </w:rPr>
+              <w:spacing w:before="30" w:after="30" w:line="240" w:lineRule="auto"/>
             </w:pPr>
           </w:p>
         </w:tc>
@@ -2532,6 +2257,7 @@
             <w:tcW w:w="860" w:type="dxa"/>
             <w:tcBorders>
               <w:left w:val="single" w:sz="8" w:space="0" w:color="000000"/>
+              <w:bottom w:val="single" w:sz="8" w:space="0" w:color="000000"/>
               <w:right w:val="single" w:sz="8" w:space="0" w:color="000000"/>
             </w:tcBorders>
           </w:tcPr>
@@ -2542,6 +2268,7 @@
                 <w:rFonts w:ascii="Times New Roman"/>
                 <w:sz w:val="16"/>
               </w:rPr>
+              <w:spacing w:before="30" w:after="30" w:line="240" w:lineRule="auto"/>
             </w:pPr>
           </w:p>
         </w:tc>
@@ -2550,6 +2277,7 @@
             <w:tcW w:w="880" w:type="dxa"/>
             <w:tcBorders>
               <w:left w:val="single" w:sz="8" w:space="0" w:color="000000"/>
+              <w:bottom w:val="single" w:sz="8" w:space="0" w:color="000000"/>
               <w:right w:val="single" w:sz="8" w:space="0" w:color="000000"/>
             </w:tcBorders>
           </w:tcPr>
@@ -2560,6 +2288,7 @@
                 <w:rFonts w:ascii="Times New Roman"/>
                 <w:sz w:val="16"/>
               </w:rPr>
+              <w:spacing w:before="30" w:after="30" w:line="240" w:lineRule="auto"/>
             </w:pPr>
           </w:p>
         </w:tc>
@@ -2568,76 +2297,109 @@
             <w:tcW w:w="870" w:type="dxa"/>
             <w:tcBorders>
               <w:left w:val="single" w:sz="8" w:space="0" w:color="000000"/>
-            </w:tcBorders>
-          </w:tcPr>
-          <w:p>
-            <w:pPr>
-              <w:pStyle w:val="TableParagraph"/>
-              <w:rPr>
-                <w:rFonts w:ascii="Times New Roman"/>
-                <w:sz w:val="16"/>
-              </w:rPr>
+              <w:bottom w:val="single" w:sz="8" w:space="0" w:color="000000"/>
+            </w:tcBorders>
+          </w:tcPr>
+          <w:p>
+            <w:pPr>
+              <w:pStyle w:val="TableParagraph"/>
+              <w:rPr>
+                <w:rFonts w:ascii="Times New Roman"/>
+                <w:sz w:val="16"/>
+              </w:rPr>
+              <w:spacing w:before="30" w:after="30" w:line="240" w:lineRule="auto"/>
             </w:pPr>
           </w:p>
         </w:tc>
       </w:tr>
       <w:tr>
         <w:trPr>
-          <w:trHeight w:val="255"/>
+          <w:trHeight w:val="250" w:hRule="atLeast"/>
+          <w:cantSplit/>
         </w:trPr>
         <w:tc>
           <w:tcPr>
             <w:tcW w:w="1120" w:type="dxa"/>
-          </w:tcPr>
-          <w:p>
-            <w:pPr>
-              <w:pStyle w:val="TableParagraph"/>
-              <w:rPr>
-                <w:rFonts w:ascii="Times New Roman"/>
-                <w:sz w:val="16"/>
-              </w:rPr>
-            </w:pPr>
+            <w:tcBorders>
+              <w:bottom w:val="single" w:sz="8" w:space="0" w:color="000000"/>
+            </w:tcBorders>
+          </w:tcPr>
+          <w:p>
+            <w:pPr>
+              <w:pStyle w:val="TableParagraph"/>
+              <w:rPr>
+                <w:rFonts w:ascii="Times New Roman"/>
+                <w:sz w:val="16"/>
+              </w:rPr>
+              <w:spacing w:before="30" w:after="30" w:line="240" w:lineRule="auto"/>
+            </w:pPr>
+            <w:r>
+              <w:rPr>
+                <w:rFonts w:ascii="Times New Roman" w:hAnsi="Times New Roman"/>
+                <w:sz w:val="20"/>
+              </w:rPr>
+              <w:t/>
+            </w:r>
           </w:p>
         </w:tc>
         <w:tc>
           <w:tcPr>
             <w:tcW w:w="3600" w:type="dxa"/>
-          </w:tcPr>
-          <w:p>
-            <w:pPr>
-              <w:pStyle w:val="TableParagraph"/>
-              <w:rPr>
-                <w:rFonts w:ascii="Times New Roman"/>
-                <w:sz w:val="16"/>
-              </w:rPr>
-            </w:pPr>
+            <w:tcBorders>
+              <w:bottom w:val="single" w:sz="8" w:space="0" w:color="000000"/>
+            </w:tcBorders>
+          </w:tcPr>
+          <w:p>
+            <w:pPr>
+              <w:pStyle w:val="TableParagraph"/>
+              <w:rPr>
+                <w:rFonts w:ascii="Times New Roman"/>
+                <w:sz w:val="16"/>
+              </w:rPr>
+              <w:spacing w:before="30" w:after="30" w:line="240" w:lineRule="auto"/>
+            </w:pPr>
+            <w:r>
+              <w:rPr>
+                <w:rFonts w:ascii="Times New Roman" w:hAnsi="Times New Roman"/>
+                <w:sz w:val="20"/>
+              </w:rPr>
+              <w:t/>
+            </w:r>
           </w:p>
         </w:tc>
         <w:tc>
           <w:tcPr>
             <w:tcW w:w="1020" w:type="dxa"/>
-          </w:tcPr>
-          <w:p>
-            <w:pPr>
-              <w:pStyle w:val="TableParagraph"/>
-              <w:rPr>
-                <w:rFonts w:ascii="Times New Roman"/>
-                <w:sz w:val="16"/>
-              </w:rPr>
+            <w:tcBorders>
+              <w:bottom w:val="single" w:sz="8" w:space="0" w:color="000000"/>
+            </w:tcBorders>
+          </w:tcPr>
+          <w:p>
+            <w:pPr>
+              <w:pStyle w:val="TableParagraph"/>
+              <w:rPr>
+                <w:rFonts w:ascii="Times New Roman"/>
+                <w:sz w:val="16"/>
+              </w:rPr>
+              <w:spacing w:before="30" w:after="30" w:line="240" w:lineRule="auto"/>
             </w:pPr>
           </w:p>
         </w:tc>
         <w:tc>
           <w:tcPr>
             <w:tcW w:w="1040" w:type="dxa"/>
-          </w:tcPr>
-          <w:p>
-            <w:pPr>
-              <w:pStyle w:val="TableParagraph"/>
-              <w:rPr>
-                <w:rFonts w:ascii="Times New Roman"/>
-                <w:sz w:val="16"/>
-              </w:rPr>
+            <w:tcBorders>
+              <w:bottom w:val="single" w:sz="8" w:space="0" w:color="000000"/>
+            </w:tcBorders>
+          </w:tcPr>
+          <w:p>
+            <w:pPr>
+              <w:pStyle w:val="TableParagraph"/>
+              <w:rPr>
+                <w:rFonts w:ascii="Times New Roman"/>
+                <w:sz w:val="16"/>
+              </w:rPr>
+              <w:spacing w:before="30" w:after="30" w:line="240" w:lineRule="auto"/>
             </w:pPr>
           </w:p>
         </w:tc>
@@ -2645,6 +2407,7 @@
           <w:tcPr>
             <w:tcW w:w="1270" w:type="dxa"/>
             <w:tcBorders>
+              <w:bottom w:val="single" w:sz="8" w:space="0" w:color="000000"/>
               <w:right w:val="single" w:sz="8" w:space="0" w:color="000000"/>
             </w:tcBorders>
           </w:tcPr>
@@ -2655,6 +2418,7 @@
                 <w:rFonts w:ascii="Times New Roman"/>
                 <w:sz w:val="16"/>
               </w:rPr>
+              <w:spacing w:before="30" w:after="30" w:line="240" w:lineRule="auto"/>
             </w:pPr>
           </w:p>
         </w:tc>
@@ -2663,6 +2427,7 @@
             <w:tcW w:w="860" w:type="dxa"/>
             <w:tcBorders>
               <w:left w:val="single" w:sz="8" w:space="0" w:color="000000"/>
+              <w:bottom w:val="single" w:sz="8" w:space="0" w:color="000000"/>
               <w:right w:val="single" w:sz="8" w:space="0" w:color="000000"/>
             </w:tcBorders>
           </w:tcPr>
@@ -2673,6 +2438,7 @@
                 <w:rFonts w:ascii="Times New Roman"/>
                 <w:sz w:val="16"/>
               </w:rPr>
+              <w:spacing w:before="30" w:after="30" w:line="240" w:lineRule="auto"/>
             </w:pPr>
           </w:p>
         </w:tc>
@@ -2681,6 +2447,7 @@
             <w:tcW w:w="880" w:type="dxa"/>
             <w:tcBorders>
               <w:left w:val="single" w:sz="8" w:space="0" w:color="000000"/>
+              <w:bottom w:val="single" w:sz="8" w:space="0" w:color="000000"/>
               <w:right w:val="single" w:sz="8" w:space="0" w:color="000000"/>
             </w:tcBorders>
           </w:tcPr>
@@ -2691,6 +2458,7 @@
                 <w:rFonts w:ascii="Times New Roman"/>
                 <w:sz w:val="16"/>
               </w:rPr>
+              <w:spacing w:before="30" w:after="30" w:line="240" w:lineRule="auto"/>
             </w:pPr>
           </w:p>
         </w:tc>
@@ -2699,76 +2467,109 @@
             <w:tcW w:w="870" w:type="dxa"/>
             <w:tcBorders>
               <w:left w:val="single" w:sz="8" w:space="0" w:color="000000"/>
-            </w:tcBorders>
-          </w:tcPr>
-          <w:p>
-            <w:pPr>
-              <w:pStyle w:val="TableParagraph"/>
-              <w:rPr>
-                <w:rFonts w:ascii="Times New Roman"/>
-                <w:sz w:val="16"/>
-              </w:rPr>
+              <w:bottom w:val="single" w:sz="8" w:space="0" w:color="000000"/>
+            </w:tcBorders>
+          </w:tcPr>
+          <w:p>
+            <w:pPr>
+              <w:pStyle w:val="TableParagraph"/>
+              <w:rPr>
+                <w:rFonts w:ascii="Times New Roman"/>
+                <w:sz w:val="16"/>
+              </w:rPr>
+              <w:spacing w:before="30" w:after="30" w:line="240" w:lineRule="auto"/>
             </w:pPr>
           </w:p>
         </w:tc>
       </w:tr>
       <w:tr>
         <w:trPr>
-          <w:trHeight w:val="255"/>
+          <w:trHeight w:val="250" w:hRule="atLeast"/>
+          <w:cantSplit/>
         </w:trPr>
         <w:tc>
           <w:tcPr>
             <w:tcW w:w="1120" w:type="dxa"/>
-          </w:tcPr>
-          <w:p>
-            <w:pPr>
-              <w:pStyle w:val="TableParagraph"/>
-              <w:rPr>
-                <w:rFonts w:ascii="Times New Roman"/>
-                <w:sz w:val="16"/>
-              </w:rPr>
-            </w:pPr>
+            <w:tcBorders>
+              <w:bottom w:val="single" w:sz="8" w:space="0" w:color="000000"/>
+            </w:tcBorders>
+          </w:tcPr>
+          <w:p>
+            <w:pPr>
+              <w:pStyle w:val="TableParagraph"/>
+              <w:rPr>
+                <w:rFonts w:ascii="Times New Roman"/>
+                <w:sz w:val="16"/>
+              </w:rPr>
+              <w:spacing w:before="30" w:after="30" w:line="240" w:lineRule="auto"/>
+            </w:pPr>
+            <w:r>
+              <w:rPr>
+                <w:rFonts w:ascii="Times New Roman" w:hAnsi="Times New Roman"/>
+                <w:sz w:val="20"/>
+              </w:rPr>
+              <w:t/>
+            </w:r>
           </w:p>
         </w:tc>
         <w:tc>
           <w:tcPr>
             <w:tcW w:w="3600" w:type="dxa"/>
-          </w:tcPr>
-          <w:p>
-            <w:pPr>
-              <w:pStyle w:val="TableParagraph"/>
-              <w:rPr>
-                <w:rFonts w:ascii="Times New Roman"/>
-                <w:sz w:val="16"/>
-              </w:rPr>
-            </w:pPr>
+            <w:tcBorders>
+              <w:bottom w:val="single" w:sz="8" w:space="0" w:color="000000"/>
+            </w:tcBorders>
+          </w:tcPr>
+          <w:p>
+            <w:pPr>
+              <w:pStyle w:val="TableParagraph"/>
+              <w:rPr>
+                <w:rFonts w:ascii="Times New Roman"/>
+                <w:sz w:val="16"/>
+              </w:rPr>
+              <w:spacing w:before="30" w:after="30" w:line="240" w:lineRule="auto"/>
+            </w:pPr>
+            <w:r>
+              <w:rPr>
+                <w:rFonts w:ascii="Times New Roman" w:hAnsi="Times New Roman"/>
+                <w:sz w:val="20"/>
+              </w:rPr>
+              <w:t/>
+            </w:r>
           </w:p>
         </w:tc>
         <w:tc>
           <w:tcPr>
             <w:tcW w:w="1020" w:type="dxa"/>
-          </w:tcPr>
-          <w:p>
-            <w:pPr>
-              <w:pStyle w:val="TableParagraph"/>
-              <w:rPr>
-                <w:rFonts w:ascii="Times New Roman"/>
-                <w:sz w:val="16"/>
-              </w:rPr>
+            <w:tcBorders>
+              <w:bottom w:val="single" w:sz="8" w:space="0" w:color="000000"/>
+            </w:tcBorders>
+          </w:tcPr>
+          <w:p>
+            <w:pPr>
+              <w:pStyle w:val="TableParagraph"/>
+              <w:rPr>
+                <w:rFonts w:ascii="Times New Roman"/>
+                <w:sz w:val="16"/>
+              </w:rPr>
+              <w:spacing w:before="30" w:after="30" w:line="240" w:lineRule="auto"/>
             </w:pPr>
           </w:p>
         </w:tc>
         <w:tc>
           <w:tcPr>
             <w:tcW w:w="1040" w:type="dxa"/>
-          </w:tcPr>
-          <w:p>
-            <w:pPr>
-              <w:pStyle w:val="TableParagraph"/>
-              <w:rPr>
-                <w:rFonts w:ascii="Times New Roman"/>
-                <w:sz w:val="16"/>
-              </w:rPr>
+            <w:tcBorders>
+              <w:bottom w:val="single" w:sz="8" w:space="0" w:color="000000"/>
+            </w:tcBorders>
+          </w:tcPr>
+          <w:p>
+            <w:pPr>
+              <w:pStyle w:val="TableParagraph"/>
+              <w:rPr>
+                <w:rFonts w:ascii="Times New Roman"/>
+                <w:sz w:val="16"/>
+              </w:rPr>
+              <w:spacing w:before="30" w:after="30" w:line="240" w:lineRule="auto"/>
             </w:pPr>
           </w:p>
         </w:tc>
@@ -2776,6 +2577,7 @@
           <w:tcPr>
             <w:tcW w:w="1270" w:type="dxa"/>
             <w:tcBorders>
+              <w:bottom w:val="single" w:sz="8" w:space="0" w:color="000000"/>
               <w:right w:val="single" w:sz="8" w:space="0" w:color="000000"/>
             </w:tcBorders>
           </w:tcPr>
@@ -2786,6 +2588,7 @@
                 <w:rFonts w:ascii="Times New Roman"/>
                 <w:sz w:val="16"/>
               </w:rPr>
+              <w:spacing w:before="30" w:after="30" w:line="240" w:lineRule="auto"/>
             </w:pPr>
           </w:p>
         </w:tc>
@@ -2794,6 +2597,7 @@
             <w:tcW w:w="860" w:type="dxa"/>
             <w:tcBorders>
               <w:left w:val="single" w:sz="8" w:space="0" w:color="000000"/>
+              <w:bottom w:val="single" w:sz="8" w:space="0" w:color="000000"/>
               <w:right w:val="single" w:sz="8" w:space="0" w:color="000000"/>
             </w:tcBorders>
           </w:tcPr>
@@ -2804,6 +2608,7 @@
                 <w:rFonts w:ascii="Times New Roman"/>
                 <w:sz w:val="16"/>
               </w:rPr>
+              <w:spacing w:before="30" w:after="30" w:line="240" w:lineRule="auto"/>
             </w:pPr>
           </w:p>
         </w:tc>
@@ -2812,6 +2617,7 @@
             <w:tcW w:w="880" w:type="dxa"/>
             <w:tcBorders>
               <w:left w:val="single" w:sz="8" w:space="0" w:color="000000"/>
+              <w:bottom w:val="single" w:sz="8" w:space="0" w:color="000000"/>
               <w:right w:val="single" w:sz="8" w:space="0" w:color="000000"/>
             </w:tcBorders>
           </w:tcPr>
@@ -2822,6 +2628,7 @@
                 <w:rFonts w:ascii="Times New Roman"/>
                 <w:sz w:val="16"/>
               </w:rPr>
+              <w:spacing w:before="30" w:after="30" w:line="240" w:lineRule="auto"/>
             </w:pPr>
           </w:p>
         </w:tc>
@@ -2830,76 +2637,109 @@
             <w:tcW w:w="870" w:type="dxa"/>
             <w:tcBorders>
               <w:left w:val="single" w:sz="8" w:space="0" w:color="000000"/>
-            </w:tcBorders>
-          </w:tcPr>
-          <w:p>
-            <w:pPr>
-              <w:pStyle w:val="TableParagraph"/>
-              <w:rPr>
-                <w:rFonts w:ascii="Times New Roman"/>
-                <w:sz w:val="16"/>
-              </w:rPr>
+              <w:bottom w:val="single" w:sz="8" w:space="0" w:color="000000"/>
+            </w:tcBorders>
+          </w:tcPr>
+          <w:p>
+            <w:pPr>
+              <w:pStyle w:val="TableParagraph"/>
+              <w:rPr>
+                <w:rFonts w:ascii="Times New Roman"/>
+                <w:sz w:val="16"/>
+              </w:rPr>
+              <w:spacing w:before="30" w:after="30" w:line="240" w:lineRule="auto"/>
             </w:pPr>
           </w:p>
         </w:tc>
       </w:tr>
       <w:tr>
         <w:trPr>
-          <w:trHeight w:val="255"/>
+          <w:trHeight w:val="250" w:hRule="atLeast"/>
+          <w:cantSplit/>
         </w:trPr>
         <w:tc>
           <w:tcPr>
             <w:tcW w:w="1120" w:type="dxa"/>
-          </w:tcPr>
-          <w:p>
-            <w:pPr>
-              <w:pStyle w:val="TableParagraph"/>
-              <w:rPr>
-                <w:rFonts w:ascii="Times New Roman"/>
-                <w:sz w:val="16"/>
-              </w:rPr>
-            </w:pPr>
+            <w:tcBorders>
+              <w:bottom w:val="single" w:sz="8" w:space="0" w:color="000000"/>
+            </w:tcBorders>
+          </w:tcPr>
+          <w:p>
+            <w:pPr>
+              <w:pStyle w:val="TableParagraph"/>
+              <w:rPr>
+                <w:rFonts w:ascii="Times New Roman"/>
+                <w:sz w:val="16"/>
+              </w:rPr>
+              <w:spacing w:before="30" w:after="30" w:line="240" w:lineRule="auto"/>
+            </w:pPr>
+            <w:r>
+              <w:rPr>
+                <w:rFonts w:ascii="Times New Roman" w:hAnsi="Times New Roman"/>
+                <w:sz w:val="20"/>
+              </w:rPr>
+              <w:t/>
+            </w:r>
           </w:p>
         </w:tc>
         <w:tc>
           <w:tcPr>
             <w:tcW w:w="3600" w:type="dxa"/>
-          </w:tcPr>
-          <w:p>
-            <w:pPr>
-              <w:pStyle w:val="TableParagraph"/>
-              <w:rPr>
-                <w:rFonts w:ascii="Times New Roman"/>
-                <w:sz w:val="16"/>
-              </w:rPr>
-            </w:pPr>
+            <w:tcBorders>
+              <w:bottom w:val="single" w:sz="8" w:space="0" w:color="000000"/>
+            </w:tcBorders>
+          </w:tcPr>
+          <w:p>
+            <w:pPr>
+              <w:pStyle w:val="TableParagraph"/>
+              <w:rPr>
+                <w:rFonts w:ascii="Times New Roman"/>
+                <w:sz w:val="16"/>
+              </w:rPr>
+              <w:spacing w:before="30" w:after="30" w:line="240" w:lineRule="auto"/>
+            </w:pPr>
+            <w:r>
+              <w:rPr>
+                <w:rFonts w:ascii="Times New Roman" w:hAnsi="Times New Roman"/>
+                <w:sz w:val="20"/>
+              </w:rPr>
+              <w:t/>
+            </w:r>
           </w:p>
         </w:tc>
         <w:tc>
           <w:tcPr>
             <w:tcW w:w="1020" w:type="dxa"/>
-          </w:tcPr>
-          <w:p>
-            <w:pPr>
-              <w:pStyle w:val="TableParagraph"/>
-              <w:rPr>
-                <w:rFonts w:ascii="Times New Roman"/>
-                <w:sz w:val="16"/>
-              </w:rPr>
+            <w:tcBorders>
+              <w:bottom w:val="single" w:sz="8" w:space="0" w:color="000000"/>
+            </w:tcBorders>
+          </w:tcPr>
+          <w:p>
+            <w:pPr>
+              <w:pStyle w:val="TableParagraph"/>
+              <w:rPr>
+                <w:rFonts w:ascii="Times New Roman"/>
+                <w:sz w:val="16"/>
+              </w:rPr>
+              <w:spacing w:before="30" w:after="30" w:line="240" w:lineRule="auto"/>
             </w:pPr>
           </w:p>
         </w:tc>
         <w:tc>
           <w:tcPr>
             <w:tcW w:w="1040" w:type="dxa"/>
-          </w:tcPr>
-          <w:p>
-            <w:pPr>
-              <w:pStyle w:val="TableParagraph"/>
-              <w:rPr>
-                <w:rFonts w:ascii="Times New Roman"/>
-                <w:sz w:val="16"/>
-              </w:rPr>
+            <w:tcBorders>
+              <w:bottom w:val="single" w:sz="8" w:space="0" w:color="000000"/>
+            </w:tcBorders>
+          </w:tcPr>
+          <w:p>
+            <w:pPr>
+              <w:pStyle w:val="TableParagraph"/>
+              <w:rPr>
+                <w:rFonts w:ascii="Times New Roman"/>
+                <w:sz w:val="16"/>
+              </w:rPr>
+              <w:spacing w:before="30" w:after="30" w:line="240" w:lineRule="auto"/>
             </w:pPr>
           </w:p>
         </w:tc>
@@ -2907,6 +2747,7 @@
           <w:tcPr>
             <w:tcW w:w="1270" w:type="dxa"/>
             <w:tcBorders>
+              <w:bottom w:val="single" w:sz="8" w:space="0" w:color="000000"/>
               <w:right w:val="single" w:sz="8" w:space="0" w:color="000000"/>
             </w:tcBorders>
           </w:tcPr>
@@ -2917,6 +2758,7 @@
                 <w:rFonts w:ascii="Times New Roman"/>
                 <w:sz w:val="16"/>
               </w:rPr>
+              <w:spacing w:before="30" w:after="30" w:line="240" w:lineRule="auto"/>
             </w:pPr>
           </w:p>
         </w:tc>
@@ -2925,6 +2767,7 @@
             <w:tcW w:w="860" w:type="dxa"/>
             <w:tcBorders>
               <w:left w:val="single" w:sz="8" w:space="0" w:color="000000"/>
+              <w:bottom w:val="single" w:sz="8" w:space="0" w:color="000000"/>
               <w:right w:val="single" w:sz="8" w:space="0" w:color="000000"/>
             </w:tcBorders>
           </w:tcPr>
@@ -2935,6 +2778,7 @@
                 <w:rFonts w:ascii="Times New Roman"/>
                 <w:sz w:val="16"/>
               </w:rPr>
+              <w:spacing w:before="30" w:after="30" w:line="240" w:lineRule="auto"/>
             </w:pPr>
           </w:p>
         </w:tc>
@@ -2943,6 +2787,7 @@
             <w:tcW w:w="880" w:type="dxa"/>
             <w:tcBorders>
               <w:left w:val="single" w:sz="8" w:space="0" w:color="000000"/>
+              <w:bottom w:val="single" w:sz="8" w:space="0" w:color="000000"/>
               <w:right w:val="single" w:sz="8" w:space="0" w:color="000000"/>
             </w:tcBorders>
           </w:tcPr>
@@ -2953,6 +2798,7 @@
                 <w:rFonts w:ascii="Times New Roman"/>
                 <w:sz w:val="16"/>
               </w:rPr>
+              <w:spacing w:before="30" w:after="30" w:line="240" w:lineRule="auto"/>
             </w:pPr>
           </w:p>
         </w:tc>
@@ -2961,76 +2807,109 @@
             <w:tcW w:w="870" w:type="dxa"/>
             <w:tcBorders>
               <w:left w:val="single" w:sz="8" w:space="0" w:color="000000"/>
-            </w:tcBorders>
-          </w:tcPr>
-          <w:p>
-            <w:pPr>
-              <w:pStyle w:val="TableParagraph"/>
-              <w:rPr>
-                <w:rFonts w:ascii="Times New Roman"/>
-                <w:sz w:val="16"/>
-              </w:rPr>
+              <w:bottom w:val="single" w:sz="8" w:space="0" w:color="000000"/>
+            </w:tcBorders>
+          </w:tcPr>
+          <w:p>
+            <w:pPr>
+              <w:pStyle w:val="TableParagraph"/>
+              <w:rPr>
+                <w:rFonts w:ascii="Times New Roman"/>
+                <w:sz w:val="16"/>
+              </w:rPr>
+              <w:spacing w:before="30" w:after="30" w:line="240" w:lineRule="auto"/>
             </w:pPr>
           </w:p>
         </w:tc>
       </w:tr>
       <w:tr>
         <w:trPr>
-          <w:trHeight w:val="255"/>
+          <w:trHeight w:val="250" w:hRule="atLeast"/>
+          <w:cantSplit/>
         </w:trPr>
         <w:tc>
           <w:tcPr>
             <w:tcW w:w="1120" w:type="dxa"/>
-          </w:tcPr>
-          <w:p>
-            <w:pPr>
-              <w:pStyle w:val="TableParagraph"/>
-              <w:rPr>
-                <w:rFonts w:ascii="Times New Roman"/>
-                <w:sz w:val="16"/>
-              </w:rPr>
-            </w:pPr>
+            <w:tcBorders>
+              <w:bottom w:val="single" w:sz="8" w:space="0" w:color="000000"/>
+            </w:tcBorders>
+          </w:tcPr>
+          <w:p>
+            <w:pPr>
+              <w:pStyle w:val="TableParagraph"/>
+              <w:rPr>
+                <w:rFonts w:ascii="Times New Roman"/>
+                <w:sz w:val="16"/>
+              </w:rPr>
+              <w:spacing w:before="30" w:after="30" w:line="240" w:lineRule="auto"/>
+            </w:pPr>
+            <w:r>
+              <w:rPr>
+                <w:rFonts w:ascii="Times New Roman" w:hAnsi="Times New Roman"/>
+                <w:sz w:val="20"/>
+              </w:rPr>
+              <w:t/>
+            </w:r>
           </w:p>
         </w:tc>
         <w:tc>
           <w:tcPr>
             <w:tcW w:w="3600" w:type="dxa"/>
-          </w:tcPr>
-          <w:p>
-            <w:pPr>
-              <w:pStyle w:val="TableParagraph"/>
-              <w:rPr>
-                <w:rFonts w:ascii="Times New Roman"/>
-                <w:sz w:val="16"/>
-              </w:rPr>
-            </w:pPr>
+            <w:tcBorders>
+              <w:bottom w:val="single" w:sz="8" w:space="0" w:color="000000"/>
+            </w:tcBorders>
+          </w:tcPr>
+          <w:p>
+            <w:pPr>
+              <w:pStyle w:val="TableParagraph"/>
+              <w:rPr>
+                <w:rFonts w:ascii="Times New Roman"/>
+                <w:sz w:val="16"/>
+              </w:rPr>
+              <w:spacing w:before="30" w:after="30" w:line="240" w:lineRule="auto"/>
+            </w:pPr>
+            <w:r>
+              <w:rPr>
+                <w:rFonts w:ascii="Times New Roman" w:hAnsi="Times New Roman"/>
+                <w:sz w:val="20"/>
+              </w:rPr>
+              <w:t/>
+            </w:r>
           </w:p>
         </w:tc>
         <w:tc>
           <w:tcPr>
             <w:tcW w:w="1020" w:type="dxa"/>
-          </w:tcPr>
-          <w:p>
-            <w:pPr>
-              <w:pStyle w:val="TableParagraph"/>
-              <w:rPr>
-                <w:rFonts w:ascii="Times New Roman"/>
-                <w:sz w:val="16"/>
-              </w:rPr>
+            <w:tcBorders>
+              <w:bottom w:val="single" w:sz="8" w:space="0" w:color="000000"/>
+            </w:tcBorders>
+          </w:tcPr>
+          <w:p>
+            <w:pPr>
+              <w:pStyle w:val="TableParagraph"/>
+              <w:rPr>
+                <w:rFonts w:ascii="Times New Roman"/>
+                <w:sz w:val="16"/>
+              </w:rPr>
+              <w:spacing w:before="30" w:after="30" w:line="240" w:lineRule="auto"/>
             </w:pPr>
           </w:p>
         </w:tc>
         <w:tc>
           <w:tcPr>
             <w:tcW w:w="1040" w:type="dxa"/>
-          </w:tcPr>
-          <w:p>
-            <w:pPr>
-              <w:pStyle w:val="TableParagraph"/>
-              <w:rPr>
-                <w:rFonts w:ascii="Times New Roman"/>
-                <w:sz w:val="16"/>
-              </w:rPr>
+            <w:tcBorders>
+              <w:bottom w:val="single" w:sz="8" w:space="0" w:color="000000"/>
+            </w:tcBorders>
+          </w:tcPr>
+          <w:p>
+            <w:pPr>
+              <w:pStyle w:val="TableParagraph"/>
+              <w:rPr>
+                <w:rFonts w:ascii="Times New Roman"/>
+                <w:sz w:val="16"/>
+              </w:rPr>
+              <w:spacing w:before="30" w:after="30" w:line="240" w:lineRule="auto"/>
             </w:pPr>
           </w:p>
         </w:tc>
@@ -3038,6 +2917,7 @@
           <w:tcPr>
             <w:tcW w:w="1270" w:type="dxa"/>
             <w:tcBorders>
+              <w:bottom w:val="single" w:sz="8" w:space="0" w:color="000000"/>
               <w:right w:val="single" w:sz="8" w:space="0" w:color="000000"/>
             </w:tcBorders>
           </w:tcPr>
@@ -3048,6 +2928,7 @@
                 <w:rFonts w:ascii="Times New Roman"/>
                 <w:sz w:val="16"/>
               </w:rPr>
+              <w:spacing w:before="30" w:after="30" w:line="240" w:lineRule="auto"/>
             </w:pPr>
           </w:p>
         </w:tc>
@@ -3056,6 +2937,7 @@
             <w:tcW w:w="860" w:type="dxa"/>
             <w:tcBorders>
               <w:left w:val="single" w:sz="8" w:space="0" w:color="000000"/>
+              <w:bottom w:val="single" w:sz="8" w:space="0" w:color="000000"/>
               <w:right w:val="single" w:sz="8" w:space="0" w:color="000000"/>
             </w:tcBorders>
           </w:tcPr>
@@ -3066,6 +2948,7 @@
                 <w:rFonts w:ascii="Times New Roman"/>
                 <w:sz w:val="16"/>
               </w:rPr>
+              <w:spacing w:before="30" w:after="30" w:line="240" w:lineRule="auto"/>
             </w:pPr>
           </w:p>
         </w:tc>
@@ -3074,6 +2957,7 @@
             <w:tcW w:w="880" w:type="dxa"/>
             <w:tcBorders>
               <w:left w:val="single" w:sz="8" w:space="0" w:color="000000"/>
+              <w:bottom w:val="single" w:sz="8" w:space="0" w:color="000000"/>
               <w:right w:val="single" w:sz="8" w:space="0" w:color="000000"/>
             </w:tcBorders>
           </w:tcPr>
@@ -3084,6 +2968,7 @@
                 <w:rFonts w:ascii="Times New Roman"/>
                 <w:sz w:val="16"/>
               </w:rPr>
+              <w:spacing w:before="30" w:after="30" w:line="240" w:lineRule="auto"/>
             </w:pPr>
           </w:p>
         </w:tc>
@@ -3092,76 +2977,109 @@
             <w:tcW w:w="870" w:type="dxa"/>
             <w:tcBorders>
               <w:left w:val="single" w:sz="8" w:space="0" w:color="000000"/>
-            </w:tcBorders>
-          </w:tcPr>
-          <w:p>
-            <w:pPr>
-              <w:pStyle w:val="TableParagraph"/>
-              <w:rPr>
-                <w:rFonts w:ascii="Times New Roman"/>
-                <w:sz w:val="16"/>
-              </w:rPr>
+              <w:bottom w:val="single" w:sz="8" w:space="0" w:color="000000"/>
+            </w:tcBorders>
+          </w:tcPr>
+          <w:p>
+            <w:pPr>
+              <w:pStyle w:val="TableParagraph"/>
+              <w:rPr>
+                <w:rFonts w:ascii="Times New Roman"/>
+                <w:sz w:val="16"/>
+              </w:rPr>
+              <w:spacing w:before="30" w:after="30" w:line="240" w:lineRule="auto"/>
             </w:pPr>
           </w:p>
         </w:tc>
       </w:tr>
       <w:tr>
         <w:trPr>
-          <w:trHeight w:val="255"/>
+          <w:trHeight w:val="250" w:hRule="atLeast"/>
+          <w:cantSplit/>
         </w:trPr>
         <w:tc>
           <w:tcPr>
             <w:tcW w:w="1120" w:type="dxa"/>
-          </w:tcPr>
-          <w:p>
-            <w:pPr>
-              <w:pStyle w:val="TableParagraph"/>
-              <w:rPr>
-                <w:rFonts w:ascii="Times New Roman"/>
-                <w:sz w:val="16"/>
-              </w:rPr>
-            </w:pPr>
+            <w:tcBorders>
+              <w:bottom w:val="single" w:sz="8" w:space="0" w:color="000000"/>
+            </w:tcBorders>
+          </w:tcPr>
+          <w:p>
+            <w:pPr>
+              <w:pStyle w:val="TableParagraph"/>
+              <w:rPr>
+                <w:rFonts w:ascii="Times New Roman"/>
+                <w:sz w:val="16"/>
+              </w:rPr>
+              <w:spacing w:before="30" w:after="30" w:line="240" w:lineRule="auto"/>
+            </w:pPr>
+            <w:r>
+              <w:rPr>
+                <w:rFonts w:ascii="Times New Roman" w:hAnsi="Times New Roman"/>
+                <w:sz w:val="20"/>
+              </w:rPr>
+              <w:t/>
+            </w:r>
           </w:p>
         </w:tc>
         <w:tc>
           <w:tcPr>
             <w:tcW w:w="3600" w:type="dxa"/>
-          </w:tcPr>
-          <w:p>
-            <w:pPr>
-              <w:pStyle w:val="TableParagraph"/>
-              <w:rPr>
-                <w:rFonts w:ascii="Times New Roman"/>
-                <w:sz w:val="16"/>
-              </w:rPr>
-            </w:pPr>
+            <w:tcBorders>
+              <w:bottom w:val="single" w:sz="8" w:space="0" w:color="000000"/>
+            </w:tcBorders>
+          </w:tcPr>
+          <w:p>
+            <w:pPr>
+              <w:pStyle w:val="TableParagraph"/>
+              <w:rPr>
+                <w:rFonts w:ascii="Times New Roman"/>
+                <w:sz w:val="16"/>
+              </w:rPr>
+              <w:spacing w:before="30" w:after="30" w:line="240" w:lineRule="auto"/>
+            </w:pPr>
+            <w:r>
+              <w:rPr>
+                <w:rFonts w:ascii="Times New Roman" w:hAnsi="Times New Roman"/>
+                <w:sz w:val="20"/>
+              </w:rPr>
+              <w:t/>
+            </w:r>
           </w:p>
         </w:tc>
         <w:tc>
           <w:tcPr>
             <w:tcW w:w="1020" w:type="dxa"/>
-          </w:tcPr>
-          <w:p>
-            <w:pPr>
-              <w:pStyle w:val="TableParagraph"/>
-              <w:rPr>
-                <w:rFonts w:ascii="Times New Roman"/>
-                <w:sz w:val="16"/>
-              </w:rPr>
+            <w:tcBorders>
+              <w:bottom w:val="single" w:sz="8" w:space="0" w:color="000000"/>
+            </w:tcBorders>
+          </w:tcPr>
+          <w:p>
+            <w:pPr>
+              <w:pStyle w:val="TableParagraph"/>
+              <w:rPr>
+                <w:rFonts w:ascii="Times New Roman"/>
+                <w:sz w:val="16"/>
+              </w:rPr>
+              <w:spacing w:before="30" w:after="30" w:line="240" w:lineRule="auto"/>
             </w:pPr>
           </w:p>
         </w:tc>
         <w:tc>
           <w:tcPr>
             <w:tcW w:w="1040" w:type="dxa"/>
-          </w:tcPr>
-          <w:p>
-            <w:pPr>
-              <w:pStyle w:val="TableParagraph"/>
-              <w:rPr>
-                <w:rFonts w:ascii="Times New Roman"/>
-                <w:sz w:val="16"/>
-              </w:rPr>
+            <w:tcBorders>
+              <w:bottom w:val="single" w:sz="8" w:space="0" w:color="000000"/>
+            </w:tcBorders>
+          </w:tcPr>
+          <w:p>
+            <w:pPr>
+              <w:pStyle w:val="TableParagraph"/>
+              <w:rPr>
+                <w:rFonts w:ascii="Times New Roman"/>
+                <w:sz w:val="16"/>
+              </w:rPr>
+              <w:spacing w:before="30" w:after="30" w:line="240" w:lineRule="auto"/>
             </w:pPr>
           </w:p>
         </w:tc>
@@ -3169,6 +3087,7 @@
           <w:tcPr>
             <w:tcW w:w="1270" w:type="dxa"/>
             <w:tcBorders>
+              <w:bottom w:val="single" w:sz="8" w:space="0" w:color="000000"/>
               <w:right w:val="single" w:sz="8" w:space="0" w:color="000000"/>
             </w:tcBorders>
           </w:tcPr>
@@ -3179,6 +3098,7 @@
                 <w:rFonts w:ascii="Times New Roman"/>
                 <w:sz w:val="16"/>
               </w:rPr>
+              <w:spacing w:before="30" w:after="30" w:line="240" w:lineRule="auto"/>
             </w:pPr>
           </w:p>
         </w:tc>
@@ -3187,6 +3107,7 @@
             <w:tcW w:w="860" w:type="dxa"/>
             <w:tcBorders>
               <w:left w:val="single" w:sz="8" w:space="0" w:color="000000"/>
+              <w:bottom w:val="single" w:sz="8" w:space="0" w:color="000000"/>
               <w:right w:val="single" w:sz="8" w:space="0" w:color="000000"/>
             </w:tcBorders>
           </w:tcPr>
@@ -3197,6 +3118,7 @@
                 <w:rFonts w:ascii="Times New Roman"/>
                 <w:sz w:val="16"/>
               </w:rPr>
+              <w:spacing w:before="30" w:after="30" w:line="240" w:lineRule="auto"/>
             </w:pPr>
           </w:p>
         </w:tc>
@@ -3205,6 +3127,7 @@
             <w:tcW w:w="880" w:type="dxa"/>
             <w:tcBorders>
               <w:left w:val="single" w:sz="8" w:space="0" w:color="000000"/>
+              <w:bottom w:val="single" w:sz="8" w:space="0" w:color="000000"/>
               <w:right w:val="single" w:sz="8" w:space="0" w:color="000000"/>
             </w:tcBorders>
           </w:tcPr>
@@ -3215,6 +3138,7 @@
                 <w:rFonts w:ascii="Times New Roman"/>
                 <w:sz w:val="16"/>
               </w:rPr>
+              <w:spacing w:before="30" w:after="30" w:line="240" w:lineRule="auto"/>
             </w:pPr>
           </w:p>
         </w:tc>
@@ -3223,76 +3147,109 @@
             <w:tcW w:w="870" w:type="dxa"/>
             <w:tcBorders>
               <w:left w:val="single" w:sz="8" w:space="0" w:color="000000"/>
-            </w:tcBorders>
-          </w:tcPr>
-          <w:p>
-            <w:pPr>
-              <w:pStyle w:val="TableParagraph"/>
-              <w:rPr>
-                <w:rFonts w:ascii="Times New Roman"/>
-                <w:sz w:val="16"/>
-              </w:rPr>
+              <w:bottom w:val="single" w:sz="8" w:space="0" w:color="000000"/>
+            </w:tcBorders>
+          </w:tcPr>
+          <w:p>
+            <w:pPr>
+              <w:pStyle w:val="TableParagraph"/>
+              <w:rPr>
+                <w:rFonts w:ascii="Times New Roman"/>
+                <w:sz w:val="16"/>
+              </w:rPr>
+              <w:spacing w:before="30" w:after="30" w:line="240" w:lineRule="auto"/>
             </w:pPr>
           </w:p>
         </w:tc>
       </w:tr>
       <w:tr>
         <w:trPr>
-          <w:trHeight w:val="255"/>
+          <w:trHeight w:val="250" w:hRule="atLeast"/>
+          <w:cantSplit/>
         </w:trPr>
         <w:tc>
           <w:tcPr>
             <w:tcW w:w="1120" w:type="dxa"/>
-          </w:tcPr>
-          <w:p>
-            <w:pPr>
-              <w:pStyle w:val="TableParagraph"/>
-              <w:rPr>
-                <w:rFonts w:ascii="Times New Roman"/>
-                <w:sz w:val="16"/>
-              </w:rPr>
-            </w:pPr>
+            <w:tcBorders>
+              <w:bottom w:val="single" w:sz="8" w:space="0" w:color="000000"/>
+            </w:tcBorders>
+          </w:tcPr>
+          <w:p>
+            <w:pPr>
+              <w:pStyle w:val="TableParagraph"/>
+              <w:rPr>
+                <w:rFonts w:ascii="Times New Roman"/>
+                <w:sz w:val="16"/>
+              </w:rPr>
+              <w:spacing w:before="30" w:after="30" w:line="240" w:lineRule="auto"/>
+            </w:pPr>
+            <w:r>
+              <w:rPr>
+                <w:rFonts w:ascii="Times New Roman" w:hAnsi="Times New Roman"/>
+                <w:sz w:val="20"/>
+              </w:rPr>
+              <w:t/>
+            </w:r>
           </w:p>
         </w:tc>
         <w:tc>
           <w:tcPr>
             <w:tcW w:w="3600" w:type="dxa"/>
-          </w:tcPr>
-          <w:p>
-            <w:pPr>
-              <w:pStyle w:val="TableParagraph"/>
-              <w:rPr>
-                <w:rFonts w:ascii="Times New Roman"/>
-                <w:sz w:val="16"/>
-              </w:rPr>
-            </w:pPr>
+            <w:tcBorders>
+              <w:bottom w:val="single" w:sz="8" w:space="0" w:color="000000"/>
+            </w:tcBorders>
+          </w:tcPr>
+          <w:p>
+            <w:pPr>
+              <w:pStyle w:val="TableParagraph"/>
+              <w:rPr>
+                <w:rFonts w:ascii="Times New Roman"/>
+                <w:sz w:val="16"/>
+              </w:rPr>
+              <w:spacing w:before="30" w:after="30" w:line="240" w:lineRule="auto"/>
+            </w:pPr>
+            <w:r>
+              <w:rPr>
+                <w:rFonts w:ascii="Times New Roman" w:hAnsi="Times New Roman"/>
+                <w:sz w:val="20"/>
+              </w:rPr>
+              <w:t/>
+            </w:r>
           </w:p>
         </w:tc>
         <w:tc>
           <w:tcPr>
             <w:tcW w:w="1020" w:type="dxa"/>
-          </w:tcPr>
-          <w:p>
-            <w:pPr>
-              <w:pStyle w:val="TableParagraph"/>
-              <w:rPr>
-                <w:rFonts w:ascii="Times New Roman"/>
-                <w:sz w:val="16"/>
-              </w:rPr>
+            <w:tcBorders>
+              <w:bottom w:val="single" w:sz="8" w:space="0" w:color="000000"/>
+            </w:tcBorders>
+          </w:tcPr>
+          <w:p>
+            <w:pPr>
+              <w:pStyle w:val="TableParagraph"/>
+              <w:rPr>
+                <w:rFonts w:ascii="Times New Roman"/>
+                <w:sz w:val="16"/>
+              </w:rPr>
+              <w:spacing w:before="30" w:after="30" w:line="240" w:lineRule="auto"/>
             </w:pPr>
           </w:p>
         </w:tc>
         <w:tc>
           <w:tcPr>
             <w:tcW w:w="1040" w:type="dxa"/>
-          </w:tcPr>
-          <w:p>
-            <w:pPr>
-              <w:pStyle w:val="TableParagraph"/>
-              <w:rPr>
-                <w:rFonts w:ascii="Times New Roman"/>
-                <w:sz w:val="16"/>
-              </w:rPr>
+            <w:tcBorders>
+              <w:bottom w:val="single" w:sz="8" w:space="0" w:color="000000"/>
+            </w:tcBorders>
+          </w:tcPr>
+          <w:p>
+            <w:pPr>
+              <w:pStyle w:val="TableParagraph"/>
+              <w:rPr>
+                <w:rFonts w:ascii="Times New Roman"/>
+                <w:sz w:val="16"/>
+              </w:rPr>
+              <w:spacing w:before="30" w:after="30" w:line="240" w:lineRule="auto"/>
             </w:pPr>
           </w:p>
         </w:tc>
@@ -3300,6 +3257,7 @@
           <w:tcPr>
             <w:tcW w:w="1270" w:type="dxa"/>
             <w:tcBorders>
+              <w:bottom w:val="single" w:sz="8" w:space="0" w:color="000000"/>
               <w:right w:val="single" w:sz="8" w:space="0" w:color="000000"/>
             </w:tcBorders>
           </w:tcPr>
@@ -3310,6 +3268,7 @@
                 <w:rFonts w:ascii="Times New Roman"/>
                 <w:sz w:val="16"/>
               </w:rPr>
+              <w:spacing w:before="30" w:after="30" w:line="240" w:lineRule="auto"/>
             </w:pPr>
           </w:p>
         </w:tc>
@@ -3318,6 +3277,7 @@
             <w:tcW w:w="860" w:type="dxa"/>
             <w:tcBorders>
               <w:left w:val="single" w:sz="8" w:space="0" w:color="000000"/>
+              <w:bottom w:val="single" w:sz="8" w:space="0" w:color="000000"/>
               <w:right w:val="single" w:sz="8" w:space="0" w:color="000000"/>
             </w:tcBorders>
           </w:tcPr>
@@ -3328,6 +3288,7 @@
                 <w:rFonts w:ascii="Times New Roman"/>
                 <w:sz w:val="16"/>
               </w:rPr>
+              <w:spacing w:before="30" w:after="30" w:line="240" w:lineRule="auto"/>
             </w:pPr>
           </w:p>
         </w:tc>
@@ -3336,6 +3297,7 @@
             <w:tcW w:w="880" w:type="dxa"/>
             <w:tcBorders>
               <w:left w:val="single" w:sz="8" w:space="0" w:color="000000"/>
+              <w:bottom w:val="single" w:sz="8" w:space="0" w:color="000000"/>
               <w:right w:val="single" w:sz="8" w:space="0" w:color="000000"/>
             </w:tcBorders>
           </w:tcPr>
@@ -3346,6 +3308,7 @@
                 <w:rFonts w:ascii="Times New Roman"/>
                 <w:sz w:val="16"/>
               </w:rPr>
+              <w:spacing w:before="30" w:after="30" w:line="240" w:lineRule="auto"/>
             </w:pPr>
           </w:p>
         </w:tc>
@@ -3354,76 +3317,109 @@
             <w:tcW w:w="870" w:type="dxa"/>
             <w:tcBorders>
               <w:left w:val="single" w:sz="8" w:space="0" w:color="000000"/>
-            </w:tcBorders>
-          </w:tcPr>
-          <w:p>
-            <w:pPr>
-              <w:pStyle w:val="TableParagraph"/>
-              <w:rPr>
-                <w:rFonts w:ascii="Times New Roman"/>
-                <w:sz w:val="16"/>
-              </w:rPr>
+              <w:bottom w:val="single" w:sz="8" w:space="0" w:color="000000"/>
+            </w:tcBorders>
+          </w:tcPr>
+          <w:p>
+            <w:pPr>
+              <w:pStyle w:val="TableParagraph"/>
+              <w:rPr>
+                <w:rFonts w:ascii="Times New Roman"/>
+                <w:sz w:val="16"/>
+              </w:rPr>
+              <w:spacing w:before="30" w:after="30" w:line="240" w:lineRule="auto"/>
             </w:pPr>
           </w:p>
         </w:tc>
       </w:tr>
       <w:tr>
         <w:trPr>
-          <w:trHeight w:val="255"/>
+          <w:trHeight w:val="250" w:hRule="atLeast"/>
+          <w:cantSplit/>
         </w:trPr>
         <w:tc>
           <w:tcPr>
             <w:tcW w:w="1120" w:type="dxa"/>
-          </w:tcPr>
-          <w:p>
-            <w:pPr>
-              <w:pStyle w:val="TableParagraph"/>
-              <w:rPr>
-                <w:rFonts w:ascii="Times New Roman"/>
-                <w:sz w:val="16"/>
-              </w:rPr>
-            </w:pPr>
+            <w:tcBorders>
+              <w:bottom w:val="single" w:sz="8" w:space="0" w:color="000000"/>
+            </w:tcBorders>
+          </w:tcPr>
+          <w:p>
+            <w:pPr>
+              <w:pStyle w:val="TableParagraph"/>
+              <w:rPr>
+                <w:rFonts w:ascii="Times New Roman"/>
+                <w:sz w:val="16"/>
+              </w:rPr>
+              <w:spacing w:before="30" w:after="30" w:line="240" w:lineRule="auto"/>
+            </w:pPr>
+            <w:r>
+              <w:rPr>
+                <w:rFonts w:ascii="Times New Roman" w:hAnsi="Times New Roman"/>
+                <w:sz w:val="20"/>
+              </w:rPr>
+              <w:t/>
+            </w:r>
           </w:p>
         </w:tc>
         <w:tc>
           <w:tcPr>
             <w:tcW w:w="3600" w:type="dxa"/>
-          </w:tcPr>
-          <w:p>
-            <w:pPr>
-              <w:pStyle w:val="TableParagraph"/>
-              <w:rPr>
-                <w:rFonts w:ascii="Times New Roman"/>
-                <w:sz w:val="16"/>
-              </w:rPr>
-            </w:pPr>
+            <w:tcBorders>
+              <w:bottom w:val="single" w:sz="8" w:space="0" w:color="000000"/>
+            </w:tcBorders>
+          </w:tcPr>
+          <w:p>
+            <w:pPr>
+              <w:pStyle w:val="TableParagraph"/>
+              <w:rPr>
+                <w:rFonts w:ascii="Times New Roman"/>
+                <w:sz w:val="16"/>
+              </w:rPr>
+              <w:spacing w:before="30" w:after="30" w:line="240" w:lineRule="auto"/>
+            </w:pPr>
+            <w:r>
+              <w:rPr>
+                <w:rFonts w:ascii="Times New Roman" w:hAnsi="Times New Roman"/>
+                <w:sz w:val="20"/>
+              </w:rPr>
+              <w:t/>
+            </w:r>
           </w:p>
         </w:tc>
         <w:tc>
           <w:tcPr>
             <w:tcW w:w="1020" w:type="dxa"/>
-          </w:tcPr>
-          <w:p>
-            <w:pPr>
-              <w:pStyle w:val="TableParagraph"/>
-              <w:rPr>
-                <w:rFonts w:ascii="Times New Roman"/>
-                <w:sz w:val="16"/>
-              </w:rPr>
+            <w:tcBorders>
+              <w:bottom w:val="single" w:sz="8" w:space="0" w:color="000000"/>
+            </w:tcBorders>
+          </w:tcPr>
+          <w:p>
+            <w:pPr>
+              <w:pStyle w:val="TableParagraph"/>
+              <w:rPr>
+                <w:rFonts w:ascii="Times New Roman"/>
+                <w:sz w:val="16"/>
+              </w:rPr>
+              <w:spacing w:before="30" w:after="30" w:line="240" w:lineRule="auto"/>
             </w:pPr>
           </w:p>
         </w:tc>
         <w:tc>
           <w:tcPr>
             <w:tcW w:w="1040" w:type="dxa"/>
-          </w:tcPr>
-          <w:p>
-            <w:pPr>
-              <w:pStyle w:val="TableParagraph"/>
-              <w:rPr>
-                <w:rFonts w:ascii="Times New Roman"/>
-                <w:sz w:val="16"/>
-              </w:rPr>
+            <w:tcBorders>
+              <w:bottom w:val="single" w:sz="8" w:space="0" w:color="000000"/>
+            </w:tcBorders>
+          </w:tcPr>
+          <w:p>
+            <w:pPr>
+              <w:pStyle w:val="TableParagraph"/>
+              <w:rPr>
+                <w:rFonts w:ascii="Times New Roman"/>
+                <w:sz w:val="16"/>
+              </w:rPr>
+              <w:spacing w:before="30" w:after="30" w:line="240" w:lineRule="auto"/>
             </w:pPr>
           </w:p>
         </w:tc>
@@ -3431,6 +3427,7 @@
           <w:tcPr>
             <w:tcW w:w="1270" w:type="dxa"/>
             <w:tcBorders>
+              <w:bottom w:val="single" w:sz="8" w:space="0" w:color="000000"/>
               <w:right w:val="single" w:sz="8" w:space="0" w:color="000000"/>
             </w:tcBorders>
           </w:tcPr>
@@ -3441,6 +3438,7 @@
                 <w:rFonts w:ascii="Times New Roman"/>
                 <w:sz w:val="16"/>
               </w:rPr>
+              <w:spacing w:before="30" w:after="30" w:line="240" w:lineRule="auto"/>
             </w:pPr>
           </w:p>
         </w:tc>
@@ -3449,6 +3447,7 @@
             <w:tcW w:w="860" w:type="dxa"/>
             <w:tcBorders>
               <w:left w:val="single" w:sz="8" w:space="0" w:color="000000"/>
+              <w:bottom w:val="single" w:sz="8" w:space="0" w:color="000000"/>
               <w:right w:val="single" w:sz="8" w:space="0" w:color="000000"/>
             </w:tcBorders>
           </w:tcPr>
@@ -3459,6 +3458,7 @@
                 <w:rFonts w:ascii="Times New Roman"/>
                 <w:sz w:val="16"/>
               </w:rPr>
+              <w:spacing w:before="30" w:after="30" w:line="240" w:lineRule="auto"/>
             </w:pPr>
           </w:p>
         </w:tc>
@@ -3467,6 +3467,7 @@
             <w:tcW w:w="880" w:type="dxa"/>
             <w:tcBorders>
               <w:left w:val="single" w:sz="8" w:space="0" w:color="000000"/>
+              <w:bottom w:val="single" w:sz="8" w:space="0" w:color="000000"/>
               <w:right w:val="single" w:sz="8" w:space="0" w:color="000000"/>
             </w:tcBorders>
           </w:tcPr>
@@ -3477,6 +3478,7 @@
                 <w:rFonts w:ascii="Times New Roman"/>
                 <w:sz w:val="16"/>
               </w:rPr>
+              <w:spacing w:before="30" w:after="30" w:line="240" w:lineRule="auto"/>
             </w:pPr>
           </w:p>
         </w:tc>
@@ -3485,76 +3487,109 @@
             <w:tcW w:w="870" w:type="dxa"/>
             <w:tcBorders>
               <w:left w:val="single" w:sz="8" w:space="0" w:color="000000"/>
-            </w:tcBorders>
-          </w:tcPr>
-          <w:p>
-            <w:pPr>
-              <w:pStyle w:val="TableParagraph"/>
-              <w:rPr>
-                <w:rFonts w:ascii="Times New Roman"/>
-                <w:sz w:val="16"/>
-              </w:rPr>
+              <w:bottom w:val="single" w:sz="8" w:space="0" w:color="000000"/>
+            </w:tcBorders>
+          </w:tcPr>
+          <w:p>
+            <w:pPr>
+              <w:pStyle w:val="TableParagraph"/>
+              <w:rPr>
+                <w:rFonts w:ascii="Times New Roman"/>
+                <w:sz w:val="16"/>
+              </w:rPr>
+              <w:spacing w:before="30" w:after="30" w:line="240" w:lineRule="auto"/>
             </w:pPr>
           </w:p>
         </w:tc>
       </w:tr>
       <w:tr>
         <w:trPr>
-          <w:trHeight w:val="255"/>
+          <w:trHeight w:val="250" w:hRule="atLeast"/>
+          <w:cantSplit/>
         </w:trPr>
         <w:tc>
           <w:tcPr>
             <w:tcW w:w="1120" w:type="dxa"/>
-          </w:tcPr>
-          <w:p>
-            <w:pPr>
-              <w:pStyle w:val="TableParagraph"/>
-              <w:rPr>
-                <w:rFonts w:ascii="Times New Roman"/>
-                <w:sz w:val="16"/>
-              </w:rPr>
-            </w:pPr>
+            <w:tcBorders>
+              <w:bottom w:val="single" w:sz="8" w:space="0" w:color="000000"/>
+            </w:tcBorders>
+          </w:tcPr>
+          <w:p>
+            <w:pPr>
+              <w:pStyle w:val="TableParagraph"/>
+              <w:rPr>
+                <w:rFonts w:ascii="Times New Roman"/>
+                <w:sz w:val="16"/>
+              </w:rPr>
+              <w:spacing w:before="30" w:after="30" w:line="240" w:lineRule="auto"/>
+            </w:pPr>
+            <w:r>
+              <w:rPr>
+                <w:rFonts w:ascii="Times New Roman" w:hAnsi="Times New Roman"/>
+                <w:sz w:val="20"/>
+              </w:rPr>
+              <w:t/>
+            </w:r>
           </w:p>
         </w:tc>
         <w:tc>
           <w:tcPr>
             <w:tcW w:w="3600" w:type="dxa"/>
-          </w:tcPr>
-          <w:p>
-            <w:pPr>
-              <w:pStyle w:val="TableParagraph"/>
-              <w:rPr>
-                <w:rFonts w:ascii="Times New Roman"/>
-                <w:sz w:val="16"/>
-              </w:rPr>
-            </w:pPr>
+            <w:tcBorders>
+              <w:bottom w:val="single" w:sz="8" w:space="0" w:color="000000"/>
+            </w:tcBorders>
+          </w:tcPr>
+          <w:p>
+            <w:pPr>
+              <w:pStyle w:val="TableParagraph"/>
+              <w:rPr>
+                <w:rFonts w:ascii="Times New Roman"/>
+                <w:sz w:val="16"/>
+              </w:rPr>
+              <w:spacing w:before="30" w:after="30" w:line="240" w:lineRule="auto"/>
+            </w:pPr>
+            <w:r>
+              <w:rPr>
+                <w:rFonts w:ascii="Times New Roman" w:hAnsi="Times New Roman"/>
+                <w:sz w:val="20"/>
+              </w:rPr>
+              <w:t/>
+            </w:r>
           </w:p>
         </w:tc>
         <w:tc>
           <w:tcPr>
             <w:tcW w:w="1020" w:type="dxa"/>
-          </w:tcPr>
-          <w:p>
-            <w:pPr>
-              <w:pStyle w:val="TableParagraph"/>
-              <w:rPr>
-                <w:rFonts w:ascii="Times New Roman"/>
-                <w:sz w:val="16"/>
-              </w:rPr>
+            <w:tcBorders>
+              <w:bottom w:val="single" w:sz="8" w:space="0" w:color="000000"/>
+            </w:tcBorders>
+          </w:tcPr>
+          <w:p>
+            <w:pPr>
+              <w:pStyle w:val="TableParagraph"/>
+              <w:rPr>
+                <w:rFonts w:ascii="Times New Roman"/>
+                <w:sz w:val="16"/>
+              </w:rPr>
+              <w:spacing w:before="30" w:after="30" w:line="240" w:lineRule="auto"/>
             </w:pPr>
           </w:p>
         </w:tc>
         <w:tc>
           <w:tcPr>
             <w:tcW w:w="1040" w:type="dxa"/>
-          </w:tcPr>
-          <w:p>
-            <w:pPr>
-              <w:pStyle w:val="TableParagraph"/>
-              <w:rPr>
-                <w:rFonts w:ascii="Times New Roman"/>
-                <w:sz w:val="16"/>
-              </w:rPr>
+            <w:tcBorders>
+              <w:bottom w:val="single" w:sz="8" w:space="0" w:color="000000"/>
+            </w:tcBorders>
+          </w:tcPr>
+          <w:p>
+            <w:pPr>
+              <w:pStyle w:val="TableParagraph"/>
+              <w:rPr>
+                <w:rFonts w:ascii="Times New Roman"/>
+                <w:sz w:val="16"/>
+              </w:rPr>
+              <w:spacing w:before="30" w:after="30" w:line="240" w:lineRule="auto"/>
             </w:pPr>
           </w:p>
         </w:tc>
@@ -3562,6 +3597,7 @@
           <w:tcPr>
             <w:tcW w:w="1270" w:type="dxa"/>
             <w:tcBorders>
+              <w:bottom w:val="single" w:sz="8" w:space="0" w:color="000000"/>
               <w:right w:val="single" w:sz="8" w:space="0" w:color="000000"/>
             </w:tcBorders>
           </w:tcPr>
@@ -3572,6 +3608,7 @@
                 <w:rFonts w:ascii="Times New Roman"/>
                 <w:sz w:val="16"/>
               </w:rPr>
+              <w:spacing w:before="30" w:after="30" w:line="240" w:lineRule="auto"/>
             </w:pPr>
           </w:p>
         </w:tc>
@@ -3580,6 +3617,7 @@
             <w:tcW w:w="860" w:type="dxa"/>
             <w:tcBorders>
               <w:left w:val="single" w:sz="8" w:space="0" w:color="000000"/>
+              <w:bottom w:val="single" w:sz="8" w:space="0" w:color="000000"/>
               <w:right w:val="single" w:sz="8" w:space="0" w:color="000000"/>
             </w:tcBorders>
           </w:tcPr>
@@ -3590,6 +3628,7 @@
                 <w:rFonts w:ascii="Times New Roman"/>
                 <w:sz w:val="16"/>
               </w:rPr>
+              <w:spacing w:before="30" w:after="30" w:line="240" w:lineRule="auto"/>
             </w:pPr>
           </w:p>
         </w:tc>
@@ -3598,6 +3637,7 @@
             <w:tcW w:w="880" w:type="dxa"/>
             <w:tcBorders>
               <w:left w:val="single" w:sz="8" w:space="0" w:color="000000"/>
+              <w:bottom w:val="single" w:sz="8" w:space="0" w:color="000000"/>
               <w:right w:val="single" w:sz="8" w:space="0" w:color="000000"/>
             </w:tcBorders>
           </w:tcPr>
@@ -3608,6 +3648,7 @@
                 <w:rFonts w:ascii="Times New Roman"/>
                 <w:sz w:val="16"/>
               </w:rPr>
+              <w:spacing w:before="30" w:after="30" w:line="240" w:lineRule="auto"/>
             </w:pPr>
           </w:p>
         </w:tc>
@@ -3616,1341 +3657,17 @@
             <w:tcW w:w="870" w:type="dxa"/>
             <w:tcBorders>
               <w:left w:val="single" w:sz="8" w:space="0" w:color="000000"/>
-            </w:tcBorders>
-          </w:tcPr>
-          <w:p>
-            <w:pPr>
-              <w:pStyle w:val="TableParagraph"/>
-              <w:rPr>
-                <w:rFonts w:ascii="Times New Roman"/>
-                <w:sz w:val="16"/>
-              </w:rPr>
-            </w:pPr>
-          </w:p>
-        </w:tc>
-      </w:tr>
-      <w:tr>
-        <w:trPr>
-          <w:trHeight w:val="255"/>
-        </w:trPr>
-        <w:tc>
-          <w:tcPr>
-            <w:tcW w:w="1120" w:type="dxa"/>
-          </w:tcPr>
-          <w:p>
-            <w:pPr>
-              <w:pStyle w:val="TableParagraph"/>
-              <w:rPr>
-                <w:rFonts w:ascii="Times New Roman"/>
-                <w:sz w:val="16"/>
-              </w:rPr>
-            </w:pPr>
-          </w:p>
-        </w:tc>
-        <w:tc>
-          <w:tcPr>
-            <w:tcW w:w="3600" w:type="dxa"/>
-          </w:tcPr>
-          <w:p>
-            <w:pPr>
-              <w:pStyle w:val="TableParagraph"/>
-              <w:rPr>
-                <w:rFonts w:ascii="Times New Roman"/>
-                <w:sz w:val="16"/>
-              </w:rPr>
-            </w:pPr>
-          </w:p>
-        </w:tc>
-        <w:tc>
-          <w:tcPr>
-            <w:tcW w:w="1020" w:type="dxa"/>
-          </w:tcPr>
-          <w:p>
-            <w:pPr>
-              <w:pStyle w:val="TableParagraph"/>
-              <w:rPr>
-                <w:rFonts w:ascii="Times New Roman"/>
-                <w:sz w:val="16"/>
-              </w:rPr>
-            </w:pPr>
-          </w:p>
-        </w:tc>
-        <w:tc>
-          <w:tcPr>
-            <w:tcW w:w="1040" w:type="dxa"/>
-          </w:tcPr>
-          <w:p>
-            <w:pPr>
-              <w:pStyle w:val="TableParagraph"/>
-              <w:rPr>
-                <w:rFonts w:ascii="Times New Roman"/>
-                <w:sz w:val="16"/>
-              </w:rPr>
-            </w:pPr>
-          </w:p>
-        </w:tc>
-        <w:tc>
-          <w:tcPr>
-            <w:tcW w:w="1270" w:type="dxa"/>
-            <w:tcBorders>
-              <w:right w:val="single" w:sz="8" w:space="0" w:color="000000"/>
-            </w:tcBorders>
-          </w:tcPr>
-          <w:p>
-            <w:pPr>
-              <w:pStyle w:val="TableParagraph"/>
-              <w:rPr>
-                <w:rFonts w:ascii="Times New Roman"/>
-                <w:sz w:val="16"/>
-              </w:rPr>
-            </w:pPr>
-          </w:p>
-        </w:tc>
-        <w:tc>
-          <w:tcPr>
-            <w:tcW w:w="860" w:type="dxa"/>
-            <w:tcBorders>
-              <w:left w:val="single" w:sz="8" w:space="0" w:color="000000"/>
-              <w:right w:val="single" w:sz="8" w:space="0" w:color="000000"/>
-            </w:tcBorders>
-          </w:tcPr>
-          <w:p>
-            <w:pPr>
-              <w:pStyle w:val="TableParagraph"/>
-              <w:rPr>
-                <w:rFonts w:ascii="Times New Roman"/>
-                <w:sz w:val="16"/>
-              </w:rPr>
-            </w:pPr>
-          </w:p>
-        </w:tc>
-        <w:tc>
-          <w:tcPr>
-            <w:tcW w:w="880" w:type="dxa"/>
-            <w:tcBorders>
-              <w:left w:val="single" w:sz="8" w:space="0" w:color="000000"/>
-              <w:right w:val="single" w:sz="8" w:space="0" w:color="000000"/>
-            </w:tcBorders>
-          </w:tcPr>
-          <w:p>
-            <w:pPr>
-              <w:pStyle w:val="TableParagraph"/>
-              <w:rPr>
-                <w:rFonts w:ascii="Times New Roman"/>
-                <w:sz w:val="16"/>
-              </w:rPr>
-            </w:pPr>
-          </w:p>
-        </w:tc>
-        <w:tc>
-          <w:tcPr>
-            <w:tcW w:w="870" w:type="dxa"/>
-            <w:tcBorders>
-              <w:left w:val="single" w:sz="8" w:space="0" w:color="000000"/>
-            </w:tcBorders>
-          </w:tcPr>
-          <w:p>
-            <w:pPr>
-              <w:pStyle w:val="TableParagraph"/>
-              <w:rPr>
-                <w:rFonts w:ascii="Times New Roman"/>
-                <w:sz w:val="16"/>
-              </w:rPr>
-            </w:pPr>
-          </w:p>
-        </w:tc>
-      </w:tr>
-      <w:tr>
-        <w:trPr>
-          <w:trHeight w:val="255"/>
-        </w:trPr>
-        <w:tc>
-          <w:tcPr>
-            <w:tcW w:w="1120" w:type="dxa"/>
-          </w:tcPr>
-          <w:p>
-            <w:pPr>
-              <w:pStyle w:val="TableParagraph"/>
-              <w:rPr>
-                <w:rFonts w:ascii="Times New Roman"/>
-                <w:sz w:val="16"/>
-              </w:rPr>
-            </w:pPr>
-          </w:p>
-        </w:tc>
-        <w:tc>
-          <w:tcPr>
-            <w:tcW w:w="3600" w:type="dxa"/>
-          </w:tcPr>
-          <w:p>
-            <w:pPr>
-              <w:pStyle w:val="TableParagraph"/>
-              <w:rPr>
-                <w:rFonts w:ascii="Times New Roman"/>
-                <w:sz w:val="16"/>
-              </w:rPr>
-            </w:pPr>
-          </w:p>
-        </w:tc>
-        <w:tc>
-          <w:tcPr>
-            <w:tcW w:w="1020" w:type="dxa"/>
-          </w:tcPr>
-          <w:p>
-            <w:pPr>
-              <w:pStyle w:val="TableParagraph"/>
-              <w:rPr>
-                <w:rFonts w:ascii="Times New Roman"/>
-                <w:sz w:val="16"/>
-              </w:rPr>
-            </w:pPr>
-          </w:p>
-        </w:tc>
-        <w:tc>
-          <w:tcPr>
-            <w:tcW w:w="1040" w:type="dxa"/>
-          </w:tcPr>
-          <w:p>
-            <w:pPr>
-              <w:pStyle w:val="TableParagraph"/>
-              <w:rPr>
-                <w:rFonts w:ascii="Times New Roman"/>
-                <w:sz w:val="16"/>
-              </w:rPr>
-            </w:pPr>
-          </w:p>
-        </w:tc>
-        <w:tc>
-          <w:tcPr>
-            <w:tcW w:w="1270" w:type="dxa"/>
-            <w:tcBorders>
-              <w:right w:val="single" w:sz="8" w:space="0" w:color="000000"/>
-            </w:tcBorders>
-          </w:tcPr>
-          <w:p>
-            <w:pPr>
-              <w:pStyle w:val="TableParagraph"/>
-              <w:rPr>
-                <w:rFonts w:ascii="Times New Roman"/>
-                <w:sz w:val="16"/>
-              </w:rPr>
-            </w:pPr>
-          </w:p>
-        </w:tc>
-        <w:tc>
-          <w:tcPr>
-            <w:tcW w:w="860" w:type="dxa"/>
-            <w:tcBorders>
-              <w:left w:val="single" w:sz="8" w:space="0" w:color="000000"/>
-              <w:right w:val="single" w:sz="8" w:space="0" w:color="000000"/>
-            </w:tcBorders>
-          </w:tcPr>
-          <w:p>
-            <w:pPr>
-              <w:pStyle w:val="TableParagraph"/>
-              <w:rPr>
-                <w:rFonts w:ascii="Times New Roman"/>
-                <w:sz w:val="16"/>
-              </w:rPr>
-            </w:pPr>
-          </w:p>
-        </w:tc>
-        <w:tc>
-          <w:tcPr>
-            <w:tcW w:w="880" w:type="dxa"/>
-            <w:tcBorders>
-              <w:left w:val="single" w:sz="8" w:space="0" w:color="000000"/>
-              <w:right w:val="single" w:sz="8" w:space="0" w:color="000000"/>
-            </w:tcBorders>
-          </w:tcPr>
-          <w:p>
-            <w:pPr>
-              <w:pStyle w:val="TableParagraph"/>
-              <w:rPr>
-                <w:rFonts w:ascii="Times New Roman"/>
-                <w:sz w:val="16"/>
-              </w:rPr>
-            </w:pPr>
-          </w:p>
-        </w:tc>
-        <w:tc>
-          <w:tcPr>
-            <w:tcW w:w="870" w:type="dxa"/>
-            <w:tcBorders>
-              <w:left w:val="single" w:sz="8" w:space="0" w:color="000000"/>
-            </w:tcBorders>
-          </w:tcPr>
-          <w:p>
-            <w:pPr>
-              <w:pStyle w:val="TableParagraph"/>
-              <w:rPr>
-                <w:rFonts w:ascii="Times New Roman"/>
-                <w:sz w:val="16"/>
-              </w:rPr>
-            </w:pPr>
-          </w:p>
-        </w:tc>
-      </w:tr>
-      <w:tr>
-        <w:trPr>
-          <w:trHeight w:val="255"/>
-        </w:trPr>
-        <w:tc>
-          <w:tcPr>
-            <w:tcW w:w="1120" w:type="dxa"/>
-          </w:tcPr>
-          <w:p>
-            <w:pPr>
-              <w:pStyle w:val="TableParagraph"/>
-              <w:rPr>
-                <w:rFonts w:ascii="Times New Roman"/>
-                <w:sz w:val="16"/>
-              </w:rPr>
-            </w:pPr>
-          </w:p>
-        </w:tc>
-        <w:tc>
-          <w:tcPr>
-            <w:tcW w:w="3600" w:type="dxa"/>
-          </w:tcPr>
-          <w:p>
-            <w:pPr>
-              <w:pStyle w:val="TableParagraph"/>
-              <w:rPr>
-                <w:rFonts w:ascii="Times New Roman"/>
-                <w:sz w:val="16"/>
-              </w:rPr>
-            </w:pPr>
-          </w:p>
-        </w:tc>
-        <w:tc>
-          <w:tcPr>
-            <w:tcW w:w="1020" w:type="dxa"/>
-          </w:tcPr>
-          <w:p>
-            <w:pPr>
-              <w:pStyle w:val="TableParagraph"/>
-              <w:rPr>
-                <w:rFonts w:ascii="Times New Roman"/>
-                <w:sz w:val="16"/>
-              </w:rPr>
-            </w:pPr>
-          </w:p>
-        </w:tc>
-        <w:tc>
-          <w:tcPr>
-            <w:tcW w:w="1040" w:type="dxa"/>
-          </w:tcPr>
-          <w:p>
-            <w:pPr>
-              <w:pStyle w:val="TableParagraph"/>
-              <w:rPr>
-                <w:rFonts w:ascii="Times New Roman"/>
-                <w:sz w:val="16"/>
-              </w:rPr>
-            </w:pPr>
-          </w:p>
-        </w:tc>
-        <w:tc>
-          <w:tcPr>
-            <w:tcW w:w="1270" w:type="dxa"/>
-            <w:tcBorders>
-              <w:right w:val="single" w:sz="8" w:space="0" w:color="000000"/>
-            </w:tcBorders>
-          </w:tcPr>
-          <w:p>
-            <w:pPr>
-              <w:pStyle w:val="TableParagraph"/>
-              <w:rPr>
-                <w:rFonts w:ascii="Times New Roman"/>
-                <w:sz w:val="16"/>
-              </w:rPr>
-            </w:pPr>
-          </w:p>
-        </w:tc>
-        <w:tc>
-          <w:tcPr>
-            <w:tcW w:w="860" w:type="dxa"/>
-            <w:tcBorders>
-              <w:left w:val="single" w:sz="8" w:space="0" w:color="000000"/>
-              <w:right w:val="single" w:sz="8" w:space="0" w:color="000000"/>
-            </w:tcBorders>
-          </w:tcPr>
-          <w:p>
-            <w:pPr>
-              <w:pStyle w:val="TableParagraph"/>
-              <w:rPr>
-                <w:rFonts w:ascii="Times New Roman"/>
-                <w:sz w:val="16"/>
-              </w:rPr>
-            </w:pPr>
-          </w:p>
-        </w:tc>
-        <w:tc>
-          <w:tcPr>
-            <w:tcW w:w="880" w:type="dxa"/>
-            <w:tcBorders>
-              <w:left w:val="single" w:sz="8" w:space="0" w:color="000000"/>
-              <w:right w:val="single" w:sz="8" w:space="0" w:color="000000"/>
-            </w:tcBorders>
-          </w:tcPr>
-          <w:p>
-            <w:pPr>
-              <w:pStyle w:val="TableParagraph"/>
-              <w:rPr>
-                <w:rFonts w:ascii="Times New Roman"/>
-                <w:sz w:val="16"/>
-              </w:rPr>
-            </w:pPr>
-          </w:p>
-        </w:tc>
-        <w:tc>
-          <w:tcPr>
-            <w:tcW w:w="870" w:type="dxa"/>
-            <w:tcBorders>
-              <w:left w:val="single" w:sz="8" w:space="0" w:color="000000"/>
-            </w:tcBorders>
-          </w:tcPr>
-          <w:p>
-            <w:pPr>
-              <w:pStyle w:val="TableParagraph"/>
-              <w:rPr>
-                <w:rFonts w:ascii="Times New Roman"/>
-                <w:sz w:val="16"/>
-              </w:rPr>
-            </w:pPr>
-          </w:p>
-        </w:tc>
-      </w:tr>
-      <w:tr>
-        <w:trPr>
-          <w:trHeight w:val="255"/>
-        </w:trPr>
-        <w:tc>
-          <w:tcPr>
-            <w:tcW w:w="1120" w:type="dxa"/>
-          </w:tcPr>
-          <w:p>
-            <w:pPr>
-              <w:pStyle w:val="TableParagraph"/>
-              <w:rPr>
-                <w:rFonts w:ascii="Times New Roman"/>
-                <w:sz w:val="16"/>
-              </w:rPr>
-            </w:pPr>
-          </w:p>
-        </w:tc>
-        <w:tc>
-          <w:tcPr>
-            <w:tcW w:w="3600" w:type="dxa"/>
-          </w:tcPr>
-          <w:p>
-            <w:pPr>
-              <w:pStyle w:val="TableParagraph"/>
-              <w:rPr>
-                <w:rFonts w:ascii="Times New Roman"/>
-                <w:sz w:val="16"/>
-              </w:rPr>
-            </w:pPr>
-          </w:p>
-        </w:tc>
-        <w:tc>
-          <w:tcPr>
-            <w:tcW w:w="1020" w:type="dxa"/>
-          </w:tcPr>
-          <w:p>
-            <w:pPr>
-              <w:pStyle w:val="TableParagraph"/>
-              <w:rPr>
-                <w:rFonts w:ascii="Times New Roman"/>
-                <w:sz w:val="16"/>
-              </w:rPr>
-            </w:pPr>
-          </w:p>
-        </w:tc>
-        <w:tc>
-          <w:tcPr>
-            <w:tcW w:w="1040" w:type="dxa"/>
-          </w:tcPr>
-          <w:p>
-            <w:pPr>
-              <w:pStyle w:val="TableParagraph"/>
-              <w:rPr>
-                <w:rFonts w:ascii="Times New Roman"/>
-                <w:sz w:val="16"/>
-              </w:rPr>
-            </w:pPr>
-          </w:p>
-        </w:tc>
-        <w:tc>
-          <w:tcPr>
-            <w:tcW w:w="1270" w:type="dxa"/>
-            <w:tcBorders>
-              <w:right w:val="single" w:sz="8" w:space="0" w:color="000000"/>
-            </w:tcBorders>
-          </w:tcPr>
-          <w:p>
-            <w:pPr>
-              <w:pStyle w:val="TableParagraph"/>
-              <w:rPr>
-                <w:rFonts w:ascii="Times New Roman"/>
-                <w:sz w:val="16"/>
-              </w:rPr>
-            </w:pPr>
-          </w:p>
-        </w:tc>
-        <w:tc>
-          <w:tcPr>
-            <w:tcW w:w="860" w:type="dxa"/>
-            <w:tcBorders>
-              <w:left w:val="single" w:sz="8" w:space="0" w:color="000000"/>
-              <w:right w:val="single" w:sz="8" w:space="0" w:color="000000"/>
-            </w:tcBorders>
-          </w:tcPr>
-          <w:p>
-            <w:pPr>
-              <w:pStyle w:val="TableParagraph"/>
-              <w:rPr>
-                <w:rFonts w:ascii="Times New Roman"/>
-                <w:sz w:val="16"/>
-              </w:rPr>
-            </w:pPr>
-          </w:p>
-        </w:tc>
-        <w:tc>
-          <w:tcPr>
-            <w:tcW w:w="880" w:type="dxa"/>
-            <w:tcBorders>
-              <w:left w:val="single" w:sz="8" w:space="0" w:color="000000"/>
-              <w:right w:val="single" w:sz="8" w:space="0" w:color="000000"/>
-            </w:tcBorders>
-          </w:tcPr>
-          <w:p>
-            <w:pPr>
-              <w:pStyle w:val="TableParagraph"/>
-              <w:rPr>
-                <w:rFonts w:ascii="Times New Roman"/>
-                <w:sz w:val="16"/>
-              </w:rPr>
-            </w:pPr>
-          </w:p>
-        </w:tc>
-        <w:tc>
-          <w:tcPr>
-            <w:tcW w:w="870" w:type="dxa"/>
-            <w:tcBorders>
-              <w:left w:val="single" w:sz="8" w:space="0" w:color="000000"/>
-            </w:tcBorders>
-          </w:tcPr>
-          <w:p>
-            <w:pPr>
-              <w:pStyle w:val="TableParagraph"/>
-              <w:rPr>
-                <w:rFonts w:ascii="Times New Roman"/>
-                <w:sz w:val="16"/>
-              </w:rPr>
-            </w:pPr>
-          </w:p>
-        </w:tc>
-      </w:tr>
-      <w:tr>
-        <w:trPr>
-          <w:trHeight w:val="255"/>
-        </w:trPr>
-        <w:tc>
-          <w:tcPr>
-            <w:tcW w:w="1120" w:type="dxa"/>
-          </w:tcPr>
-          <w:p>
-            <w:pPr>
-              <w:pStyle w:val="TableParagraph"/>
-              <w:rPr>
-                <w:rFonts w:ascii="Times New Roman"/>
-                <w:sz w:val="16"/>
-              </w:rPr>
-            </w:pPr>
-          </w:p>
-        </w:tc>
-        <w:tc>
-          <w:tcPr>
-            <w:tcW w:w="3600" w:type="dxa"/>
-          </w:tcPr>
-          <w:p>
-            <w:pPr>
-              <w:pStyle w:val="TableParagraph"/>
-              <w:rPr>
-                <w:rFonts w:ascii="Times New Roman"/>
-                <w:sz w:val="16"/>
-              </w:rPr>
-            </w:pPr>
-          </w:p>
-        </w:tc>
-        <w:tc>
-          <w:tcPr>
-            <w:tcW w:w="1020" w:type="dxa"/>
-          </w:tcPr>
-          <w:p>
-            <w:pPr>
-              <w:pStyle w:val="TableParagraph"/>
-              <w:rPr>
-                <w:rFonts w:ascii="Times New Roman"/>
-                <w:sz w:val="16"/>
-              </w:rPr>
-            </w:pPr>
-          </w:p>
-        </w:tc>
-        <w:tc>
-          <w:tcPr>
-            <w:tcW w:w="1040" w:type="dxa"/>
-          </w:tcPr>
-          <w:p>
-            <w:pPr>
-              <w:pStyle w:val="TableParagraph"/>
-              <w:rPr>
-                <w:rFonts w:ascii="Times New Roman"/>
-                <w:sz w:val="16"/>
-              </w:rPr>
-            </w:pPr>
-          </w:p>
-        </w:tc>
-        <w:tc>
-          <w:tcPr>
-            <w:tcW w:w="1270" w:type="dxa"/>
-            <w:tcBorders>
-              <w:right w:val="single" w:sz="8" w:space="0" w:color="000000"/>
-            </w:tcBorders>
-          </w:tcPr>
-          <w:p>
-            <w:pPr>
-              <w:pStyle w:val="TableParagraph"/>
-              <w:rPr>
-                <w:rFonts w:ascii="Times New Roman"/>
-                <w:sz w:val="16"/>
-              </w:rPr>
-            </w:pPr>
-          </w:p>
-        </w:tc>
-        <w:tc>
-          <w:tcPr>
-            <w:tcW w:w="860" w:type="dxa"/>
-            <w:tcBorders>
-              <w:left w:val="single" w:sz="8" w:space="0" w:color="000000"/>
-              <w:right w:val="single" w:sz="8" w:space="0" w:color="000000"/>
-            </w:tcBorders>
-          </w:tcPr>
-          <w:p>
-            <w:pPr>
-              <w:pStyle w:val="TableParagraph"/>
-              <w:rPr>
-                <w:rFonts w:ascii="Times New Roman"/>
-                <w:sz w:val="16"/>
-              </w:rPr>
-            </w:pPr>
-          </w:p>
-        </w:tc>
-        <w:tc>
-          <w:tcPr>
-            <w:tcW w:w="880" w:type="dxa"/>
-            <w:tcBorders>
-              <w:left w:val="single" w:sz="8" w:space="0" w:color="000000"/>
-              <w:right w:val="single" w:sz="8" w:space="0" w:color="000000"/>
-            </w:tcBorders>
-          </w:tcPr>
-          <w:p>
-            <w:pPr>
-              <w:pStyle w:val="TableParagraph"/>
-              <w:rPr>
-                <w:rFonts w:ascii="Times New Roman"/>
-                <w:sz w:val="16"/>
-              </w:rPr>
-            </w:pPr>
-          </w:p>
-        </w:tc>
-        <w:tc>
-          <w:tcPr>
-            <w:tcW w:w="870" w:type="dxa"/>
-            <w:tcBorders>
-              <w:left w:val="single" w:sz="8" w:space="0" w:color="000000"/>
-            </w:tcBorders>
-          </w:tcPr>
-          <w:p>
-            <w:pPr>
-              <w:pStyle w:val="TableParagraph"/>
-              <w:rPr>
-                <w:rFonts w:ascii="Times New Roman"/>
-                <w:sz w:val="16"/>
-              </w:rPr>
-            </w:pPr>
-          </w:p>
-        </w:tc>
-      </w:tr>
-      <w:tr>
-        <w:trPr>
-          <w:trHeight w:val="255"/>
-        </w:trPr>
-        <w:tc>
-          <w:tcPr>
-            <w:tcW w:w="1120" w:type="dxa"/>
-          </w:tcPr>
-          <w:p>
-            <w:pPr>
-              <w:pStyle w:val="TableParagraph"/>
-              <w:rPr>
-                <w:rFonts w:ascii="Times New Roman"/>
-                <w:sz w:val="16"/>
-              </w:rPr>
-            </w:pPr>
-          </w:p>
-        </w:tc>
-        <w:tc>
-          <w:tcPr>
-            <w:tcW w:w="3600" w:type="dxa"/>
-          </w:tcPr>
-          <w:p>
-            <w:pPr>
-              <w:pStyle w:val="TableParagraph"/>
-              <w:rPr>
-                <w:rFonts w:ascii="Times New Roman"/>
-                <w:sz w:val="16"/>
-              </w:rPr>
-            </w:pPr>
-          </w:p>
-        </w:tc>
-        <w:tc>
-          <w:tcPr>
-            <w:tcW w:w="1020" w:type="dxa"/>
-          </w:tcPr>
-          <w:p>
-            <w:pPr>
-              <w:pStyle w:val="TableParagraph"/>
-              <w:rPr>
-                <w:rFonts w:ascii="Times New Roman"/>
-                <w:sz w:val="16"/>
-              </w:rPr>
-            </w:pPr>
-          </w:p>
-        </w:tc>
-        <w:tc>
-          <w:tcPr>
-            <w:tcW w:w="1040" w:type="dxa"/>
-          </w:tcPr>
-          <w:p>
-            <w:pPr>
-              <w:pStyle w:val="TableParagraph"/>
-              <w:rPr>
-                <w:rFonts w:ascii="Times New Roman"/>
-                <w:sz w:val="16"/>
-              </w:rPr>
-            </w:pPr>
-          </w:p>
-        </w:tc>
-        <w:tc>
-          <w:tcPr>
-            <w:tcW w:w="1270" w:type="dxa"/>
-            <w:tcBorders>
-              <w:right w:val="single" w:sz="8" w:space="0" w:color="000000"/>
-            </w:tcBorders>
-          </w:tcPr>
-          <w:p>
-            <w:pPr>
-              <w:pStyle w:val="TableParagraph"/>
-              <w:rPr>
-                <w:rFonts w:ascii="Times New Roman"/>
-                <w:sz w:val="16"/>
-              </w:rPr>
-            </w:pPr>
-          </w:p>
-        </w:tc>
-        <w:tc>
-          <w:tcPr>
-            <w:tcW w:w="860" w:type="dxa"/>
-            <w:tcBorders>
-              <w:left w:val="single" w:sz="8" w:space="0" w:color="000000"/>
-              <w:right w:val="single" w:sz="8" w:space="0" w:color="000000"/>
-            </w:tcBorders>
-          </w:tcPr>
-          <w:p>
-            <w:pPr>
-              <w:pStyle w:val="TableParagraph"/>
-              <w:rPr>
-                <w:rFonts w:ascii="Times New Roman"/>
-                <w:sz w:val="16"/>
-              </w:rPr>
-            </w:pPr>
-          </w:p>
-        </w:tc>
-        <w:tc>
-          <w:tcPr>
-            <w:tcW w:w="880" w:type="dxa"/>
-            <w:tcBorders>
-              <w:left w:val="single" w:sz="8" w:space="0" w:color="000000"/>
-              <w:right w:val="single" w:sz="8" w:space="0" w:color="000000"/>
-            </w:tcBorders>
-          </w:tcPr>
-          <w:p>
-            <w:pPr>
-              <w:pStyle w:val="TableParagraph"/>
-              <w:rPr>
-                <w:rFonts w:ascii="Times New Roman"/>
-                <w:sz w:val="16"/>
-              </w:rPr>
-            </w:pPr>
-          </w:p>
-        </w:tc>
-        <w:tc>
-          <w:tcPr>
-            <w:tcW w:w="870" w:type="dxa"/>
-            <w:tcBorders>
-              <w:left w:val="single" w:sz="8" w:space="0" w:color="000000"/>
-            </w:tcBorders>
-          </w:tcPr>
-          <w:p>
-            <w:pPr>
-              <w:pStyle w:val="TableParagraph"/>
-              <w:rPr>
-                <w:rFonts w:ascii="Times New Roman"/>
-                <w:sz w:val="16"/>
-              </w:rPr>
-            </w:pPr>
-          </w:p>
-        </w:tc>
-      </w:tr>
-      <w:tr>
-        <w:trPr>
-          <w:trHeight w:val="255"/>
-        </w:trPr>
-        <w:tc>
-          <w:tcPr>
-            <w:tcW w:w="1120" w:type="dxa"/>
-          </w:tcPr>
-          <w:p>
-            <w:pPr>
-              <w:pStyle w:val="TableParagraph"/>
-              <w:rPr>
-                <w:rFonts w:ascii="Times New Roman"/>
-                <w:sz w:val="16"/>
-              </w:rPr>
-            </w:pPr>
-          </w:p>
-        </w:tc>
-        <w:tc>
-          <w:tcPr>
-            <w:tcW w:w="3600" w:type="dxa"/>
-          </w:tcPr>
-          <w:p>
-            <w:pPr>
-              <w:pStyle w:val="TableParagraph"/>
-              <w:rPr>
-                <w:rFonts w:ascii="Times New Roman"/>
-                <w:sz w:val="16"/>
-              </w:rPr>
-            </w:pPr>
-          </w:p>
-        </w:tc>
-        <w:tc>
-          <w:tcPr>
-            <w:tcW w:w="1020" w:type="dxa"/>
-          </w:tcPr>
-          <w:p>
-            <w:pPr>
-              <w:pStyle w:val="TableParagraph"/>
-              <w:rPr>
-                <w:rFonts w:ascii="Times New Roman"/>
-                <w:sz w:val="16"/>
-              </w:rPr>
-            </w:pPr>
-          </w:p>
-        </w:tc>
-        <w:tc>
-          <w:tcPr>
-            <w:tcW w:w="1040" w:type="dxa"/>
-          </w:tcPr>
-          <w:p>
-            <w:pPr>
-              <w:pStyle w:val="TableParagraph"/>
-              <w:rPr>
-                <w:rFonts w:ascii="Times New Roman"/>
-                <w:sz w:val="16"/>
-              </w:rPr>
-            </w:pPr>
-          </w:p>
-        </w:tc>
-        <w:tc>
-          <w:tcPr>
-            <w:tcW w:w="1270" w:type="dxa"/>
-            <w:tcBorders>
-              <w:right w:val="single" w:sz="8" w:space="0" w:color="000000"/>
-            </w:tcBorders>
-          </w:tcPr>
-          <w:p>
-            <w:pPr>
-              <w:pStyle w:val="TableParagraph"/>
-              <w:rPr>
-                <w:rFonts w:ascii="Times New Roman"/>
-                <w:sz w:val="16"/>
-              </w:rPr>
-            </w:pPr>
-          </w:p>
-        </w:tc>
-        <w:tc>
-          <w:tcPr>
-            <w:tcW w:w="860" w:type="dxa"/>
-            <w:tcBorders>
-              <w:left w:val="single" w:sz="8" w:space="0" w:color="000000"/>
-              <w:right w:val="single" w:sz="8" w:space="0" w:color="000000"/>
-            </w:tcBorders>
-          </w:tcPr>
-          <w:p>
-            <w:pPr>
-              <w:pStyle w:val="TableParagraph"/>
-              <w:rPr>
-                <w:rFonts w:ascii="Times New Roman"/>
-                <w:sz w:val="16"/>
-              </w:rPr>
-            </w:pPr>
-          </w:p>
-        </w:tc>
-        <w:tc>
-          <w:tcPr>
-            <w:tcW w:w="880" w:type="dxa"/>
-            <w:tcBorders>
-              <w:left w:val="single" w:sz="8" w:space="0" w:color="000000"/>
-              <w:right w:val="single" w:sz="8" w:space="0" w:color="000000"/>
-            </w:tcBorders>
-          </w:tcPr>
-          <w:p>
-            <w:pPr>
-              <w:pStyle w:val="TableParagraph"/>
-              <w:rPr>
-                <w:rFonts w:ascii="Times New Roman"/>
-                <w:sz w:val="16"/>
-              </w:rPr>
-            </w:pPr>
-          </w:p>
-        </w:tc>
-        <w:tc>
-          <w:tcPr>
-            <w:tcW w:w="870" w:type="dxa"/>
-            <w:tcBorders>
-              <w:left w:val="single" w:sz="8" w:space="0" w:color="000000"/>
-            </w:tcBorders>
-          </w:tcPr>
-          <w:p>
-            <w:pPr>
-              <w:pStyle w:val="TableParagraph"/>
-              <w:rPr>
-                <w:rFonts w:ascii="Times New Roman"/>
-                <w:sz w:val="16"/>
-              </w:rPr>
-            </w:pPr>
-          </w:p>
-        </w:tc>
-      </w:tr>
-      <w:tr>
-        <w:trPr>
-          <w:trHeight w:val="255"/>
-        </w:trPr>
-        <w:tc>
-          <w:tcPr>
-            <w:tcW w:w="1120" w:type="dxa"/>
-          </w:tcPr>
-          <w:p>
-            <w:pPr>
-              <w:pStyle w:val="TableParagraph"/>
-              <w:rPr>
-                <w:rFonts w:ascii="Times New Roman"/>
-                <w:sz w:val="16"/>
-              </w:rPr>
-            </w:pPr>
-          </w:p>
-        </w:tc>
-        <w:tc>
-          <w:tcPr>
-            <w:tcW w:w="3600" w:type="dxa"/>
-          </w:tcPr>
-          <w:p>
-            <w:pPr>
-              <w:pStyle w:val="TableParagraph"/>
-              <w:rPr>
-                <w:rFonts w:ascii="Times New Roman"/>
-                <w:sz w:val="16"/>
-              </w:rPr>
-            </w:pPr>
-          </w:p>
-        </w:tc>
-        <w:tc>
-          <w:tcPr>
-            <w:tcW w:w="1020" w:type="dxa"/>
-          </w:tcPr>
-          <w:p>
-            <w:pPr>
-              <w:pStyle w:val="TableParagraph"/>
-              <w:rPr>
-                <w:rFonts w:ascii="Times New Roman"/>
-                <w:sz w:val="16"/>
-              </w:rPr>
-            </w:pPr>
-          </w:p>
-        </w:tc>
-        <w:tc>
-          <w:tcPr>
-            <w:tcW w:w="1040" w:type="dxa"/>
-          </w:tcPr>
-          <w:p>
-            <w:pPr>
-              <w:pStyle w:val="TableParagraph"/>
-              <w:rPr>
-                <w:rFonts w:ascii="Times New Roman"/>
-                <w:sz w:val="16"/>
-              </w:rPr>
-            </w:pPr>
-          </w:p>
-        </w:tc>
-        <w:tc>
-          <w:tcPr>
-            <w:tcW w:w="1270" w:type="dxa"/>
-            <w:tcBorders>
-              <w:right w:val="single" w:sz="8" w:space="0" w:color="000000"/>
-            </w:tcBorders>
-          </w:tcPr>
-          <w:p>
-            <w:pPr>
-              <w:pStyle w:val="TableParagraph"/>
-              <w:rPr>
-                <w:rFonts w:ascii="Times New Roman"/>
-                <w:sz w:val="16"/>
-              </w:rPr>
-            </w:pPr>
-          </w:p>
-        </w:tc>
-        <w:tc>
-          <w:tcPr>
-            <w:tcW w:w="860" w:type="dxa"/>
-            <w:tcBorders>
-              <w:left w:val="single" w:sz="8" w:space="0" w:color="000000"/>
-              <w:right w:val="single" w:sz="8" w:space="0" w:color="000000"/>
-            </w:tcBorders>
-          </w:tcPr>
-          <w:p>
-            <w:pPr>
-              <w:pStyle w:val="TableParagraph"/>
-              <w:rPr>
-                <w:rFonts w:ascii="Times New Roman"/>
-                <w:sz w:val="16"/>
-              </w:rPr>
-            </w:pPr>
-          </w:p>
-        </w:tc>
-        <w:tc>
-          <w:tcPr>
-            <w:tcW w:w="880" w:type="dxa"/>
-            <w:tcBorders>
-              <w:left w:val="single" w:sz="8" w:space="0" w:color="000000"/>
-              <w:right w:val="single" w:sz="8" w:space="0" w:color="000000"/>
-            </w:tcBorders>
-          </w:tcPr>
-          <w:p>
-            <w:pPr>
-              <w:pStyle w:val="TableParagraph"/>
-              <w:rPr>
-                <w:rFonts w:ascii="Times New Roman"/>
-                <w:sz w:val="16"/>
-              </w:rPr>
-            </w:pPr>
-          </w:p>
-        </w:tc>
-        <w:tc>
-          <w:tcPr>
-            <w:tcW w:w="870" w:type="dxa"/>
-            <w:tcBorders>
-              <w:left w:val="single" w:sz="8" w:space="0" w:color="000000"/>
-            </w:tcBorders>
-          </w:tcPr>
-          <w:p>
-            <w:pPr>
-              <w:pStyle w:val="TableParagraph"/>
-              <w:rPr>
-                <w:rFonts w:ascii="Times New Roman"/>
-                <w:sz w:val="16"/>
-              </w:rPr>
-            </w:pPr>
-          </w:p>
-        </w:tc>
-      </w:tr>
-      <w:tr>
-        <w:trPr>
-          <w:trHeight w:val="255"/>
-        </w:trPr>
-        <w:tc>
-          <w:tcPr>
-            <w:tcW w:w="1120" w:type="dxa"/>
-          </w:tcPr>
-          <w:p>
-            <w:pPr>
-              <w:pStyle w:val="TableParagraph"/>
-              <w:rPr>
-                <w:rFonts w:ascii="Times New Roman"/>
-                <w:sz w:val="16"/>
-              </w:rPr>
-            </w:pPr>
-          </w:p>
-        </w:tc>
-        <w:tc>
-          <w:tcPr>
-            <w:tcW w:w="3600" w:type="dxa"/>
-          </w:tcPr>
-          <w:p>
-            <w:pPr>
-              <w:pStyle w:val="TableParagraph"/>
-              <w:rPr>
-                <w:rFonts w:ascii="Times New Roman"/>
-                <w:sz w:val="16"/>
-              </w:rPr>
-            </w:pPr>
-          </w:p>
-        </w:tc>
-        <w:tc>
-          <w:tcPr>
-            <w:tcW w:w="1020" w:type="dxa"/>
-          </w:tcPr>
-          <w:p>
-            <w:pPr>
-              <w:pStyle w:val="TableParagraph"/>
-              <w:rPr>
-                <w:rFonts w:ascii="Times New Roman"/>
-                <w:sz w:val="16"/>
-              </w:rPr>
-            </w:pPr>
-          </w:p>
-        </w:tc>
-        <w:tc>
-          <w:tcPr>
-            <w:tcW w:w="1040" w:type="dxa"/>
-          </w:tcPr>
-          <w:p>
-            <w:pPr>
-              <w:pStyle w:val="TableParagraph"/>
-              <w:rPr>
-                <w:rFonts w:ascii="Times New Roman"/>
-                <w:sz w:val="16"/>
-              </w:rPr>
-            </w:pPr>
-          </w:p>
-        </w:tc>
-        <w:tc>
-          <w:tcPr>
-            <w:tcW w:w="1270" w:type="dxa"/>
-            <w:tcBorders>
-              <w:right w:val="single" w:sz="8" w:space="0" w:color="000000"/>
-            </w:tcBorders>
-          </w:tcPr>
-          <w:p>
-            <w:pPr>
-              <w:pStyle w:val="TableParagraph"/>
-              <w:rPr>
-                <w:rFonts w:ascii="Times New Roman"/>
-                <w:sz w:val="16"/>
-              </w:rPr>
-            </w:pPr>
-          </w:p>
-        </w:tc>
-        <w:tc>
-          <w:tcPr>
-            <w:tcW w:w="860" w:type="dxa"/>
-            <w:tcBorders>
-              <w:left w:val="single" w:sz="8" w:space="0" w:color="000000"/>
-              <w:right w:val="single" w:sz="8" w:space="0" w:color="000000"/>
-            </w:tcBorders>
-          </w:tcPr>
-          <w:p>
-            <w:pPr>
-              <w:pStyle w:val="TableParagraph"/>
-              <w:rPr>
-                <w:rFonts w:ascii="Times New Roman"/>
-                <w:sz w:val="16"/>
-              </w:rPr>
-            </w:pPr>
-          </w:p>
-        </w:tc>
-        <w:tc>
-          <w:tcPr>
-            <w:tcW w:w="880" w:type="dxa"/>
-            <w:tcBorders>
-              <w:left w:val="single" w:sz="8" w:space="0" w:color="000000"/>
-              <w:right w:val="single" w:sz="8" w:space="0" w:color="000000"/>
-            </w:tcBorders>
-          </w:tcPr>
-          <w:p>
-            <w:pPr>
-              <w:pStyle w:val="TableParagraph"/>
-              <w:rPr>
-                <w:rFonts w:ascii="Times New Roman"/>
-                <w:sz w:val="16"/>
-              </w:rPr>
-            </w:pPr>
-          </w:p>
-        </w:tc>
-        <w:tc>
-          <w:tcPr>
-            <w:tcW w:w="870" w:type="dxa"/>
-            <w:tcBorders>
-              <w:left w:val="single" w:sz="8" w:space="0" w:color="000000"/>
-            </w:tcBorders>
-          </w:tcPr>
-          <w:p>
-            <w:pPr>
-              <w:pStyle w:val="TableParagraph"/>
-              <w:rPr>
-                <w:rFonts w:ascii="Times New Roman"/>
-                <w:sz w:val="16"/>
-              </w:rPr>
-            </w:pPr>
-          </w:p>
-        </w:tc>
-      </w:tr>
-      <w:tr>
-        <w:trPr>
-          <w:trHeight w:val="237"/>
-        </w:trPr>
-        <w:tc>
-          <w:tcPr>
-            <w:tcW w:w="1120" w:type="dxa"/>
-            <w:tcBorders>
-              <w:bottom w:val="single" w:sz="8" w:space="0" w:color="000000"/>
-            </w:tcBorders>
-          </w:tcPr>
-          <w:p>
-            <w:pPr>
-              <w:pStyle w:val="TableParagraph"/>
-              <w:rPr>
-                <w:rFonts w:ascii="Times New Roman"/>
-                <w:sz w:val="16"/>
-              </w:rPr>
-            </w:pPr>
-          </w:p>
-        </w:tc>
-        <w:tc>
-          <w:tcPr>
-            <w:tcW w:w="3600" w:type="dxa"/>
-            <w:tcBorders>
-              <w:bottom w:val="single" w:sz="8" w:space="0" w:color="000000"/>
-            </w:tcBorders>
-          </w:tcPr>
-          <w:p>
-            <w:pPr>
-              <w:pStyle w:val="TableParagraph"/>
-              <w:rPr>
-                <w:rFonts w:ascii="Times New Roman"/>
-                <w:sz w:val="16"/>
-              </w:rPr>
-            </w:pPr>
-          </w:p>
-        </w:tc>
-        <w:tc>
-          <w:tcPr>
-            <w:tcW w:w="1020" w:type="dxa"/>
-            <w:tcBorders>
-              <w:bottom w:val="single" w:sz="8" w:space="0" w:color="000000"/>
-            </w:tcBorders>
-          </w:tcPr>
-          <w:p>
-            <w:pPr>
-              <w:pStyle w:val="TableParagraph"/>
-              <w:rPr>
-                <w:rFonts w:ascii="Times New Roman"/>
-                <w:sz w:val="16"/>
-              </w:rPr>
-            </w:pPr>
-          </w:p>
-        </w:tc>
-        <w:tc>
-          <w:tcPr>
-            <w:tcW w:w="1040" w:type="dxa"/>
-            <w:tcBorders>
-              <w:bottom w:val="single" w:sz="8" w:space="0" w:color="000000"/>
-            </w:tcBorders>
-          </w:tcPr>
-          <w:p>
-            <w:pPr>
-              <w:pStyle w:val="TableParagraph"/>
-              <w:rPr>
-                <w:rFonts w:ascii="Times New Roman"/>
-                <w:sz w:val="16"/>
-              </w:rPr>
-            </w:pPr>
-          </w:p>
-        </w:tc>
-        <w:tc>
-          <w:tcPr>
-            <w:tcW w:w="1270" w:type="dxa"/>
-            <w:tcBorders>
-              <w:bottom w:val="single" w:sz="8" w:space="0" w:color="000000"/>
-              <w:right w:val="single" w:sz="8" w:space="0" w:color="000000"/>
-            </w:tcBorders>
-          </w:tcPr>
-          <w:p>
-            <w:pPr>
-              <w:pStyle w:val="TableParagraph"/>
-              <w:rPr>
-                <w:rFonts w:ascii="Times New Roman"/>
-                <w:sz w:val="16"/>
-              </w:rPr>
-            </w:pPr>
-          </w:p>
-        </w:tc>
-        <w:tc>
-          <w:tcPr>
-            <w:tcW w:w="860" w:type="dxa"/>
-            <w:tcBorders>
-              <w:left w:val="single" w:sz="8" w:space="0" w:color="000000"/>
-              <w:bottom w:val="single" w:sz="8" w:space="0" w:color="000000"/>
-              <w:right w:val="single" w:sz="8" w:space="0" w:color="000000"/>
-            </w:tcBorders>
-          </w:tcPr>
-          <w:p>
-            <w:pPr>
-              <w:pStyle w:val="TableParagraph"/>
-              <w:rPr>
-                <w:rFonts w:ascii="Times New Roman"/>
-                <w:sz w:val="16"/>
-              </w:rPr>
-            </w:pPr>
-          </w:p>
-        </w:tc>
-        <w:tc>
-          <w:tcPr>
-            <w:tcW w:w="880" w:type="dxa"/>
-            <w:tcBorders>
-              <w:left w:val="single" w:sz="8" w:space="0" w:color="000000"/>
-              <w:bottom w:val="single" w:sz="8" w:space="0" w:color="000000"/>
-              <w:right w:val="single" w:sz="8" w:space="0" w:color="000000"/>
-            </w:tcBorders>
-          </w:tcPr>
-          <w:p>
-            <w:pPr>
-              <w:pStyle w:val="TableParagraph"/>
-              <w:rPr>
-                <w:rFonts w:ascii="Times New Roman"/>
-                <w:sz w:val="16"/>
-              </w:rPr>
-            </w:pPr>
-          </w:p>
-        </w:tc>
-        <w:tc>
-          <w:tcPr>
-            <w:tcW w:w="870" w:type="dxa"/>
-            <w:tcBorders>
-              <w:left w:val="single" w:sz="8" w:space="0" w:color="000000"/>
-              <w:bottom w:val="single" w:sz="8" w:space="0" w:color="000000"/>
-            </w:tcBorders>
-          </w:tcPr>
-          <w:p>
-            <w:pPr>
-              <w:pStyle w:val="TableParagraph"/>
-              <w:rPr>
-                <w:rFonts w:ascii="Times New Roman"/>
-                <w:sz w:val="16"/>
-              </w:rPr>
+              <w:bottom w:val="single" w:sz="8" w:space="0" w:color="000000"/>
+            </w:tcBorders>
+          </w:tcPr>
+          <w:p>
+            <w:pPr>
+              <w:pStyle w:val="TableParagraph"/>
+              <w:rPr>
+                <w:rFonts w:ascii="Times New Roman"/>
+                <w:sz w:val="16"/>
+              </w:rPr>
+              <w:spacing w:before="30" w:after="30" w:line="240" w:lineRule="auto"/>
             </w:pPr>
           </w:p>
         </w:tc>
@@ -4964,720 +3681,171 @@
         </w:rPr>
       </w:pPr>
     </w:p>
-    <w:p>
-      <w:pPr>
-        <w:pStyle w:val="BodyText"/>
-        <w:ind w:left="350"/>
-      </w:pPr>
-      <w:r>
-        <w:rPr>
-          <w:noProof/>
-          <w:sz w:val="29"/>
-        </w:rPr>
-        <mc:AlternateContent>
-          <mc:Choice Requires="wps">
-            <w:drawing>
-              <wp:anchor distT="45720" distB="45720" distL="114300" distR="114300" simplePos="0" relativeHeight="251661312" behindDoc="0" locked="0" layoutInCell="1" allowOverlap="1" wp14:anchorId="3E07DA87" wp14:editId="176B7015">
-                <wp:simplePos x="0" y="0"/>
-                <wp:positionH relativeFrom="column">
-                  <wp:posOffset>2472690</wp:posOffset>
-                </wp:positionH>
-                <wp:positionV relativeFrom="paragraph">
-                  <wp:posOffset>123825</wp:posOffset>
-                </wp:positionV>
-                <wp:extent cx="2360930" cy="1404620"/>
-                <wp:effectExtent l="0" t="0" r="0" b="5715"/>
-                <wp:wrapNone/>
-                <wp:docPr id="217" name="Text Box 2"/>
-                <wp:cNvGraphicFramePr>
-                  <a:graphicFrameLocks xmlns:a="http://schemas.openxmlformats.org/drawingml/2006/main"/>
-                </wp:cNvGraphicFramePr>
-                <a:graphic xmlns:a="http://schemas.openxmlformats.org/drawingml/2006/main">
-                  <a:graphicData uri="http://schemas.microsoft.com/office/word/2010/wordprocessingShape">
-                    <wps:wsp>
-                      <wps:cNvSpPr txBox="1">
-                        <a:spLocks noChangeArrowheads="1"/>
-                      </wps:cNvSpPr>
-                      <wps:spPr bwMode="auto">
-                        <a:xfrm>
-                          <a:off x="0" y="0"/>
-                          <a:ext cx="2360930" cy="1404620"/>
-                        </a:xfrm>
-                        <a:prstGeom prst="rect">
-                          <a:avLst/>
-                        </a:prstGeom>
-                        <a:noFill/>
-                        <a:ln w="9525">
-                          <a:noFill/>
-                          <a:miter lim="800000"/>
-                          <a:headEnd/>
-                          <a:tailEnd/>
-                        </a:ln>
-                      </wps:spPr>
-                      <wps:txbx>
-                        <w:txbxContent>
-                          <w:p>
-                            <w:pPr>
-                              <w:rPr>
-                                <w:rFonts w:ascii="Arial" w:hAnsi="Arial" w:cs="Arial"/>
-                                <w:b/>
-                                <w:bCs/>
-                              </w:rPr>
-                            </w:pPr>
-                            <w:r>
-                              <w:rPr>
-                                <w:rFonts w:ascii="Arial" w:hAnsi="Arial" w:cs="Arial"/>
-                                <w:b/>
-                                <w:bCs/>
-                              </w:rPr>
-                              <w:t>CRISTIAN JAY M. PECHON</w:t>
-                            </w:r>
-                          </w:p>
-                        </w:txbxContent>
-                      </wps:txbx>
-                      <wps:bodyPr rot="0" vert="horz" wrap="square" lIns="91440" tIns="45720" rIns="91440" bIns="45720" anchor="t" anchorCtr="0">
-                        <a:spAutoFit/>
-                      </wps:bodyPr>
-                    </wps:wsp>
-                  </a:graphicData>
-                </a:graphic>
-                <wp14:sizeRelH relativeFrom="margin">
-                  <wp14:pctWidth>40000</wp14:pctWidth>
-                </wp14:sizeRelH>
-                <wp14:sizeRelV relativeFrom="margin">
-                  <wp14:pctHeight>20000</wp14:pctHeight>
-                </wp14:sizeRelV>
-              </wp:anchor>
-            </w:drawing>
-          </mc:Choice>
-          <mc:Fallback>
-            <w:pict>
-              <v:shapetype w14:anchorId="3E07DA87" id="_x0000_t202" coordsize="21600,21600" o:spt="202" path="m,l,21600r21600,l21600,xe">
-                <v:stroke joinstyle="miter"/>
-                <v:path gradientshapeok="t" o:connecttype="rect"/>
-              </v:shapetype>
-              <v:shape id="Text Box 2" o:spid="_x0000_s1026" type="#_x0000_t202" style="position:absolute;left:0;text-align:left;margin-left:194.7pt;margin-top:9.75pt;width:185.9pt;height:110.6pt;z-index:251661312;visibility:visible;mso-wrap-style:square;mso-width-percent:400;mso-height-percent:200;mso-wrap-distance-left:9pt;mso-wrap-distance-top:3.6pt;mso-wrap-distance-right:9pt;mso-wrap-distance-bottom:3.6pt;mso-position-horizontal:absolute;mso-position-horizontal-relative:text;mso-position-vertical:absolute;mso-position-vertical-relative:text;mso-width-percent:400;mso-height-percent:200;mso-width-relative:margin;mso-height-relative:margin;v-text-anchor:top" o:gfxdata="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" filled="f" stroked="f">
-                <v:textbox style="mso-fit-shape-to-text:t">
-                  <w:txbxContent>
-                    <w:p>
-                      <w:pPr>
-                        <w:rPr>
-                          <w:rFonts w:ascii="Arial" w:hAnsi="Arial" w:cs="Arial"/>
-                          <w:b/>
-                          <w:bCs/>
-                        </w:rPr>
-                      </w:pPr>
-                      <w:r>
-                        <w:rPr>
-                          <w:rFonts w:ascii="Arial" w:hAnsi="Arial" w:cs="Arial"/>
-                          <w:b/>
-                          <w:bCs/>
-                        </w:rPr>
-                        <w:t>CRISTIAN JAY M. PECHON</w:t>
-                      </w:r>
-                    </w:p>
-                  </w:txbxContent>
-                </v:textbox>
-              </v:shape>
-            </w:pict>
-          </mc:Fallback>
-        </mc:AlternateContent>
-      </w:r>
-      <w:r>
-        <w:rPr>
-          <w:noProof/>
-        </w:rPr>
-        <mc:AlternateContent>
-          <mc:Choice Requires="wps">
-            <w:drawing>
-              <wp:anchor distT="0" distB="0" distL="0" distR="0" simplePos="0" relativeHeight="251656192" behindDoc="0" locked="0" layoutInCell="1" allowOverlap="1" wp14:anchorId="71079F7E" wp14:editId="667CA732">
-                <wp:simplePos x="0" y="0"/>
-                <wp:positionH relativeFrom="page">
-                  <wp:posOffset>2679700</wp:posOffset>
-                </wp:positionH>
-                <wp:positionV relativeFrom="paragraph">
-                  <wp:posOffset>-61321</wp:posOffset>
-                </wp:positionV>
-                <wp:extent cx="2197100" cy="722630"/>
-                <wp:effectExtent l="0" t="0" r="0" b="0"/>
-                <wp:wrapNone/>
-                <wp:docPr id="13" name="Textbox 13"/>
-                <wp:cNvGraphicFramePr>
-                  <a:graphicFrameLocks xmlns:a="http://schemas.openxmlformats.org/drawingml/2006/main"/>
-                </wp:cNvGraphicFramePr>
-                <a:graphic xmlns:a="http://schemas.openxmlformats.org/drawingml/2006/main">
-                  <a:graphicData uri="http://schemas.microsoft.com/office/word/2010/wordprocessingShape">
-                    <wps:wsp>
-                      <wps:cNvSpPr txBox="1">
-                        <a:spLocks/>
-                      </wps:cNvSpPr>
-                      <wps:spPr>
-                        <a:xfrm>
-                          <a:off x="0" y="0"/>
-                          <a:ext cx="2197100" cy="722630"/>
-                        </a:xfrm>
-                        <a:prstGeom prst="rect">
-                          <a:avLst/>
-                        </a:prstGeom>
-                      </wps:spPr>
-                      <wps:txbx>
-                        <w:txbxContent>
-                          <w:tbl>
-                            <w:tblPr>
-                              <w:tblW w:w="0" w:type="auto"/>
-                              <w:tblInd w:w="70" w:type="dxa"/>
-                              <w:tblBorders>
-                                <w:top w:val="single" w:sz="8" w:space="0" w:color="000000"/>
-                                <w:left w:val="single" w:sz="8" w:space="0" w:color="000000"/>
-                                <w:bottom w:val="single" w:sz="8" w:space="0" w:color="000000"/>
-                                <w:right w:val="single" w:sz="8" w:space="0" w:color="000000"/>
-                                <w:insideH w:val="single" w:sz="8" w:space="0" w:color="000000"/>
-                                <w:insideV w:val="single" w:sz="8" w:space="0" w:color="000000"/>
-                              </w:tblBorders>
-                              <w:tblLayout w:type="fixed"/>
-                              <w:tblCellMar>
-                                <w:left w:w="0" w:type="dxa"/>
-                                <w:right w:w="0" w:type="dxa"/>
-                              </w:tblCellMar>
-                              <w:tblLook w:val="01E0" w:firstRow="1" w:lastRow="1" w:firstColumn="1" w:lastColumn="1" w:noHBand="0" w:noVBand="0"/>
-                            </w:tblPr>
-                            <w:tblGrid>
-                              <w:gridCol w:w="3320"/>
-                            </w:tblGrid>
-                            <w:tr>
-                              <w:trPr>
-                                <w:trHeight w:val="279"/>
-                              </w:trPr>
-                              <w:tc>
-                                <w:tcPr>
-                                  <w:tcW w:w="3320" w:type="dxa"/>
-                                </w:tcPr>
-                                <w:p>
-                                  <w:pPr>
-                                    <w:pStyle w:val="TableParagraph"/>
-                                    <w:spacing w:before="76" w:line="183" w:lineRule="exact"/>
-                                    <w:rPr>
-                                      <w:sz w:val="18"/>
-                                    </w:rPr>
-                                  </w:pPr>
-                                  <w:r>
-                                    <w:rPr>
-                                      <w:sz w:val="18"/>
-                                    </w:rPr>
-                                    <w:t xml:space="preserve">Noted </w:t>
-                                  </w:r>
-                                  <w:r>
-                                    <w:rPr>
-                                      <w:spacing w:val="-5"/>
-                                      <w:sz w:val="18"/>
-                                    </w:rPr>
-                                    <w:t>by:</w:t>
-                                  </w:r>
-                                </w:p>
-                              </w:tc>
-                            </w:tr>
-                            <w:tr>
-                              <w:trPr>
-                                <w:trHeight w:val="340"/>
-                              </w:trPr>
-                              <w:tc>
-                                <w:tcPr>
-                                  <w:tcW w:w="3320" w:type="dxa"/>
-                                </w:tcPr>
-                                <w:p>
-                                  <w:pPr>
-                                    <w:pStyle w:val="TableParagraph"/>
-                                    <w:rPr>
-                                      <w:rFonts w:ascii="Times New Roman"/>
-                                      <w:b/>
-                                      <w:bCs/>
-                                      <w:sz w:val="16"/>
-                                    </w:rPr>
-                                  </w:pPr>
-                                </w:p>
-                              </w:tc>
-                            </w:tr>
-                            <w:tr>
-                              <w:trPr>
-                                <w:trHeight w:val="180"/>
-                              </w:trPr>
-                              <w:tc>
-                                <w:tcPr>
-                                  <w:tcW w:w="3320" w:type="dxa"/>
-                                </w:tcPr>
-                                <w:p>
-                                  <w:pPr>
-                                    <w:pStyle w:val="TableParagraph"/>
-                                    <w:spacing w:before="13" w:line="146" w:lineRule="exact"/>
-                                    <w:rPr>
-                                      <w:sz w:val="16"/>
-                                    </w:rPr>
-                                  </w:pPr>
-                                  <w:r>
-                                    <w:rPr>
-                                      <w:spacing w:val="-2"/>
-                                      <w:sz w:val="16"/>
-                                    </w:rPr>
-                                    <w:t>Laboratory</w:t>
-                                  </w:r>
-                                  <w:r>
-                                    <w:rPr>
-                                      <w:spacing w:val="13"/>
-                                      <w:sz w:val="16"/>
-                                    </w:rPr>
-                                    <w:t xml:space="preserve"> </w:t>
-                                  </w:r>
-                                  <w:r>
-                                    <w:rPr>
-                                      <w:spacing w:val="-2"/>
-                                      <w:sz w:val="16"/>
-                                    </w:rPr>
-                                    <w:t>In-Charge</w:t>
-                                  </w:r>
-                                </w:p>
-                              </w:tc>
-                            </w:tr>
-                            <w:tr>
-                              <w:trPr>
-                                <w:trHeight w:val="239"/>
-                              </w:trPr>
-                              <w:tc>
-                                <w:tcPr>
-                                  <w:tcW w:w="3320" w:type="dxa"/>
-                                </w:tcPr>
-                                <w:p>
-                                  <w:pPr>
-                                    <w:pStyle w:val="TableParagraph"/>
-                                    <w:spacing w:before="40" w:line="179" w:lineRule="exact"/>
-                                    <w:rPr>
-                                      <w:sz w:val="16"/>
-                                    </w:rPr>
-                                  </w:pPr>
-                                  <w:r>
-                                    <w:rPr>
-                                      <w:sz w:val="16"/>
-                                    </w:rPr>
-                                    <w:t>Signature</w:t>
-                                  </w:r>
-                                  <w:r>
-                                    <w:rPr>
-                                      <w:spacing w:val="-7"/>
-                                      <w:sz w:val="16"/>
-                                    </w:rPr>
-                                    <w:t xml:space="preserve"> </w:t>
-                                  </w:r>
-                                  <w:r>
-                                    <w:rPr>
-                                      <w:sz w:val="16"/>
-                                    </w:rPr>
-                                    <w:t>Over</w:t>
-                                  </w:r>
-                                  <w:r>
-                                    <w:rPr>
-                                      <w:spacing w:val="-7"/>
-                                      <w:sz w:val="16"/>
-                                    </w:rPr>
-                                    <w:t xml:space="preserve"> </w:t>
-                                  </w:r>
-                                  <w:r>
-                                    <w:rPr>
-                                      <w:sz w:val="16"/>
-                                    </w:rPr>
-                                    <w:t>Printed</w:t>
-                                  </w:r>
-                                  <w:r>
-                                    <w:rPr>
-                                      <w:spacing w:val="-6"/>
-                                      <w:sz w:val="16"/>
-                                    </w:rPr>
-                                    <w:t xml:space="preserve"> </w:t>
-                                  </w:r>
-                                  <w:r>
-                                    <w:rPr>
-                                      <w:spacing w:val="-2"/>
-                                      <w:sz w:val="16"/>
-                                    </w:rPr>
-                                    <w:t>Name/Date</w:t>
-                                  </w:r>
-                                </w:p>
-                              </w:tc>
-                            </w:tr>
-                          </w:tbl>
-                          <w:p>
-                            <w:pPr>
-                              <w:pStyle w:val="BodyText"/>
-                            </w:pPr>
-                          </w:p>
-                        </w:txbxContent>
-                      </wps:txbx>
-                      <wps:bodyPr wrap="square" lIns="0" tIns="0" rIns="0" bIns="0" rtlCol="0">
-                        <a:noAutofit/>
-                      </wps:bodyPr>
-                    </wps:wsp>
-                  </a:graphicData>
-                </a:graphic>
-              </wp:anchor>
-            </w:drawing>
-          </mc:Choice>
-          <mc:Fallback>
-            <w:pict>
-              <v:shape w14:anchorId="71079F7E" id="Textbox 13" o:spid="_x0000_s1027" type="#_x0000_t202" style="position:absolute;left:0;text-align:left;margin-left:211pt;margin-top:-4.85pt;width:173pt;height:56.9pt;z-index:251656192;visibility:visible;mso-wrap-style:square;mso-wrap-distance-left:0;mso-wrap-distance-top:0;mso-wrap-distance-right:0;mso-wrap-distance-bottom:0;mso-position-horizontal:absolute;mso-position-horizontal-relative:page;mso-position-vertical:absolute;mso-position-vertical-relative:text;v-text-anchor:top" o:gfxdata="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" filled="f" stroked="f">
-                <v:textbox inset="0,0,0,0">
-                  <w:txbxContent>
-                    <w:tbl>
-                      <w:tblPr>
-                        <w:tblW w:w="0" w:type="auto"/>
-                        <w:tblInd w:w="70" w:type="dxa"/>
-                        <w:tblBorders>
-                          <w:top w:val="single" w:sz="8" w:space="0" w:color="000000"/>
-                          <w:left w:val="single" w:sz="8" w:space="0" w:color="000000"/>
-                          <w:bottom w:val="single" w:sz="8" w:space="0" w:color="000000"/>
-                          <w:right w:val="single" w:sz="8" w:space="0" w:color="000000"/>
-                          <w:insideH w:val="single" w:sz="8" w:space="0" w:color="000000"/>
-                          <w:insideV w:val="single" w:sz="8" w:space="0" w:color="000000"/>
-                        </w:tblBorders>
-                        <w:tblLayout w:type="fixed"/>
-                        <w:tblCellMar>
-                          <w:left w:w="0" w:type="dxa"/>
-                          <w:right w:w="0" w:type="dxa"/>
-                        </w:tblCellMar>
-                        <w:tblLook w:val="01E0" w:firstRow="1" w:lastRow="1" w:firstColumn="1" w:lastColumn="1" w:noHBand="0" w:noVBand="0"/>
-                      </w:tblPr>
-                      <w:tblGrid>
-                        <w:gridCol w:w="3320"/>
-                      </w:tblGrid>
-                      <w:tr>
-                        <w:trPr>
-                          <w:trHeight w:val="279"/>
-                        </w:trPr>
-                        <w:tc>
-                          <w:tcPr>
-                            <w:tcW w:w="3320" w:type="dxa"/>
-                          </w:tcPr>
-                          <w:p>
-                            <w:pPr>
-                              <w:pStyle w:val="TableParagraph"/>
-                              <w:spacing w:before="76" w:line="183" w:lineRule="exact"/>
-                              <w:rPr>
-                                <w:sz w:val="18"/>
-                              </w:rPr>
-                            </w:pPr>
-                            <w:r>
-                              <w:rPr>
-                                <w:sz w:val="18"/>
-                              </w:rPr>
-                              <w:t xml:space="preserve">Noted </w:t>
-                            </w:r>
-                            <w:r>
-                              <w:rPr>
-                                <w:spacing w:val="-5"/>
-                                <w:sz w:val="18"/>
-                              </w:rPr>
-                              <w:t>by:</w:t>
-                            </w:r>
-                          </w:p>
-                        </w:tc>
-                      </w:tr>
-                      <w:tr>
-                        <w:trPr>
-                          <w:trHeight w:val="340"/>
-                        </w:trPr>
-                        <w:tc>
-                          <w:tcPr>
-                            <w:tcW w:w="3320" w:type="dxa"/>
-                          </w:tcPr>
-                          <w:p>
-                            <w:pPr>
-                              <w:pStyle w:val="TableParagraph"/>
-                              <w:rPr>
-                                <w:rFonts w:ascii="Times New Roman"/>
-                                <w:b/>
-                                <w:bCs/>
-                                <w:sz w:val="16"/>
-                              </w:rPr>
-                            </w:pPr>
-                          </w:p>
-                        </w:tc>
-                      </w:tr>
-                      <w:tr>
-                        <w:trPr>
-                          <w:trHeight w:val="180"/>
-                        </w:trPr>
-                        <w:tc>
-                          <w:tcPr>
-                            <w:tcW w:w="3320" w:type="dxa"/>
-                          </w:tcPr>
-                          <w:p>
-                            <w:pPr>
-                              <w:pStyle w:val="TableParagraph"/>
-                              <w:spacing w:before="13" w:line="146" w:lineRule="exact"/>
-                              <w:rPr>
-                                <w:sz w:val="16"/>
-                              </w:rPr>
-                            </w:pPr>
-                            <w:r>
-                              <w:rPr>
-                                <w:spacing w:val="-2"/>
-                                <w:sz w:val="16"/>
-                              </w:rPr>
-                              <w:t>Laboratory</w:t>
-                            </w:r>
-                            <w:r>
-                              <w:rPr>
-                                <w:spacing w:val="13"/>
-                                <w:sz w:val="16"/>
-                              </w:rPr>
-                              <w:t xml:space="preserve"> </w:t>
-                            </w:r>
-                            <w:r>
-                              <w:rPr>
-                                <w:spacing w:val="-2"/>
-                                <w:sz w:val="16"/>
-                              </w:rPr>
-                              <w:t>In-Charge</w:t>
-                            </w:r>
-                          </w:p>
-                        </w:tc>
-                      </w:tr>
-                      <w:tr>
-                        <w:trPr>
-                          <w:trHeight w:val="239"/>
-                        </w:trPr>
-                        <w:tc>
-                          <w:tcPr>
-                            <w:tcW w:w="3320" w:type="dxa"/>
-                          </w:tcPr>
-                          <w:p>
-                            <w:pPr>
-                              <w:pStyle w:val="TableParagraph"/>
-                              <w:spacing w:before="40" w:line="179" w:lineRule="exact"/>
-                              <w:rPr>
-                                <w:sz w:val="16"/>
-                              </w:rPr>
-                            </w:pPr>
-                            <w:r>
-                              <w:rPr>
-                                <w:sz w:val="16"/>
-                              </w:rPr>
-                              <w:t>Signature</w:t>
-                            </w:r>
-                            <w:r>
-                              <w:rPr>
-                                <w:spacing w:val="-7"/>
-                                <w:sz w:val="16"/>
-                              </w:rPr>
-                              <w:t xml:space="preserve"> </w:t>
-                            </w:r>
-                            <w:r>
-                              <w:rPr>
-                                <w:sz w:val="16"/>
-                              </w:rPr>
-                              <w:t>Over</w:t>
-                            </w:r>
-                            <w:r>
-                              <w:rPr>
-                                <w:spacing w:val="-7"/>
-                                <w:sz w:val="16"/>
-                              </w:rPr>
-                              <w:t xml:space="preserve"> </w:t>
-                            </w:r>
-                            <w:r>
-                              <w:rPr>
-                                <w:sz w:val="16"/>
-                              </w:rPr>
-                              <w:t>Printed</w:t>
-                            </w:r>
-                            <w:r>
-                              <w:rPr>
-                                <w:spacing w:val="-6"/>
-                                <w:sz w:val="16"/>
-                              </w:rPr>
-                              <w:t xml:space="preserve"> </w:t>
-                            </w:r>
-                            <w:r>
-                              <w:rPr>
-                                <w:spacing w:val="-2"/>
-                                <w:sz w:val="16"/>
-                              </w:rPr>
-                              <w:t>Name/Date</w:t>
-                            </w:r>
-                          </w:p>
-                        </w:tc>
-                      </w:tr>
-                    </w:tbl>
-                    <w:p>
-                      <w:pPr>
-                        <w:pStyle w:val="BodyText"/>
-                      </w:pPr>
-                    </w:p>
-                  </w:txbxContent>
-                </v:textbox>
-                <w10:wrap anchorx="page"/>
-              </v:shape>
-            </w:pict>
-          </mc:Fallback>
-        </mc:AlternateContent>
-      </w:r>
-      <w:r>
-        <w:t xml:space="preserve">Reserved </w:t>
-      </w:r>
-      <w:r>
-        <w:rPr>
-          <w:spacing w:val="-5"/>
-        </w:rPr>
-        <w:t>by:</w:t>
-      </w:r>
-    </w:p>
-    <w:p>
-      <w:pPr>
-        <w:pStyle w:val="BodyText"/>
-        <w:spacing w:before="9"/>
-        <w:rPr>
-          <w:sz w:val="29"/>
-        </w:rPr>
-      </w:pPr>
-      <w:r>
-        <w:rPr>
-          <w:noProof/>
-        </w:rPr>
-        <mc:AlternateContent>
-          <mc:Choice Requires="wps">
-            <w:drawing>
-              <wp:anchor distT="0" distB="0" distL="0" distR="0" simplePos="0" relativeHeight="487587840" behindDoc="1" locked="0" layoutInCell="1" allowOverlap="1" wp14:anchorId="2F1C18B5" wp14:editId="63ECA4A1">
-                <wp:simplePos x="0" y="0"/>
-                <wp:positionH relativeFrom="page">
-                  <wp:posOffset>520700</wp:posOffset>
-                </wp:positionH>
-                <wp:positionV relativeFrom="paragraph">
-                  <wp:posOffset>233071</wp:posOffset>
-                </wp:positionV>
-                <wp:extent cx="1917700" cy="1270"/>
-                <wp:effectExtent l="0" t="0" r="0" b="0"/>
-                <wp:wrapTopAndBottom/>
-                <wp:docPr id="14" name="Graphic 14"/>
-                <wp:cNvGraphicFramePr>
-                  <a:graphicFrameLocks xmlns:a="http://schemas.openxmlformats.org/drawingml/2006/main"/>
-                </wp:cNvGraphicFramePr>
-                <a:graphic xmlns:a="http://schemas.openxmlformats.org/drawingml/2006/main">
-                  <a:graphicData uri="http://schemas.microsoft.com/office/word/2010/wordprocessingShape">
-                    <wps:wsp>
-                      <wps:cNvSpPr>
-                        <a:spLocks/>
-                      </wps:cNvSpPr>
-                      <wps:spPr>
-                        <a:xfrm>
-                          <a:off x="0" y="0"/>
-                          <a:ext cx="1917700" cy="1270"/>
-                        </a:xfrm>
-                        <a:custGeom>
-                          <a:avLst/>
-                          <a:gdLst/>
-                          <a:ahLst/>
-                          <a:cxnLst/>
-                          <a:rect l="l" t="t" r="r" b="b"/>
-                          <a:pathLst>
-                            <a:path w="1917700">
-                              <a:moveTo>
-                                <a:pt x="0" y="0"/>
-                              </a:moveTo>
-                              <a:lnTo>
-                                <a:pt x="1917700" y="0"/>
-                              </a:lnTo>
-                            </a:path>
-                          </a:pathLst>
-                        </a:custGeom>
-                        <a:ln w="12700">
-                          <a:solidFill>
-                            <a:srgbClr val="000000"/>
-                          </a:solidFill>
-                          <a:prstDash val="solid"/>
-                        </a:ln>
-                      </wps:spPr>
-                      <wps:bodyPr wrap="square" lIns="0" tIns="0" rIns="0" bIns="0" rtlCol="0">
-                        <a:prstTxWarp prst="textNoShape">
-                          <a:avLst/>
-                        </a:prstTxWarp>
-                        <a:noAutofit/>
-                      </wps:bodyPr>
-                    </wps:wsp>
-                  </a:graphicData>
-                </a:graphic>
-              </wp:anchor>
-            </w:drawing>
-          </mc:Choice>
-          <mc:Fallback>
-            <w:pict>
-              <v:shape w14:anchorId="7E3CECF3" id="Graphic 14" o:spid="_x0000_s1026" style="position:absolute;margin-left:41pt;margin-top:18.35pt;width:151pt;height:.1pt;z-index:-15728640;visibility:visible;mso-wrap-style:square;mso-wrap-distance-left:0;mso-wrap-distance-top:0;mso-wrap-distance-right:0;mso-wrap-distance-bottom:0;mso-position-horizontal:absolute;mso-position-horizontal-relative:page;mso-position-vertical:absolute;mso-position-vertical-relative:text;v-text-anchor:top" coordsize="1917700,1270" o:gfxdata="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" path="m,l1917700,e" filled="f" strokeweight="1pt">
-                <v:path arrowok="t"/>
-                <w10:wrap type="topAndBottom" anchorx="page"/>
-              </v:shape>
-            </w:pict>
-          </mc:Fallback>
-        </mc:AlternateContent>
-      </w:r>
-    </w:p>
-    <w:p>
-      <w:pPr>
-        <w:spacing w:before="13"/>
-        <w:ind w:left="350"/>
-        <w:rPr>
-          <w:sz w:val="16"/>
-        </w:rPr>
-      </w:pPr>
-      <w:r>
-        <w:rPr>
-          <w:sz w:val="16"/>
-        </w:rPr>
-        <w:t>Signature</w:t>
-      </w:r>
-      <w:r>
-        <w:rPr>
-          <w:spacing w:val="-7"/>
-          <w:sz w:val="16"/>
-        </w:rPr>
-        <w:t xml:space="preserve"> </w:t>
-      </w:r>
-      <w:r>
-        <w:rPr>
-          <w:sz w:val="16"/>
-        </w:rPr>
-        <w:t>Over</w:t>
-      </w:r>
-      <w:r>
-        <w:rPr>
-          <w:spacing w:val="-7"/>
-          <w:sz w:val="16"/>
-        </w:rPr>
-        <w:t xml:space="preserve"> </w:t>
-      </w:r>
-      <w:r>
-        <w:rPr>
-          <w:sz w:val="16"/>
-        </w:rPr>
-        <w:t>Printed</w:t>
-      </w:r>
-      <w:r>
-        <w:rPr>
-          <w:spacing w:val="-6"/>
-          <w:sz w:val="16"/>
-        </w:rPr>
-        <w:t xml:space="preserve"> </w:t>
-      </w:r>
-      <w:r>
-        <w:rPr>
-          <w:spacing w:val="-4"/>
-          <w:sz w:val="16"/>
-        </w:rPr>
-        <w:t>Nam</w:t>
-      </w:r>
-      <w:r>
-        <w:rPr>
-          <w:spacing w:val="-4"/>
-          <w:sz w:val="16"/>
-        </w:rPr>
-        <w:t>e</w:t>
-      </w:r>
-    </w:p>
+    <w:tbl>
+      <w:tblPr>
+        <w:tblW w:w="10754" w:type="dxa"/>
+        <w:tblLayout w:type="fixed"/>
+        <w:tblBorders>
+          <w:top w:val="nil"/>
+          <w:left w:val="nil"/>
+          <w:bottom w:val="nil"/>
+          <w:right w:val="nil"/>
+          <w:insideH w:val="nil"/>
+          <w:insideV w:val="nil"/>
+        </w:tblBorders>
+      </w:tblPr>
+      <w:tblGrid>
+        <w:gridCol w:w="5377"/>
+        <w:gridCol w:w="5377"/>
+      </w:tblGrid>
+      <w:tr>
+        <w:trPr>
+          <w:cantSplit/>
+        </w:trPr>
+        <w:tc>
+          <w:tcPr>
+            <w:tcW w:w="5377" w:type="dxa"/>
+          </w:tcPr>
+          <w:p>
+            <w:pPr>
+              <w:spacing w:before="40" w:after="40" w:line="240" w:lineRule="auto"/>
+              <w:keepNext/>
+            </w:pPr>
+            <w:r>
+              <w:rPr>
+                <w:rFonts w:ascii="Arial" w:hAnsi="Arial"/>
+                <w:sz w:val="20"/>
+                <w:b/>
+              </w:rPr>
+              <w:t>Reserved by:</w:t>
+            </w:r>
+          </w:p>
+          <w:p>
+            <w:pPr>
+              <w:keepNext/>
+              <w:spacing w:before="0" w:after="0" w:line="660" w:lineRule="atLeast"/>
+            </w:pPr>
+            <w:r>
+              <w:br/>
+            </w:r>
+          </w:p>
+          <w:p>
+            <w:pPr>
+              <w:spacing w:before="40" w:after="40" w:line="240" w:lineRule="auto"/>
+              <w:keepNext/>
+              <w:pBdr>
+                <w:top w:val="single" w:sz="4" w:space="4" w:color="000000"/>
+              </w:pBdr>
+            </w:pPr>
+            <w:r>
+              <w:rPr>
+                <w:rFonts w:ascii="Arial" w:hAnsi="Arial"/>
+                <w:sz w:val="18"/>
+              </w:rPr>
+              <w:t/>
+            </w:r>
+          </w:p>
+          <w:p>
+            <w:pPr>
+              <w:spacing w:before="40" w:after="40" w:line="240" w:lineRule="auto"/>
+              <w:keepNext/>
+            </w:pPr>
+            <w:r>
+              <w:rPr>
+                <w:rFonts w:ascii="Arial" w:hAnsi="Arial"/>
+                <w:sz w:val="18"/>
+              </w:rPr>
+              <w:t>Signature over printed name</w:t>
+            </w:r>
+          </w:p>
+          <w:p>
+            <w:pPr>
+              <w:spacing w:before="40" w:after="40" w:line="240" w:lineRule="auto"/>
+            </w:pPr>
+            <w:r>
+              <w:rPr>
+                <w:rFonts w:ascii="Arial" w:hAnsi="Arial"/>
+                <w:sz w:val="18"/>
+              </w:rPr>
+              <w:t>Date signed: </w:t>
+            </w:r>
+          </w:p>
+        </w:tc>
+        <w:tc>
+          <w:tcPr>
+            <w:tcW w:w="5377" w:type="dxa"/>
+          </w:tcPr>
+          <w:p>
+            <w:pPr>
+              <w:spacing w:before="40" w:after="40" w:line="240" w:lineRule="auto"/>
+              <w:keepNext/>
+            </w:pPr>
+            <w:r>
+              <w:rPr>
+                <w:rFonts w:ascii="Arial" w:hAnsi="Arial"/>
+                <w:sz w:val="20"/>
+                <w:b/>
+              </w:rPr>
+              <w:t>Noted by:</w:t>
+            </w:r>
+          </w:p>
+          <w:p>
+            <w:pPr>
+              <w:keepNext/>
+              <w:spacing w:before="0" w:after="0" w:line="660" w:lineRule="atLeast"/>
+            </w:pPr>
+            <w:r>
+              <w:rPr>
+                <w:rFonts w:ascii="Arial" w:hAnsi="Arial"/>
+                <w:sz w:val="18"/>
+              </w:rPr>
+              <w:t/>
+            </w:r>
+          </w:p>
+          <w:p>
+            <w:pPr>
+              <w:spacing w:before="40" w:after="40" w:line="240" w:lineRule="auto"/>
+              <w:keepNext/>
+              <w:pBdr>
+                <w:top w:val="single" w:sz="4" w:space="4" w:color="000000"/>
+              </w:pBdr>
+            </w:pPr>
+            <w:r>
+              <w:rPr>
+                <w:rFonts w:ascii="Arial" w:hAnsi="Arial"/>
+                <w:sz w:val="18"/>
+              </w:rPr>
+              <w:t>CRISTIAN JAY M. PECHON</w:t>
+            </w:r>
+          </w:p>
+          <w:p>
+            <w:pPr>
+              <w:spacing w:before="40" w:after="40" w:line="240" w:lineRule="auto"/>
+              <w:keepNext/>
+            </w:pPr>
+            <w:r>
+              <w:rPr>
+                <w:rFonts w:ascii="Arial" w:hAnsi="Arial"/>
+                <w:sz w:val="18"/>
+              </w:rPr>
+              <w:t>Laboratory In-Charge</w:t>
+            </w:r>
+          </w:p>
+          <w:p>
+            <w:pPr>
+              <w:spacing w:before="40" w:after="40" w:line="240" w:lineRule="auto"/>
+            </w:pPr>
+            <w:r>
+              <w:rPr>
+                <w:rFonts w:ascii="Arial" w:hAnsi="Arial"/>
+                <w:sz w:val="18"/>
+              </w:rPr>
+              <w:t>Signature over printed name / date: __________________</w:t>
+            </w:r>
+          </w:p>
+        </w:tc>
+      </w:tr>
+    </w:tbl>
     <w:sectPr>
       <w:pgSz w:w="11906" w:h="16838" w:code="9"/>
       <w:pgMar w:top="2000" w:right="600" w:bottom="380" w:left="460" w:header="355" w:footer="170" w:gutter="0"/>

--- a/frontend/public/documents/document-2.docx
+++ b/frontend/public/documents/document-2.docx
@@ -60,14 +60,35 @@
     </w:p>
     <w:p>
       <w:pPr>
-        <w:spacing w:before="40" w:after="40" w:line="240" w:lineRule="auto"/>
+        <w:pStyle w:val="BodyText"/>
+        <w:tabs>
+          <w:tab w:val="left" w:pos="1799"/>
+          <w:tab w:val="left" w:pos="4181"/>
+        </w:tabs>
+        <w:spacing w:before="243"/>
+        <w:ind w:left="350"/>
+        <w:rPr>
+          <w:rFonts w:ascii="Times New Roman"/>
+        </w:rPr>
       </w:pPr>
       <w:r>
-        <w:rPr>
-          <w:rFonts w:ascii="Arial" w:hAnsi="Arial"/>
-          <w:sz w:val="20"/>
-        </w:rPr>
-        <w:t>Date filed: </w:t>
+        <w:t xml:space="preserve">Date of </w:t>
+      </w:r>
+      <w:r>
+        <w:rPr>
+          <w:spacing w:val="-2"/>
+        </w:rPr>
+        <w:t>Filed:</w:t>
+      </w:r>
+      <w:r>
+        <w:tab/>
+      </w:r>
+      <w:r>
+        <w:rPr>
+          <w:rFonts w:ascii="Times New Roman"/>
+          <w:u w:val="thick"/>
+        </w:rPr>
+        <w:tab/>
       </w:r>
     </w:p>
     <w:p>
@@ -708,15 +729,346 @@
     </w:p>
     <w:p>
       <w:pPr>
-        <w:spacing w:before="40" w:after="40" w:line="240" w:lineRule="auto"/>
+        <w:pStyle w:val="BodyText"/>
+        <w:tabs>
+          <w:tab w:val="left" w:pos="1511"/>
+          <w:tab w:val="left" w:pos="3296"/>
+          <w:tab w:val="left" w:pos="5351"/>
+          <w:tab w:val="left" w:pos="7241"/>
+          <w:tab w:val="left" w:pos="8921"/>
+        </w:tabs>
+        <w:spacing w:before="169"/>
+        <w:ind w:left="41"/>
+        <w:jc w:val="center"/>
       </w:pPr>
       <w:r>
         <w:rPr>
-          <w:rFonts w:ascii="Arial" w:hAnsi="Arial"/>
+          <w:noProof/>
+          <w:position w:val="2"/>
+        </w:rPr>
+        <w:drawing>
+          <wp:inline distT="0" distB="0" distL="0" distR="0" wp14:anchorId="3100D341" wp14:editId="07B541C1">
+            <wp:extent cx="152400" cy="161925"/>
+            <wp:effectExtent l="0" t="0" r="0" b="0"/>
+            <wp:docPr id="7" name="Image 7"/>
+            <wp:cNvGraphicFramePr>
+              <a:graphicFrameLocks xmlns:a="http://schemas.openxmlformats.org/drawingml/2006/main"/>
+            </wp:cNvGraphicFramePr>
+            <a:graphic xmlns:a="http://schemas.openxmlformats.org/drawingml/2006/main">
+              <a:graphicData uri="http://schemas.openxmlformats.org/drawingml/2006/picture">
+                <pic:pic xmlns:pic="http://schemas.openxmlformats.org/drawingml/2006/picture">
+                  <pic:nvPicPr>
+                    <pic:cNvPr id="7" name="Image 7"/>
+                    <pic:cNvPicPr/>
+                  </pic:nvPicPr>
+                  <pic:blipFill>
+                    <a:blip r:embed="rId7" cstate="print"/>
+                    <a:stretch>
+                      <a:fillRect/>
+                    </a:stretch>
+                  </pic:blipFill>
+                  <pic:spPr>
+                    <a:xfrm>
+                      <a:off x="0" y="0"/>
+                      <a:ext cx="152400" cy="161925"/>
+                    </a:xfrm>
+                    <a:prstGeom prst="rect">
+                      <a:avLst/>
+                    </a:prstGeom>
+                  </pic:spPr>
+                </pic:pic>
+              </a:graphicData>
+            </a:graphic>
+          </wp:inline>
+        </w:drawing>
+      </w:r>
+      <w:r>
+        <w:rPr>
+          <w:rFonts w:ascii="Times New Roman"/>
+          <w:spacing w:val="80"/>
           <w:sz w:val="20"/>
-          <w:b/>
-        </w:rPr>
-        <w:t>Facility / laboratory: </w:t>
+        </w:rPr>
+        <w:t xml:space="preserve"> </w:t>
+      </w:r>
+      <w:r>
+        <w:t>Bar Area</w:t>
+      </w:r>
+      <w:r>
+        <w:tab/>
+      </w:r>
+      <w:r>
+        <w:rPr>
+          <w:noProof/>
+          <w:position w:val="2"/>
+        </w:rPr>
+        <w:drawing>
+          <wp:inline distT="0" distB="0" distL="0" distR="0" wp14:anchorId="4FA8341F" wp14:editId="02E46D25">
+            <wp:extent cx="152400" cy="161925"/>
+            <wp:effectExtent l="0" t="0" r="0" b="0"/>
+            <wp:docPr id="8" name="Image 8"/>
+            <wp:cNvGraphicFramePr>
+              <a:graphicFrameLocks xmlns:a="http://schemas.openxmlformats.org/drawingml/2006/main"/>
+            </wp:cNvGraphicFramePr>
+            <a:graphic xmlns:a="http://schemas.openxmlformats.org/drawingml/2006/main">
+              <a:graphicData uri="http://schemas.openxmlformats.org/drawingml/2006/picture">
+                <pic:pic xmlns:pic="http://schemas.openxmlformats.org/drawingml/2006/picture">
+                  <pic:nvPicPr>
+                    <pic:cNvPr id="8" name="Image 8"/>
+                    <pic:cNvPicPr/>
+                  </pic:nvPicPr>
+                  <pic:blipFill>
+                    <a:blip r:embed="rId7" cstate="print"/>
+                    <a:stretch>
+                      <a:fillRect/>
+                    </a:stretch>
+                  </pic:blipFill>
+                  <pic:spPr>
+                    <a:xfrm>
+                      <a:off x="0" y="0"/>
+                      <a:ext cx="152400" cy="161925"/>
+                    </a:xfrm>
+                    <a:prstGeom prst="rect">
+                      <a:avLst/>
+                    </a:prstGeom>
+                  </pic:spPr>
+                </pic:pic>
+              </a:graphicData>
+            </a:graphic>
+          </wp:inline>
+        </w:drawing>
+      </w:r>
+      <w:r>
+        <w:rPr>
+          <w:rFonts w:ascii="Times New Roman"/>
+          <w:spacing w:val="80"/>
+        </w:rPr>
+        <w:t xml:space="preserve"> </w:t>
+      </w:r>
+      <w:r>
+        <w:t>Dining Area</w:t>
+      </w:r>
+      <w:r>
+        <w:tab/>
+      </w:r>
+      <w:r>
+        <w:rPr>
+          <w:noProof/>
+        </w:rPr>
+        <w:drawing>
+          <wp:inline distT="0" distB="0" distL="0" distR="0" wp14:anchorId="103BDCCA" wp14:editId="6391FBA3">
+            <wp:extent cx="152400" cy="161925"/>
+            <wp:effectExtent l="0" t="0" r="0" b="0"/>
+            <wp:docPr id="9" name="Image 9"/>
+            <wp:cNvGraphicFramePr>
+              <a:graphicFrameLocks xmlns:a="http://schemas.openxmlformats.org/drawingml/2006/main"/>
+            </wp:cNvGraphicFramePr>
+            <a:graphic xmlns:a="http://schemas.openxmlformats.org/drawingml/2006/main">
+              <a:graphicData uri="http://schemas.openxmlformats.org/drawingml/2006/picture">
+                <pic:pic xmlns:pic="http://schemas.openxmlformats.org/drawingml/2006/picture">
+                  <pic:nvPicPr>
+                    <pic:cNvPr id="9" name="Image 9"/>
+                    <pic:cNvPicPr/>
+                  </pic:nvPicPr>
+                  <pic:blipFill>
+                    <a:blip r:embed="rId7" cstate="print"/>
+                    <a:stretch>
+                      <a:fillRect/>
+                    </a:stretch>
+                  </pic:blipFill>
+                  <pic:spPr>
+                    <a:xfrm>
+                      <a:off x="0" y="0"/>
+                      <a:ext cx="152400" cy="161925"/>
+                    </a:xfrm>
+                    <a:prstGeom prst="rect">
+                      <a:avLst/>
+                    </a:prstGeom>
+                  </pic:spPr>
+                </pic:pic>
+              </a:graphicData>
+            </a:graphic>
+          </wp:inline>
+        </w:drawing>
+      </w:r>
+      <w:r>
+        <w:rPr>
+          <w:rFonts w:ascii="Times New Roman"/>
+          <w:spacing w:val="40"/>
+        </w:rPr>
+        <w:t xml:space="preserve"> </w:t>
+      </w:r>
+      <w:r>
+        <w:t>Front Office Area</w:t>
+      </w:r>
+      <w:r>
+        <w:tab/>
+      </w:r>
+      <w:r>
+        <w:rPr>
+          <w:noProof/>
+        </w:rPr>
+        <w:drawing>
+          <wp:inline distT="0" distB="0" distL="0" distR="0" wp14:anchorId="726F8D47" wp14:editId="3C8BE0AB">
+            <wp:extent cx="152400" cy="161925"/>
+            <wp:effectExtent l="0" t="0" r="0" b="0"/>
+            <wp:docPr id="10" name="Image 10"/>
+            <wp:cNvGraphicFramePr>
+              <a:graphicFrameLocks xmlns:a="http://schemas.openxmlformats.org/drawingml/2006/main"/>
+            </wp:cNvGraphicFramePr>
+            <a:graphic xmlns:a="http://schemas.openxmlformats.org/drawingml/2006/main">
+              <a:graphicData uri="http://schemas.openxmlformats.org/drawingml/2006/picture">
+                <pic:pic xmlns:pic="http://schemas.openxmlformats.org/drawingml/2006/picture">
+                  <pic:nvPicPr>
+                    <pic:cNvPr id="10" name="Image 10"/>
+                    <pic:cNvPicPr/>
+                  </pic:nvPicPr>
+                  <pic:blipFill>
+                    <a:blip r:embed="rId7" cstate="print"/>
+                    <a:stretch>
+                      <a:fillRect/>
+                    </a:stretch>
+                  </pic:blipFill>
+                  <pic:spPr>
+                    <a:xfrm>
+                      <a:off x="0" y="0"/>
+                      <a:ext cx="152400" cy="161925"/>
+                    </a:xfrm>
+                    <a:prstGeom prst="rect">
+                      <a:avLst/>
+                    </a:prstGeom>
+                  </pic:spPr>
+                </pic:pic>
+              </a:graphicData>
+            </a:graphic>
+          </wp:inline>
+        </w:drawing>
+      </w:r>
+      <w:r>
+        <w:rPr>
+          <w:rFonts w:ascii="Times New Roman"/>
+          <w:spacing w:val="80"/>
+        </w:rPr>
+        <w:t xml:space="preserve"> </w:t>
+      </w:r>
+      <w:r>
+        <w:t>Kitchen</w:t>
+      </w:r>
+      <w:r>
+        <w:rPr>
+          <w:spacing w:val="40"/>
+        </w:rPr>
+        <w:t xml:space="preserve"> </w:t>
+      </w:r>
+      <w:r>
+        <w:t>Area</w:t>
+      </w:r>
+      <w:r>
+        <w:tab/>
+      </w:r>
+      <w:r>
+        <w:rPr>
+          <w:noProof/>
+        </w:rPr>
+        <w:drawing>
+          <wp:inline distT="0" distB="0" distL="0" distR="0" wp14:anchorId="5D36CDF8" wp14:editId="1A8898BC">
+            <wp:extent cx="152400" cy="161925"/>
+            <wp:effectExtent l="0" t="0" r="0" b="0"/>
+            <wp:docPr id="11" name="Image 11"/>
+            <wp:cNvGraphicFramePr>
+              <a:graphicFrameLocks xmlns:a="http://schemas.openxmlformats.org/drawingml/2006/main"/>
+            </wp:cNvGraphicFramePr>
+            <a:graphic xmlns:a="http://schemas.openxmlformats.org/drawingml/2006/main">
+              <a:graphicData uri="http://schemas.openxmlformats.org/drawingml/2006/picture">
+                <pic:pic xmlns:pic="http://schemas.openxmlformats.org/drawingml/2006/picture">
+                  <pic:nvPicPr>
+                    <pic:cNvPr id="11" name="Image 11"/>
+                    <pic:cNvPicPr/>
+                  </pic:nvPicPr>
+                  <pic:blipFill>
+                    <a:blip r:embed="rId7" cstate="print"/>
+                    <a:stretch>
+                      <a:fillRect/>
+                    </a:stretch>
+                  </pic:blipFill>
+                  <pic:spPr>
+                    <a:xfrm>
+                      <a:off x="0" y="0"/>
+                      <a:ext cx="152400" cy="161925"/>
+                    </a:xfrm>
+                    <a:prstGeom prst="rect">
+                      <a:avLst/>
+                    </a:prstGeom>
+                  </pic:spPr>
+                </pic:pic>
+              </a:graphicData>
+            </a:graphic>
+          </wp:inline>
+        </w:drawing>
+      </w:r>
+      <w:r>
+        <w:rPr>
+          <w:rFonts w:ascii="Times New Roman"/>
+          <w:spacing w:val="40"/>
+        </w:rPr>
+        <w:t xml:space="preserve"> </w:t>
+      </w:r>
+      <w:r>
+        <w:t>Laundry Area</w:t>
+      </w:r>
+      <w:r>
+        <w:tab/>
+      </w:r>
+      <w:r>
+        <w:rPr>
+          <w:noProof/>
+          <w:position w:val="2"/>
+        </w:rPr>
+        <w:drawing>
+          <wp:inline distT="0" distB="0" distL="0" distR="0" wp14:anchorId="05581E85" wp14:editId="20978CF7">
+            <wp:extent cx="152400" cy="161925"/>
+            <wp:effectExtent l="0" t="0" r="0" b="0"/>
+            <wp:docPr id="12" name="Image 12"/>
+            <wp:cNvGraphicFramePr>
+              <a:graphicFrameLocks xmlns:a="http://schemas.openxmlformats.org/drawingml/2006/main"/>
+            </wp:cNvGraphicFramePr>
+            <a:graphic xmlns:a="http://schemas.openxmlformats.org/drawingml/2006/main">
+              <a:graphicData uri="http://schemas.openxmlformats.org/drawingml/2006/picture">
+                <pic:pic xmlns:pic="http://schemas.openxmlformats.org/drawingml/2006/picture">
+                  <pic:nvPicPr>
+                    <pic:cNvPr id="12" name="Image 12"/>
+                    <pic:cNvPicPr/>
+                  </pic:nvPicPr>
+                  <pic:blipFill>
+                    <a:blip r:embed="rId7" cstate="print"/>
+                    <a:stretch>
+                      <a:fillRect/>
+                    </a:stretch>
+                  </pic:blipFill>
+                  <pic:spPr>
+                    <a:xfrm>
+                      <a:off x="0" y="0"/>
+                      <a:ext cx="152400" cy="161925"/>
+                    </a:xfrm>
+                    <a:prstGeom prst="rect">
+                      <a:avLst/>
+                    </a:prstGeom>
+                  </pic:spPr>
+                </pic:pic>
+              </a:graphicData>
+            </a:graphic>
+          </wp:inline>
+        </w:drawing>
+      </w:r>
+      <w:r>
+        <w:rPr>
+          <w:rFonts w:ascii="Times New Roman"/>
+          <w:spacing w:val="80"/>
+          <w:w w:val="150"/>
+        </w:rPr>
+        <w:t xml:space="preserve"> </w:t>
+      </w:r>
+      <w:r>
+        <w:t>Rooms</w:t>
       </w:r>
     </w:p>
     <w:p>
@@ -747,8 +1099,7 @@
       </w:tblGrid>
       <w:tr>
         <w:trPr>
-          <w:trHeight w:val="235" w:hRule="atLeast"/>
-          <w:cantSplit/>
+          <w:trHeight w:val="235"/>
         </w:trPr>
         <w:tc>
           <w:tcPr>
@@ -757,10 +1108,11 @@
           <w:p>
             <w:pPr>
               <w:pStyle w:val="TableParagraph"/>
+              <w:spacing w:line="201" w:lineRule="exact"/>
+              <w:ind w:left="50"/>
               <w:rPr>
                 <w:sz w:val="18"/>
               </w:rPr>
-              <w:spacing w:before="30" w:after="30" w:line="240" w:lineRule="auto"/>
             </w:pPr>
             <w:r>
               <w:rPr>
@@ -787,19 +1139,30 @@
               <w:tabs>
                 <w:tab w:val="left" w:pos="2401"/>
               </w:tabs>
+              <w:spacing w:line="202" w:lineRule="exact"/>
+              <w:ind w:left="20"/>
+              <w:jc w:val="center"/>
               <w:rPr>
                 <w:rFonts w:ascii="Times New Roman"/>
                 <w:sz w:val="18"/>
               </w:rPr>
-              <w:spacing w:before="30" w:after="30" w:line="240" w:lineRule="auto"/>
             </w:pPr>
             <w:r>
               <w:rPr>
-                <w:rFonts w:ascii="Times New Roman" w:hAnsi="Times New Roman"/>
-                <w:sz w:val="20"/>
-              </w:rPr>
-              <w:t/>
+                <w:rFonts w:ascii="Times New Roman"/>
+                <w:sz w:val="18"/>
+                <w:u w:val="thick"/>
+              </w:rPr>
+              <w:t xml:space="preserve"> </w:t>
             </w:r>
+            <w:r>
+              <w:rPr>
+                <w:rFonts w:ascii="Times New Roman"/>
+                <w:sz w:val="18"/>
+                <w:u w:val="thick"/>
+              </w:rPr>
+              <w:tab/>
+            </w:r>
           </w:p>
         </w:tc>
         <w:tc>
@@ -809,10 +1172,11 @@
           <w:p>
             <w:pPr>
               <w:pStyle w:val="TableParagraph"/>
+              <w:spacing w:line="201" w:lineRule="exact"/>
+              <w:ind w:left="133"/>
               <w:rPr>
                 <w:sz w:val="18"/>
               </w:rPr>
-              <w:spacing w:before="30" w:after="30" w:line="240" w:lineRule="auto"/>
             </w:pPr>
             <w:r>
               <w:rPr>
@@ -833,26 +1197,36 @@
               <w:tabs>
                 <w:tab w:val="left" w:pos="5361"/>
               </w:tabs>
+              <w:spacing w:line="202" w:lineRule="exact"/>
+              <w:ind w:right="45"/>
+              <w:jc w:val="right"/>
               <w:rPr>
                 <w:rFonts w:ascii="Times New Roman"/>
                 <w:sz w:val="18"/>
               </w:rPr>
-              <w:spacing w:before="30" w:after="30" w:line="240" w:lineRule="auto"/>
             </w:pPr>
             <w:r>
               <w:rPr>
-                <w:rFonts w:ascii="Times New Roman" w:hAnsi="Times New Roman"/>
-                <w:sz w:val="20"/>
-              </w:rPr>
-              <w:t/>
+                <w:rFonts w:ascii="Times New Roman"/>
+                <w:sz w:val="18"/>
+                <w:u w:val="thick"/>
+              </w:rPr>
+              <w:t xml:space="preserve"> </w:t>
+            </w:r>
+            <w:r>
+              <w:rPr>
+                <w:rFonts w:ascii="Times New Roman"/>
+                <w:sz w:val="18"/>
+                <w:u w:val="thick"/>
+              </w:rPr>
+              <w:tab/>
             </w:r>
           </w:p>
         </w:tc>
       </w:tr>
       <w:tr>
         <w:trPr>
-          <w:trHeight w:val="235" w:hRule="atLeast"/>
-          <w:cantSplit/>
+          <w:trHeight w:val="235"/>
         </w:trPr>
         <w:tc>
           <w:tcPr>
@@ -861,10 +1235,11 @@
           <w:p>
             <w:pPr>
               <w:pStyle w:val="TableParagraph"/>
+              <w:spacing w:before="28" w:line="188" w:lineRule="exact"/>
+              <w:ind w:left="50"/>
               <w:rPr>
                 <w:sz w:val="18"/>
               </w:rPr>
-              <w:spacing w:before="30" w:after="30" w:line="240" w:lineRule="auto"/>
             </w:pPr>
             <w:r>
               <w:rPr>
@@ -911,19 +1286,30 @@
               <w:tabs>
                 <w:tab w:val="left" w:pos="2401"/>
               </w:tabs>
+              <w:spacing w:before="29" w:line="187" w:lineRule="exact"/>
+              <w:ind w:left="20"/>
+              <w:jc w:val="center"/>
               <w:rPr>
                 <w:rFonts w:ascii="Times New Roman"/>
                 <w:sz w:val="18"/>
               </w:rPr>
-              <w:spacing w:before="30" w:after="30" w:line="240" w:lineRule="auto"/>
             </w:pPr>
             <w:r>
               <w:rPr>
-                <w:rFonts w:ascii="Times New Roman" w:hAnsi="Times New Roman"/>
-                <w:sz w:val="20"/>
-              </w:rPr>
-              <w:t/>
+                <w:rFonts w:ascii="Times New Roman"/>
+                <w:sz w:val="18"/>
+                <w:u w:val="thick"/>
+              </w:rPr>
+              <w:t xml:space="preserve"> </w:t>
             </w:r>
+            <w:r>
+              <w:rPr>
+                <w:rFonts w:ascii="Times New Roman"/>
+                <w:sz w:val="18"/>
+                <w:u w:val="thick"/>
+              </w:rPr>
+              <w:tab/>
+            </w:r>
           </w:p>
         </w:tc>
         <w:tc>
@@ -933,10 +1319,11 @@
           <w:p>
             <w:pPr>
               <w:pStyle w:val="TableParagraph"/>
+              <w:spacing w:before="28" w:line="188" w:lineRule="exact"/>
+              <w:ind w:left="133"/>
               <w:rPr>
                 <w:sz w:val="18"/>
               </w:rPr>
-              <w:spacing w:before="30" w:after="30" w:line="240" w:lineRule="auto"/>
             </w:pPr>
             <w:r>
               <w:rPr>
@@ -957,18 +1344,29 @@
               <w:tabs>
                 <w:tab w:val="left" w:pos="5361"/>
               </w:tabs>
+              <w:spacing w:before="29" w:line="187" w:lineRule="exact"/>
+              <w:ind w:right="45"/>
+              <w:jc w:val="right"/>
               <w:rPr>
                 <w:rFonts w:ascii="Times New Roman"/>
                 <w:sz w:val="18"/>
               </w:rPr>
-              <w:spacing w:before="30" w:after="30" w:line="240" w:lineRule="auto"/>
             </w:pPr>
             <w:r>
               <w:rPr>
-                <w:rFonts w:ascii="Times New Roman" w:hAnsi="Times New Roman"/>
-                <w:sz w:val="20"/>
-              </w:rPr>
-              <w:t/>
+                <w:rFonts w:ascii="Times New Roman"/>
+                <w:sz w:val="18"/>
+                <w:u w:val="thick"/>
+              </w:rPr>
+              <w:t xml:space="preserve"> </w:t>
+            </w:r>
+            <w:r>
+              <w:rPr>
+                <w:rFonts w:ascii="Times New Roman"/>
+                <w:sz w:val="18"/>
+                <w:u w:val="thick"/>
+              </w:rPr>
+              <w:tab/>
             </w:r>
           </w:p>
         </w:tc>
@@ -982,15 +1380,6 @@
           <w:sz w:val="13"/>
         </w:rPr>
       </w:pPr>
-      <w:r>
-        <w:rPr>
-          <w:rFonts w:ascii="Times New Roman" w:hAnsi="Times New Roman"/>
-          <w:sz w:val="16"/>
-        </w:rPr>
-        <w:t>Requested by: </w:t>
-        <w:br/>
-        <w:t xml:space="preserve">Email: </w:t>
-      </w:r>
     </w:p>
     <w:tbl>
       <w:tblPr>
@@ -1023,9 +1412,7 @@
       </w:tblGrid>
       <w:tr>
         <w:trPr>
-          <w:trHeight w:val="204" w:hRule="atLeast"/>
-          <w:cantSplit/>
-          <w:tblHeader/>
+          <w:trHeight w:val="204"/>
         </w:trPr>
         <w:tc>
           <w:tcPr>
@@ -1036,21 +1423,21 @@
           <w:p>
             <w:pPr>
               <w:pStyle w:val="TableParagraph"/>
+              <w:spacing w:before="8"/>
               <w:rPr>
                 <w:sz w:val="26"/>
               </w:rPr>
-              <w:spacing w:before="30" w:after="30" w:line="240" w:lineRule="auto"/>
-            </w:pPr>
-          </w:p>
-          <w:p>
-            <w:pPr>
-              <w:pStyle w:val="TableParagraph"/>
+            </w:pPr>
+          </w:p>
+          <w:p>
+            <w:pPr>
+              <w:pStyle w:val="TableParagraph"/>
+              <w:ind w:left="107"/>
               <w:rPr>
                 <w:rFonts w:ascii="Arial"/>
                 <w:b/>
                 <w:sz w:val="18"/>
               </w:rPr>
-              <w:spacing w:before="30" w:after="30" w:line="240" w:lineRule="auto"/>
             </w:pPr>
             <w:r>
               <w:rPr>
@@ -1072,21 +1459,21 @@
           <w:p>
             <w:pPr>
               <w:pStyle w:val="TableParagraph"/>
+              <w:spacing w:before="8"/>
               <w:rPr>
                 <w:sz w:val="26"/>
               </w:rPr>
-              <w:spacing w:before="30" w:after="30" w:line="240" w:lineRule="auto"/>
-            </w:pPr>
-          </w:p>
-          <w:p>
-            <w:pPr>
-              <w:pStyle w:val="TableParagraph"/>
+            </w:pPr>
+          </w:p>
+          <w:p>
+            <w:pPr>
+              <w:pStyle w:val="TableParagraph"/>
+              <w:ind w:left="287"/>
               <w:rPr>
                 <w:rFonts w:ascii="Arial"/>
                 <w:b/>
                 <w:sz w:val="18"/>
               </w:rPr>
-              <w:spacing w:before="30" w:after="30" w:line="240" w:lineRule="auto"/>
             </w:pPr>
             <w:r>
               <w:rPr>
@@ -1119,12 +1506,13 @@
           <w:p>
             <w:pPr>
               <w:pStyle w:val="TableParagraph"/>
+              <w:spacing w:before="35" w:line="149" w:lineRule="exact"/>
+              <w:ind w:left="1587"/>
               <w:rPr>
                 <w:rFonts w:ascii="Arial"/>
                 <w:i/>
                 <w:sz w:val="14"/>
               </w:rPr>
-              <w:spacing w:before="30" w:after="30" w:line="240" w:lineRule="auto"/>
             </w:pPr>
             <w:r>
               <w:rPr>
@@ -1250,9 +1638,7 @@
       </w:tr>
       <w:tr>
         <w:trPr>
-          <w:trHeight w:val="205" w:hRule="atLeast"/>
-          <w:cantSplit/>
-          <w:tblHeader/>
+          <w:trHeight w:val="205"/>
         </w:trPr>
         <w:tc>
           <w:tcPr>
@@ -1269,7 +1655,6 @@
                 <w:sz w:val="2"/>
                 <w:szCs w:val="2"/>
               </w:rPr>
-              <w:spacing w:before="30" w:after="30" w:line="240" w:lineRule="auto"/>
             </w:pPr>
           </w:p>
         </w:tc>
@@ -1288,7 +1673,6 @@
                 <w:sz w:val="2"/>
                 <w:szCs w:val="2"/>
               </w:rPr>
-              <w:spacing w:before="30" w:after="30" w:line="240" w:lineRule="auto"/>
             </w:pPr>
           </w:p>
         </w:tc>
@@ -1304,12 +1688,13 @@
           <w:p>
             <w:pPr>
               <w:pStyle w:val="TableParagraph"/>
+              <w:spacing w:before="8" w:line="176" w:lineRule="exact"/>
+              <w:ind w:left="562"/>
               <w:rPr>
                 <w:rFonts w:ascii="Arial"/>
                 <w:b/>
                 <w:sz w:val="18"/>
               </w:rPr>
-              <w:spacing w:before="30" w:after="30" w:line="240" w:lineRule="auto"/>
             </w:pPr>
             <w:r>
               <w:rPr>
@@ -1335,12 +1720,14 @@
           <w:p>
             <w:pPr>
               <w:pStyle w:val="TableParagraph"/>
+              <w:spacing w:before="81"/>
+              <w:ind w:left="109" w:right="92"/>
+              <w:jc w:val="center"/>
               <w:rPr>
                 <w:rFonts w:ascii="Arial"/>
                 <w:b/>
                 <w:sz w:val="18"/>
               </w:rPr>
-              <w:spacing w:before="30" w:after="30" w:line="240" w:lineRule="auto"/>
             </w:pPr>
             <w:r>
               <w:rPr>
@@ -1355,12 +1742,13 @@
           <w:p>
             <w:pPr>
               <w:pStyle w:val="TableParagraph"/>
+              <w:ind w:left="109" w:right="92"/>
+              <w:jc w:val="center"/>
               <w:rPr>
                 <w:rFonts w:ascii="Arial"/>
                 <w:b/>
                 <w:sz w:val="18"/>
               </w:rPr>
-              <w:spacing w:before="30" w:after="30" w:line="240" w:lineRule="auto"/>
             </w:pPr>
             <w:r>
               <w:rPr>
@@ -1386,12 +1774,13 @@
           <w:p>
             <w:pPr>
               <w:pStyle w:val="TableParagraph"/>
+              <w:spacing w:before="1" w:line="184" w:lineRule="exact"/>
+              <w:ind w:left="849"/>
               <w:rPr>
                 <w:rFonts w:ascii="Arial"/>
                 <w:b/>
                 <w:sz w:val="18"/>
               </w:rPr>
-              <w:spacing w:before="30" w:after="30" w:line="240" w:lineRule="auto"/>
             </w:pPr>
             <w:r>
               <w:rPr>
@@ -1407,9 +1796,7 @@
       </w:tr>
       <w:tr>
         <w:trPr>
-          <w:trHeight w:val="315" w:hRule="atLeast"/>
-          <w:cantSplit/>
-          <w:tblHeader/>
+          <w:trHeight w:val="315"/>
         </w:trPr>
         <w:tc>
           <w:tcPr>
@@ -1426,7 +1813,6 @@
                 <w:sz w:val="2"/>
                 <w:szCs w:val="2"/>
               </w:rPr>
-              <w:spacing w:before="30" w:after="30" w:line="240" w:lineRule="auto"/>
             </w:pPr>
           </w:p>
         </w:tc>
@@ -1445,7 +1831,6 @@
                 <w:sz w:val="2"/>
                 <w:szCs w:val="2"/>
               </w:rPr>
-              <w:spacing w:before="30" w:after="30" w:line="240" w:lineRule="auto"/>
             </w:pPr>
           </w:p>
         </w:tc>
@@ -1460,12 +1845,13 @@
           <w:p>
             <w:pPr>
               <w:pStyle w:val="TableParagraph"/>
+              <w:spacing w:before="64"/>
+              <w:ind w:left="69"/>
               <w:rPr>
                 <w:rFonts w:ascii="Arial"/>
                 <w:b/>
                 <w:sz w:val="16"/>
               </w:rPr>
-              <w:spacing w:before="30" w:after="30" w:line="240" w:lineRule="auto"/>
             </w:pPr>
             <w:r>
               <w:rPr>
@@ -1486,12 +1872,13 @@
           <w:p>
             <w:pPr>
               <w:pStyle w:val="TableParagraph"/>
+              <w:spacing w:before="72"/>
+              <w:ind w:left="138"/>
               <w:rPr>
                 <w:rFonts w:ascii="Arial"/>
                 <w:b/>
                 <w:sz w:val="16"/>
               </w:rPr>
-              <w:spacing w:before="30" w:after="30" w:line="240" w:lineRule="auto"/>
             </w:pPr>
             <w:r>
               <w:rPr>
@@ -1520,7 +1907,6 @@
                 <w:sz w:val="2"/>
                 <w:szCs w:val="2"/>
               </w:rPr>
-              <w:spacing w:before="30" w:after="30" w:line="240" w:lineRule="auto"/>
             </w:pPr>
           </w:p>
         </w:tc>
@@ -1536,12 +1922,13 @@
           <w:p>
             <w:pPr>
               <w:pStyle w:val="TableParagraph"/>
+              <w:spacing w:line="160" w:lineRule="atLeast"/>
+              <w:ind w:left="182" w:right="150" w:firstLine="38"/>
               <w:rPr>
                 <w:rFonts w:ascii="Arial"/>
                 <w:b/>
                 <w:sz w:val="14"/>
               </w:rPr>
-              <w:spacing w:before="30" w:after="30" w:line="240" w:lineRule="auto"/>
             </w:pPr>
             <w:r>
               <w:rPr>
@@ -1584,12 +1971,13 @@
           <w:p>
             <w:pPr>
               <w:pStyle w:val="TableParagraph"/>
+              <w:spacing w:before="83"/>
+              <w:ind w:left="243"/>
               <w:rPr>
                 <w:rFonts w:ascii="Arial"/>
                 <w:b/>
                 <w:sz w:val="14"/>
               </w:rPr>
-              <w:spacing w:before="30" w:after="30" w:line="240" w:lineRule="auto"/>
             </w:pPr>
             <w:r>
               <w:rPr>
@@ -1613,12 +2001,13 @@
           <w:p>
             <w:pPr>
               <w:pStyle w:val="TableParagraph"/>
+              <w:spacing w:before="83"/>
+              <w:ind w:left="58"/>
               <w:rPr>
                 <w:rFonts w:ascii="Arial"/>
                 <w:b/>
                 <w:sz w:val="14"/>
               </w:rPr>
-              <w:spacing w:before="30" w:after="30" w:line="240" w:lineRule="auto"/>
             </w:pPr>
             <w:r>
               <w:rPr>
@@ -1634,8 +2023,7 @@
       </w:tr>
       <w:tr>
         <w:trPr>
-          <w:trHeight w:val="250" w:hRule="atLeast"/>
-          <w:cantSplit/>
+          <w:trHeight w:val="250"/>
         </w:trPr>
         <w:tc>
           <w:tcPr>
@@ -1651,15 +2039,7 @@
                 <w:rFonts w:ascii="Times New Roman"/>
                 <w:sz w:val="16"/>
               </w:rPr>
-              <w:spacing w:before="30" w:after="30" w:line="240" w:lineRule="auto"/>
-            </w:pPr>
-            <w:r>
-              <w:rPr>
-                <w:rFonts w:ascii="Times New Roman" w:hAnsi="Times New Roman"/>
-                <w:sz w:val="20"/>
-              </w:rPr>
-              <w:t/>
-            </w:r>
+            </w:pPr>
           </w:p>
         </w:tc>
         <w:tc>
@@ -1676,15 +2056,7 @@
                 <w:rFonts w:ascii="Times New Roman"/>
                 <w:sz w:val="16"/>
               </w:rPr>
-              <w:spacing w:before="30" w:after="30" w:line="240" w:lineRule="auto"/>
-            </w:pPr>
-            <w:r>
-              <w:rPr>
-                <w:rFonts w:ascii="Times New Roman" w:hAnsi="Times New Roman"/>
-                <w:sz w:val="20"/>
-              </w:rPr>
-              <w:t/>
-            </w:r>
+            </w:pPr>
           </w:p>
         </w:tc>
         <w:tc>
@@ -1701,7 +2073,6 @@
                 <w:rFonts w:ascii="Times New Roman"/>
                 <w:sz w:val="16"/>
               </w:rPr>
-              <w:spacing w:before="30" w:after="30" w:line="240" w:lineRule="auto"/>
             </w:pPr>
           </w:p>
         </w:tc>
@@ -1719,7 +2090,6 @@
                 <w:rFonts w:ascii="Times New Roman"/>
                 <w:sz w:val="16"/>
               </w:rPr>
-              <w:spacing w:before="30" w:after="30" w:line="240" w:lineRule="auto"/>
             </w:pPr>
           </w:p>
         </w:tc>
@@ -1738,7 +2108,6 @@
                 <w:rFonts w:ascii="Times New Roman"/>
                 <w:sz w:val="16"/>
               </w:rPr>
-              <w:spacing w:before="30" w:after="30" w:line="240" w:lineRule="auto"/>
             </w:pPr>
           </w:p>
         </w:tc>
@@ -1758,7 +2127,6 @@
                 <w:rFonts w:ascii="Times New Roman"/>
                 <w:sz w:val="16"/>
               </w:rPr>
-              <w:spacing w:before="30" w:after="30" w:line="240" w:lineRule="auto"/>
             </w:pPr>
           </w:p>
         </w:tc>
@@ -1778,7 +2146,6 @@
                 <w:rFonts w:ascii="Times New Roman"/>
                 <w:sz w:val="16"/>
               </w:rPr>
-              <w:spacing w:before="30" w:after="30" w:line="240" w:lineRule="auto"/>
             </w:pPr>
           </w:p>
         </w:tc>
@@ -1797,20 +2164,53 @@
                 <w:rFonts w:ascii="Times New Roman"/>
                 <w:sz w:val="16"/>
               </w:rPr>
-              <w:spacing w:before="30" w:after="30" w:line="240" w:lineRule="auto"/>
             </w:pPr>
           </w:p>
         </w:tc>
       </w:tr>
       <w:tr>
         <w:trPr>
-          <w:trHeight w:val="250" w:hRule="atLeast"/>
-          <w:cantSplit/>
+          <w:trHeight w:val="257"/>
         </w:trPr>
         <w:tc>
           <w:tcPr>
             <w:tcW w:w="1120" w:type="dxa"/>
             <w:tcBorders>
+              <w:top w:val="single" w:sz="8" w:space="0" w:color="000000"/>
+            </w:tcBorders>
+          </w:tcPr>
+          <w:p>
+            <w:pPr>
+              <w:pStyle w:val="TableParagraph"/>
+              <w:rPr>
+                <w:rFonts w:ascii="Times New Roman"/>
+                <w:sz w:val="16"/>
+              </w:rPr>
+            </w:pPr>
+          </w:p>
+        </w:tc>
+        <w:tc>
+          <w:tcPr>
+            <w:tcW w:w="3600" w:type="dxa"/>
+            <w:tcBorders>
+              <w:top w:val="single" w:sz="8" w:space="0" w:color="000000"/>
+            </w:tcBorders>
+          </w:tcPr>
+          <w:p>
+            <w:pPr>
+              <w:pStyle w:val="TableParagraph"/>
+              <w:rPr>
+                <w:rFonts w:ascii="Times New Roman"/>
+                <w:sz w:val="16"/>
+              </w:rPr>
+            </w:pPr>
+          </w:p>
+        </w:tc>
+        <w:tc>
+          <w:tcPr>
+            <w:tcW w:w="1020" w:type="dxa"/>
+            <w:tcBorders>
+              <w:top w:val="single" w:sz="8" w:space="0" w:color="000000"/>
               <w:bottom w:val="single" w:sz="8" w:space="0" w:color="000000"/>
             </w:tcBorders>
           </w:tcPr>
@@ -1821,20 +2221,2600 @@
                 <w:rFonts w:ascii="Times New Roman"/>
                 <w:sz w:val="16"/>
               </w:rPr>
-              <w:spacing w:before="30" w:after="30" w:line="240" w:lineRule="auto"/>
-            </w:pPr>
-            <w:r>
-              <w:rPr>
-                <w:rFonts w:ascii="Times New Roman" w:hAnsi="Times New Roman"/>
-                <w:sz w:val="20"/>
-              </w:rPr>
-              <w:t/>
-            </w:r>
+            </w:pPr>
+          </w:p>
+        </w:tc>
+        <w:tc>
+          <w:tcPr>
+            <w:tcW w:w="1040" w:type="dxa"/>
+            <w:tcBorders>
+              <w:top w:val="single" w:sz="8" w:space="0" w:color="000000"/>
+            </w:tcBorders>
+          </w:tcPr>
+          <w:p>
+            <w:pPr>
+              <w:pStyle w:val="TableParagraph"/>
+              <w:rPr>
+                <w:rFonts w:ascii="Times New Roman"/>
+                <w:sz w:val="16"/>
+              </w:rPr>
+            </w:pPr>
+          </w:p>
+        </w:tc>
+        <w:tc>
+          <w:tcPr>
+            <w:tcW w:w="1270" w:type="dxa"/>
+            <w:tcBorders>
+              <w:top w:val="single" w:sz="8" w:space="0" w:color="000000"/>
+              <w:right w:val="single" w:sz="8" w:space="0" w:color="000000"/>
+            </w:tcBorders>
+          </w:tcPr>
+          <w:p>
+            <w:pPr>
+              <w:pStyle w:val="TableParagraph"/>
+              <w:rPr>
+                <w:rFonts w:ascii="Times New Roman"/>
+                <w:sz w:val="16"/>
+              </w:rPr>
+            </w:pPr>
+          </w:p>
+        </w:tc>
+        <w:tc>
+          <w:tcPr>
+            <w:tcW w:w="860" w:type="dxa"/>
+            <w:tcBorders>
+              <w:top w:val="single" w:sz="8" w:space="0" w:color="000000"/>
+              <w:left w:val="single" w:sz="8" w:space="0" w:color="000000"/>
+              <w:right w:val="single" w:sz="8" w:space="0" w:color="000000"/>
+            </w:tcBorders>
+          </w:tcPr>
+          <w:p>
+            <w:pPr>
+              <w:pStyle w:val="TableParagraph"/>
+              <w:rPr>
+                <w:rFonts w:ascii="Times New Roman"/>
+                <w:sz w:val="16"/>
+              </w:rPr>
+            </w:pPr>
+          </w:p>
+        </w:tc>
+        <w:tc>
+          <w:tcPr>
+            <w:tcW w:w="880" w:type="dxa"/>
+            <w:tcBorders>
+              <w:top w:val="single" w:sz="8" w:space="0" w:color="000000"/>
+              <w:left w:val="single" w:sz="8" w:space="0" w:color="000000"/>
+              <w:right w:val="single" w:sz="8" w:space="0" w:color="000000"/>
+            </w:tcBorders>
+          </w:tcPr>
+          <w:p>
+            <w:pPr>
+              <w:pStyle w:val="TableParagraph"/>
+              <w:rPr>
+                <w:rFonts w:ascii="Times New Roman"/>
+                <w:sz w:val="16"/>
+              </w:rPr>
+            </w:pPr>
+          </w:p>
+        </w:tc>
+        <w:tc>
+          <w:tcPr>
+            <w:tcW w:w="870" w:type="dxa"/>
+            <w:tcBorders>
+              <w:top w:val="single" w:sz="8" w:space="0" w:color="000000"/>
+              <w:left w:val="single" w:sz="8" w:space="0" w:color="000000"/>
+            </w:tcBorders>
+          </w:tcPr>
+          <w:p>
+            <w:pPr>
+              <w:pStyle w:val="TableParagraph"/>
+              <w:rPr>
+                <w:rFonts w:ascii="Times New Roman"/>
+                <w:sz w:val="16"/>
+              </w:rPr>
+            </w:pPr>
+          </w:p>
+        </w:tc>
+      </w:tr>
+      <w:tr>
+        <w:trPr>
+          <w:trHeight w:val="255"/>
+        </w:trPr>
+        <w:tc>
+          <w:tcPr>
+            <w:tcW w:w="1120" w:type="dxa"/>
+          </w:tcPr>
+          <w:p>
+            <w:pPr>
+              <w:pStyle w:val="TableParagraph"/>
+              <w:rPr>
+                <w:rFonts w:ascii="Times New Roman"/>
+                <w:sz w:val="16"/>
+              </w:rPr>
+            </w:pPr>
           </w:p>
         </w:tc>
         <w:tc>
           <w:tcPr>
             <w:tcW w:w="3600" w:type="dxa"/>
+          </w:tcPr>
+          <w:p>
+            <w:pPr>
+              <w:pStyle w:val="TableParagraph"/>
+              <w:rPr>
+                <w:rFonts w:ascii="Times New Roman"/>
+                <w:sz w:val="16"/>
+              </w:rPr>
+            </w:pPr>
+          </w:p>
+        </w:tc>
+        <w:tc>
+          <w:tcPr>
+            <w:tcW w:w="1020" w:type="dxa"/>
+            <w:tcBorders>
+              <w:top w:val="single" w:sz="8" w:space="0" w:color="000000"/>
+            </w:tcBorders>
+          </w:tcPr>
+          <w:p>
+            <w:pPr>
+              <w:pStyle w:val="TableParagraph"/>
+              <w:rPr>
+                <w:rFonts w:ascii="Times New Roman"/>
+                <w:sz w:val="16"/>
+              </w:rPr>
+            </w:pPr>
+          </w:p>
+        </w:tc>
+        <w:tc>
+          <w:tcPr>
+            <w:tcW w:w="1040" w:type="dxa"/>
+          </w:tcPr>
+          <w:p>
+            <w:pPr>
+              <w:pStyle w:val="TableParagraph"/>
+              <w:rPr>
+                <w:rFonts w:ascii="Times New Roman"/>
+                <w:sz w:val="16"/>
+              </w:rPr>
+            </w:pPr>
+          </w:p>
+        </w:tc>
+        <w:tc>
+          <w:tcPr>
+            <w:tcW w:w="1270" w:type="dxa"/>
+            <w:tcBorders>
+              <w:right w:val="single" w:sz="8" w:space="0" w:color="000000"/>
+            </w:tcBorders>
+          </w:tcPr>
+          <w:p>
+            <w:pPr>
+              <w:pStyle w:val="TableParagraph"/>
+              <w:rPr>
+                <w:rFonts w:ascii="Times New Roman"/>
+                <w:sz w:val="16"/>
+              </w:rPr>
+            </w:pPr>
+          </w:p>
+        </w:tc>
+        <w:tc>
+          <w:tcPr>
+            <w:tcW w:w="860" w:type="dxa"/>
+            <w:tcBorders>
+              <w:left w:val="single" w:sz="8" w:space="0" w:color="000000"/>
+              <w:right w:val="single" w:sz="8" w:space="0" w:color="000000"/>
+            </w:tcBorders>
+          </w:tcPr>
+          <w:p>
+            <w:pPr>
+              <w:pStyle w:val="TableParagraph"/>
+              <w:rPr>
+                <w:rFonts w:ascii="Times New Roman"/>
+                <w:sz w:val="16"/>
+              </w:rPr>
+            </w:pPr>
+          </w:p>
+        </w:tc>
+        <w:tc>
+          <w:tcPr>
+            <w:tcW w:w="880" w:type="dxa"/>
+            <w:tcBorders>
+              <w:left w:val="single" w:sz="8" w:space="0" w:color="000000"/>
+              <w:right w:val="single" w:sz="8" w:space="0" w:color="000000"/>
+            </w:tcBorders>
+          </w:tcPr>
+          <w:p>
+            <w:pPr>
+              <w:pStyle w:val="TableParagraph"/>
+              <w:rPr>
+                <w:rFonts w:ascii="Times New Roman"/>
+                <w:sz w:val="16"/>
+              </w:rPr>
+            </w:pPr>
+          </w:p>
+        </w:tc>
+        <w:tc>
+          <w:tcPr>
+            <w:tcW w:w="870" w:type="dxa"/>
+            <w:tcBorders>
+              <w:left w:val="single" w:sz="8" w:space="0" w:color="000000"/>
+            </w:tcBorders>
+          </w:tcPr>
+          <w:p>
+            <w:pPr>
+              <w:pStyle w:val="TableParagraph"/>
+              <w:rPr>
+                <w:rFonts w:ascii="Times New Roman"/>
+                <w:sz w:val="16"/>
+              </w:rPr>
+            </w:pPr>
+          </w:p>
+        </w:tc>
+      </w:tr>
+      <w:tr>
+        <w:trPr>
+          <w:trHeight w:val="255"/>
+        </w:trPr>
+        <w:tc>
+          <w:tcPr>
+            <w:tcW w:w="1120" w:type="dxa"/>
+          </w:tcPr>
+          <w:p>
+            <w:pPr>
+              <w:pStyle w:val="TableParagraph"/>
+              <w:rPr>
+                <w:rFonts w:ascii="Times New Roman"/>
+                <w:sz w:val="16"/>
+              </w:rPr>
+            </w:pPr>
+          </w:p>
+        </w:tc>
+        <w:tc>
+          <w:tcPr>
+            <w:tcW w:w="3600" w:type="dxa"/>
+          </w:tcPr>
+          <w:p>
+            <w:pPr>
+              <w:pStyle w:val="TableParagraph"/>
+              <w:rPr>
+                <w:rFonts w:ascii="Times New Roman"/>
+                <w:sz w:val="16"/>
+              </w:rPr>
+            </w:pPr>
+          </w:p>
+        </w:tc>
+        <w:tc>
+          <w:tcPr>
+            <w:tcW w:w="1020" w:type="dxa"/>
+          </w:tcPr>
+          <w:p>
+            <w:pPr>
+              <w:pStyle w:val="TableParagraph"/>
+              <w:rPr>
+                <w:rFonts w:ascii="Times New Roman"/>
+                <w:sz w:val="16"/>
+              </w:rPr>
+            </w:pPr>
+          </w:p>
+        </w:tc>
+        <w:tc>
+          <w:tcPr>
+            <w:tcW w:w="1040" w:type="dxa"/>
+          </w:tcPr>
+          <w:p>
+            <w:pPr>
+              <w:pStyle w:val="TableParagraph"/>
+              <w:rPr>
+                <w:rFonts w:ascii="Times New Roman"/>
+                <w:sz w:val="16"/>
+              </w:rPr>
+            </w:pPr>
+          </w:p>
+        </w:tc>
+        <w:tc>
+          <w:tcPr>
+            <w:tcW w:w="1270" w:type="dxa"/>
+            <w:tcBorders>
+              <w:right w:val="single" w:sz="8" w:space="0" w:color="000000"/>
+            </w:tcBorders>
+          </w:tcPr>
+          <w:p>
+            <w:pPr>
+              <w:pStyle w:val="TableParagraph"/>
+              <w:rPr>
+                <w:rFonts w:ascii="Times New Roman"/>
+                <w:sz w:val="16"/>
+              </w:rPr>
+            </w:pPr>
+          </w:p>
+        </w:tc>
+        <w:tc>
+          <w:tcPr>
+            <w:tcW w:w="860" w:type="dxa"/>
+            <w:tcBorders>
+              <w:left w:val="single" w:sz="8" w:space="0" w:color="000000"/>
+              <w:right w:val="single" w:sz="8" w:space="0" w:color="000000"/>
+            </w:tcBorders>
+          </w:tcPr>
+          <w:p>
+            <w:pPr>
+              <w:pStyle w:val="TableParagraph"/>
+              <w:rPr>
+                <w:rFonts w:ascii="Times New Roman"/>
+                <w:sz w:val="16"/>
+              </w:rPr>
+            </w:pPr>
+          </w:p>
+        </w:tc>
+        <w:tc>
+          <w:tcPr>
+            <w:tcW w:w="880" w:type="dxa"/>
+            <w:tcBorders>
+              <w:left w:val="single" w:sz="8" w:space="0" w:color="000000"/>
+              <w:right w:val="single" w:sz="8" w:space="0" w:color="000000"/>
+            </w:tcBorders>
+          </w:tcPr>
+          <w:p>
+            <w:pPr>
+              <w:pStyle w:val="TableParagraph"/>
+              <w:rPr>
+                <w:rFonts w:ascii="Times New Roman"/>
+                <w:sz w:val="16"/>
+              </w:rPr>
+            </w:pPr>
+          </w:p>
+        </w:tc>
+        <w:tc>
+          <w:tcPr>
+            <w:tcW w:w="870" w:type="dxa"/>
+            <w:tcBorders>
+              <w:left w:val="single" w:sz="8" w:space="0" w:color="000000"/>
+            </w:tcBorders>
+          </w:tcPr>
+          <w:p>
+            <w:pPr>
+              <w:pStyle w:val="TableParagraph"/>
+              <w:rPr>
+                <w:rFonts w:ascii="Times New Roman"/>
+                <w:sz w:val="16"/>
+              </w:rPr>
+            </w:pPr>
+          </w:p>
+        </w:tc>
+      </w:tr>
+      <w:tr>
+        <w:trPr>
+          <w:trHeight w:val="255"/>
+        </w:trPr>
+        <w:tc>
+          <w:tcPr>
+            <w:tcW w:w="1120" w:type="dxa"/>
+          </w:tcPr>
+          <w:p>
+            <w:pPr>
+              <w:pStyle w:val="TableParagraph"/>
+              <w:rPr>
+                <w:rFonts w:ascii="Times New Roman"/>
+                <w:sz w:val="16"/>
+              </w:rPr>
+            </w:pPr>
+          </w:p>
+        </w:tc>
+        <w:tc>
+          <w:tcPr>
+            <w:tcW w:w="3600" w:type="dxa"/>
+          </w:tcPr>
+          <w:p>
+            <w:pPr>
+              <w:pStyle w:val="TableParagraph"/>
+              <w:rPr>
+                <w:rFonts w:ascii="Times New Roman"/>
+                <w:sz w:val="16"/>
+              </w:rPr>
+            </w:pPr>
+          </w:p>
+        </w:tc>
+        <w:tc>
+          <w:tcPr>
+            <w:tcW w:w="1020" w:type="dxa"/>
+          </w:tcPr>
+          <w:p>
+            <w:pPr>
+              <w:pStyle w:val="TableParagraph"/>
+              <w:rPr>
+                <w:rFonts w:ascii="Times New Roman"/>
+                <w:sz w:val="16"/>
+              </w:rPr>
+            </w:pPr>
+          </w:p>
+        </w:tc>
+        <w:tc>
+          <w:tcPr>
+            <w:tcW w:w="1040" w:type="dxa"/>
+          </w:tcPr>
+          <w:p>
+            <w:pPr>
+              <w:pStyle w:val="TableParagraph"/>
+              <w:rPr>
+                <w:rFonts w:ascii="Times New Roman"/>
+                <w:sz w:val="16"/>
+              </w:rPr>
+            </w:pPr>
+          </w:p>
+        </w:tc>
+        <w:tc>
+          <w:tcPr>
+            <w:tcW w:w="1270" w:type="dxa"/>
+            <w:tcBorders>
+              <w:right w:val="single" w:sz="8" w:space="0" w:color="000000"/>
+            </w:tcBorders>
+          </w:tcPr>
+          <w:p>
+            <w:pPr>
+              <w:pStyle w:val="TableParagraph"/>
+              <w:rPr>
+                <w:rFonts w:ascii="Times New Roman"/>
+                <w:sz w:val="16"/>
+              </w:rPr>
+            </w:pPr>
+          </w:p>
+        </w:tc>
+        <w:tc>
+          <w:tcPr>
+            <w:tcW w:w="860" w:type="dxa"/>
+            <w:tcBorders>
+              <w:left w:val="single" w:sz="8" w:space="0" w:color="000000"/>
+              <w:right w:val="single" w:sz="8" w:space="0" w:color="000000"/>
+            </w:tcBorders>
+          </w:tcPr>
+          <w:p>
+            <w:pPr>
+              <w:pStyle w:val="TableParagraph"/>
+              <w:rPr>
+                <w:rFonts w:ascii="Times New Roman"/>
+                <w:sz w:val="16"/>
+              </w:rPr>
+            </w:pPr>
+          </w:p>
+        </w:tc>
+        <w:tc>
+          <w:tcPr>
+            <w:tcW w:w="880" w:type="dxa"/>
+            <w:tcBorders>
+              <w:left w:val="single" w:sz="8" w:space="0" w:color="000000"/>
+              <w:right w:val="single" w:sz="8" w:space="0" w:color="000000"/>
+            </w:tcBorders>
+          </w:tcPr>
+          <w:p>
+            <w:pPr>
+              <w:pStyle w:val="TableParagraph"/>
+              <w:rPr>
+                <w:rFonts w:ascii="Times New Roman"/>
+                <w:sz w:val="16"/>
+              </w:rPr>
+            </w:pPr>
+          </w:p>
+        </w:tc>
+        <w:tc>
+          <w:tcPr>
+            <w:tcW w:w="870" w:type="dxa"/>
+            <w:tcBorders>
+              <w:left w:val="single" w:sz="8" w:space="0" w:color="000000"/>
+            </w:tcBorders>
+          </w:tcPr>
+          <w:p>
+            <w:pPr>
+              <w:pStyle w:val="TableParagraph"/>
+              <w:rPr>
+                <w:rFonts w:ascii="Times New Roman"/>
+                <w:sz w:val="16"/>
+              </w:rPr>
+            </w:pPr>
+          </w:p>
+        </w:tc>
+      </w:tr>
+      <w:tr>
+        <w:trPr>
+          <w:trHeight w:val="255"/>
+        </w:trPr>
+        <w:tc>
+          <w:tcPr>
+            <w:tcW w:w="1120" w:type="dxa"/>
+          </w:tcPr>
+          <w:p>
+            <w:pPr>
+              <w:pStyle w:val="TableParagraph"/>
+              <w:rPr>
+                <w:rFonts w:ascii="Times New Roman"/>
+                <w:sz w:val="16"/>
+              </w:rPr>
+            </w:pPr>
+          </w:p>
+        </w:tc>
+        <w:tc>
+          <w:tcPr>
+            <w:tcW w:w="3600" w:type="dxa"/>
+          </w:tcPr>
+          <w:p>
+            <w:pPr>
+              <w:pStyle w:val="TableParagraph"/>
+              <w:rPr>
+                <w:rFonts w:ascii="Times New Roman"/>
+                <w:sz w:val="16"/>
+              </w:rPr>
+            </w:pPr>
+          </w:p>
+        </w:tc>
+        <w:tc>
+          <w:tcPr>
+            <w:tcW w:w="1020" w:type="dxa"/>
+          </w:tcPr>
+          <w:p>
+            <w:pPr>
+              <w:pStyle w:val="TableParagraph"/>
+              <w:rPr>
+                <w:rFonts w:ascii="Times New Roman"/>
+                <w:sz w:val="16"/>
+              </w:rPr>
+            </w:pPr>
+          </w:p>
+        </w:tc>
+        <w:tc>
+          <w:tcPr>
+            <w:tcW w:w="1040" w:type="dxa"/>
+          </w:tcPr>
+          <w:p>
+            <w:pPr>
+              <w:pStyle w:val="TableParagraph"/>
+              <w:rPr>
+                <w:rFonts w:ascii="Times New Roman"/>
+                <w:sz w:val="16"/>
+              </w:rPr>
+            </w:pPr>
+          </w:p>
+        </w:tc>
+        <w:tc>
+          <w:tcPr>
+            <w:tcW w:w="1270" w:type="dxa"/>
+            <w:tcBorders>
+              <w:right w:val="single" w:sz="8" w:space="0" w:color="000000"/>
+            </w:tcBorders>
+          </w:tcPr>
+          <w:p>
+            <w:pPr>
+              <w:pStyle w:val="TableParagraph"/>
+              <w:rPr>
+                <w:rFonts w:ascii="Times New Roman"/>
+                <w:sz w:val="16"/>
+              </w:rPr>
+            </w:pPr>
+          </w:p>
+        </w:tc>
+        <w:tc>
+          <w:tcPr>
+            <w:tcW w:w="860" w:type="dxa"/>
+            <w:tcBorders>
+              <w:left w:val="single" w:sz="8" w:space="0" w:color="000000"/>
+              <w:right w:val="single" w:sz="8" w:space="0" w:color="000000"/>
+            </w:tcBorders>
+          </w:tcPr>
+          <w:p>
+            <w:pPr>
+              <w:pStyle w:val="TableParagraph"/>
+              <w:rPr>
+                <w:rFonts w:ascii="Times New Roman"/>
+                <w:sz w:val="16"/>
+              </w:rPr>
+            </w:pPr>
+          </w:p>
+        </w:tc>
+        <w:tc>
+          <w:tcPr>
+            <w:tcW w:w="880" w:type="dxa"/>
+            <w:tcBorders>
+              <w:left w:val="single" w:sz="8" w:space="0" w:color="000000"/>
+              <w:right w:val="single" w:sz="8" w:space="0" w:color="000000"/>
+            </w:tcBorders>
+          </w:tcPr>
+          <w:p>
+            <w:pPr>
+              <w:pStyle w:val="TableParagraph"/>
+              <w:rPr>
+                <w:rFonts w:ascii="Times New Roman"/>
+                <w:sz w:val="16"/>
+              </w:rPr>
+            </w:pPr>
+          </w:p>
+        </w:tc>
+        <w:tc>
+          <w:tcPr>
+            <w:tcW w:w="870" w:type="dxa"/>
+            <w:tcBorders>
+              <w:left w:val="single" w:sz="8" w:space="0" w:color="000000"/>
+            </w:tcBorders>
+          </w:tcPr>
+          <w:p>
+            <w:pPr>
+              <w:pStyle w:val="TableParagraph"/>
+              <w:rPr>
+                <w:rFonts w:ascii="Times New Roman"/>
+                <w:sz w:val="16"/>
+              </w:rPr>
+            </w:pPr>
+          </w:p>
+        </w:tc>
+      </w:tr>
+      <w:tr>
+        <w:trPr>
+          <w:trHeight w:val="255"/>
+        </w:trPr>
+        <w:tc>
+          <w:tcPr>
+            <w:tcW w:w="1120" w:type="dxa"/>
+          </w:tcPr>
+          <w:p>
+            <w:pPr>
+              <w:pStyle w:val="TableParagraph"/>
+              <w:rPr>
+                <w:rFonts w:ascii="Times New Roman"/>
+                <w:sz w:val="16"/>
+              </w:rPr>
+            </w:pPr>
+          </w:p>
+        </w:tc>
+        <w:tc>
+          <w:tcPr>
+            <w:tcW w:w="3600" w:type="dxa"/>
+          </w:tcPr>
+          <w:p>
+            <w:pPr>
+              <w:pStyle w:val="TableParagraph"/>
+              <w:rPr>
+                <w:rFonts w:ascii="Times New Roman"/>
+                <w:sz w:val="16"/>
+              </w:rPr>
+            </w:pPr>
+          </w:p>
+        </w:tc>
+        <w:tc>
+          <w:tcPr>
+            <w:tcW w:w="1020" w:type="dxa"/>
+          </w:tcPr>
+          <w:p>
+            <w:pPr>
+              <w:pStyle w:val="TableParagraph"/>
+              <w:rPr>
+                <w:rFonts w:ascii="Times New Roman"/>
+                <w:sz w:val="16"/>
+              </w:rPr>
+            </w:pPr>
+          </w:p>
+        </w:tc>
+        <w:tc>
+          <w:tcPr>
+            <w:tcW w:w="1040" w:type="dxa"/>
+          </w:tcPr>
+          <w:p>
+            <w:pPr>
+              <w:pStyle w:val="TableParagraph"/>
+              <w:rPr>
+                <w:rFonts w:ascii="Times New Roman"/>
+                <w:sz w:val="16"/>
+              </w:rPr>
+            </w:pPr>
+          </w:p>
+        </w:tc>
+        <w:tc>
+          <w:tcPr>
+            <w:tcW w:w="1270" w:type="dxa"/>
+            <w:tcBorders>
+              <w:right w:val="single" w:sz="8" w:space="0" w:color="000000"/>
+            </w:tcBorders>
+          </w:tcPr>
+          <w:p>
+            <w:pPr>
+              <w:pStyle w:val="TableParagraph"/>
+              <w:rPr>
+                <w:rFonts w:ascii="Times New Roman"/>
+                <w:sz w:val="16"/>
+              </w:rPr>
+            </w:pPr>
+          </w:p>
+        </w:tc>
+        <w:tc>
+          <w:tcPr>
+            <w:tcW w:w="860" w:type="dxa"/>
+            <w:tcBorders>
+              <w:left w:val="single" w:sz="8" w:space="0" w:color="000000"/>
+              <w:right w:val="single" w:sz="8" w:space="0" w:color="000000"/>
+            </w:tcBorders>
+          </w:tcPr>
+          <w:p>
+            <w:pPr>
+              <w:pStyle w:val="TableParagraph"/>
+              <w:rPr>
+                <w:rFonts w:ascii="Times New Roman"/>
+                <w:sz w:val="16"/>
+              </w:rPr>
+            </w:pPr>
+          </w:p>
+        </w:tc>
+        <w:tc>
+          <w:tcPr>
+            <w:tcW w:w="880" w:type="dxa"/>
+            <w:tcBorders>
+              <w:left w:val="single" w:sz="8" w:space="0" w:color="000000"/>
+              <w:right w:val="single" w:sz="8" w:space="0" w:color="000000"/>
+            </w:tcBorders>
+          </w:tcPr>
+          <w:p>
+            <w:pPr>
+              <w:pStyle w:val="TableParagraph"/>
+              <w:rPr>
+                <w:rFonts w:ascii="Times New Roman"/>
+                <w:sz w:val="16"/>
+              </w:rPr>
+            </w:pPr>
+          </w:p>
+        </w:tc>
+        <w:tc>
+          <w:tcPr>
+            <w:tcW w:w="870" w:type="dxa"/>
+            <w:tcBorders>
+              <w:left w:val="single" w:sz="8" w:space="0" w:color="000000"/>
+            </w:tcBorders>
+          </w:tcPr>
+          <w:p>
+            <w:pPr>
+              <w:pStyle w:val="TableParagraph"/>
+              <w:rPr>
+                <w:rFonts w:ascii="Times New Roman"/>
+                <w:sz w:val="16"/>
+              </w:rPr>
+            </w:pPr>
+          </w:p>
+        </w:tc>
+      </w:tr>
+      <w:tr>
+        <w:trPr>
+          <w:trHeight w:val="255"/>
+        </w:trPr>
+        <w:tc>
+          <w:tcPr>
+            <w:tcW w:w="1120" w:type="dxa"/>
+          </w:tcPr>
+          <w:p>
+            <w:pPr>
+              <w:pStyle w:val="TableParagraph"/>
+              <w:rPr>
+                <w:rFonts w:ascii="Times New Roman"/>
+                <w:sz w:val="16"/>
+              </w:rPr>
+            </w:pPr>
+          </w:p>
+        </w:tc>
+        <w:tc>
+          <w:tcPr>
+            <w:tcW w:w="3600" w:type="dxa"/>
+          </w:tcPr>
+          <w:p>
+            <w:pPr>
+              <w:pStyle w:val="TableParagraph"/>
+              <w:rPr>
+                <w:rFonts w:ascii="Times New Roman"/>
+                <w:sz w:val="16"/>
+              </w:rPr>
+            </w:pPr>
+          </w:p>
+        </w:tc>
+        <w:tc>
+          <w:tcPr>
+            <w:tcW w:w="1020" w:type="dxa"/>
+          </w:tcPr>
+          <w:p>
+            <w:pPr>
+              <w:pStyle w:val="TableParagraph"/>
+              <w:rPr>
+                <w:rFonts w:ascii="Times New Roman"/>
+                <w:sz w:val="16"/>
+              </w:rPr>
+            </w:pPr>
+          </w:p>
+        </w:tc>
+        <w:tc>
+          <w:tcPr>
+            <w:tcW w:w="1040" w:type="dxa"/>
+          </w:tcPr>
+          <w:p>
+            <w:pPr>
+              <w:pStyle w:val="TableParagraph"/>
+              <w:rPr>
+                <w:rFonts w:ascii="Times New Roman"/>
+                <w:sz w:val="16"/>
+              </w:rPr>
+            </w:pPr>
+          </w:p>
+        </w:tc>
+        <w:tc>
+          <w:tcPr>
+            <w:tcW w:w="1270" w:type="dxa"/>
+            <w:tcBorders>
+              <w:right w:val="single" w:sz="8" w:space="0" w:color="000000"/>
+            </w:tcBorders>
+          </w:tcPr>
+          <w:p>
+            <w:pPr>
+              <w:pStyle w:val="TableParagraph"/>
+              <w:rPr>
+                <w:rFonts w:ascii="Times New Roman"/>
+                <w:sz w:val="16"/>
+              </w:rPr>
+            </w:pPr>
+          </w:p>
+        </w:tc>
+        <w:tc>
+          <w:tcPr>
+            <w:tcW w:w="860" w:type="dxa"/>
+            <w:tcBorders>
+              <w:left w:val="single" w:sz="8" w:space="0" w:color="000000"/>
+              <w:right w:val="single" w:sz="8" w:space="0" w:color="000000"/>
+            </w:tcBorders>
+          </w:tcPr>
+          <w:p>
+            <w:pPr>
+              <w:pStyle w:val="TableParagraph"/>
+              <w:rPr>
+                <w:rFonts w:ascii="Times New Roman"/>
+                <w:sz w:val="16"/>
+              </w:rPr>
+            </w:pPr>
+          </w:p>
+        </w:tc>
+        <w:tc>
+          <w:tcPr>
+            <w:tcW w:w="880" w:type="dxa"/>
+            <w:tcBorders>
+              <w:left w:val="single" w:sz="8" w:space="0" w:color="000000"/>
+              <w:right w:val="single" w:sz="8" w:space="0" w:color="000000"/>
+            </w:tcBorders>
+          </w:tcPr>
+          <w:p>
+            <w:pPr>
+              <w:pStyle w:val="TableParagraph"/>
+              <w:rPr>
+                <w:rFonts w:ascii="Times New Roman"/>
+                <w:sz w:val="16"/>
+              </w:rPr>
+            </w:pPr>
+          </w:p>
+        </w:tc>
+        <w:tc>
+          <w:tcPr>
+            <w:tcW w:w="870" w:type="dxa"/>
+            <w:tcBorders>
+              <w:left w:val="single" w:sz="8" w:space="0" w:color="000000"/>
+            </w:tcBorders>
+          </w:tcPr>
+          <w:p>
+            <w:pPr>
+              <w:pStyle w:val="TableParagraph"/>
+              <w:rPr>
+                <w:rFonts w:ascii="Times New Roman"/>
+                <w:sz w:val="16"/>
+              </w:rPr>
+            </w:pPr>
+          </w:p>
+        </w:tc>
+      </w:tr>
+      <w:tr>
+        <w:trPr>
+          <w:trHeight w:val="255"/>
+        </w:trPr>
+        <w:tc>
+          <w:tcPr>
+            <w:tcW w:w="1120" w:type="dxa"/>
+          </w:tcPr>
+          <w:p>
+            <w:pPr>
+              <w:pStyle w:val="TableParagraph"/>
+              <w:rPr>
+                <w:rFonts w:ascii="Times New Roman"/>
+                <w:sz w:val="16"/>
+              </w:rPr>
+            </w:pPr>
+          </w:p>
+        </w:tc>
+        <w:tc>
+          <w:tcPr>
+            <w:tcW w:w="3600" w:type="dxa"/>
+          </w:tcPr>
+          <w:p>
+            <w:pPr>
+              <w:pStyle w:val="TableParagraph"/>
+              <w:rPr>
+                <w:rFonts w:ascii="Times New Roman"/>
+                <w:sz w:val="16"/>
+              </w:rPr>
+            </w:pPr>
+          </w:p>
+        </w:tc>
+        <w:tc>
+          <w:tcPr>
+            <w:tcW w:w="1020" w:type="dxa"/>
+          </w:tcPr>
+          <w:p>
+            <w:pPr>
+              <w:pStyle w:val="TableParagraph"/>
+              <w:rPr>
+                <w:rFonts w:ascii="Times New Roman"/>
+                <w:sz w:val="16"/>
+              </w:rPr>
+            </w:pPr>
+          </w:p>
+        </w:tc>
+        <w:tc>
+          <w:tcPr>
+            <w:tcW w:w="1040" w:type="dxa"/>
+          </w:tcPr>
+          <w:p>
+            <w:pPr>
+              <w:pStyle w:val="TableParagraph"/>
+              <w:rPr>
+                <w:rFonts w:ascii="Times New Roman"/>
+                <w:sz w:val="16"/>
+              </w:rPr>
+            </w:pPr>
+          </w:p>
+        </w:tc>
+        <w:tc>
+          <w:tcPr>
+            <w:tcW w:w="1270" w:type="dxa"/>
+            <w:tcBorders>
+              <w:right w:val="single" w:sz="8" w:space="0" w:color="000000"/>
+            </w:tcBorders>
+          </w:tcPr>
+          <w:p>
+            <w:pPr>
+              <w:pStyle w:val="TableParagraph"/>
+              <w:rPr>
+                <w:rFonts w:ascii="Times New Roman"/>
+                <w:sz w:val="16"/>
+              </w:rPr>
+            </w:pPr>
+          </w:p>
+        </w:tc>
+        <w:tc>
+          <w:tcPr>
+            <w:tcW w:w="860" w:type="dxa"/>
+            <w:tcBorders>
+              <w:left w:val="single" w:sz="8" w:space="0" w:color="000000"/>
+              <w:right w:val="single" w:sz="8" w:space="0" w:color="000000"/>
+            </w:tcBorders>
+          </w:tcPr>
+          <w:p>
+            <w:pPr>
+              <w:pStyle w:val="TableParagraph"/>
+              <w:rPr>
+                <w:rFonts w:ascii="Times New Roman"/>
+                <w:sz w:val="16"/>
+              </w:rPr>
+            </w:pPr>
+          </w:p>
+        </w:tc>
+        <w:tc>
+          <w:tcPr>
+            <w:tcW w:w="880" w:type="dxa"/>
+            <w:tcBorders>
+              <w:left w:val="single" w:sz="8" w:space="0" w:color="000000"/>
+              <w:right w:val="single" w:sz="8" w:space="0" w:color="000000"/>
+            </w:tcBorders>
+          </w:tcPr>
+          <w:p>
+            <w:pPr>
+              <w:pStyle w:val="TableParagraph"/>
+              <w:rPr>
+                <w:rFonts w:ascii="Times New Roman"/>
+                <w:sz w:val="16"/>
+              </w:rPr>
+            </w:pPr>
+          </w:p>
+        </w:tc>
+        <w:tc>
+          <w:tcPr>
+            <w:tcW w:w="870" w:type="dxa"/>
+            <w:tcBorders>
+              <w:left w:val="single" w:sz="8" w:space="0" w:color="000000"/>
+            </w:tcBorders>
+          </w:tcPr>
+          <w:p>
+            <w:pPr>
+              <w:pStyle w:val="TableParagraph"/>
+              <w:rPr>
+                <w:rFonts w:ascii="Times New Roman"/>
+                <w:sz w:val="16"/>
+              </w:rPr>
+            </w:pPr>
+          </w:p>
+        </w:tc>
+      </w:tr>
+      <w:tr>
+        <w:trPr>
+          <w:trHeight w:val="255"/>
+        </w:trPr>
+        <w:tc>
+          <w:tcPr>
+            <w:tcW w:w="1120" w:type="dxa"/>
+          </w:tcPr>
+          <w:p>
+            <w:pPr>
+              <w:pStyle w:val="TableParagraph"/>
+              <w:rPr>
+                <w:rFonts w:ascii="Times New Roman"/>
+                <w:sz w:val="16"/>
+              </w:rPr>
+            </w:pPr>
+          </w:p>
+        </w:tc>
+        <w:tc>
+          <w:tcPr>
+            <w:tcW w:w="3600" w:type="dxa"/>
+          </w:tcPr>
+          <w:p>
+            <w:pPr>
+              <w:pStyle w:val="TableParagraph"/>
+              <w:rPr>
+                <w:rFonts w:ascii="Times New Roman"/>
+                <w:sz w:val="16"/>
+              </w:rPr>
+            </w:pPr>
+          </w:p>
+        </w:tc>
+        <w:tc>
+          <w:tcPr>
+            <w:tcW w:w="1020" w:type="dxa"/>
+          </w:tcPr>
+          <w:p>
+            <w:pPr>
+              <w:pStyle w:val="TableParagraph"/>
+              <w:rPr>
+                <w:rFonts w:ascii="Times New Roman"/>
+                <w:sz w:val="16"/>
+              </w:rPr>
+            </w:pPr>
+          </w:p>
+        </w:tc>
+        <w:tc>
+          <w:tcPr>
+            <w:tcW w:w="1040" w:type="dxa"/>
+          </w:tcPr>
+          <w:p>
+            <w:pPr>
+              <w:pStyle w:val="TableParagraph"/>
+              <w:rPr>
+                <w:rFonts w:ascii="Times New Roman"/>
+                <w:sz w:val="16"/>
+              </w:rPr>
+            </w:pPr>
+          </w:p>
+        </w:tc>
+        <w:tc>
+          <w:tcPr>
+            <w:tcW w:w="1270" w:type="dxa"/>
+            <w:tcBorders>
+              <w:right w:val="single" w:sz="8" w:space="0" w:color="000000"/>
+            </w:tcBorders>
+          </w:tcPr>
+          <w:p>
+            <w:pPr>
+              <w:pStyle w:val="TableParagraph"/>
+              <w:rPr>
+                <w:rFonts w:ascii="Times New Roman"/>
+                <w:sz w:val="16"/>
+              </w:rPr>
+            </w:pPr>
+          </w:p>
+        </w:tc>
+        <w:tc>
+          <w:tcPr>
+            <w:tcW w:w="860" w:type="dxa"/>
+            <w:tcBorders>
+              <w:left w:val="single" w:sz="8" w:space="0" w:color="000000"/>
+              <w:right w:val="single" w:sz="8" w:space="0" w:color="000000"/>
+            </w:tcBorders>
+          </w:tcPr>
+          <w:p>
+            <w:pPr>
+              <w:pStyle w:val="TableParagraph"/>
+              <w:rPr>
+                <w:rFonts w:ascii="Times New Roman"/>
+                <w:sz w:val="16"/>
+              </w:rPr>
+            </w:pPr>
+          </w:p>
+        </w:tc>
+        <w:tc>
+          <w:tcPr>
+            <w:tcW w:w="880" w:type="dxa"/>
+            <w:tcBorders>
+              <w:left w:val="single" w:sz="8" w:space="0" w:color="000000"/>
+              <w:right w:val="single" w:sz="8" w:space="0" w:color="000000"/>
+            </w:tcBorders>
+          </w:tcPr>
+          <w:p>
+            <w:pPr>
+              <w:pStyle w:val="TableParagraph"/>
+              <w:rPr>
+                <w:rFonts w:ascii="Times New Roman"/>
+                <w:sz w:val="16"/>
+              </w:rPr>
+            </w:pPr>
+          </w:p>
+        </w:tc>
+        <w:tc>
+          <w:tcPr>
+            <w:tcW w:w="870" w:type="dxa"/>
+            <w:tcBorders>
+              <w:left w:val="single" w:sz="8" w:space="0" w:color="000000"/>
+            </w:tcBorders>
+          </w:tcPr>
+          <w:p>
+            <w:pPr>
+              <w:pStyle w:val="TableParagraph"/>
+              <w:rPr>
+                <w:rFonts w:ascii="Times New Roman"/>
+                <w:sz w:val="16"/>
+              </w:rPr>
+            </w:pPr>
+          </w:p>
+        </w:tc>
+      </w:tr>
+      <w:tr>
+        <w:trPr>
+          <w:trHeight w:val="255"/>
+        </w:trPr>
+        <w:tc>
+          <w:tcPr>
+            <w:tcW w:w="1120" w:type="dxa"/>
+          </w:tcPr>
+          <w:p>
+            <w:pPr>
+              <w:pStyle w:val="TableParagraph"/>
+              <w:rPr>
+                <w:rFonts w:ascii="Times New Roman"/>
+                <w:sz w:val="16"/>
+              </w:rPr>
+            </w:pPr>
+          </w:p>
+        </w:tc>
+        <w:tc>
+          <w:tcPr>
+            <w:tcW w:w="3600" w:type="dxa"/>
+          </w:tcPr>
+          <w:p>
+            <w:pPr>
+              <w:pStyle w:val="TableParagraph"/>
+              <w:rPr>
+                <w:rFonts w:ascii="Times New Roman"/>
+                <w:sz w:val="16"/>
+              </w:rPr>
+            </w:pPr>
+          </w:p>
+        </w:tc>
+        <w:tc>
+          <w:tcPr>
+            <w:tcW w:w="1020" w:type="dxa"/>
+          </w:tcPr>
+          <w:p>
+            <w:pPr>
+              <w:pStyle w:val="TableParagraph"/>
+              <w:rPr>
+                <w:rFonts w:ascii="Times New Roman"/>
+                <w:sz w:val="16"/>
+              </w:rPr>
+            </w:pPr>
+          </w:p>
+        </w:tc>
+        <w:tc>
+          <w:tcPr>
+            <w:tcW w:w="1040" w:type="dxa"/>
+          </w:tcPr>
+          <w:p>
+            <w:pPr>
+              <w:pStyle w:val="TableParagraph"/>
+              <w:rPr>
+                <w:rFonts w:ascii="Times New Roman"/>
+                <w:sz w:val="16"/>
+              </w:rPr>
+            </w:pPr>
+          </w:p>
+        </w:tc>
+        <w:tc>
+          <w:tcPr>
+            <w:tcW w:w="1270" w:type="dxa"/>
+            <w:tcBorders>
+              <w:right w:val="single" w:sz="8" w:space="0" w:color="000000"/>
+            </w:tcBorders>
+          </w:tcPr>
+          <w:p>
+            <w:pPr>
+              <w:pStyle w:val="TableParagraph"/>
+              <w:rPr>
+                <w:rFonts w:ascii="Times New Roman"/>
+                <w:sz w:val="16"/>
+              </w:rPr>
+            </w:pPr>
+          </w:p>
+        </w:tc>
+        <w:tc>
+          <w:tcPr>
+            <w:tcW w:w="860" w:type="dxa"/>
+            <w:tcBorders>
+              <w:left w:val="single" w:sz="8" w:space="0" w:color="000000"/>
+              <w:right w:val="single" w:sz="8" w:space="0" w:color="000000"/>
+            </w:tcBorders>
+          </w:tcPr>
+          <w:p>
+            <w:pPr>
+              <w:pStyle w:val="TableParagraph"/>
+              <w:rPr>
+                <w:rFonts w:ascii="Times New Roman"/>
+                <w:sz w:val="16"/>
+              </w:rPr>
+            </w:pPr>
+          </w:p>
+        </w:tc>
+        <w:tc>
+          <w:tcPr>
+            <w:tcW w:w="880" w:type="dxa"/>
+            <w:tcBorders>
+              <w:left w:val="single" w:sz="8" w:space="0" w:color="000000"/>
+              <w:right w:val="single" w:sz="8" w:space="0" w:color="000000"/>
+            </w:tcBorders>
+          </w:tcPr>
+          <w:p>
+            <w:pPr>
+              <w:pStyle w:val="TableParagraph"/>
+              <w:rPr>
+                <w:rFonts w:ascii="Times New Roman"/>
+                <w:sz w:val="16"/>
+              </w:rPr>
+            </w:pPr>
+          </w:p>
+        </w:tc>
+        <w:tc>
+          <w:tcPr>
+            <w:tcW w:w="870" w:type="dxa"/>
+            <w:tcBorders>
+              <w:left w:val="single" w:sz="8" w:space="0" w:color="000000"/>
+            </w:tcBorders>
+          </w:tcPr>
+          <w:p>
+            <w:pPr>
+              <w:pStyle w:val="TableParagraph"/>
+              <w:rPr>
+                <w:rFonts w:ascii="Times New Roman"/>
+                <w:sz w:val="16"/>
+              </w:rPr>
+            </w:pPr>
+          </w:p>
+        </w:tc>
+      </w:tr>
+      <w:tr>
+        <w:trPr>
+          <w:trHeight w:val="255"/>
+        </w:trPr>
+        <w:tc>
+          <w:tcPr>
+            <w:tcW w:w="1120" w:type="dxa"/>
+          </w:tcPr>
+          <w:p>
+            <w:pPr>
+              <w:pStyle w:val="TableParagraph"/>
+              <w:rPr>
+                <w:rFonts w:ascii="Times New Roman"/>
+                <w:sz w:val="16"/>
+              </w:rPr>
+            </w:pPr>
+          </w:p>
+        </w:tc>
+        <w:tc>
+          <w:tcPr>
+            <w:tcW w:w="3600" w:type="dxa"/>
+          </w:tcPr>
+          <w:p>
+            <w:pPr>
+              <w:pStyle w:val="TableParagraph"/>
+              <w:rPr>
+                <w:rFonts w:ascii="Times New Roman"/>
+                <w:sz w:val="16"/>
+              </w:rPr>
+            </w:pPr>
+          </w:p>
+        </w:tc>
+        <w:tc>
+          <w:tcPr>
+            <w:tcW w:w="1020" w:type="dxa"/>
+          </w:tcPr>
+          <w:p>
+            <w:pPr>
+              <w:pStyle w:val="TableParagraph"/>
+              <w:rPr>
+                <w:rFonts w:ascii="Times New Roman"/>
+                <w:sz w:val="16"/>
+              </w:rPr>
+            </w:pPr>
+          </w:p>
+        </w:tc>
+        <w:tc>
+          <w:tcPr>
+            <w:tcW w:w="1040" w:type="dxa"/>
+          </w:tcPr>
+          <w:p>
+            <w:pPr>
+              <w:pStyle w:val="TableParagraph"/>
+              <w:rPr>
+                <w:rFonts w:ascii="Times New Roman"/>
+                <w:sz w:val="16"/>
+              </w:rPr>
+            </w:pPr>
+          </w:p>
+        </w:tc>
+        <w:tc>
+          <w:tcPr>
+            <w:tcW w:w="1270" w:type="dxa"/>
+            <w:tcBorders>
+              <w:right w:val="single" w:sz="8" w:space="0" w:color="000000"/>
+            </w:tcBorders>
+          </w:tcPr>
+          <w:p>
+            <w:pPr>
+              <w:pStyle w:val="TableParagraph"/>
+              <w:rPr>
+                <w:rFonts w:ascii="Times New Roman"/>
+                <w:sz w:val="16"/>
+              </w:rPr>
+            </w:pPr>
+          </w:p>
+        </w:tc>
+        <w:tc>
+          <w:tcPr>
+            <w:tcW w:w="860" w:type="dxa"/>
+            <w:tcBorders>
+              <w:left w:val="single" w:sz="8" w:space="0" w:color="000000"/>
+              <w:right w:val="single" w:sz="8" w:space="0" w:color="000000"/>
+            </w:tcBorders>
+          </w:tcPr>
+          <w:p>
+            <w:pPr>
+              <w:pStyle w:val="TableParagraph"/>
+              <w:rPr>
+                <w:rFonts w:ascii="Times New Roman"/>
+                <w:sz w:val="16"/>
+              </w:rPr>
+            </w:pPr>
+          </w:p>
+        </w:tc>
+        <w:tc>
+          <w:tcPr>
+            <w:tcW w:w="880" w:type="dxa"/>
+            <w:tcBorders>
+              <w:left w:val="single" w:sz="8" w:space="0" w:color="000000"/>
+              <w:right w:val="single" w:sz="8" w:space="0" w:color="000000"/>
+            </w:tcBorders>
+          </w:tcPr>
+          <w:p>
+            <w:pPr>
+              <w:pStyle w:val="TableParagraph"/>
+              <w:rPr>
+                <w:rFonts w:ascii="Times New Roman"/>
+                <w:sz w:val="16"/>
+              </w:rPr>
+            </w:pPr>
+          </w:p>
+        </w:tc>
+        <w:tc>
+          <w:tcPr>
+            <w:tcW w:w="870" w:type="dxa"/>
+            <w:tcBorders>
+              <w:left w:val="single" w:sz="8" w:space="0" w:color="000000"/>
+            </w:tcBorders>
+          </w:tcPr>
+          <w:p>
+            <w:pPr>
+              <w:pStyle w:val="TableParagraph"/>
+              <w:rPr>
+                <w:rFonts w:ascii="Times New Roman"/>
+                <w:sz w:val="16"/>
+              </w:rPr>
+            </w:pPr>
+          </w:p>
+        </w:tc>
+      </w:tr>
+      <w:tr>
+        <w:trPr>
+          <w:trHeight w:val="255"/>
+        </w:trPr>
+        <w:tc>
+          <w:tcPr>
+            <w:tcW w:w="1120" w:type="dxa"/>
+          </w:tcPr>
+          <w:p>
+            <w:pPr>
+              <w:pStyle w:val="TableParagraph"/>
+              <w:rPr>
+                <w:rFonts w:ascii="Times New Roman"/>
+                <w:sz w:val="16"/>
+              </w:rPr>
+            </w:pPr>
+          </w:p>
+        </w:tc>
+        <w:tc>
+          <w:tcPr>
+            <w:tcW w:w="3600" w:type="dxa"/>
+          </w:tcPr>
+          <w:p>
+            <w:pPr>
+              <w:pStyle w:val="TableParagraph"/>
+              <w:rPr>
+                <w:rFonts w:ascii="Times New Roman"/>
+                <w:sz w:val="16"/>
+              </w:rPr>
+            </w:pPr>
+          </w:p>
+        </w:tc>
+        <w:tc>
+          <w:tcPr>
+            <w:tcW w:w="1020" w:type="dxa"/>
+          </w:tcPr>
+          <w:p>
+            <w:pPr>
+              <w:pStyle w:val="TableParagraph"/>
+              <w:rPr>
+                <w:rFonts w:ascii="Times New Roman"/>
+                <w:sz w:val="16"/>
+              </w:rPr>
+            </w:pPr>
+          </w:p>
+        </w:tc>
+        <w:tc>
+          <w:tcPr>
+            <w:tcW w:w="1040" w:type="dxa"/>
+          </w:tcPr>
+          <w:p>
+            <w:pPr>
+              <w:pStyle w:val="TableParagraph"/>
+              <w:rPr>
+                <w:rFonts w:ascii="Times New Roman"/>
+                <w:sz w:val="16"/>
+              </w:rPr>
+            </w:pPr>
+          </w:p>
+        </w:tc>
+        <w:tc>
+          <w:tcPr>
+            <w:tcW w:w="1270" w:type="dxa"/>
+            <w:tcBorders>
+              <w:right w:val="single" w:sz="8" w:space="0" w:color="000000"/>
+            </w:tcBorders>
+          </w:tcPr>
+          <w:p>
+            <w:pPr>
+              <w:pStyle w:val="TableParagraph"/>
+              <w:rPr>
+                <w:rFonts w:ascii="Times New Roman"/>
+                <w:sz w:val="16"/>
+              </w:rPr>
+            </w:pPr>
+          </w:p>
+        </w:tc>
+        <w:tc>
+          <w:tcPr>
+            <w:tcW w:w="860" w:type="dxa"/>
+            <w:tcBorders>
+              <w:left w:val="single" w:sz="8" w:space="0" w:color="000000"/>
+              <w:right w:val="single" w:sz="8" w:space="0" w:color="000000"/>
+            </w:tcBorders>
+          </w:tcPr>
+          <w:p>
+            <w:pPr>
+              <w:pStyle w:val="TableParagraph"/>
+              <w:rPr>
+                <w:rFonts w:ascii="Times New Roman"/>
+                <w:sz w:val="16"/>
+              </w:rPr>
+            </w:pPr>
+          </w:p>
+        </w:tc>
+        <w:tc>
+          <w:tcPr>
+            <w:tcW w:w="880" w:type="dxa"/>
+            <w:tcBorders>
+              <w:left w:val="single" w:sz="8" w:space="0" w:color="000000"/>
+              <w:right w:val="single" w:sz="8" w:space="0" w:color="000000"/>
+            </w:tcBorders>
+          </w:tcPr>
+          <w:p>
+            <w:pPr>
+              <w:pStyle w:val="TableParagraph"/>
+              <w:rPr>
+                <w:rFonts w:ascii="Times New Roman"/>
+                <w:sz w:val="16"/>
+              </w:rPr>
+            </w:pPr>
+          </w:p>
+        </w:tc>
+        <w:tc>
+          <w:tcPr>
+            <w:tcW w:w="870" w:type="dxa"/>
+            <w:tcBorders>
+              <w:left w:val="single" w:sz="8" w:space="0" w:color="000000"/>
+            </w:tcBorders>
+          </w:tcPr>
+          <w:p>
+            <w:pPr>
+              <w:pStyle w:val="TableParagraph"/>
+              <w:rPr>
+                <w:rFonts w:ascii="Times New Roman"/>
+                <w:sz w:val="16"/>
+              </w:rPr>
+            </w:pPr>
+          </w:p>
+        </w:tc>
+      </w:tr>
+      <w:tr>
+        <w:trPr>
+          <w:trHeight w:val="255"/>
+        </w:trPr>
+        <w:tc>
+          <w:tcPr>
+            <w:tcW w:w="1120" w:type="dxa"/>
+          </w:tcPr>
+          <w:p>
+            <w:pPr>
+              <w:pStyle w:val="TableParagraph"/>
+              <w:rPr>
+                <w:rFonts w:ascii="Times New Roman"/>
+                <w:sz w:val="16"/>
+              </w:rPr>
+            </w:pPr>
+          </w:p>
+        </w:tc>
+        <w:tc>
+          <w:tcPr>
+            <w:tcW w:w="3600" w:type="dxa"/>
+          </w:tcPr>
+          <w:p>
+            <w:pPr>
+              <w:pStyle w:val="TableParagraph"/>
+              <w:rPr>
+                <w:rFonts w:ascii="Times New Roman"/>
+                <w:sz w:val="16"/>
+              </w:rPr>
+            </w:pPr>
+          </w:p>
+        </w:tc>
+        <w:tc>
+          <w:tcPr>
+            <w:tcW w:w="1020" w:type="dxa"/>
+          </w:tcPr>
+          <w:p>
+            <w:pPr>
+              <w:pStyle w:val="TableParagraph"/>
+              <w:rPr>
+                <w:rFonts w:ascii="Times New Roman"/>
+                <w:sz w:val="16"/>
+              </w:rPr>
+            </w:pPr>
+          </w:p>
+        </w:tc>
+        <w:tc>
+          <w:tcPr>
+            <w:tcW w:w="1040" w:type="dxa"/>
+          </w:tcPr>
+          <w:p>
+            <w:pPr>
+              <w:pStyle w:val="TableParagraph"/>
+              <w:rPr>
+                <w:rFonts w:ascii="Times New Roman"/>
+                <w:sz w:val="16"/>
+              </w:rPr>
+            </w:pPr>
+          </w:p>
+        </w:tc>
+        <w:tc>
+          <w:tcPr>
+            <w:tcW w:w="1270" w:type="dxa"/>
+            <w:tcBorders>
+              <w:right w:val="single" w:sz="8" w:space="0" w:color="000000"/>
+            </w:tcBorders>
+          </w:tcPr>
+          <w:p>
+            <w:pPr>
+              <w:pStyle w:val="TableParagraph"/>
+              <w:rPr>
+                <w:rFonts w:ascii="Times New Roman"/>
+                <w:sz w:val="16"/>
+              </w:rPr>
+            </w:pPr>
+          </w:p>
+        </w:tc>
+        <w:tc>
+          <w:tcPr>
+            <w:tcW w:w="860" w:type="dxa"/>
+            <w:tcBorders>
+              <w:left w:val="single" w:sz="8" w:space="0" w:color="000000"/>
+              <w:right w:val="single" w:sz="8" w:space="0" w:color="000000"/>
+            </w:tcBorders>
+          </w:tcPr>
+          <w:p>
+            <w:pPr>
+              <w:pStyle w:val="TableParagraph"/>
+              <w:rPr>
+                <w:rFonts w:ascii="Times New Roman"/>
+                <w:sz w:val="16"/>
+              </w:rPr>
+            </w:pPr>
+          </w:p>
+        </w:tc>
+        <w:tc>
+          <w:tcPr>
+            <w:tcW w:w="880" w:type="dxa"/>
+            <w:tcBorders>
+              <w:left w:val="single" w:sz="8" w:space="0" w:color="000000"/>
+              <w:right w:val="single" w:sz="8" w:space="0" w:color="000000"/>
+            </w:tcBorders>
+          </w:tcPr>
+          <w:p>
+            <w:pPr>
+              <w:pStyle w:val="TableParagraph"/>
+              <w:rPr>
+                <w:rFonts w:ascii="Times New Roman"/>
+                <w:sz w:val="16"/>
+              </w:rPr>
+            </w:pPr>
+          </w:p>
+        </w:tc>
+        <w:tc>
+          <w:tcPr>
+            <w:tcW w:w="870" w:type="dxa"/>
+            <w:tcBorders>
+              <w:left w:val="single" w:sz="8" w:space="0" w:color="000000"/>
+            </w:tcBorders>
+          </w:tcPr>
+          <w:p>
+            <w:pPr>
+              <w:pStyle w:val="TableParagraph"/>
+              <w:rPr>
+                <w:rFonts w:ascii="Times New Roman"/>
+                <w:sz w:val="16"/>
+              </w:rPr>
+            </w:pPr>
+          </w:p>
+        </w:tc>
+      </w:tr>
+      <w:tr>
+        <w:trPr>
+          <w:trHeight w:val="255"/>
+        </w:trPr>
+        <w:tc>
+          <w:tcPr>
+            <w:tcW w:w="1120" w:type="dxa"/>
+          </w:tcPr>
+          <w:p>
+            <w:pPr>
+              <w:pStyle w:val="TableParagraph"/>
+              <w:rPr>
+                <w:rFonts w:ascii="Times New Roman"/>
+                <w:sz w:val="16"/>
+              </w:rPr>
+            </w:pPr>
+          </w:p>
+        </w:tc>
+        <w:tc>
+          <w:tcPr>
+            <w:tcW w:w="3600" w:type="dxa"/>
+          </w:tcPr>
+          <w:p>
+            <w:pPr>
+              <w:pStyle w:val="TableParagraph"/>
+              <w:rPr>
+                <w:rFonts w:ascii="Times New Roman"/>
+                <w:sz w:val="16"/>
+              </w:rPr>
+            </w:pPr>
+          </w:p>
+        </w:tc>
+        <w:tc>
+          <w:tcPr>
+            <w:tcW w:w="1020" w:type="dxa"/>
+          </w:tcPr>
+          <w:p>
+            <w:pPr>
+              <w:pStyle w:val="TableParagraph"/>
+              <w:rPr>
+                <w:rFonts w:ascii="Times New Roman"/>
+                <w:sz w:val="16"/>
+              </w:rPr>
+            </w:pPr>
+          </w:p>
+        </w:tc>
+        <w:tc>
+          <w:tcPr>
+            <w:tcW w:w="1040" w:type="dxa"/>
+          </w:tcPr>
+          <w:p>
+            <w:pPr>
+              <w:pStyle w:val="TableParagraph"/>
+              <w:rPr>
+                <w:rFonts w:ascii="Times New Roman"/>
+                <w:sz w:val="16"/>
+              </w:rPr>
+            </w:pPr>
+          </w:p>
+        </w:tc>
+        <w:tc>
+          <w:tcPr>
+            <w:tcW w:w="1270" w:type="dxa"/>
+            <w:tcBorders>
+              <w:right w:val="single" w:sz="8" w:space="0" w:color="000000"/>
+            </w:tcBorders>
+          </w:tcPr>
+          <w:p>
+            <w:pPr>
+              <w:pStyle w:val="TableParagraph"/>
+              <w:rPr>
+                <w:rFonts w:ascii="Times New Roman"/>
+                <w:sz w:val="16"/>
+              </w:rPr>
+            </w:pPr>
+          </w:p>
+        </w:tc>
+        <w:tc>
+          <w:tcPr>
+            <w:tcW w:w="860" w:type="dxa"/>
+            <w:tcBorders>
+              <w:left w:val="single" w:sz="8" w:space="0" w:color="000000"/>
+              <w:right w:val="single" w:sz="8" w:space="0" w:color="000000"/>
+            </w:tcBorders>
+          </w:tcPr>
+          <w:p>
+            <w:pPr>
+              <w:pStyle w:val="TableParagraph"/>
+              <w:rPr>
+                <w:rFonts w:ascii="Times New Roman"/>
+                <w:sz w:val="16"/>
+              </w:rPr>
+            </w:pPr>
+          </w:p>
+        </w:tc>
+        <w:tc>
+          <w:tcPr>
+            <w:tcW w:w="880" w:type="dxa"/>
+            <w:tcBorders>
+              <w:left w:val="single" w:sz="8" w:space="0" w:color="000000"/>
+              <w:right w:val="single" w:sz="8" w:space="0" w:color="000000"/>
+            </w:tcBorders>
+          </w:tcPr>
+          <w:p>
+            <w:pPr>
+              <w:pStyle w:val="TableParagraph"/>
+              <w:rPr>
+                <w:rFonts w:ascii="Times New Roman"/>
+                <w:sz w:val="16"/>
+              </w:rPr>
+            </w:pPr>
+          </w:p>
+        </w:tc>
+        <w:tc>
+          <w:tcPr>
+            <w:tcW w:w="870" w:type="dxa"/>
+            <w:tcBorders>
+              <w:left w:val="single" w:sz="8" w:space="0" w:color="000000"/>
+            </w:tcBorders>
+          </w:tcPr>
+          <w:p>
+            <w:pPr>
+              <w:pStyle w:val="TableParagraph"/>
+              <w:rPr>
+                <w:rFonts w:ascii="Times New Roman"/>
+                <w:sz w:val="16"/>
+              </w:rPr>
+            </w:pPr>
+          </w:p>
+        </w:tc>
+      </w:tr>
+      <w:tr>
+        <w:trPr>
+          <w:trHeight w:val="255"/>
+        </w:trPr>
+        <w:tc>
+          <w:tcPr>
+            <w:tcW w:w="1120" w:type="dxa"/>
+          </w:tcPr>
+          <w:p>
+            <w:pPr>
+              <w:pStyle w:val="TableParagraph"/>
+              <w:rPr>
+                <w:rFonts w:ascii="Times New Roman"/>
+                <w:sz w:val="16"/>
+              </w:rPr>
+            </w:pPr>
+          </w:p>
+        </w:tc>
+        <w:tc>
+          <w:tcPr>
+            <w:tcW w:w="3600" w:type="dxa"/>
+          </w:tcPr>
+          <w:p>
+            <w:pPr>
+              <w:pStyle w:val="TableParagraph"/>
+              <w:rPr>
+                <w:rFonts w:ascii="Times New Roman"/>
+                <w:sz w:val="16"/>
+              </w:rPr>
+            </w:pPr>
+          </w:p>
+        </w:tc>
+        <w:tc>
+          <w:tcPr>
+            <w:tcW w:w="1020" w:type="dxa"/>
+          </w:tcPr>
+          <w:p>
+            <w:pPr>
+              <w:pStyle w:val="TableParagraph"/>
+              <w:rPr>
+                <w:rFonts w:ascii="Times New Roman"/>
+                <w:sz w:val="16"/>
+              </w:rPr>
+            </w:pPr>
+          </w:p>
+        </w:tc>
+        <w:tc>
+          <w:tcPr>
+            <w:tcW w:w="1040" w:type="dxa"/>
+          </w:tcPr>
+          <w:p>
+            <w:pPr>
+              <w:pStyle w:val="TableParagraph"/>
+              <w:rPr>
+                <w:rFonts w:ascii="Times New Roman"/>
+                <w:sz w:val="16"/>
+              </w:rPr>
+            </w:pPr>
+          </w:p>
+        </w:tc>
+        <w:tc>
+          <w:tcPr>
+            <w:tcW w:w="1270" w:type="dxa"/>
+            <w:tcBorders>
+              <w:right w:val="single" w:sz="8" w:space="0" w:color="000000"/>
+            </w:tcBorders>
+          </w:tcPr>
+          <w:p>
+            <w:pPr>
+              <w:pStyle w:val="TableParagraph"/>
+              <w:rPr>
+                <w:rFonts w:ascii="Times New Roman"/>
+                <w:sz w:val="16"/>
+              </w:rPr>
+            </w:pPr>
+          </w:p>
+        </w:tc>
+        <w:tc>
+          <w:tcPr>
+            <w:tcW w:w="860" w:type="dxa"/>
+            <w:tcBorders>
+              <w:left w:val="single" w:sz="8" w:space="0" w:color="000000"/>
+              <w:right w:val="single" w:sz="8" w:space="0" w:color="000000"/>
+            </w:tcBorders>
+          </w:tcPr>
+          <w:p>
+            <w:pPr>
+              <w:pStyle w:val="TableParagraph"/>
+              <w:rPr>
+                <w:rFonts w:ascii="Times New Roman"/>
+                <w:sz w:val="16"/>
+              </w:rPr>
+            </w:pPr>
+          </w:p>
+        </w:tc>
+        <w:tc>
+          <w:tcPr>
+            <w:tcW w:w="880" w:type="dxa"/>
+            <w:tcBorders>
+              <w:left w:val="single" w:sz="8" w:space="0" w:color="000000"/>
+              <w:right w:val="single" w:sz="8" w:space="0" w:color="000000"/>
+            </w:tcBorders>
+          </w:tcPr>
+          <w:p>
+            <w:pPr>
+              <w:pStyle w:val="TableParagraph"/>
+              <w:rPr>
+                <w:rFonts w:ascii="Times New Roman"/>
+                <w:sz w:val="16"/>
+              </w:rPr>
+            </w:pPr>
+          </w:p>
+        </w:tc>
+        <w:tc>
+          <w:tcPr>
+            <w:tcW w:w="870" w:type="dxa"/>
+            <w:tcBorders>
+              <w:left w:val="single" w:sz="8" w:space="0" w:color="000000"/>
+            </w:tcBorders>
+          </w:tcPr>
+          <w:p>
+            <w:pPr>
+              <w:pStyle w:val="TableParagraph"/>
+              <w:rPr>
+                <w:rFonts w:ascii="Times New Roman"/>
+                <w:sz w:val="16"/>
+              </w:rPr>
+            </w:pPr>
+          </w:p>
+        </w:tc>
+      </w:tr>
+      <w:tr>
+        <w:trPr>
+          <w:trHeight w:val="255"/>
+        </w:trPr>
+        <w:tc>
+          <w:tcPr>
+            <w:tcW w:w="1120" w:type="dxa"/>
+          </w:tcPr>
+          <w:p>
+            <w:pPr>
+              <w:pStyle w:val="TableParagraph"/>
+              <w:rPr>
+                <w:rFonts w:ascii="Times New Roman"/>
+                <w:sz w:val="16"/>
+              </w:rPr>
+            </w:pPr>
+          </w:p>
+        </w:tc>
+        <w:tc>
+          <w:tcPr>
+            <w:tcW w:w="3600" w:type="dxa"/>
+          </w:tcPr>
+          <w:p>
+            <w:pPr>
+              <w:pStyle w:val="TableParagraph"/>
+              <w:rPr>
+                <w:rFonts w:ascii="Times New Roman"/>
+                <w:sz w:val="16"/>
+              </w:rPr>
+            </w:pPr>
+          </w:p>
+        </w:tc>
+        <w:tc>
+          <w:tcPr>
+            <w:tcW w:w="1020" w:type="dxa"/>
+          </w:tcPr>
+          <w:p>
+            <w:pPr>
+              <w:pStyle w:val="TableParagraph"/>
+              <w:rPr>
+                <w:rFonts w:ascii="Times New Roman"/>
+                <w:sz w:val="16"/>
+              </w:rPr>
+            </w:pPr>
+          </w:p>
+        </w:tc>
+        <w:tc>
+          <w:tcPr>
+            <w:tcW w:w="1040" w:type="dxa"/>
+          </w:tcPr>
+          <w:p>
+            <w:pPr>
+              <w:pStyle w:val="TableParagraph"/>
+              <w:rPr>
+                <w:rFonts w:ascii="Times New Roman"/>
+                <w:sz w:val="16"/>
+              </w:rPr>
+            </w:pPr>
+          </w:p>
+        </w:tc>
+        <w:tc>
+          <w:tcPr>
+            <w:tcW w:w="1270" w:type="dxa"/>
+            <w:tcBorders>
+              <w:right w:val="single" w:sz="8" w:space="0" w:color="000000"/>
+            </w:tcBorders>
+          </w:tcPr>
+          <w:p>
+            <w:pPr>
+              <w:pStyle w:val="TableParagraph"/>
+              <w:rPr>
+                <w:rFonts w:ascii="Times New Roman"/>
+                <w:sz w:val="16"/>
+              </w:rPr>
+            </w:pPr>
+          </w:p>
+        </w:tc>
+        <w:tc>
+          <w:tcPr>
+            <w:tcW w:w="860" w:type="dxa"/>
+            <w:tcBorders>
+              <w:left w:val="single" w:sz="8" w:space="0" w:color="000000"/>
+              <w:right w:val="single" w:sz="8" w:space="0" w:color="000000"/>
+            </w:tcBorders>
+          </w:tcPr>
+          <w:p>
+            <w:pPr>
+              <w:pStyle w:val="TableParagraph"/>
+              <w:rPr>
+                <w:rFonts w:ascii="Times New Roman"/>
+                <w:sz w:val="16"/>
+              </w:rPr>
+            </w:pPr>
+          </w:p>
+        </w:tc>
+        <w:tc>
+          <w:tcPr>
+            <w:tcW w:w="880" w:type="dxa"/>
+            <w:tcBorders>
+              <w:left w:val="single" w:sz="8" w:space="0" w:color="000000"/>
+              <w:right w:val="single" w:sz="8" w:space="0" w:color="000000"/>
+            </w:tcBorders>
+          </w:tcPr>
+          <w:p>
+            <w:pPr>
+              <w:pStyle w:val="TableParagraph"/>
+              <w:rPr>
+                <w:rFonts w:ascii="Times New Roman"/>
+                <w:sz w:val="16"/>
+              </w:rPr>
+            </w:pPr>
+          </w:p>
+        </w:tc>
+        <w:tc>
+          <w:tcPr>
+            <w:tcW w:w="870" w:type="dxa"/>
+            <w:tcBorders>
+              <w:left w:val="single" w:sz="8" w:space="0" w:color="000000"/>
+            </w:tcBorders>
+          </w:tcPr>
+          <w:p>
+            <w:pPr>
+              <w:pStyle w:val="TableParagraph"/>
+              <w:rPr>
+                <w:rFonts w:ascii="Times New Roman"/>
+                <w:sz w:val="16"/>
+              </w:rPr>
+            </w:pPr>
+          </w:p>
+        </w:tc>
+      </w:tr>
+      <w:tr>
+        <w:trPr>
+          <w:trHeight w:val="255"/>
+        </w:trPr>
+        <w:tc>
+          <w:tcPr>
+            <w:tcW w:w="1120" w:type="dxa"/>
+          </w:tcPr>
+          <w:p>
+            <w:pPr>
+              <w:pStyle w:val="TableParagraph"/>
+              <w:rPr>
+                <w:rFonts w:ascii="Times New Roman"/>
+                <w:sz w:val="16"/>
+              </w:rPr>
+            </w:pPr>
+          </w:p>
+        </w:tc>
+        <w:tc>
+          <w:tcPr>
+            <w:tcW w:w="3600" w:type="dxa"/>
+          </w:tcPr>
+          <w:p>
+            <w:pPr>
+              <w:pStyle w:val="TableParagraph"/>
+              <w:rPr>
+                <w:rFonts w:ascii="Times New Roman"/>
+                <w:sz w:val="16"/>
+              </w:rPr>
+            </w:pPr>
+          </w:p>
+        </w:tc>
+        <w:tc>
+          <w:tcPr>
+            <w:tcW w:w="1020" w:type="dxa"/>
+          </w:tcPr>
+          <w:p>
+            <w:pPr>
+              <w:pStyle w:val="TableParagraph"/>
+              <w:rPr>
+                <w:rFonts w:ascii="Times New Roman"/>
+                <w:sz w:val="16"/>
+              </w:rPr>
+            </w:pPr>
+          </w:p>
+        </w:tc>
+        <w:tc>
+          <w:tcPr>
+            <w:tcW w:w="1040" w:type="dxa"/>
+          </w:tcPr>
+          <w:p>
+            <w:pPr>
+              <w:pStyle w:val="TableParagraph"/>
+              <w:rPr>
+                <w:rFonts w:ascii="Times New Roman"/>
+                <w:sz w:val="16"/>
+              </w:rPr>
+            </w:pPr>
+          </w:p>
+        </w:tc>
+        <w:tc>
+          <w:tcPr>
+            <w:tcW w:w="1270" w:type="dxa"/>
+            <w:tcBorders>
+              <w:right w:val="single" w:sz="8" w:space="0" w:color="000000"/>
+            </w:tcBorders>
+          </w:tcPr>
+          <w:p>
+            <w:pPr>
+              <w:pStyle w:val="TableParagraph"/>
+              <w:rPr>
+                <w:rFonts w:ascii="Times New Roman"/>
+                <w:sz w:val="16"/>
+              </w:rPr>
+            </w:pPr>
+          </w:p>
+        </w:tc>
+        <w:tc>
+          <w:tcPr>
+            <w:tcW w:w="860" w:type="dxa"/>
+            <w:tcBorders>
+              <w:left w:val="single" w:sz="8" w:space="0" w:color="000000"/>
+              <w:right w:val="single" w:sz="8" w:space="0" w:color="000000"/>
+            </w:tcBorders>
+          </w:tcPr>
+          <w:p>
+            <w:pPr>
+              <w:pStyle w:val="TableParagraph"/>
+              <w:rPr>
+                <w:rFonts w:ascii="Times New Roman"/>
+                <w:sz w:val="16"/>
+              </w:rPr>
+            </w:pPr>
+          </w:p>
+        </w:tc>
+        <w:tc>
+          <w:tcPr>
+            <w:tcW w:w="880" w:type="dxa"/>
+            <w:tcBorders>
+              <w:left w:val="single" w:sz="8" w:space="0" w:color="000000"/>
+              <w:right w:val="single" w:sz="8" w:space="0" w:color="000000"/>
+            </w:tcBorders>
+          </w:tcPr>
+          <w:p>
+            <w:pPr>
+              <w:pStyle w:val="TableParagraph"/>
+              <w:rPr>
+                <w:rFonts w:ascii="Times New Roman"/>
+                <w:sz w:val="16"/>
+              </w:rPr>
+            </w:pPr>
+          </w:p>
+        </w:tc>
+        <w:tc>
+          <w:tcPr>
+            <w:tcW w:w="870" w:type="dxa"/>
+            <w:tcBorders>
+              <w:left w:val="single" w:sz="8" w:space="0" w:color="000000"/>
+            </w:tcBorders>
+          </w:tcPr>
+          <w:p>
+            <w:pPr>
+              <w:pStyle w:val="TableParagraph"/>
+              <w:rPr>
+                <w:rFonts w:ascii="Times New Roman"/>
+                <w:sz w:val="16"/>
+              </w:rPr>
+            </w:pPr>
+          </w:p>
+        </w:tc>
+      </w:tr>
+      <w:tr>
+        <w:trPr>
+          <w:trHeight w:val="255"/>
+        </w:trPr>
+        <w:tc>
+          <w:tcPr>
+            <w:tcW w:w="1120" w:type="dxa"/>
+          </w:tcPr>
+          <w:p>
+            <w:pPr>
+              <w:pStyle w:val="TableParagraph"/>
+              <w:rPr>
+                <w:rFonts w:ascii="Times New Roman"/>
+                <w:sz w:val="16"/>
+              </w:rPr>
+            </w:pPr>
+          </w:p>
+        </w:tc>
+        <w:tc>
+          <w:tcPr>
+            <w:tcW w:w="3600" w:type="dxa"/>
+          </w:tcPr>
+          <w:p>
+            <w:pPr>
+              <w:pStyle w:val="TableParagraph"/>
+              <w:rPr>
+                <w:rFonts w:ascii="Times New Roman"/>
+                <w:sz w:val="16"/>
+              </w:rPr>
+            </w:pPr>
+          </w:p>
+        </w:tc>
+        <w:tc>
+          <w:tcPr>
+            <w:tcW w:w="1020" w:type="dxa"/>
+          </w:tcPr>
+          <w:p>
+            <w:pPr>
+              <w:pStyle w:val="TableParagraph"/>
+              <w:rPr>
+                <w:rFonts w:ascii="Times New Roman"/>
+                <w:sz w:val="16"/>
+              </w:rPr>
+            </w:pPr>
+          </w:p>
+        </w:tc>
+        <w:tc>
+          <w:tcPr>
+            <w:tcW w:w="1040" w:type="dxa"/>
+          </w:tcPr>
+          <w:p>
+            <w:pPr>
+              <w:pStyle w:val="TableParagraph"/>
+              <w:rPr>
+                <w:rFonts w:ascii="Times New Roman"/>
+                <w:sz w:val="16"/>
+              </w:rPr>
+            </w:pPr>
+          </w:p>
+        </w:tc>
+        <w:tc>
+          <w:tcPr>
+            <w:tcW w:w="1270" w:type="dxa"/>
+            <w:tcBorders>
+              <w:right w:val="single" w:sz="8" w:space="0" w:color="000000"/>
+            </w:tcBorders>
+          </w:tcPr>
+          <w:p>
+            <w:pPr>
+              <w:pStyle w:val="TableParagraph"/>
+              <w:rPr>
+                <w:rFonts w:ascii="Times New Roman"/>
+                <w:sz w:val="16"/>
+              </w:rPr>
+            </w:pPr>
+          </w:p>
+        </w:tc>
+        <w:tc>
+          <w:tcPr>
+            <w:tcW w:w="860" w:type="dxa"/>
+            <w:tcBorders>
+              <w:left w:val="single" w:sz="8" w:space="0" w:color="000000"/>
+              <w:right w:val="single" w:sz="8" w:space="0" w:color="000000"/>
+            </w:tcBorders>
+          </w:tcPr>
+          <w:p>
+            <w:pPr>
+              <w:pStyle w:val="TableParagraph"/>
+              <w:rPr>
+                <w:rFonts w:ascii="Times New Roman"/>
+                <w:sz w:val="16"/>
+              </w:rPr>
+            </w:pPr>
+          </w:p>
+        </w:tc>
+        <w:tc>
+          <w:tcPr>
+            <w:tcW w:w="880" w:type="dxa"/>
+            <w:tcBorders>
+              <w:left w:val="single" w:sz="8" w:space="0" w:color="000000"/>
+              <w:right w:val="single" w:sz="8" w:space="0" w:color="000000"/>
+            </w:tcBorders>
+          </w:tcPr>
+          <w:p>
+            <w:pPr>
+              <w:pStyle w:val="TableParagraph"/>
+              <w:rPr>
+                <w:rFonts w:ascii="Times New Roman"/>
+                <w:sz w:val="16"/>
+              </w:rPr>
+            </w:pPr>
+          </w:p>
+        </w:tc>
+        <w:tc>
+          <w:tcPr>
+            <w:tcW w:w="870" w:type="dxa"/>
+            <w:tcBorders>
+              <w:left w:val="single" w:sz="8" w:space="0" w:color="000000"/>
+            </w:tcBorders>
+          </w:tcPr>
+          <w:p>
+            <w:pPr>
+              <w:pStyle w:val="TableParagraph"/>
+              <w:rPr>
+                <w:rFonts w:ascii="Times New Roman"/>
+                <w:sz w:val="16"/>
+              </w:rPr>
+            </w:pPr>
+          </w:p>
+        </w:tc>
+      </w:tr>
+      <w:tr>
+        <w:trPr>
+          <w:trHeight w:val="255"/>
+        </w:trPr>
+        <w:tc>
+          <w:tcPr>
+            <w:tcW w:w="1120" w:type="dxa"/>
+          </w:tcPr>
+          <w:p>
+            <w:pPr>
+              <w:pStyle w:val="TableParagraph"/>
+              <w:rPr>
+                <w:rFonts w:ascii="Times New Roman"/>
+                <w:sz w:val="16"/>
+              </w:rPr>
+            </w:pPr>
+          </w:p>
+        </w:tc>
+        <w:tc>
+          <w:tcPr>
+            <w:tcW w:w="3600" w:type="dxa"/>
+          </w:tcPr>
+          <w:p>
+            <w:pPr>
+              <w:pStyle w:val="TableParagraph"/>
+              <w:rPr>
+                <w:rFonts w:ascii="Times New Roman"/>
+                <w:sz w:val="16"/>
+              </w:rPr>
+            </w:pPr>
+          </w:p>
+        </w:tc>
+        <w:tc>
+          <w:tcPr>
+            <w:tcW w:w="1020" w:type="dxa"/>
+          </w:tcPr>
+          <w:p>
+            <w:pPr>
+              <w:pStyle w:val="TableParagraph"/>
+              <w:rPr>
+                <w:rFonts w:ascii="Times New Roman"/>
+                <w:sz w:val="16"/>
+              </w:rPr>
+            </w:pPr>
+          </w:p>
+        </w:tc>
+        <w:tc>
+          <w:tcPr>
+            <w:tcW w:w="1040" w:type="dxa"/>
+          </w:tcPr>
+          <w:p>
+            <w:pPr>
+              <w:pStyle w:val="TableParagraph"/>
+              <w:rPr>
+                <w:rFonts w:ascii="Times New Roman"/>
+                <w:sz w:val="16"/>
+              </w:rPr>
+            </w:pPr>
+          </w:p>
+        </w:tc>
+        <w:tc>
+          <w:tcPr>
+            <w:tcW w:w="1270" w:type="dxa"/>
+            <w:tcBorders>
+              <w:right w:val="single" w:sz="8" w:space="0" w:color="000000"/>
+            </w:tcBorders>
+          </w:tcPr>
+          <w:p>
+            <w:pPr>
+              <w:pStyle w:val="TableParagraph"/>
+              <w:rPr>
+                <w:rFonts w:ascii="Times New Roman"/>
+                <w:sz w:val="16"/>
+              </w:rPr>
+            </w:pPr>
+          </w:p>
+        </w:tc>
+        <w:tc>
+          <w:tcPr>
+            <w:tcW w:w="860" w:type="dxa"/>
+            <w:tcBorders>
+              <w:left w:val="single" w:sz="8" w:space="0" w:color="000000"/>
+              <w:right w:val="single" w:sz="8" w:space="0" w:color="000000"/>
+            </w:tcBorders>
+          </w:tcPr>
+          <w:p>
+            <w:pPr>
+              <w:pStyle w:val="TableParagraph"/>
+              <w:rPr>
+                <w:rFonts w:ascii="Times New Roman"/>
+                <w:sz w:val="16"/>
+              </w:rPr>
+            </w:pPr>
+          </w:p>
+        </w:tc>
+        <w:tc>
+          <w:tcPr>
+            <w:tcW w:w="880" w:type="dxa"/>
+            <w:tcBorders>
+              <w:left w:val="single" w:sz="8" w:space="0" w:color="000000"/>
+              <w:right w:val="single" w:sz="8" w:space="0" w:color="000000"/>
+            </w:tcBorders>
+          </w:tcPr>
+          <w:p>
+            <w:pPr>
+              <w:pStyle w:val="TableParagraph"/>
+              <w:rPr>
+                <w:rFonts w:ascii="Times New Roman"/>
+                <w:sz w:val="16"/>
+              </w:rPr>
+            </w:pPr>
+          </w:p>
+        </w:tc>
+        <w:tc>
+          <w:tcPr>
+            <w:tcW w:w="870" w:type="dxa"/>
+            <w:tcBorders>
+              <w:left w:val="single" w:sz="8" w:space="0" w:color="000000"/>
+            </w:tcBorders>
+          </w:tcPr>
+          <w:p>
+            <w:pPr>
+              <w:pStyle w:val="TableParagraph"/>
+              <w:rPr>
+                <w:rFonts w:ascii="Times New Roman"/>
+                <w:sz w:val="16"/>
+              </w:rPr>
+            </w:pPr>
+          </w:p>
+        </w:tc>
+      </w:tr>
+      <w:tr>
+        <w:trPr>
+          <w:trHeight w:val="255"/>
+        </w:trPr>
+        <w:tc>
+          <w:tcPr>
+            <w:tcW w:w="1120" w:type="dxa"/>
+          </w:tcPr>
+          <w:p>
+            <w:pPr>
+              <w:pStyle w:val="TableParagraph"/>
+              <w:rPr>
+                <w:rFonts w:ascii="Times New Roman"/>
+                <w:sz w:val="16"/>
+              </w:rPr>
+            </w:pPr>
+          </w:p>
+        </w:tc>
+        <w:tc>
+          <w:tcPr>
+            <w:tcW w:w="3600" w:type="dxa"/>
+          </w:tcPr>
+          <w:p>
+            <w:pPr>
+              <w:pStyle w:val="TableParagraph"/>
+              <w:rPr>
+                <w:rFonts w:ascii="Times New Roman"/>
+                <w:sz w:val="16"/>
+              </w:rPr>
+            </w:pPr>
+          </w:p>
+        </w:tc>
+        <w:tc>
+          <w:tcPr>
+            <w:tcW w:w="1020" w:type="dxa"/>
+          </w:tcPr>
+          <w:p>
+            <w:pPr>
+              <w:pStyle w:val="TableParagraph"/>
+              <w:rPr>
+                <w:rFonts w:ascii="Times New Roman"/>
+                <w:sz w:val="16"/>
+              </w:rPr>
+            </w:pPr>
+          </w:p>
+        </w:tc>
+        <w:tc>
+          <w:tcPr>
+            <w:tcW w:w="1040" w:type="dxa"/>
+          </w:tcPr>
+          <w:p>
+            <w:pPr>
+              <w:pStyle w:val="TableParagraph"/>
+              <w:rPr>
+                <w:rFonts w:ascii="Times New Roman"/>
+                <w:sz w:val="16"/>
+              </w:rPr>
+            </w:pPr>
+          </w:p>
+        </w:tc>
+        <w:tc>
+          <w:tcPr>
+            <w:tcW w:w="1270" w:type="dxa"/>
+            <w:tcBorders>
+              <w:right w:val="single" w:sz="8" w:space="0" w:color="000000"/>
+            </w:tcBorders>
+          </w:tcPr>
+          <w:p>
+            <w:pPr>
+              <w:pStyle w:val="TableParagraph"/>
+              <w:rPr>
+                <w:rFonts w:ascii="Times New Roman"/>
+                <w:sz w:val="16"/>
+              </w:rPr>
+            </w:pPr>
+          </w:p>
+        </w:tc>
+        <w:tc>
+          <w:tcPr>
+            <w:tcW w:w="860" w:type="dxa"/>
+            <w:tcBorders>
+              <w:left w:val="single" w:sz="8" w:space="0" w:color="000000"/>
+              <w:right w:val="single" w:sz="8" w:space="0" w:color="000000"/>
+            </w:tcBorders>
+          </w:tcPr>
+          <w:p>
+            <w:pPr>
+              <w:pStyle w:val="TableParagraph"/>
+              <w:rPr>
+                <w:rFonts w:ascii="Times New Roman"/>
+                <w:sz w:val="16"/>
+              </w:rPr>
+            </w:pPr>
+          </w:p>
+        </w:tc>
+        <w:tc>
+          <w:tcPr>
+            <w:tcW w:w="880" w:type="dxa"/>
+            <w:tcBorders>
+              <w:left w:val="single" w:sz="8" w:space="0" w:color="000000"/>
+              <w:right w:val="single" w:sz="8" w:space="0" w:color="000000"/>
+            </w:tcBorders>
+          </w:tcPr>
+          <w:p>
+            <w:pPr>
+              <w:pStyle w:val="TableParagraph"/>
+              <w:rPr>
+                <w:rFonts w:ascii="Times New Roman"/>
+                <w:sz w:val="16"/>
+              </w:rPr>
+            </w:pPr>
+          </w:p>
+        </w:tc>
+        <w:tc>
+          <w:tcPr>
+            <w:tcW w:w="870" w:type="dxa"/>
+            <w:tcBorders>
+              <w:left w:val="single" w:sz="8" w:space="0" w:color="000000"/>
+            </w:tcBorders>
+          </w:tcPr>
+          <w:p>
+            <w:pPr>
+              <w:pStyle w:val="TableParagraph"/>
+              <w:rPr>
+                <w:rFonts w:ascii="Times New Roman"/>
+                <w:sz w:val="16"/>
+              </w:rPr>
+            </w:pPr>
+          </w:p>
+        </w:tc>
+      </w:tr>
+      <w:tr>
+        <w:trPr>
+          <w:trHeight w:val="237"/>
+        </w:trPr>
+        <w:tc>
+          <w:tcPr>
+            <w:tcW w:w="1120" w:type="dxa"/>
             <w:tcBorders>
               <w:bottom w:val="single" w:sz="8" w:space="0" w:color="000000"/>
             </w:tcBorders>
@@ -1846,15 +4826,24 @@
                 <w:rFonts w:ascii="Times New Roman"/>
                 <w:sz w:val="16"/>
               </w:rPr>
-              <w:spacing w:before="30" w:after="30" w:line="240" w:lineRule="auto"/>
-            </w:pPr>
-            <w:r>
-              <w:rPr>
-                <w:rFonts w:ascii="Times New Roman" w:hAnsi="Times New Roman"/>
-                <w:sz w:val="20"/>
-              </w:rPr>
-              <w:t/>
-            </w:r>
+            </w:pPr>
+          </w:p>
+        </w:tc>
+        <w:tc>
+          <w:tcPr>
+            <w:tcW w:w="3600" w:type="dxa"/>
+            <w:tcBorders>
+              <w:bottom w:val="single" w:sz="8" w:space="0" w:color="000000"/>
+            </w:tcBorders>
+          </w:tcPr>
+          <w:p>
+            <w:pPr>
+              <w:pStyle w:val="TableParagraph"/>
+              <w:rPr>
+                <w:rFonts w:ascii="Times New Roman"/>
+                <w:sz w:val="16"/>
+              </w:rPr>
+            </w:pPr>
           </w:p>
         </w:tc>
         <w:tc>
@@ -1871,7 +4860,6 @@
                 <w:rFonts w:ascii="Times New Roman"/>
                 <w:sz w:val="16"/>
               </w:rPr>
-              <w:spacing w:before="30" w:after="30" w:line="240" w:lineRule="auto"/>
             </w:pPr>
           </w:p>
         </w:tc>
@@ -1889,7 +4877,6 @@
                 <w:rFonts w:ascii="Times New Roman"/>
                 <w:sz w:val="16"/>
               </w:rPr>
-              <w:spacing w:before="30" w:after="30" w:line="240" w:lineRule="auto"/>
             </w:pPr>
           </w:p>
         </w:tc>
@@ -1908,7 +4895,6 @@
                 <w:rFonts w:ascii="Times New Roman"/>
                 <w:sz w:val="16"/>
               </w:rPr>
-              <w:spacing w:before="30" w:after="30" w:line="240" w:lineRule="auto"/>
             </w:pPr>
           </w:p>
         </w:tc>
@@ -1928,7 +4914,6 @@
                 <w:rFonts w:ascii="Times New Roman"/>
                 <w:sz w:val="16"/>
               </w:rPr>
-              <w:spacing w:before="30" w:after="30" w:line="240" w:lineRule="auto"/>
             </w:pPr>
           </w:p>
         </w:tc>
@@ -1948,7 +4933,6 @@
                 <w:rFonts w:ascii="Times New Roman"/>
                 <w:sz w:val="16"/>
               </w:rPr>
-              <w:spacing w:before="30" w:after="30" w:line="240" w:lineRule="auto"/>
             </w:pPr>
           </w:p>
         </w:tc>
@@ -1967,1707 +4951,6 @@
                 <w:rFonts w:ascii="Times New Roman"/>
                 <w:sz w:val="16"/>
               </w:rPr>
-              <w:spacing w:before="30" w:after="30" w:line="240" w:lineRule="auto"/>
-            </w:pPr>
-          </w:p>
-        </w:tc>
-      </w:tr>
-      <w:tr>
-        <w:trPr>
-          <w:trHeight w:val="250" w:hRule="atLeast"/>
-          <w:cantSplit/>
-        </w:trPr>
-        <w:tc>
-          <w:tcPr>
-            <w:tcW w:w="1120" w:type="dxa"/>
-            <w:tcBorders>
-              <w:bottom w:val="single" w:sz="8" w:space="0" w:color="000000"/>
-            </w:tcBorders>
-          </w:tcPr>
-          <w:p>
-            <w:pPr>
-              <w:pStyle w:val="TableParagraph"/>
-              <w:rPr>
-                <w:rFonts w:ascii="Times New Roman"/>
-                <w:sz w:val="16"/>
-              </w:rPr>
-              <w:spacing w:before="30" w:after="30" w:line="240" w:lineRule="auto"/>
-            </w:pPr>
-            <w:r>
-              <w:rPr>
-                <w:rFonts w:ascii="Times New Roman" w:hAnsi="Times New Roman"/>
-                <w:sz w:val="20"/>
-              </w:rPr>
-              <w:t/>
-            </w:r>
-          </w:p>
-        </w:tc>
-        <w:tc>
-          <w:tcPr>
-            <w:tcW w:w="3600" w:type="dxa"/>
-            <w:tcBorders>
-              <w:bottom w:val="single" w:sz="8" w:space="0" w:color="000000"/>
-            </w:tcBorders>
-          </w:tcPr>
-          <w:p>
-            <w:pPr>
-              <w:pStyle w:val="TableParagraph"/>
-              <w:rPr>
-                <w:rFonts w:ascii="Times New Roman"/>
-                <w:sz w:val="16"/>
-              </w:rPr>
-              <w:spacing w:before="30" w:after="30" w:line="240" w:lineRule="auto"/>
-            </w:pPr>
-            <w:r>
-              <w:rPr>
-                <w:rFonts w:ascii="Times New Roman" w:hAnsi="Times New Roman"/>
-                <w:sz w:val="20"/>
-              </w:rPr>
-              <w:t/>
-            </w:r>
-          </w:p>
-        </w:tc>
-        <w:tc>
-          <w:tcPr>
-            <w:tcW w:w="1020" w:type="dxa"/>
-            <w:tcBorders>
-              <w:bottom w:val="single" w:sz="8" w:space="0" w:color="000000"/>
-            </w:tcBorders>
-          </w:tcPr>
-          <w:p>
-            <w:pPr>
-              <w:pStyle w:val="TableParagraph"/>
-              <w:rPr>
-                <w:rFonts w:ascii="Times New Roman"/>
-                <w:sz w:val="16"/>
-              </w:rPr>
-              <w:spacing w:before="30" w:after="30" w:line="240" w:lineRule="auto"/>
-            </w:pPr>
-          </w:p>
-        </w:tc>
-        <w:tc>
-          <w:tcPr>
-            <w:tcW w:w="1040" w:type="dxa"/>
-            <w:tcBorders>
-              <w:bottom w:val="single" w:sz="8" w:space="0" w:color="000000"/>
-            </w:tcBorders>
-          </w:tcPr>
-          <w:p>
-            <w:pPr>
-              <w:pStyle w:val="TableParagraph"/>
-              <w:rPr>
-                <w:rFonts w:ascii="Times New Roman"/>
-                <w:sz w:val="16"/>
-              </w:rPr>
-              <w:spacing w:before="30" w:after="30" w:line="240" w:lineRule="auto"/>
-            </w:pPr>
-          </w:p>
-        </w:tc>
-        <w:tc>
-          <w:tcPr>
-            <w:tcW w:w="1270" w:type="dxa"/>
-            <w:tcBorders>
-              <w:bottom w:val="single" w:sz="8" w:space="0" w:color="000000"/>
-              <w:right w:val="single" w:sz="8" w:space="0" w:color="000000"/>
-            </w:tcBorders>
-          </w:tcPr>
-          <w:p>
-            <w:pPr>
-              <w:pStyle w:val="TableParagraph"/>
-              <w:rPr>
-                <w:rFonts w:ascii="Times New Roman"/>
-                <w:sz w:val="16"/>
-              </w:rPr>
-              <w:spacing w:before="30" w:after="30" w:line="240" w:lineRule="auto"/>
-            </w:pPr>
-          </w:p>
-        </w:tc>
-        <w:tc>
-          <w:tcPr>
-            <w:tcW w:w="860" w:type="dxa"/>
-            <w:tcBorders>
-              <w:left w:val="single" w:sz="8" w:space="0" w:color="000000"/>
-              <w:bottom w:val="single" w:sz="8" w:space="0" w:color="000000"/>
-              <w:right w:val="single" w:sz="8" w:space="0" w:color="000000"/>
-            </w:tcBorders>
-          </w:tcPr>
-          <w:p>
-            <w:pPr>
-              <w:pStyle w:val="TableParagraph"/>
-              <w:rPr>
-                <w:rFonts w:ascii="Times New Roman"/>
-                <w:sz w:val="16"/>
-              </w:rPr>
-              <w:spacing w:before="30" w:after="30" w:line="240" w:lineRule="auto"/>
-            </w:pPr>
-          </w:p>
-        </w:tc>
-        <w:tc>
-          <w:tcPr>
-            <w:tcW w:w="880" w:type="dxa"/>
-            <w:tcBorders>
-              <w:left w:val="single" w:sz="8" w:space="0" w:color="000000"/>
-              <w:bottom w:val="single" w:sz="8" w:space="0" w:color="000000"/>
-              <w:right w:val="single" w:sz="8" w:space="0" w:color="000000"/>
-            </w:tcBorders>
-          </w:tcPr>
-          <w:p>
-            <w:pPr>
-              <w:pStyle w:val="TableParagraph"/>
-              <w:rPr>
-                <w:rFonts w:ascii="Times New Roman"/>
-                <w:sz w:val="16"/>
-              </w:rPr>
-              <w:spacing w:before="30" w:after="30" w:line="240" w:lineRule="auto"/>
-            </w:pPr>
-          </w:p>
-        </w:tc>
-        <w:tc>
-          <w:tcPr>
-            <w:tcW w:w="870" w:type="dxa"/>
-            <w:tcBorders>
-              <w:left w:val="single" w:sz="8" w:space="0" w:color="000000"/>
-              <w:bottom w:val="single" w:sz="8" w:space="0" w:color="000000"/>
-            </w:tcBorders>
-          </w:tcPr>
-          <w:p>
-            <w:pPr>
-              <w:pStyle w:val="TableParagraph"/>
-              <w:rPr>
-                <w:rFonts w:ascii="Times New Roman"/>
-                <w:sz w:val="16"/>
-              </w:rPr>
-              <w:spacing w:before="30" w:after="30" w:line="240" w:lineRule="auto"/>
-            </w:pPr>
-          </w:p>
-        </w:tc>
-      </w:tr>
-      <w:tr>
-        <w:trPr>
-          <w:trHeight w:val="250" w:hRule="atLeast"/>
-          <w:cantSplit/>
-        </w:trPr>
-        <w:tc>
-          <w:tcPr>
-            <w:tcW w:w="1120" w:type="dxa"/>
-            <w:tcBorders>
-              <w:bottom w:val="single" w:sz="8" w:space="0" w:color="000000"/>
-            </w:tcBorders>
-          </w:tcPr>
-          <w:p>
-            <w:pPr>
-              <w:pStyle w:val="TableParagraph"/>
-              <w:rPr>
-                <w:rFonts w:ascii="Times New Roman"/>
-                <w:sz w:val="16"/>
-              </w:rPr>
-              <w:spacing w:before="30" w:after="30" w:line="240" w:lineRule="auto"/>
-            </w:pPr>
-            <w:r>
-              <w:rPr>
-                <w:rFonts w:ascii="Times New Roman" w:hAnsi="Times New Roman"/>
-                <w:sz w:val="20"/>
-              </w:rPr>
-              <w:t/>
-            </w:r>
-          </w:p>
-        </w:tc>
-        <w:tc>
-          <w:tcPr>
-            <w:tcW w:w="3600" w:type="dxa"/>
-            <w:tcBorders>
-              <w:bottom w:val="single" w:sz="8" w:space="0" w:color="000000"/>
-            </w:tcBorders>
-          </w:tcPr>
-          <w:p>
-            <w:pPr>
-              <w:pStyle w:val="TableParagraph"/>
-              <w:rPr>
-                <w:rFonts w:ascii="Times New Roman"/>
-                <w:sz w:val="16"/>
-              </w:rPr>
-              <w:spacing w:before="30" w:after="30" w:line="240" w:lineRule="auto"/>
-            </w:pPr>
-            <w:r>
-              <w:rPr>
-                <w:rFonts w:ascii="Times New Roman" w:hAnsi="Times New Roman"/>
-                <w:sz w:val="20"/>
-              </w:rPr>
-              <w:t/>
-            </w:r>
-          </w:p>
-        </w:tc>
-        <w:tc>
-          <w:tcPr>
-            <w:tcW w:w="1020" w:type="dxa"/>
-            <w:tcBorders>
-              <w:bottom w:val="single" w:sz="8" w:space="0" w:color="000000"/>
-            </w:tcBorders>
-          </w:tcPr>
-          <w:p>
-            <w:pPr>
-              <w:pStyle w:val="TableParagraph"/>
-              <w:rPr>
-                <w:rFonts w:ascii="Times New Roman"/>
-                <w:sz w:val="16"/>
-              </w:rPr>
-              <w:spacing w:before="30" w:after="30" w:line="240" w:lineRule="auto"/>
-            </w:pPr>
-          </w:p>
-        </w:tc>
-        <w:tc>
-          <w:tcPr>
-            <w:tcW w:w="1040" w:type="dxa"/>
-            <w:tcBorders>
-              <w:bottom w:val="single" w:sz="8" w:space="0" w:color="000000"/>
-            </w:tcBorders>
-          </w:tcPr>
-          <w:p>
-            <w:pPr>
-              <w:pStyle w:val="TableParagraph"/>
-              <w:rPr>
-                <w:rFonts w:ascii="Times New Roman"/>
-                <w:sz w:val="16"/>
-              </w:rPr>
-              <w:spacing w:before="30" w:after="30" w:line="240" w:lineRule="auto"/>
-            </w:pPr>
-          </w:p>
-        </w:tc>
-        <w:tc>
-          <w:tcPr>
-            <w:tcW w:w="1270" w:type="dxa"/>
-            <w:tcBorders>
-              <w:bottom w:val="single" w:sz="8" w:space="0" w:color="000000"/>
-              <w:right w:val="single" w:sz="8" w:space="0" w:color="000000"/>
-            </w:tcBorders>
-          </w:tcPr>
-          <w:p>
-            <w:pPr>
-              <w:pStyle w:val="TableParagraph"/>
-              <w:rPr>
-                <w:rFonts w:ascii="Times New Roman"/>
-                <w:sz w:val="16"/>
-              </w:rPr>
-              <w:spacing w:before="30" w:after="30" w:line="240" w:lineRule="auto"/>
-            </w:pPr>
-          </w:p>
-        </w:tc>
-        <w:tc>
-          <w:tcPr>
-            <w:tcW w:w="860" w:type="dxa"/>
-            <w:tcBorders>
-              <w:left w:val="single" w:sz="8" w:space="0" w:color="000000"/>
-              <w:bottom w:val="single" w:sz="8" w:space="0" w:color="000000"/>
-              <w:right w:val="single" w:sz="8" w:space="0" w:color="000000"/>
-            </w:tcBorders>
-          </w:tcPr>
-          <w:p>
-            <w:pPr>
-              <w:pStyle w:val="TableParagraph"/>
-              <w:rPr>
-                <w:rFonts w:ascii="Times New Roman"/>
-                <w:sz w:val="16"/>
-              </w:rPr>
-              <w:spacing w:before="30" w:after="30" w:line="240" w:lineRule="auto"/>
-            </w:pPr>
-          </w:p>
-        </w:tc>
-        <w:tc>
-          <w:tcPr>
-            <w:tcW w:w="880" w:type="dxa"/>
-            <w:tcBorders>
-              <w:left w:val="single" w:sz="8" w:space="0" w:color="000000"/>
-              <w:bottom w:val="single" w:sz="8" w:space="0" w:color="000000"/>
-              <w:right w:val="single" w:sz="8" w:space="0" w:color="000000"/>
-            </w:tcBorders>
-          </w:tcPr>
-          <w:p>
-            <w:pPr>
-              <w:pStyle w:val="TableParagraph"/>
-              <w:rPr>
-                <w:rFonts w:ascii="Times New Roman"/>
-                <w:sz w:val="16"/>
-              </w:rPr>
-              <w:spacing w:before="30" w:after="30" w:line="240" w:lineRule="auto"/>
-            </w:pPr>
-          </w:p>
-        </w:tc>
-        <w:tc>
-          <w:tcPr>
-            <w:tcW w:w="870" w:type="dxa"/>
-            <w:tcBorders>
-              <w:left w:val="single" w:sz="8" w:space="0" w:color="000000"/>
-              <w:bottom w:val="single" w:sz="8" w:space="0" w:color="000000"/>
-            </w:tcBorders>
-          </w:tcPr>
-          <w:p>
-            <w:pPr>
-              <w:pStyle w:val="TableParagraph"/>
-              <w:rPr>
-                <w:rFonts w:ascii="Times New Roman"/>
-                <w:sz w:val="16"/>
-              </w:rPr>
-              <w:spacing w:before="30" w:after="30" w:line="240" w:lineRule="auto"/>
-            </w:pPr>
-          </w:p>
-        </w:tc>
-      </w:tr>
-      <w:tr>
-        <w:trPr>
-          <w:trHeight w:val="250" w:hRule="atLeast"/>
-          <w:cantSplit/>
-        </w:trPr>
-        <w:tc>
-          <w:tcPr>
-            <w:tcW w:w="1120" w:type="dxa"/>
-            <w:tcBorders>
-              <w:bottom w:val="single" w:sz="8" w:space="0" w:color="000000"/>
-            </w:tcBorders>
-          </w:tcPr>
-          <w:p>
-            <w:pPr>
-              <w:pStyle w:val="TableParagraph"/>
-              <w:rPr>
-                <w:rFonts w:ascii="Times New Roman"/>
-                <w:sz w:val="16"/>
-              </w:rPr>
-              <w:spacing w:before="30" w:after="30" w:line="240" w:lineRule="auto"/>
-            </w:pPr>
-            <w:r>
-              <w:rPr>
-                <w:rFonts w:ascii="Times New Roman" w:hAnsi="Times New Roman"/>
-                <w:sz w:val="20"/>
-              </w:rPr>
-              <w:t/>
-            </w:r>
-          </w:p>
-        </w:tc>
-        <w:tc>
-          <w:tcPr>
-            <w:tcW w:w="3600" w:type="dxa"/>
-            <w:tcBorders>
-              <w:bottom w:val="single" w:sz="8" w:space="0" w:color="000000"/>
-            </w:tcBorders>
-          </w:tcPr>
-          <w:p>
-            <w:pPr>
-              <w:pStyle w:val="TableParagraph"/>
-              <w:rPr>
-                <w:rFonts w:ascii="Times New Roman"/>
-                <w:sz w:val="16"/>
-              </w:rPr>
-              <w:spacing w:before="30" w:after="30" w:line="240" w:lineRule="auto"/>
-            </w:pPr>
-            <w:r>
-              <w:rPr>
-                <w:rFonts w:ascii="Times New Roman" w:hAnsi="Times New Roman"/>
-                <w:sz w:val="20"/>
-              </w:rPr>
-              <w:t/>
-            </w:r>
-          </w:p>
-        </w:tc>
-        <w:tc>
-          <w:tcPr>
-            <w:tcW w:w="1020" w:type="dxa"/>
-            <w:tcBorders>
-              <w:bottom w:val="single" w:sz="8" w:space="0" w:color="000000"/>
-            </w:tcBorders>
-          </w:tcPr>
-          <w:p>
-            <w:pPr>
-              <w:pStyle w:val="TableParagraph"/>
-              <w:rPr>
-                <w:rFonts w:ascii="Times New Roman"/>
-                <w:sz w:val="16"/>
-              </w:rPr>
-              <w:spacing w:before="30" w:after="30" w:line="240" w:lineRule="auto"/>
-            </w:pPr>
-          </w:p>
-        </w:tc>
-        <w:tc>
-          <w:tcPr>
-            <w:tcW w:w="1040" w:type="dxa"/>
-            <w:tcBorders>
-              <w:bottom w:val="single" w:sz="8" w:space="0" w:color="000000"/>
-            </w:tcBorders>
-          </w:tcPr>
-          <w:p>
-            <w:pPr>
-              <w:pStyle w:val="TableParagraph"/>
-              <w:rPr>
-                <w:rFonts w:ascii="Times New Roman"/>
-                <w:sz w:val="16"/>
-              </w:rPr>
-              <w:spacing w:before="30" w:after="30" w:line="240" w:lineRule="auto"/>
-            </w:pPr>
-          </w:p>
-        </w:tc>
-        <w:tc>
-          <w:tcPr>
-            <w:tcW w:w="1270" w:type="dxa"/>
-            <w:tcBorders>
-              <w:bottom w:val="single" w:sz="8" w:space="0" w:color="000000"/>
-              <w:right w:val="single" w:sz="8" w:space="0" w:color="000000"/>
-            </w:tcBorders>
-          </w:tcPr>
-          <w:p>
-            <w:pPr>
-              <w:pStyle w:val="TableParagraph"/>
-              <w:rPr>
-                <w:rFonts w:ascii="Times New Roman"/>
-                <w:sz w:val="16"/>
-              </w:rPr>
-              <w:spacing w:before="30" w:after="30" w:line="240" w:lineRule="auto"/>
-            </w:pPr>
-          </w:p>
-        </w:tc>
-        <w:tc>
-          <w:tcPr>
-            <w:tcW w:w="860" w:type="dxa"/>
-            <w:tcBorders>
-              <w:left w:val="single" w:sz="8" w:space="0" w:color="000000"/>
-              <w:bottom w:val="single" w:sz="8" w:space="0" w:color="000000"/>
-              <w:right w:val="single" w:sz="8" w:space="0" w:color="000000"/>
-            </w:tcBorders>
-          </w:tcPr>
-          <w:p>
-            <w:pPr>
-              <w:pStyle w:val="TableParagraph"/>
-              <w:rPr>
-                <w:rFonts w:ascii="Times New Roman"/>
-                <w:sz w:val="16"/>
-              </w:rPr>
-              <w:spacing w:before="30" w:after="30" w:line="240" w:lineRule="auto"/>
-            </w:pPr>
-          </w:p>
-        </w:tc>
-        <w:tc>
-          <w:tcPr>
-            <w:tcW w:w="880" w:type="dxa"/>
-            <w:tcBorders>
-              <w:left w:val="single" w:sz="8" w:space="0" w:color="000000"/>
-              <w:bottom w:val="single" w:sz="8" w:space="0" w:color="000000"/>
-              <w:right w:val="single" w:sz="8" w:space="0" w:color="000000"/>
-            </w:tcBorders>
-          </w:tcPr>
-          <w:p>
-            <w:pPr>
-              <w:pStyle w:val="TableParagraph"/>
-              <w:rPr>
-                <w:rFonts w:ascii="Times New Roman"/>
-                <w:sz w:val="16"/>
-              </w:rPr>
-              <w:spacing w:before="30" w:after="30" w:line="240" w:lineRule="auto"/>
-            </w:pPr>
-          </w:p>
-        </w:tc>
-        <w:tc>
-          <w:tcPr>
-            <w:tcW w:w="870" w:type="dxa"/>
-            <w:tcBorders>
-              <w:left w:val="single" w:sz="8" w:space="0" w:color="000000"/>
-              <w:bottom w:val="single" w:sz="8" w:space="0" w:color="000000"/>
-            </w:tcBorders>
-          </w:tcPr>
-          <w:p>
-            <w:pPr>
-              <w:pStyle w:val="TableParagraph"/>
-              <w:rPr>
-                <w:rFonts w:ascii="Times New Roman"/>
-                <w:sz w:val="16"/>
-              </w:rPr>
-              <w:spacing w:before="30" w:after="30" w:line="240" w:lineRule="auto"/>
-            </w:pPr>
-          </w:p>
-        </w:tc>
-      </w:tr>
-      <w:tr>
-        <w:trPr>
-          <w:trHeight w:val="250" w:hRule="atLeast"/>
-          <w:cantSplit/>
-        </w:trPr>
-        <w:tc>
-          <w:tcPr>
-            <w:tcW w:w="1120" w:type="dxa"/>
-            <w:tcBorders>
-              <w:bottom w:val="single" w:sz="8" w:space="0" w:color="000000"/>
-            </w:tcBorders>
-          </w:tcPr>
-          <w:p>
-            <w:pPr>
-              <w:pStyle w:val="TableParagraph"/>
-              <w:rPr>
-                <w:rFonts w:ascii="Times New Roman"/>
-                <w:sz w:val="16"/>
-              </w:rPr>
-              <w:spacing w:before="30" w:after="30" w:line="240" w:lineRule="auto"/>
-            </w:pPr>
-            <w:r>
-              <w:rPr>
-                <w:rFonts w:ascii="Times New Roman" w:hAnsi="Times New Roman"/>
-                <w:sz w:val="20"/>
-              </w:rPr>
-              <w:t/>
-            </w:r>
-          </w:p>
-        </w:tc>
-        <w:tc>
-          <w:tcPr>
-            <w:tcW w:w="3600" w:type="dxa"/>
-            <w:tcBorders>
-              <w:bottom w:val="single" w:sz="8" w:space="0" w:color="000000"/>
-            </w:tcBorders>
-          </w:tcPr>
-          <w:p>
-            <w:pPr>
-              <w:pStyle w:val="TableParagraph"/>
-              <w:rPr>
-                <w:rFonts w:ascii="Times New Roman"/>
-                <w:sz w:val="16"/>
-              </w:rPr>
-              <w:spacing w:before="30" w:after="30" w:line="240" w:lineRule="auto"/>
-            </w:pPr>
-            <w:r>
-              <w:rPr>
-                <w:rFonts w:ascii="Times New Roman" w:hAnsi="Times New Roman"/>
-                <w:sz w:val="20"/>
-              </w:rPr>
-              <w:t/>
-            </w:r>
-          </w:p>
-        </w:tc>
-        <w:tc>
-          <w:tcPr>
-            <w:tcW w:w="1020" w:type="dxa"/>
-            <w:tcBorders>
-              <w:bottom w:val="single" w:sz="8" w:space="0" w:color="000000"/>
-            </w:tcBorders>
-          </w:tcPr>
-          <w:p>
-            <w:pPr>
-              <w:pStyle w:val="TableParagraph"/>
-              <w:rPr>
-                <w:rFonts w:ascii="Times New Roman"/>
-                <w:sz w:val="16"/>
-              </w:rPr>
-              <w:spacing w:before="30" w:after="30" w:line="240" w:lineRule="auto"/>
-            </w:pPr>
-          </w:p>
-        </w:tc>
-        <w:tc>
-          <w:tcPr>
-            <w:tcW w:w="1040" w:type="dxa"/>
-            <w:tcBorders>
-              <w:bottom w:val="single" w:sz="8" w:space="0" w:color="000000"/>
-            </w:tcBorders>
-          </w:tcPr>
-          <w:p>
-            <w:pPr>
-              <w:pStyle w:val="TableParagraph"/>
-              <w:rPr>
-                <w:rFonts w:ascii="Times New Roman"/>
-                <w:sz w:val="16"/>
-              </w:rPr>
-              <w:spacing w:before="30" w:after="30" w:line="240" w:lineRule="auto"/>
-            </w:pPr>
-          </w:p>
-        </w:tc>
-        <w:tc>
-          <w:tcPr>
-            <w:tcW w:w="1270" w:type="dxa"/>
-            <w:tcBorders>
-              <w:bottom w:val="single" w:sz="8" w:space="0" w:color="000000"/>
-              <w:right w:val="single" w:sz="8" w:space="0" w:color="000000"/>
-            </w:tcBorders>
-          </w:tcPr>
-          <w:p>
-            <w:pPr>
-              <w:pStyle w:val="TableParagraph"/>
-              <w:rPr>
-                <w:rFonts w:ascii="Times New Roman"/>
-                <w:sz w:val="16"/>
-              </w:rPr>
-              <w:spacing w:before="30" w:after="30" w:line="240" w:lineRule="auto"/>
-            </w:pPr>
-          </w:p>
-        </w:tc>
-        <w:tc>
-          <w:tcPr>
-            <w:tcW w:w="860" w:type="dxa"/>
-            <w:tcBorders>
-              <w:left w:val="single" w:sz="8" w:space="0" w:color="000000"/>
-              <w:bottom w:val="single" w:sz="8" w:space="0" w:color="000000"/>
-              <w:right w:val="single" w:sz="8" w:space="0" w:color="000000"/>
-            </w:tcBorders>
-          </w:tcPr>
-          <w:p>
-            <w:pPr>
-              <w:pStyle w:val="TableParagraph"/>
-              <w:rPr>
-                <w:rFonts w:ascii="Times New Roman"/>
-                <w:sz w:val="16"/>
-              </w:rPr>
-              <w:spacing w:before="30" w:after="30" w:line="240" w:lineRule="auto"/>
-            </w:pPr>
-          </w:p>
-        </w:tc>
-        <w:tc>
-          <w:tcPr>
-            <w:tcW w:w="880" w:type="dxa"/>
-            <w:tcBorders>
-              <w:left w:val="single" w:sz="8" w:space="0" w:color="000000"/>
-              <w:bottom w:val="single" w:sz="8" w:space="0" w:color="000000"/>
-              <w:right w:val="single" w:sz="8" w:space="0" w:color="000000"/>
-            </w:tcBorders>
-          </w:tcPr>
-          <w:p>
-            <w:pPr>
-              <w:pStyle w:val="TableParagraph"/>
-              <w:rPr>
-                <w:rFonts w:ascii="Times New Roman"/>
-                <w:sz w:val="16"/>
-              </w:rPr>
-              <w:spacing w:before="30" w:after="30" w:line="240" w:lineRule="auto"/>
-            </w:pPr>
-          </w:p>
-        </w:tc>
-        <w:tc>
-          <w:tcPr>
-            <w:tcW w:w="870" w:type="dxa"/>
-            <w:tcBorders>
-              <w:left w:val="single" w:sz="8" w:space="0" w:color="000000"/>
-              <w:bottom w:val="single" w:sz="8" w:space="0" w:color="000000"/>
-            </w:tcBorders>
-          </w:tcPr>
-          <w:p>
-            <w:pPr>
-              <w:pStyle w:val="TableParagraph"/>
-              <w:rPr>
-                <w:rFonts w:ascii="Times New Roman"/>
-                <w:sz w:val="16"/>
-              </w:rPr>
-              <w:spacing w:before="30" w:after="30" w:line="240" w:lineRule="auto"/>
-            </w:pPr>
-          </w:p>
-        </w:tc>
-      </w:tr>
-      <w:tr>
-        <w:trPr>
-          <w:trHeight w:val="250" w:hRule="atLeast"/>
-          <w:cantSplit/>
-        </w:trPr>
-        <w:tc>
-          <w:tcPr>
-            <w:tcW w:w="1120" w:type="dxa"/>
-            <w:tcBorders>
-              <w:bottom w:val="single" w:sz="8" w:space="0" w:color="000000"/>
-            </w:tcBorders>
-          </w:tcPr>
-          <w:p>
-            <w:pPr>
-              <w:pStyle w:val="TableParagraph"/>
-              <w:rPr>
-                <w:rFonts w:ascii="Times New Roman"/>
-                <w:sz w:val="16"/>
-              </w:rPr>
-              <w:spacing w:before="30" w:after="30" w:line="240" w:lineRule="auto"/>
-            </w:pPr>
-            <w:r>
-              <w:rPr>
-                <w:rFonts w:ascii="Times New Roman" w:hAnsi="Times New Roman"/>
-                <w:sz w:val="20"/>
-              </w:rPr>
-              <w:t/>
-            </w:r>
-          </w:p>
-        </w:tc>
-        <w:tc>
-          <w:tcPr>
-            <w:tcW w:w="3600" w:type="dxa"/>
-            <w:tcBorders>
-              <w:bottom w:val="single" w:sz="8" w:space="0" w:color="000000"/>
-            </w:tcBorders>
-          </w:tcPr>
-          <w:p>
-            <w:pPr>
-              <w:pStyle w:val="TableParagraph"/>
-              <w:rPr>
-                <w:rFonts w:ascii="Times New Roman"/>
-                <w:sz w:val="16"/>
-              </w:rPr>
-              <w:spacing w:before="30" w:after="30" w:line="240" w:lineRule="auto"/>
-            </w:pPr>
-            <w:r>
-              <w:rPr>
-                <w:rFonts w:ascii="Times New Roman" w:hAnsi="Times New Roman"/>
-                <w:sz w:val="20"/>
-              </w:rPr>
-              <w:t/>
-            </w:r>
-          </w:p>
-        </w:tc>
-        <w:tc>
-          <w:tcPr>
-            <w:tcW w:w="1020" w:type="dxa"/>
-            <w:tcBorders>
-              <w:bottom w:val="single" w:sz="8" w:space="0" w:color="000000"/>
-            </w:tcBorders>
-          </w:tcPr>
-          <w:p>
-            <w:pPr>
-              <w:pStyle w:val="TableParagraph"/>
-              <w:rPr>
-                <w:rFonts w:ascii="Times New Roman"/>
-                <w:sz w:val="16"/>
-              </w:rPr>
-              <w:spacing w:before="30" w:after="30" w:line="240" w:lineRule="auto"/>
-            </w:pPr>
-          </w:p>
-        </w:tc>
-        <w:tc>
-          <w:tcPr>
-            <w:tcW w:w="1040" w:type="dxa"/>
-            <w:tcBorders>
-              <w:bottom w:val="single" w:sz="8" w:space="0" w:color="000000"/>
-            </w:tcBorders>
-          </w:tcPr>
-          <w:p>
-            <w:pPr>
-              <w:pStyle w:val="TableParagraph"/>
-              <w:rPr>
-                <w:rFonts w:ascii="Times New Roman"/>
-                <w:sz w:val="16"/>
-              </w:rPr>
-              <w:spacing w:before="30" w:after="30" w:line="240" w:lineRule="auto"/>
-            </w:pPr>
-          </w:p>
-        </w:tc>
-        <w:tc>
-          <w:tcPr>
-            <w:tcW w:w="1270" w:type="dxa"/>
-            <w:tcBorders>
-              <w:bottom w:val="single" w:sz="8" w:space="0" w:color="000000"/>
-              <w:right w:val="single" w:sz="8" w:space="0" w:color="000000"/>
-            </w:tcBorders>
-          </w:tcPr>
-          <w:p>
-            <w:pPr>
-              <w:pStyle w:val="TableParagraph"/>
-              <w:rPr>
-                <w:rFonts w:ascii="Times New Roman"/>
-                <w:sz w:val="16"/>
-              </w:rPr>
-              <w:spacing w:before="30" w:after="30" w:line="240" w:lineRule="auto"/>
-            </w:pPr>
-          </w:p>
-        </w:tc>
-        <w:tc>
-          <w:tcPr>
-            <w:tcW w:w="860" w:type="dxa"/>
-            <w:tcBorders>
-              <w:left w:val="single" w:sz="8" w:space="0" w:color="000000"/>
-              <w:bottom w:val="single" w:sz="8" w:space="0" w:color="000000"/>
-              <w:right w:val="single" w:sz="8" w:space="0" w:color="000000"/>
-            </w:tcBorders>
-          </w:tcPr>
-          <w:p>
-            <w:pPr>
-              <w:pStyle w:val="TableParagraph"/>
-              <w:rPr>
-                <w:rFonts w:ascii="Times New Roman"/>
-                <w:sz w:val="16"/>
-              </w:rPr>
-              <w:spacing w:before="30" w:after="30" w:line="240" w:lineRule="auto"/>
-            </w:pPr>
-          </w:p>
-        </w:tc>
-        <w:tc>
-          <w:tcPr>
-            <w:tcW w:w="880" w:type="dxa"/>
-            <w:tcBorders>
-              <w:left w:val="single" w:sz="8" w:space="0" w:color="000000"/>
-              <w:bottom w:val="single" w:sz="8" w:space="0" w:color="000000"/>
-              <w:right w:val="single" w:sz="8" w:space="0" w:color="000000"/>
-            </w:tcBorders>
-          </w:tcPr>
-          <w:p>
-            <w:pPr>
-              <w:pStyle w:val="TableParagraph"/>
-              <w:rPr>
-                <w:rFonts w:ascii="Times New Roman"/>
-                <w:sz w:val="16"/>
-              </w:rPr>
-              <w:spacing w:before="30" w:after="30" w:line="240" w:lineRule="auto"/>
-            </w:pPr>
-          </w:p>
-        </w:tc>
-        <w:tc>
-          <w:tcPr>
-            <w:tcW w:w="870" w:type="dxa"/>
-            <w:tcBorders>
-              <w:left w:val="single" w:sz="8" w:space="0" w:color="000000"/>
-              <w:bottom w:val="single" w:sz="8" w:space="0" w:color="000000"/>
-            </w:tcBorders>
-          </w:tcPr>
-          <w:p>
-            <w:pPr>
-              <w:pStyle w:val="TableParagraph"/>
-              <w:rPr>
-                <w:rFonts w:ascii="Times New Roman"/>
-                <w:sz w:val="16"/>
-              </w:rPr>
-              <w:spacing w:before="30" w:after="30" w:line="240" w:lineRule="auto"/>
-            </w:pPr>
-          </w:p>
-        </w:tc>
-      </w:tr>
-      <w:tr>
-        <w:trPr>
-          <w:trHeight w:val="250" w:hRule="atLeast"/>
-          <w:cantSplit/>
-        </w:trPr>
-        <w:tc>
-          <w:tcPr>
-            <w:tcW w:w="1120" w:type="dxa"/>
-            <w:tcBorders>
-              <w:bottom w:val="single" w:sz="8" w:space="0" w:color="000000"/>
-            </w:tcBorders>
-          </w:tcPr>
-          <w:p>
-            <w:pPr>
-              <w:pStyle w:val="TableParagraph"/>
-              <w:rPr>
-                <w:rFonts w:ascii="Times New Roman"/>
-                <w:sz w:val="16"/>
-              </w:rPr>
-              <w:spacing w:before="30" w:after="30" w:line="240" w:lineRule="auto"/>
-            </w:pPr>
-            <w:r>
-              <w:rPr>
-                <w:rFonts w:ascii="Times New Roman" w:hAnsi="Times New Roman"/>
-                <w:sz w:val="20"/>
-              </w:rPr>
-              <w:t/>
-            </w:r>
-          </w:p>
-        </w:tc>
-        <w:tc>
-          <w:tcPr>
-            <w:tcW w:w="3600" w:type="dxa"/>
-            <w:tcBorders>
-              <w:bottom w:val="single" w:sz="8" w:space="0" w:color="000000"/>
-            </w:tcBorders>
-          </w:tcPr>
-          <w:p>
-            <w:pPr>
-              <w:pStyle w:val="TableParagraph"/>
-              <w:rPr>
-                <w:rFonts w:ascii="Times New Roman"/>
-                <w:sz w:val="16"/>
-              </w:rPr>
-              <w:spacing w:before="30" w:after="30" w:line="240" w:lineRule="auto"/>
-            </w:pPr>
-            <w:r>
-              <w:rPr>
-                <w:rFonts w:ascii="Times New Roman" w:hAnsi="Times New Roman"/>
-                <w:sz w:val="20"/>
-              </w:rPr>
-              <w:t/>
-            </w:r>
-          </w:p>
-        </w:tc>
-        <w:tc>
-          <w:tcPr>
-            <w:tcW w:w="1020" w:type="dxa"/>
-            <w:tcBorders>
-              <w:bottom w:val="single" w:sz="8" w:space="0" w:color="000000"/>
-            </w:tcBorders>
-          </w:tcPr>
-          <w:p>
-            <w:pPr>
-              <w:pStyle w:val="TableParagraph"/>
-              <w:rPr>
-                <w:rFonts w:ascii="Times New Roman"/>
-                <w:sz w:val="16"/>
-              </w:rPr>
-              <w:spacing w:before="30" w:after="30" w:line="240" w:lineRule="auto"/>
-            </w:pPr>
-          </w:p>
-        </w:tc>
-        <w:tc>
-          <w:tcPr>
-            <w:tcW w:w="1040" w:type="dxa"/>
-            <w:tcBorders>
-              <w:bottom w:val="single" w:sz="8" w:space="0" w:color="000000"/>
-            </w:tcBorders>
-          </w:tcPr>
-          <w:p>
-            <w:pPr>
-              <w:pStyle w:val="TableParagraph"/>
-              <w:rPr>
-                <w:rFonts w:ascii="Times New Roman"/>
-                <w:sz w:val="16"/>
-              </w:rPr>
-              <w:spacing w:before="30" w:after="30" w:line="240" w:lineRule="auto"/>
-            </w:pPr>
-          </w:p>
-        </w:tc>
-        <w:tc>
-          <w:tcPr>
-            <w:tcW w:w="1270" w:type="dxa"/>
-            <w:tcBorders>
-              <w:bottom w:val="single" w:sz="8" w:space="0" w:color="000000"/>
-              <w:right w:val="single" w:sz="8" w:space="0" w:color="000000"/>
-            </w:tcBorders>
-          </w:tcPr>
-          <w:p>
-            <w:pPr>
-              <w:pStyle w:val="TableParagraph"/>
-              <w:rPr>
-                <w:rFonts w:ascii="Times New Roman"/>
-                <w:sz w:val="16"/>
-              </w:rPr>
-              <w:spacing w:before="30" w:after="30" w:line="240" w:lineRule="auto"/>
-            </w:pPr>
-          </w:p>
-        </w:tc>
-        <w:tc>
-          <w:tcPr>
-            <w:tcW w:w="860" w:type="dxa"/>
-            <w:tcBorders>
-              <w:left w:val="single" w:sz="8" w:space="0" w:color="000000"/>
-              <w:bottom w:val="single" w:sz="8" w:space="0" w:color="000000"/>
-              <w:right w:val="single" w:sz="8" w:space="0" w:color="000000"/>
-            </w:tcBorders>
-          </w:tcPr>
-          <w:p>
-            <w:pPr>
-              <w:pStyle w:val="TableParagraph"/>
-              <w:rPr>
-                <w:rFonts w:ascii="Times New Roman"/>
-                <w:sz w:val="16"/>
-              </w:rPr>
-              <w:spacing w:before="30" w:after="30" w:line="240" w:lineRule="auto"/>
-            </w:pPr>
-          </w:p>
-        </w:tc>
-        <w:tc>
-          <w:tcPr>
-            <w:tcW w:w="880" w:type="dxa"/>
-            <w:tcBorders>
-              <w:left w:val="single" w:sz="8" w:space="0" w:color="000000"/>
-              <w:bottom w:val="single" w:sz="8" w:space="0" w:color="000000"/>
-              <w:right w:val="single" w:sz="8" w:space="0" w:color="000000"/>
-            </w:tcBorders>
-          </w:tcPr>
-          <w:p>
-            <w:pPr>
-              <w:pStyle w:val="TableParagraph"/>
-              <w:rPr>
-                <w:rFonts w:ascii="Times New Roman"/>
-                <w:sz w:val="16"/>
-              </w:rPr>
-              <w:spacing w:before="30" w:after="30" w:line="240" w:lineRule="auto"/>
-            </w:pPr>
-          </w:p>
-        </w:tc>
-        <w:tc>
-          <w:tcPr>
-            <w:tcW w:w="870" w:type="dxa"/>
-            <w:tcBorders>
-              <w:left w:val="single" w:sz="8" w:space="0" w:color="000000"/>
-              <w:bottom w:val="single" w:sz="8" w:space="0" w:color="000000"/>
-            </w:tcBorders>
-          </w:tcPr>
-          <w:p>
-            <w:pPr>
-              <w:pStyle w:val="TableParagraph"/>
-              <w:rPr>
-                <w:rFonts w:ascii="Times New Roman"/>
-                <w:sz w:val="16"/>
-              </w:rPr>
-              <w:spacing w:before="30" w:after="30" w:line="240" w:lineRule="auto"/>
-            </w:pPr>
-          </w:p>
-        </w:tc>
-      </w:tr>
-      <w:tr>
-        <w:trPr>
-          <w:trHeight w:val="250" w:hRule="atLeast"/>
-          <w:cantSplit/>
-        </w:trPr>
-        <w:tc>
-          <w:tcPr>
-            <w:tcW w:w="1120" w:type="dxa"/>
-            <w:tcBorders>
-              <w:bottom w:val="single" w:sz="8" w:space="0" w:color="000000"/>
-            </w:tcBorders>
-          </w:tcPr>
-          <w:p>
-            <w:pPr>
-              <w:pStyle w:val="TableParagraph"/>
-              <w:rPr>
-                <w:rFonts w:ascii="Times New Roman"/>
-                <w:sz w:val="16"/>
-              </w:rPr>
-              <w:spacing w:before="30" w:after="30" w:line="240" w:lineRule="auto"/>
-            </w:pPr>
-            <w:r>
-              <w:rPr>
-                <w:rFonts w:ascii="Times New Roman" w:hAnsi="Times New Roman"/>
-                <w:sz w:val="20"/>
-              </w:rPr>
-              <w:t/>
-            </w:r>
-          </w:p>
-        </w:tc>
-        <w:tc>
-          <w:tcPr>
-            <w:tcW w:w="3600" w:type="dxa"/>
-            <w:tcBorders>
-              <w:bottom w:val="single" w:sz="8" w:space="0" w:color="000000"/>
-            </w:tcBorders>
-          </w:tcPr>
-          <w:p>
-            <w:pPr>
-              <w:pStyle w:val="TableParagraph"/>
-              <w:rPr>
-                <w:rFonts w:ascii="Times New Roman"/>
-                <w:sz w:val="16"/>
-              </w:rPr>
-              <w:spacing w:before="30" w:after="30" w:line="240" w:lineRule="auto"/>
-            </w:pPr>
-            <w:r>
-              <w:rPr>
-                <w:rFonts w:ascii="Times New Roman" w:hAnsi="Times New Roman"/>
-                <w:sz w:val="20"/>
-              </w:rPr>
-              <w:t/>
-            </w:r>
-          </w:p>
-        </w:tc>
-        <w:tc>
-          <w:tcPr>
-            <w:tcW w:w="1020" w:type="dxa"/>
-            <w:tcBorders>
-              <w:bottom w:val="single" w:sz="8" w:space="0" w:color="000000"/>
-            </w:tcBorders>
-          </w:tcPr>
-          <w:p>
-            <w:pPr>
-              <w:pStyle w:val="TableParagraph"/>
-              <w:rPr>
-                <w:rFonts w:ascii="Times New Roman"/>
-                <w:sz w:val="16"/>
-              </w:rPr>
-              <w:spacing w:before="30" w:after="30" w:line="240" w:lineRule="auto"/>
-            </w:pPr>
-          </w:p>
-        </w:tc>
-        <w:tc>
-          <w:tcPr>
-            <w:tcW w:w="1040" w:type="dxa"/>
-            <w:tcBorders>
-              <w:bottom w:val="single" w:sz="8" w:space="0" w:color="000000"/>
-            </w:tcBorders>
-          </w:tcPr>
-          <w:p>
-            <w:pPr>
-              <w:pStyle w:val="TableParagraph"/>
-              <w:rPr>
-                <w:rFonts w:ascii="Times New Roman"/>
-                <w:sz w:val="16"/>
-              </w:rPr>
-              <w:spacing w:before="30" w:after="30" w:line="240" w:lineRule="auto"/>
-            </w:pPr>
-          </w:p>
-        </w:tc>
-        <w:tc>
-          <w:tcPr>
-            <w:tcW w:w="1270" w:type="dxa"/>
-            <w:tcBorders>
-              <w:bottom w:val="single" w:sz="8" w:space="0" w:color="000000"/>
-              <w:right w:val="single" w:sz="8" w:space="0" w:color="000000"/>
-            </w:tcBorders>
-          </w:tcPr>
-          <w:p>
-            <w:pPr>
-              <w:pStyle w:val="TableParagraph"/>
-              <w:rPr>
-                <w:rFonts w:ascii="Times New Roman"/>
-                <w:sz w:val="16"/>
-              </w:rPr>
-              <w:spacing w:before="30" w:after="30" w:line="240" w:lineRule="auto"/>
-            </w:pPr>
-          </w:p>
-        </w:tc>
-        <w:tc>
-          <w:tcPr>
-            <w:tcW w:w="860" w:type="dxa"/>
-            <w:tcBorders>
-              <w:left w:val="single" w:sz="8" w:space="0" w:color="000000"/>
-              <w:bottom w:val="single" w:sz="8" w:space="0" w:color="000000"/>
-              <w:right w:val="single" w:sz="8" w:space="0" w:color="000000"/>
-            </w:tcBorders>
-          </w:tcPr>
-          <w:p>
-            <w:pPr>
-              <w:pStyle w:val="TableParagraph"/>
-              <w:rPr>
-                <w:rFonts w:ascii="Times New Roman"/>
-                <w:sz w:val="16"/>
-              </w:rPr>
-              <w:spacing w:before="30" w:after="30" w:line="240" w:lineRule="auto"/>
-            </w:pPr>
-          </w:p>
-        </w:tc>
-        <w:tc>
-          <w:tcPr>
-            <w:tcW w:w="880" w:type="dxa"/>
-            <w:tcBorders>
-              <w:left w:val="single" w:sz="8" w:space="0" w:color="000000"/>
-              <w:bottom w:val="single" w:sz="8" w:space="0" w:color="000000"/>
-              <w:right w:val="single" w:sz="8" w:space="0" w:color="000000"/>
-            </w:tcBorders>
-          </w:tcPr>
-          <w:p>
-            <w:pPr>
-              <w:pStyle w:val="TableParagraph"/>
-              <w:rPr>
-                <w:rFonts w:ascii="Times New Roman"/>
-                <w:sz w:val="16"/>
-              </w:rPr>
-              <w:spacing w:before="30" w:after="30" w:line="240" w:lineRule="auto"/>
-            </w:pPr>
-          </w:p>
-        </w:tc>
-        <w:tc>
-          <w:tcPr>
-            <w:tcW w:w="870" w:type="dxa"/>
-            <w:tcBorders>
-              <w:left w:val="single" w:sz="8" w:space="0" w:color="000000"/>
-              <w:bottom w:val="single" w:sz="8" w:space="0" w:color="000000"/>
-            </w:tcBorders>
-          </w:tcPr>
-          <w:p>
-            <w:pPr>
-              <w:pStyle w:val="TableParagraph"/>
-              <w:rPr>
-                <w:rFonts w:ascii="Times New Roman"/>
-                <w:sz w:val="16"/>
-              </w:rPr>
-              <w:spacing w:before="30" w:after="30" w:line="240" w:lineRule="auto"/>
-            </w:pPr>
-          </w:p>
-        </w:tc>
-      </w:tr>
-      <w:tr>
-        <w:trPr>
-          <w:trHeight w:val="250" w:hRule="atLeast"/>
-          <w:cantSplit/>
-        </w:trPr>
-        <w:tc>
-          <w:tcPr>
-            <w:tcW w:w="1120" w:type="dxa"/>
-            <w:tcBorders>
-              <w:bottom w:val="single" w:sz="8" w:space="0" w:color="000000"/>
-            </w:tcBorders>
-          </w:tcPr>
-          <w:p>
-            <w:pPr>
-              <w:pStyle w:val="TableParagraph"/>
-              <w:rPr>
-                <w:rFonts w:ascii="Times New Roman"/>
-                <w:sz w:val="16"/>
-              </w:rPr>
-              <w:spacing w:before="30" w:after="30" w:line="240" w:lineRule="auto"/>
-            </w:pPr>
-            <w:r>
-              <w:rPr>
-                <w:rFonts w:ascii="Times New Roman" w:hAnsi="Times New Roman"/>
-                <w:sz w:val="20"/>
-              </w:rPr>
-              <w:t/>
-            </w:r>
-          </w:p>
-        </w:tc>
-        <w:tc>
-          <w:tcPr>
-            <w:tcW w:w="3600" w:type="dxa"/>
-            <w:tcBorders>
-              <w:bottom w:val="single" w:sz="8" w:space="0" w:color="000000"/>
-            </w:tcBorders>
-          </w:tcPr>
-          <w:p>
-            <w:pPr>
-              <w:pStyle w:val="TableParagraph"/>
-              <w:rPr>
-                <w:rFonts w:ascii="Times New Roman"/>
-                <w:sz w:val="16"/>
-              </w:rPr>
-              <w:spacing w:before="30" w:after="30" w:line="240" w:lineRule="auto"/>
-            </w:pPr>
-            <w:r>
-              <w:rPr>
-                <w:rFonts w:ascii="Times New Roman" w:hAnsi="Times New Roman"/>
-                <w:sz w:val="20"/>
-              </w:rPr>
-              <w:t/>
-            </w:r>
-          </w:p>
-        </w:tc>
-        <w:tc>
-          <w:tcPr>
-            <w:tcW w:w="1020" w:type="dxa"/>
-            <w:tcBorders>
-              <w:bottom w:val="single" w:sz="8" w:space="0" w:color="000000"/>
-            </w:tcBorders>
-          </w:tcPr>
-          <w:p>
-            <w:pPr>
-              <w:pStyle w:val="TableParagraph"/>
-              <w:rPr>
-                <w:rFonts w:ascii="Times New Roman"/>
-                <w:sz w:val="16"/>
-              </w:rPr>
-              <w:spacing w:before="30" w:after="30" w:line="240" w:lineRule="auto"/>
-            </w:pPr>
-          </w:p>
-        </w:tc>
-        <w:tc>
-          <w:tcPr>
-            <w:tcW w:w="1040" w:type="dxa"/>
-            <w:tcBorders>
-              <w:bottom w:val="single" w:sz="8" w:space="0" w:color="000000"/>
-            </w:tcBorders>
-          </w:tcPr>
-          <w:p>
-            <w:pPr>
-              <w:pStyle w:val="TableParagraph"/>
-              <w:rPr>
-                <w:rFonts w:ascii="Times New Roman"/>
-                <w:sz w:val="16"/>
-              </w:rPr>
-              <w:spacing w:before="30" w:after="30" w:line="240" w:lineRule="auto"/>
-            </w:pPr>
-          </w:p>
-        </w:tc>
-        <w:tc>
-          <w:tcPr>
-            <w:tcW w:w="1270" w:type="dxa"/>
-            <w:tcBorders>
-              <w:bottom w:val="single" w:sz="8" w:space="0" w:color="000000"/>
-              <w:right w:val="single" w:sz="8" w:space="0" w:color="000000"/>
-            </w:tcBorders>
-          </w:tcPr>
-          <w:p>
-            <w:pPr>
-              <w:pStyle w:val="TableParagraph"/>
-              <w:rPr>
-                <w:rFonts w:ascii="Times New Roman"/>
-                <w:sz w:val="16"/>
-              </w:rPr>
-              <w:spacing w:before="30" w:after="30" w:line="240" w:lineRule="auto"/>
-            </w:pPr>
-          </w:p>
-        </w:tc>
-        <w:tc>
-          <w:tcPr>
-            <w:tcW w:w="860" w:type="dxa"/>
-            <w:tcBorders>
-              <w:left w:val="single" w:sz="8" w:space="0" w:color="000000"/>
-              <w:bottom w:val="single" w:sz="8" w:space="0" w:color="000000"/>
-              <w:right w:val="single" w:sz="8" w:space="0" w:color="000000"/>
-            </w:tcBorders>
-          </w:tcPr>
-          <w:p>
-            <w:pPr>
-              <w:pStyle w:val="TableParagraph"/>
-              <w:rPr>
-                <w:rFonts w:ascii="Times New Roman"/>
-                <w:sz w:val="16"/>
-              </w:rPr>
-              <w:spacing w:before="30" w:after="30" w:line="240" w:lineRule="auto"/>
-            </w:pPr>
-          </w:p>
-        </w:tc>
-        <w:tc>
-          <w:tcPr>
-            <w:tcW w:w="880" w:type="dxa"/>
-            <w:tcBorders>
-              <w:left w:val="single" w:sz="8" w:space="0" w:color="000000"/>
-              <w:bottom w:val="single" w:sz="8" w:space="0" w:color="000000"/>
-              <w:right w:val="single" w:sz="8" w:space="0" w:color="000000"/>
-            </w:tcBorders>
-          </w:tcPr>
-          <w:p>
-            <w:pPr>
-              <w:pStyle w:val="TableParagraph"/>
-              <w:rPr>
-                <w:rFonts w:ascii="Times New Roman"/>
-                <w:sz w:val="16"/>
-              </w:rPr>
-              <w:spacing w:before="30" w:after="30" w:line="240" w:lineRule="auto"/>
-            </w:pPr>
-          </w:p>
-        </w:tc>
-        <w:tc>
-          <w:tcPr>
-            <w:tcW w:w="870" w:type="dxa"/>
-            <w:tcBorders>
-              <w:left w:val="single" w:sz="8" w:space="0" w:color="000000"/>
-              <w:bottom w:val="single" w:sz="8" w:space="0" w:color="000000"/>
-            </w:tcBorders>
-          </w:tcPr>
-          <w:p>
-            <w:pPr>
-              <w:pStyle w:val="TableParagraph"/>
-              <w:rPr>
-                <w:rFonts w:ascii="Times New Roman"/>
-                <w:sz w:val="16"/>
-              </w:rPr>
-              <w:spacing w:before="30" w:after="30" w:line="240" w:lineRule="auto"/>
-            </w:pPr>
-          </w:p>
-        </w:tc>
-      </w:tr>
-      <w:tr>
-        <w:trPr>
-          <w:trHeight w:val="250" w:hRule="atLeast"/>
-          <w:cantSplit/>
-        </w:trPr>
-        <w:tc>
-          <w:tcPr>
-            <w:tcW w:w="1120" w:type="dxa"/>
-            <w:tcBorders>
-              <w:bottom w:val="single" w:sz="8" w:space="0" w:color="000000"/>
-            </w:tcBorders>
-          </w:tcPr>
-          <w:p>
-            <w:pPr>
-              <w:pStyle w:val="TableParagraph"/>
-              <w:rPr>
-                <w:rFonts w:ascii="Times New Roman"/>
-                <w:sz w:val="16"/>
-              </w:rPr>
-              <w:spacing w:before="30" w:after="30" w:line="240" w:lineRule="auto"/>
-            </w:pPr>
-            <w:r>
-              <w:rPr>
-                <w:rFonts w:ascii="Times New Roman" w:hAnsi="Times New Roman"/>
-                <w:sz w:val="20"/>
-              </w:rPr>
-              <w:t/>
-            </w:r>
-          </w:p>
-        </w:tc>
-        <w:tc>
-          <w:tcPr>
-            <w:tcW w:w="3600" w:type="dxa"/>
-            <w:tcBorders>
-              <w:bottom w:val="single" w:sz="8" w:space="0" w:color="000000"/>
-            </w:tcBorders>
-          </w:tcPr>
-          <w:p>
-            <w:pPr>
-              <w:pStyle w:val="TableParagraph"/>
-              <w:rPr>
-                <w:rFonts w:ascii="Times New Roman"/>
-                <w:sz w:val="16"/>
-              </w:rPr>
-              <w:spacing w:before="30" w:after="30" w:line="240" w:lineRule="auto"/>
-            </w:pPr>
-            <w:r>
-              <w:rPr>
-                <w:rFonts w:ascii="Times New Roman" w:hAnsi="Times New Roman"/>
-                <w:sz w:val="20"/>
-              </w:rPr>
-              <w:t/>
-            </w:r>
-          </w:p>
-        </w:tc>
-        <w:tc>
-          <w:tcPr>
-            <w:tcW w:w="1020" w:type="dxa"/>
-            <w:tcBorders>
-              <w:bottom w:val="single" w:sz="8" w:space="0" w:color="000000"/>
-            </w:tcBorders>
-          </w:tcPr>
-          <w:p>
-            <w:pPr>
-              <w:pStyle w:val="TableParagraph"/>
-              <w:rPr>
-                <w:rFonts w:ascii="Times New Roman"/>
-                <w:sz w:val="16"/>
-              </w:rPr>
-              <w:spacing w:before="30" w:after="30" w:line="240" w:lineRule="auto"/>
-            </w:pPr>
-          </w:p>
-        </w:tc>
-        <w:tc>
-          <w:tcPr>
-            <w:tcW w:w="1040" w:type="dxa"/>
-            <w:tcBorders>
-              <w:bottom w:val="single" w:sz="8" w:space="0" w:color="000000"/>
-            </w:tcBorders>
-          </w:tcPr>
-          <w:p>
-            <w:pPr>
-              <w:pStyle w:val="TableParagraph"/>
-              <w:rPr>
-                <w:rFonts w:ascii="Times New Roman"/>
-                <w:sz w:val="16"/>
-              </w:rPr>
-              <w:spacing w:before="30" w:after="30" w:line="240" w:lineRule="auto"/>
-            </w:pPr>
-          </w:p>
-        </w:tc>
-        <w:tc>
-          <w:tcPr>
-            <w:tcW w:w="1270" w:type="dxa"/>
-            <w:tcBorders>
-              <w:bottom w:val="single" w:sz="8" w:space="0" w:color="000000"/>
-              <w:right w:val="single" w:sz="8" w:space="0" w:color="000000"/>
-            </w:tcBorders>
-          </w:tcPr>
-          <w:p>
-            <w:pPr>
-              <w:pStyle w:val="TableParagraph"/>
-              <w:rPr>
-                <w:rFonts w:ascii="Times New Roman"/>
-                <w:sz w:val="16"/>
-              </w:rPr>
-              <w:spacing w:before="30" w:after="30" w:line="240" w:lineRule="auto"/>
-            </w:pPr>
-          </w:p>
-        </w:tc>
-        <w:tc>
-          <w:tcPr>
-            <w:tcW w:w="860" w:type="dxa"/>
-            <w:tcBorders>
-              <w:left w:val="single" w:sz="8" w:space="0" w:color="000000"/>
-              <w:bottom w:val="single" w:sz="8" w:space="0" w:color="000000"/>
-              <w:right w:val="single" w:sz="8" w:space="0" w:color="000000"/>
-            </w:tcBorders>
-          </w:tcPr>
-          <w:p>
-            <w:pPr>
-              <w:pStyle w:val="TableParagraph"/>
-              <w:rPr>
-                <w:rFonts w:ascii="Times New Roman"/>
-                <w:sz w:val="16"/>
-              </w:rPr>
-              <w:spacing w:before="30" w:after="30" w:line="240" w:lineRule="auto"/>
-            </w:pPr>
-          </w:p>
-        </w:tc>
-        <w:tc>
-          <w:tcPr>
-            <w:tcW w:w="880" w:type="dxa"/>
-            <w:tcBorders>
-              <w:left w:val="single" w:sz="8" w:space="0" w:color="000000"/>
-              <w:bottom w:val="single" w:sz="8" w:space="0" w:color="000000"/>
-              <w:right w:val="single" w:sz="8" w:space="0" w:color="000000"/>
-            </w:tcBorders>
-          </w:tcPr>
-          <w:p>
-            <w:pPr>
-              <w:pStyle w:val="TableParagraph"/>
-              <w:rPr>
-                <w:rFonts w:ascii="Times New Roman"/>
-                <w:sz w:val="16"/>
-              </w:rPr>
-              <w:spacing w:before="30" w:after="30" w:line="240" w:lineRule="auto"/>
-            </w:pPr>
-          </w:p>
-        </w:tc>
-        <w:tc>
-          <w:tcPr>
-            <w:tcW w:w="870" w:type="dxa"/>
-            <w:tcBorders>
-              <w:left w:val="single" w:sz="8" w:space="0" w:color="000000"/>
-              <w:bottom w:val="single" w:sz="8" w:space="0" w:color="000000"/>
-            </w:tcBorders>
-          </w:tcPr>
-          <w:p>
-            <w:pPr>
-              <w:pStyle w:val="TableParagraph"/>
-              <w:rPr>
-                <w:rFonts w:ascii="Times New Roman"/>
-                <w:sz w:val="16"/>
-              </w:rPr>
-              <w:spacing w:before="30" w:after="30" w:line="240" w:lineRule="auto"/>
-            </w:pPr>
-          </w:p>
-        </w:tc>
-      </w:tr>
-      <w:tr>
-        <w:trPr>
-          <w:trHeight w:val="250" w:hRule="atLeast"/>
-          <w:cantSplit/>
-        </w:trPr>
-        <w:tc>
-          <w:tcPr>
-            <w:tcW w:w="1120" w:type="dxa"/>
-            <w:tcBorders>
-              <w:bottom w:val="single" w:sz="8" w:space="0" w:color="000000"/>
-            </w:tcBorders>
-          </w:tcPr>
-          <w:p>
-            <w:pPr>
-              <w:pStyle w:val="TableParagraph"/>
-              <w:rPr>
-                <w:rFonts w:ascii="Times New Roman"/>
-                <w:sz w:val="16"/>
-              </w:rPr>
-              <w:spacing w:before="30" w:after="30" w:line="240" w:lineRule="auto"/>
-            </w:pPr>
-            <w:r>
-              <w:rPr>
-                <w:rFonts w:ascii="Times New Roman" w:hAnsi="Times New Roman"/>
-                <w:sz w:val="20"/>
-              </w:rPr>
-              <w:t/>
-            </w:r>
-          </w:p>
-        </w:tc>
-        <w:tc>
-          <w:tcPr>
-            <w:tcW w:w="3600" w:type="dxa"/>
-            <w:tcBorders>
-              <w:bottom w:val="single" w:sz="8" w:space="0" w:color="000000"/>
-            </w:tcBorders>
-          </w:tcPr>
-          <w:p>
-            <w:pPr>
-              <w:pStyle w:val="TableParagraph"/>
-              <w:rPr>
-                <w:rFonts w:ascii="Times New Roman"/>
-                <w:sz w:val="16"/>
-              </w:rPr>
-              <w:spacing w:before="30" w:after="30" w:line="240" w:lineRule="auto"/>
-            </w:pPr>
-            <w:r>
-              <w:rPr>
-                <w:rFonts w:ascii="Times New Roman" w:hAnsi="Times New Roman"/>
-                <w:sz w:val="20"/>
-              </w:rPr>
-              <w:t/>
-            </w:r>
-          </w:p>
-        </w:tc>
-        <w:tc>
-          <w:tcPr>
-            <w:tcW w:w="1020" w:type="dxa"/>
-            <w:tcBorders>
-              <w:bottom w:val="single" w:sz="8" w:space="0" w:color="000000"/>
-            </w:tcBorders>
-          </w:tcPr>
-          <w:p>
-            <w:pPr>
-              <w:pStyle w:val="TableParagraph"/>
-              <w:rPr>
-                <w:rFonts w:ascii="Times New Roman"/>
-                <w:sz w:val="16"/>
-              </w:rPr>
-              <w:spacing w:before="30" w:after="30" w:line="240" w:lineRule="auto"/>
-            </w:pPr>
-          </w:p>
-        </w:tc>
-        <w:tc>
-          <w:tcPr>
-            <w:tcW w:w="1040" w:type="dxa"/>
-            <w:tcBorders>
-              <w:bottom w:val="single" w:sz="8" w:space="0" w:color="000000"/>
-            </w:tcBorders>
-          </w:tcPr>
-          <w:p>
-            <w:pPr>
-              <w:pStyle w:val="TableParagraph"/>
-              <w:rPr>
-                <w:rFonts w:ascii="Times New Roman"/>
-                <w:sz w:val="16"/>
-              </w:rPr>
-              <w:spacing w:before="30" w:after="30" w:line="240" w:lineRule="auto"/>
-            </w:pPr>
-          </w:p>
-        </w:tc>
-        <w:tc>
-          <w:tcPr>
-            <w:tcW w:w="1270" w:type="dxa"/>
-            <w:tcBorders>
-              <w:bottom w:val="single" w:sz="8" w:space="0" w:color="000000"/>
-              <w:right w:val="single" w:sz="8" w:space="0" w:color="000000"/>
-            </w:tcBorders>
-          </w:tcPr>
-          <w:p>
-            <w:pPr>
-              <w:pStyle w:val="TableParagraph"/>
-              <w:rPr>
-                <w:rFonts w:ascii="Times New Roman"/>
-                <w:sz w:val="16"/>
-              </w:rPr>
-              <w:spacing w:before="30" w:after="30" w:line="240" w:lineRule="auto"/>
-            </w:pPr>
-          </w:p>
-        </w:tc>
-        <w:tc>
-          <w:tcPr>
-            <w:tcW w:w="860" w:type="dxa"/>
-            <w:tcBorders>
-              <w:left w:val="single" w:sz="8" w:space="0" w:color="000000"/>
-              <w:bottom w:val="single" w:sz="8" w:space="0" w:color="000000"/>
-              <w:right w:val="single" w:sz="8" w:space="0" w:color="000000"/>
-            </w:tcBorders>
-          </w:tcPr>
-          <w:p>
-            <w:pPr>
-              <w:pStyle w:val="TableParagraph"/>
-              <w:rPr>
-                <w:rFonts w:ascii="Times New Roman"/>
-                <w:sz w:val="16"/>
-              </w:rPr>
-              <w:spacing w:before="30" w:after="30" w:line="240" w:lineRule="auto"/>
-            </w:pPr>
-          </w:p>
-        </w:tc>
-        <w:tc>
-          <w:tcPr>
-            <w:tcW w:w="880" w:type="dxa"/>
-            <w:tcBorders>
-              <w:left w:val="single" w:sz="8" w:space="0" w:color="000000"/>
-              <w:bottom w:val="single" w:sz="8" w:space="0" w:color="000000"/>
-              <w:right w:val="single" w:sz="8" w:space="0" w:color="000000"/>
-            </w:tcBorders>
-          </w:tcPr>
-          <w:p>
-            <w:pPr>
-              <w:pStyle w:val="TableParagraph"/>
-              <w:rPr>
-                <w:rFonts w:ascii="Times New Roman"/>
-                <w:sz w:val="16"/>
-              </w:rPr>
-              <w:spacing w:before="30" w:after="30" w:line="240" w:lineRule="auto"/>
-            </w:pPr>
-          </w:p>
-        </w:tc>
-        <w:tc>
-          <w:tcPr>
-            <w:tcW w:w="870" w:type="dxa"/>
-            <w:tcBorders>
-              <w:left w:val="single" w:sz="8" w:space="0" w:color="000000"/>
-              <w:bottom w:val="single" w:sz="8" w:space="0" w:color="000000"/>
-            </w:tcBorders>
-          </w:tcPr>
-          <w:p>
-            <w:pPr>
-              <w:pStyle w:val="TableParagraph"/>
-              <w:rPr>
-                <w:rFonts w:ascii="Times New Roman"/>
-                <w:sz w:val="16"/>
-              </w:rPr>
-              <w:spacing w:before="30" w:after="30" w:line="240" w:lineRule="auto"/>
             </w:pPr>
           </w:p>
         </w:tc>
@@ -3681,171 +4964,739 @@
         </w:rPr>
       </w:pPr>
     </w:p>
-    <w:tbl>
-      <w:tblPr>
-        <w:tblW w:w="10754" w:type="dxa"/>
-        <w:tblLayout w:type="fixed"/>
-        <w:tblBorders>
-          <w:top w:val="nil"/>
-          <w:left w:val="nil"/>
-          <w:bottom w:val="nil"/>
-          <w:right w:val="nil"/>
-          <w:insideH w:val="nil"/>
-          <w:insideV w:val="nil"/>
-        </w:tblBorders>
-      </w:tblPr>
-      <w:tblGrid>
-        <w:gridCol w:w="5377"/>
-        <w:gridCol w:w="5377"/>
-      </w:tblGrid>
-      <w:tr>
-        <w:trPr>
-          <w:cantSplit/>
-        </w:trPr>
-        <w:tc>
-          <w:tcPr>
-            <w:tcW w:w="5377" w:type="dxa"/>
-          </w:tcPr>
-          <w:p>
-            <w:pPr>
-              <w:spacing w:before="40" w:after="40" w:line="240" w:lineRule="auto"/>
-              <w:keepNext/>
-            </w:pPr>
-            <w:r>
-              <w:rPr>
-                <w:rFonts w:ascii="Arial" w:hAnsi="Arial"/>
-                <w:sz w:val="20"/>
-                <w:b/>
-              </w:rPr>
-              <w:t>Reserved by:</w:t>
-            </w:r>
-          </w:p>
-          <w:p>
-            <w:pPr>
-              <w:keepNext/>
-              <w:spacing w:before="0" w:after="0" w:line="660" w:lineRule="atLeast"/>
-            </w:pPr>
-            <w:r>
-              <w:br/>
-            </w:r>
-          </w:p>
-          <w:p>
-            <w:pPr>
-              <w:spacing w:before="40" w:after="40" w:line="240" w:lineRule="auto"/>
-              <w:keepNext/>
-              <w:pBdr>
-                <w:top w:val="single" w:sz="4" w:space="4" w:color="000000"/>
-              </w:pBdr>
-            </w:pPr>
-            <w:r>
-              <w:rPr>
-                <w:rFonts w:ascii="Arial" w:hAnsi="Arial"/>
-                <w:sz w:val="18"/>
-              </w:rPr>
-              <w:t/>
-            </w:r>
-          </w:p>
-          <w:p>
-            <w:pPr>
-              <w:spacing w:before="40" w:after="40" w:line="240" w:lineRule="auto"/>
-              <w:keepNext/>
-            </w:pPr>
-            <w:r>
-              <w:rPr>
-                <w:rFonts w:ascii="Arial" w:hAnsi="Arial"/>
-                <w:sz w:val="18"/>
-              </w:rPr>
-              <w:t>Signature over printed name</w:t>
-            </w:r>
-          </w:p>
-          <w:p>
-            <w:pPr>
-              <w:spacing w:before="40" w:after="40" w:line="240" w:lineRule="auto"/>
-            </w:pPr>
-            <w:r>
-              <w:rPr>
-                <w:rFonts w:ascii="Arial" w:hAnsi="Arial"/>
-                <w:sz w:val="18"/>
-              </w:rPr>
-              <w:t>Date signed: </w:t>
-            </w:r>
-          </w:p>
-        </w:tc>
-        <w:tc>
-          <w:tcPr>
-            <w:tcW w:w="5377" w:type="dxa"/>
-          </w:tcPr>
-          <w:p>
-            <w:pPr>
-              <w:spacing w:before="40" w:after="40" w:line="240" w:lineRule="auto"/>
-              <w:keepNext/>
-            </w:pPr>
-            <w:r>
-              <w:rPr>
-                <w:rFonts w:ascii="Arial" w:hAnsi="Arial"/>
-                <w:sz w:val="20"/>
-                <w:b/>
-              </w:rPr>
-              <w:t>Noted by:</w:t>
-            </w:r>
-          </w:p>
-          <w:p>
-            <w:pPr>
-              <w:keepNext/>
-              <w:spacing w:before="0" w:after="0" w:line="660" w:lineRule="atLeast"/>
-            </w:pPr>
-            <w:r>
-              <w:rPr>
-                <w:rFonts w:ascii="Arial" w:hAnsi="Arial"/>
-                <w:sz w:val="18"/>
-              </w:rPr>
-              <w:t/>
-            </w:r>
-          </w:p>
-          <w:p>
-            <w:pPr>
-              <w:spacing w:before="40" w:after="40" w:line="240" w:lineRule="auto"/>
-              <w:keepNext/>
-              <w:pBdr>
-                <w:top w:val="single" w:sz="4" w:space="4" w:color="000000"/>
-              </w:pBdr>
-            </w:pPr>
-            <w:r>
-              <w:rPr>
-                <w:rFonts w:ascii="Arial" w:hAnsi="Arial"/>
-                <w:sz w:val="18"/>
-              </w:rPr>
-              <w:t>CRISTIAN JAY M. PECHON</w:t>
-            </w:r>
-          </w:p>
-          <w:p>
-            <w:pPr>
-              <w:spacing w:before="40" w:after="40" w:line="240" w:lineRule="auto"/>
-              <w:keepNext/>
-            </w:pPr>
-            <w:r>
-              <w:rPr>
-                <w:rFonts w:ascii="Arial" w:hAnsi="Arial"/>
-                <w:sz w:val="18"/>
-              </w:rPr>
-              <w:t>Laboratory In-Charge</w:t>
-            </w:r>
-          </w:p>
-          <w:p>
-            <w:pPr>
-              <w:spacing w:before="40" w:after="40" w:line="240" w:lineRule="auto"/>
-            </w:pPr>
-            <w:r>
-              <w:rPr>
-                <w:rFonts w:ascii="Arial" w:hAnsi="Arial"/>
-                <w:sz w:val="18"/>
-              </w:rPr>
-              <w:t>Signature over printed name / date: __________________</w:t>
-            </w:r>
-          </w:p>
-        </w:tc>
-      </w:tr>
-    </w:tbl>
+    <w:p>
+      <w:pPr>
+        <w:pStyle w:val="BodyText"/>
+        <w:ind w:left="350"/>
+      </w:pPr>
+      <w:r>
+        <w:rPr>
+          <w:noProof/>
+          <w:sz w:val="29"/>
+        </w:rPr>
+        <mc:AlternateContent>
+          <mc:Choice Requires="wps">
+            <w:drawing>
+              <wp:anchor distT="45720" distB="45720" distL="114300" distR="114300" simplePos="0" relativeHeight="251661312" behindDoc="0" locked="0" layoutInCell="1" allowOverlap="1" wp14:anchorId="3E07DA87" wp14:editId="176B7015">
+                <wp:simplePos x="0" y="0"/>
+                <wp:positionH relativeFrom="column">
+                  <wp:posOffset>2472690</wp:posOffset>
+                </wp:positionH>
+                <wp:positionV relativeFrom="paragraph">
+                  <wp:posOffset>123825</wp:posOffset>
+                </wp:positionV>
+                <wp:extent cx="2360930" cy="1404620"/>
+                <wp:effectExtent l="0" t="0" r="0" b="5715"/>
+                <wp:wrapNone/>
+                <wp:docPr id="217" name="Text Box 2"/>
+                <wp:cNvGraphicFramePr>
+                  <a:graphicFrameLocks xmlns:a="http://schemas.openxmlformats.org/drawingml/2006/main"/>
+                </wp:cNvGraphicFramePr>
+                <a:graphic xmlns:a="http://schemas.openxmlformats.org/drawingml/2006/main">
+                  <a:graphicData uri="http://schemas.microsoft.com/office/word/2010/wordprocessingShape">
+                    <wps:wsp>
+                      <wps:cNvSpPr txBox="1">
+                        <a:spLocks noChangeArrowheads="1"/>
+                      </wps:cNvSpPr>
+                      <wps:spPr bwMode="auto">
+                        <a:xfrm>
+                          <a:off x="0" y="0"/>
+                          <a:ext cx="2360930" cy="1404620"/>
+                        </a:xfrm>
+                        <a:prstGeom prst="rect">
+                          <a:avLst/>
+                        </a:prstGeom>
+                        <a:noFill/>
+                        <a:ln w="9525">
+                          <a:noFill/>
+                          <a:miter lim="800000"/>
+                          <a:headEnd/>
+                          <a:tailEnd/>
+                        </a:ln>
+                      </wps:spPr>
+                      <wps:txbx>
+                        <w:txbxContent>
+                          <w:p>
+                            <w:pPr>
+                              <w:rPr>
+                                <w:rFonts w:ascii="Arial" w:hAnsi="Arial" w:cs="Arial"/>
+                                <w:b/>
+                                <w:bCs/>
+                              </w:rPr>
+                            </w:pPr>
+                            <w:r>
+                              <w:rPr>
+                                <w:rFonts w:ascii="Arial" w:hAnsi="Arial" w:cs="Arial"/>
+                                <w:b/>
+                                <w:bCs/>
+                              </w:rPr>
+                              <w:t>CRISTIAN JAY M. PECHON</w:t>
+                            </w:r>
+                          </w:p>
+                        </w:txbxContent>
+                      </wps:txbx>
+                      <wps:bodyPr rot="0" vert="horz" wrap="square" lIns="91440" tIns="45720" rIns="91440" bIns="45720" anchor="t" anchorCtr="0">
+                        <a:spAutoFit/>
+                      </wps:bodyPr>
+                    </wps:wsp>
+                  </a:graphicData>
+                </a:graphic>
+                <wp14:sizeRelH relativeFrom="margin">
+                  <wp14:pctWidth>40000</wp14:pctWidth>
+                </wp14:sizeRelH>
+                <wp14:sizeRelV relativeFrom="margin">
+                  <wp14:pctHeight>20000</wp14:pctHeight>
+                </wp14:sizeRelV>
+              </wp:anchor>
+            </w:drawing>
+          </mc:Choice>
+          <mc:Fallback>
+            <w:pict>
+              <v:shapetype w14:anchorId="3E07DA87" id="_x0000_t202" coordsize="21600,21600" o:spt="202" path="m,l,21600r21600,l21600,xe">
+                <v:stroke joinstyle="miter"/>
+                <v:path gradientshapeok="t" o:connecttype="rect"/>
+              </v:shapetype>
+              <v:shape id="Text Box 2" o:spid="_x0000_s1026" type="#_x0000_t202" style="position:absolute;left:0;text-align:left;margin-left:194.7pt;margin-top:9.75pt;width:185.9pt;height:110.6pt;z-index:251661312;visibility:visible;mso-wrap-style:square;mso-width-percent:400;mso-height-percent:200;mso-wrap-distance-left:9pt;mso-wrap-distance-top:3.6pt;mso-wrap-distance-right:9pt;mso-wrap-distance-bottom:3.6pt;mso-position-horizontal:absolute;mso-position-horizontal-relative:text;mso-position-vertical:absolute;mso-position-vertical-relative:text;mso-width-percent:400;mso-height-percent:200;mso-width-relative:margin;mso-height-relative:margin;v-text-anchor:top" o:gfxdata="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" filled="f" stroked="f">
+                <v:textbox style="mso-fit-shape-to-text:t">
+                  <w:txbxContent>
+                    <w:p>
+                      <w:pPr>
+                        <w:rPr>
+                          <w:rFonts w:ascii="Arial" w:hAnsi="Arial" w:cs="Arial"/>
+                          <w:b/>
+                          <w:bCs/>
+                        </w:rPr>
+                      </w:pPr>
+                      <w:r>
+                        <w:rPr>
+                          <w:rFonts w:ascii="Arial" w:hAnsi="Arial" w:cs="Arial"/>
+                          <w:b/>
+                          <w:bCs/>
+                        </w:rPr>
+                        <w:t>CRISTIAN JAY M. PECHON</w:t>
+                      </w:r>
+                    </w:p>
+                  </w:txbxContent>
+                </v:textbox>
+              </v:shape>
+            </w:pict>
+          </mc:Fallback>
+        </mc:AlternateContent>
+      </w:r>
+      <w:r>
+        <w:rPr>
+          <w:noProof/>
+        </w:rPr>
+        <mc:AlternateContent>
+          <mc:Choice Requires="wps">
+            <w:drawing>
+              <wp:anchor distT="0" distB="0" distL="0" distR="0" simplePos="0" relativeHeight="251656192" behindDoc="0" locked="0" layoutInCell="1" allowOverlap="1" wp14:anchorId="71079F7E" wp14:editId="667CA732">
+                <wp:simplePos x="0" y="0"/>
+                <wp:positionH relativeFrom="page">
+                  <wp:posOffset>2679700</wp:posOffset>
+                </wp:positionH>
+                <wp:positionV relativeFrom="paragraph">
+                  <wp:posOffset>-61321</wp:posOffset>
+                </wp:positionV>
+                <wp:extent cx="2197100" cy="722630"/>
+                <wp:effectExtent l="0" t="0" r="0" b="0"/>
+                <wp:wrapNone/>
+                <wp:docPr id="13" name="Textbox 13"/>
+                <wp:cNvGraphicFramePr>
+                  <a:graphicFrameLocks xmlns:a="http://schemas.openxmlformats.org/drawingml/2006/main"/>
+                </wp:cNvGraphicFramePr>
+                <a:graphic xmlns:a="http://schemas.openxmlformats.org/drawingml/2006/main">
+                  <a:graphicData uri="http://schemas.microsoft.com/office/word/2010/wordprocessingShape">
+                    <wps:wsp>
+                      <wps:cNvSpPr txBox="1">
+                        <a:spLocks/>
+                      </wps:cNvSpPr>
+                      <wps:spPr>
+                        <a:xfrm>
+                          <a:off x="0" y="0"/>
+                          <a:ext cx="2197100" cy="722630"/>
+                        </a:xfrm>
+                        <a:prstGeom prst="rect">
+                          <a:avLst/>
+                        </a:prstGeom>
+                      </wps:spPr>
+                      <wps:txbx>
+                        <w:txbxContent>
+                          <w:tbl>
+                            <w:tblPr>
+                              <w:tblW w:w="0" w:type="auto"/>
+                              <w:tblInd w:w="70" w:type="dxa"/>
+                              <w:tblBorders>
+                                <w:top w:val="single" w:sz="8" w:space="0" w:color="000000"/>
+                                <w:left w:val="single" w:sz="8" w:space="0" w:color="000000"/>
+                                <w:bottom w:val="single" w:sz="8" w:space="0" w:color="000000"/>
+                                <w:right w:val="single" w:sz="8" w:space="0" w:color="000000"/>
+                                <w:insideH w:val="single" w:sz="8" w:space="0" w:color="000000"/>
+                                <w:insideV w:val="single" w:sz="8" w:space="0" w:color="000000"/>
+                              </w:tblBorders>
+                              <w:tblLayout w:type="fixed"/>
+                              <w:tblCellMar>
+                                <w:left w:w="0" w:type="dxa"/>
+                                <w:right w:w="0" w:type="dxa"/>
+                              </w:tblCellMar>
+                              <w:tblLook w:val="01E0" w:firstRow="1" w:lastRow="1" w:firstColumn="1" w:lastColumn="1" w:noHBand="0" w:noVBand="0"/>
+                            </w:tblPr>
+                            <w:tblGrid>
+                              <w:gridCol w:w="3320"/>
+                            </w:tblGrid>
+                            <w:tr>
+                              <w:trPr>
+                                <w:trHeight w:val="279"/>
+                              </w:trPr>
+                              <w:tc>
+                                <w:tcPr>
+                                  <w:tcW w:w="3320" w:type="dxa"/>
+                                </w:tcPr>
+                                <w:p>
+                                  <w:pPr>
+                                    <w:pStyle w:val="TableParagraph"/>
+                                    <w:spacing w:before="76" w:line="183" w:lineRule="exact"/>
+                                    <w:rPr>
+                                      <w:sz w:val="18"/>
+                                    </w:rPr>
+                                  </w:pPr>
+                                  <w:r>
+                                    <w:rPr>
+                                      <w:sz w:val="18"/>
+                                    </w:rPr>
+                                    <w:t xml:space="preserve">Noted </w:t>
+                                  </w:r>
+                                  <w:r>
+                                    <w:rPr>
+                                      <w:spacing w:val="-5"/>
+                                      <w:sz w:val="18"/>
+                                    </w:rPr>
+                                    <w:t>by:</w:t>
+                                  </w:r>
+                                </w:p>
+                              </w:tc>
+                            </w:tr>
+                            <w:tr>
+                              <w:trPr>
+                                <w:trHeight w:val="340"/>
+                              </w:trPr>
+                              <w:tc>
+                                <w:tcPr>
+                                  <w:tcW w:w="3320" w:type="dxa"/>
+                                </w:tcPr>
+                                <w:p>
+                                  <w:pPr>
+                                    <w:pStyle w:val="TableParagraph"/>
+                                    <w:rPr>
+                                      <w:rFonts w:ascii="Times New Roman"/>
+                                      <w:b/>
+                                      <w:bCs/>
+                                      <w:sz w:val="16"/>
+                                    </w:rPr>
+                                  </w:pPr>
+                                </w:p>
+                              </w:tc>
+                            </w:tr>
+                            <w:tr>
+                              <w:trPr>
+                                <w:trHeight w:val="180"/>
+                              </w:trPr>
+                              <w:tc>
+                                <w:tcPr>
+                                  <w:tcW w:w="3320" w:type="dxa"/>
+                                </w:tcPr>
+                                <w:p>
+                                  <w:pPr>
+                                    <w:pStyle w:val="TableParagraph"/>
+                                    <w:spacing w:before="13" w:line="146" w:lineRule="exact"/>
+                                    <w:rPr>
+                                      <w:sz w:val="16"/>
+                                    </w:rPr>
+                                  </w:pPr>
+                                  <w:r>
+                                    <w:rPr>
+                                      <w:spacing w:val="-2"/>
+                                      <w:sz w:val="16"/>
+                                    </w:rPr>
+                                    <w:t>Laboratory</w:t>
+                                  </w:r>
+                                  <w:r>
+                                    <w:rPr>
+                                      <w:spacing w:val="13"/>
+                                      <w:sz w:val="16"/>
+                                    </w:rPr>
+                                    <w:t xml:space="preserve"> </w:t>
+                                  </w:r>
+                                  <w:r>
+                                    <w:rPr>
+                                      <w:spacing w:val="-2"/>
+                                      <w:sz w:val="16"/>
+                                    </w:rPr>
+                                    <w:t>In-Charge</w:t>
+                                  </w:r>
+                                </w:p>
+                              </w:tc>
+                            </w:tr>
+                            <w:tr>
+                              <w:trPr>
+                                <w:trHeight w:val="239"/>
+                              </w:trPr>
+                              <w:tc>
+                                <w:tcPr>
+                                  <w:tcW w:w="3320" w:type="dxa"/>
+                                </w:tcPr>
+                                <w:p>
+                                  <w:pPr>
+                                    <w:pStyle w:val="TableParagraph"/>
+                                    <w:spacing w:before="40" w:line="179" w:lineRule="exact"/>
+                                    <w:rPr>
+                                      <w:sz w:val="16"/>
+                                    </w:rPr>
+                                  </w:pPr>
+                                  <w:r>
+                                    <w:rPr>
+                                      <w:sz w:val="16"/>
+                                    </w:rPr>
+                                    <w:t>Signature</w:t>
+                                  </w:r>
+                                  <w:r>
+                                    <w:rPr>
+                                      <w:spacing w:val="-7"/>
+                                      <w:sz w:val="16"/>
+                                    </w:rPr>
+                                    <w:t xml:space="preserve"> </w:t>
+                                  </w:r>
+                                  <w:r>
+                                    <w:rPr>
+                                      <w:sz w:val="16"/>
+                                    </w:rPr>
+                                    <w:t>Over</w:t>
+                                  </w:r>
+                                  <w:r>
+                                    <w:rPr>
+                                      <w:spacing w:val="-7"/>
+                                      <w:sz w:val="16"/>
+                                    </w:rPr>
+                                    <w:t xml:space="preserve"> </w:t>
+                                  </w:r>
+                                  <w:r>
+                                    <w:rPr>
+                                      <w:sz w:val="16"/>
+                                    </w:rPr>
+                                    <w:t>Printed</w:t>
+                                  </w:r>
+                                  <w:r>
+                                    <w:rPr>
+                                      <w:spacing w:val="-6"/>
+                                      <w:sz w:val="16"/>
+                                    </w:rPr>
+                                    <w:t xml:space="preserve"> </w:t>
+                                  </w:r>
+                                  <w:r>
+                                    <w:rPr>
+                                      <w:spacing w:val="-2"/>
+                                      <w:sz w:val="16"/>
+                                    </w:rPr>
+                                    <w:t>Name/Date</w:t>
+                                  </w:r>
+                                </w:p>
+                              </w:tc>
+                            </w:tr>
+                          </w:tbl>
+                          <w:p>
+                            <w:pPr>
+                              <w:pStyle w:val="BodyText"/>
+                            </w:pPr>
+                          </w:p>
+                        </w:txbxContent>
+                      </wps:txbx>
+                      <wps:bodyPr wrap="square" lIns="0" tIns="0" rIns="0" bIns="0" rtlCol="0">
+                        <a:noAutofit/>
+                      </wps:bodyPr>
+                    </wps:wsp>
+                  </a:graphicData>
+                </a:graphic>
+              </wp:anchor>
+            </w:drawing>
+          </mc:Choice>
+          <mc:Fallback>
+            <w:pict>
+              <v:shape w14:anchorId="71079F7E" id="Textbox 13" o:spid="_x0000_s1027" type="#_x0000_t202" style="position:absolute;left:0;text-align:left;margin-left:211pt;margin-top:-4.85pt;width:173pt;height:56.9pt;z-index:251656192;visibility:visible;mso-wrap-style:square;mso-wrap-distance-left:0;mso-wrap-distance-top:0;mso-wrap-distance-right:0;mso-wrap-distance-bottom:0;mso-position-horizontal:absolute;mso-position-horizontal-relative:page;mso-position-vertical:absolute;mso-position-vertical-relative:text;v-text-anchor:top" o:gfxdata="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" filled="f" stroked="f">
+                <v:textbox inset="0,0,0,0">
+                  <w:txbxContent>
+                    <w:tbl>
+                      <w:tblPr>
+                        <w:tblW w:w="0" w:type="auto"/>
+                        <w:tblInd w:w="70" w:type="dxa"/>
+                        <w:tblBorders>
+                          <w:top w:val="single" w:sz="8" w:space="0" w:color="000000"/>
+                          <w:left w:val="single" w:sz="8" w:space="0" w:color="000000"/>
+                          <w:bottom w:val="single" w:sz="8" w:space="0" w:color="000000"/>
+                          <w:right w:val="single" w:sz="8" w:space="0" w:color="000000"/>
+                          <w:insideH w:val="single" w:sz="8" w:space="0" w:color="000000"/>
+                          <w:insideV w:val="single" w:sz="8" w:space="0" w:color="000000"/>
+                        </w:tblBorders>
+                        <w:tblLayout w:type="fixed"/>
+                        <w:tblCellMar>
+                          <w:left w:w="0" w:type="dxa"/>
+                          <w:right w:w="0" w:type="dxa"/>
+                        </w:tblCellMar>
+                        <w:tblLook w:val="01E0" w:firstRow="1" w:lastRow="1" w:firstColumn="1" w:lastColumn="1" w:noHBand="0" w:noVBand="0"/>
+                      </w:tblPr>
+                      <w:tblGrid>
+                        <w:gridCol w:w="3320"/>
+                      </w:tblGrid>
+                      <w:tr>
+                        <w:trPr>
+                          <w:trHeight w:val="279"/>
+                        </w:trPr>
+                        <w:tc>
+                          <w:tcPr>
+                            <w:tcW w:w="3320" w:type="dxa"/>
+                          </w:tcPr>
+                          <w:p>
+                            <w:pPr>
+                              <w:pStyle w:val="TableParagraph"/>
+                              <w:spacing w:before="76" w:line="183" w:lineRule="exact"/>
+                              <w:rPr>
+                                <w:sz w:val="18"/>
+                              </w:rPr>
+                            </w:pPr>
+                            <w:r>
+                              <w:rPr>
+                                <w:sz w:val="18"/>
+                              </w:rPr>
+                              <w:t xml:space="preserve">Noted </w:t>
+                            </w:r>
+                            <w:r>
+                              <w:rPr>
+                                <w:spacing w:val="-5"/>
+                                <w:sz w:val="18"/>
+                              </w:rPr>
+                              <w:t>by:</w:t>
+                            </w:r>
+                          </w:p>
+                        </w:tc>
+                      </w:tr>
+                      <w:tr>
+                        <w:trPr>
+                          <w:trHeight w:val="340"/>
+                        </w:trPr>
+                        <w:tc>
+                          <w:tcPr>
+                            <w:tcW w:w="3320" w:type="dxa"/>
+                          </w:tcPr>
+                          <w:p>
+                            <w:pPr>
+                              <w:pStyle w:val="TableParagraph"/>
+                              <w:rPr>
+                                <w:rFonts w:ascii="Times New Roman"/>
+                                <w:b/>
+                                <w:bCs/>
+                                <w:sz w:val="16"/>
+                              </w:rPr>
+                            </w:pPr>
+                          </w:p>
+                        </w:tc>
+                      </w:tr>
+                      <w:tr>
+                        <w:trPr>
+                          <w:trHeight w:val="180"/>
+                        </w:trPr>
+                        <w:tc>
+                          <w:tcPr>
+                            <w:tcW w:w="3320" w:type="dxa"/>
+                          </w:tcPr>
+                          <w:p>
+                            <w:pPr>
+                              <w:pStyle w:val="TableParagraph"/>
+                              <w:spacing w:before="13" w:line="146" w:lineRule="exact"/>
+                              <w:rPr>
+                                <w:sz w:val="16"/>
+                              </w:rPr>
+                            </w:pPr>
+                            <w:r>
+                              <w:rPr>
+                                <w:spacing w:val="-2"/>
+                                <w:sz w:val="16"/>
+                              </w:rPr>
+                              <w:t>Laboratory</w:t>
+                            </w:r>
+                            <w:r>
+                              <w:rPr>
+                                <w:spacing w:val="13"/>
+                                <w:sz w:val="16"/>
+                              </w:rPr>
+                              <w:t xml:space="preserve"> </w:t>
+                            </w:r>
+                            <w:r>
+                              <w:rPr>
+                                <w:spacing w:val="-2"/>
+                                <w:sz w:val="16"/>
+                              </w:rPr>
+                              <w:t>In-Charge</w:t>
+                            </w:r>
+                          </w:p>
+                        </w:tc>
+                      </w:tr>
+                      <w:tr>
+                        <w:trPr>
+                          <w:trHeight w:val="239"/>
+                        </w:trPr>
+                        <w:tc>
+                          <w:tcPr>
+                            <w:tcW w:w="3320" w:type="dxa"/>
+                          </w:tcPr>
+                          <w:p>
+                            <w:pPr>
+                              <w:pStyle w:val="TableParagraph"/>
+                              <w:spacing w:before="40" w:line="179" w:lineRule="exact"/>
+                              <w:rPr>
+                                <w:sz w:val="16"/>
+                              </w:rPr>
+                            </w:pPr>
+                            <w:r>
+                              <w:rPr>
+                                <w:sz w:val="16"/>
+                              </w:rPr>
+                              <w:t>Signature</w:t>
+                            </w:r>
+                            <w:r>
+                              <w:rPr>
+                                <w:spacing w:val="-7"/>
+                                <w:sz w:val="16"/>
+                              </w:rPr>
+                              <w:t xml:space="preserve"> </w:t>
+                            </w:r>
+                            <w:r>
+                              <w:rPr>
+                                <w:sz w:val="16"/>
+                              </w:rPr>
+                              <w:t>Over</w:t>
+                            </w:r>
+                            <w:r>
+                              <w:rPr>
+                                <w:spacing w:val="-7"/>
+                                <w:sz w:val="16"/>
+                              </w:rPr>
+                              <w:t xml:space="preserve"> </w:t>
+                            </w:r>
+                            <w:r>
+                              <w:rPr>
+                                <w:sz w:val="16"/>
+                              </w:rPr>
+                              <w:t>Printed</w:t>
+                            </w:r>
+                            <w:r>
+                              <w:rPr>
+                                <w:spacing w:val="-6"/>
+                                <w:sz w:val="16"/>
+                              </w:rPr>
+                              <w:t xml:space="preserve"> </w:t>
+                            </w:r>
+                            <w:r>
+                              <w:rPr>
+                                <w:spacing w:val="-2"/>
+                                <w:sz w:val="16"/>
+                              </w:rPr>
+                              <w:t>Name/Date</w:t>
+                            </w:r>
+                          </w:p>
+                        </w:tc>
+                      </w:tr>
+                    </w:tbl>
+                    <w:p>
+                      <w:pPr>
+                        <w:pStyle w:val="BodyText"/>
+                      </w:pPr>
+                    </w:p>
+                  </w:txbxContent>
+                </v:textbox>
+                <w10:wrap anchorx="page"/>
+              </v:shape>
+            </w:pict>
+          </mc:Fallback>
+        </mc:AlternateContent>
+      </w:r>
+      <w:r>
+        <w:t xml:space="preserve">Reserved </w:t>
+      </w:r>
+      <w:r>
+        <w:rPr>
+          <w:spacing w:val="-5"/>
+        </w:rPr>
+        <w:t>by:</w:t>
+      </w:r>
+    </w:p>
+    <w:p>
+      <w:pPr>
+        <w:pStyle w:val="BodyText"/>
+        <w:spacing w:before="9"/>
+        <w:rPr>
+          <w:sz w:val="29"/>
+        </w:rPr>
+      </w:pPr>
+      <w:r>
+        <w:rPr>
+          <w:noProof/>
+        </w:rPr>
+        <mc:AlternateContent>
+          <mc:Choice Requires="wps">
+            <w:drawing>
+              <wp:anchor distT="0" distB="0" distL="0" distR="0" simplePos="0" relativeHeight="487587840" behindDoc="1" locked="0" layoutInCell="1" allowOverlap="1" wp14:anchorId="2F1C18B5" wp14:editId="63ECA4A1">
+                <wp:simplePos x="0" y="0"/>
+                <wp:positionH relativeFrom="page">
+                  <wp:posOffset>520700</wp:posOffset>
+                </wp:positionH>
+                <wp:positionV relativeFrom="paragraph">
+                  <wp:posOffset>233071</wp:posOffset>
+                </wp:positionV>
+                <wp:extent cx="1917700" cy="1270"/>
+                <wp:effectExtent l="0" t="0" r="0" b="0"/>
+                <wp:wrapTopAndBottom/>
+                <wp:docPr id="14" name="Graphic 14"/>
+                <wp:cNvGraphicFramePr>
+                  <a:graphicFrameLocks xmlns:a="http://schemas.openxmlformats.org/drawingml/2006/main"/>
+                </wp:cNvGraphicFramePr>
+                <a:graphic xmlns:a="http://schemas.openxmlformats.org/drawingml/2006/main">
+                  <a:graphicData uri="http://schemas.microsoft.com/office/word/2010/wordprocessingShape">
+                    <wps:wsp>
+                      <wps:cNvSpPr>
+                        <a:spLocks/>
+                      </wps:cNvSpPr>
+                      <wps:spPr>
+                        <a:xfrm>
+                          <a:off x="0" y="0"/>
+                          <a:ext cx="1917700" cy="1270"/>
+                        </a:xfrm>
+                        <a:custGeom>
+                          <a:avLst/>
+                          <a:gdLst/>
+                          <a:ahLst/>
+                          <a:cxnLst/>
+                          <a:rect l="l" t="t" r="r" b="b"/>
+                          <a:pathLst>
+                            <a:path w="1917700">
+                              <a:moveTo>
+                                <a:pt x="0" y="0"/>
+                              </a:moveTo>
+                              <a:lnTo>
+                                <a:pt x="1917700" y="0"/>
+                              </a:lnTo>
+                            </a:path>
+                          </a:pathLst>
+                        </a:custGeom>
+                        <a:ln w="12700">
+                          <a:solidFill>
+                            <a:srgbClr val="000000"/>
+                          </a:solidFill>
+                          <a:prstDash val="solid"/>
+                        </a:ln>
+                      </wps:spPr>
+                      <wps:bodyPr wrap="square" lIns="0" tIns="0" rIns="0" bIns="0" rtlCol="0">
+                        <a:prstTxWarp prst="textNoShape">
+                          <a:avLst/>
+                        </a:prstTxWarp>
+                        <a:noAutofit/>
+                      </wps:bodyPr>
+                    </wps:wsp>
+                  </a:graphicData>
+                </a:graphic>
+              </wp:anchor>
+            </w:drawing>
+          </mc:Choice>
+          <mc:Fallback>
+            <w:pict>
+              <v:shape w14:anchorId="7E3CECF3" id="Graphic 14" o:spid="_x0000_s1026" style="position:absolute;margin-left:41pt;margin-top:18.35pt;width:151pt;height:.1pt;z-index:-15728640;visibility:visible;mso-wrap-style:square;mso-wrap-distance-left:0;mso-wrap-distance-top:0;mso-wrap-distance-right:0;mso-wrap-distance-bottom:0;mso-position-horizontal:absolute;mso-position-horizontal-relative:page;mso-position-vertical:absolute;mso-position-vertical-relative:text;v-text-anchor:top" coordsize="1917700,1270" o:gfxdata="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" path="m,l1917700,e" filled="f" strokeweight="1pt">
+                <v:path arrowok="t"/>
+                <w10:wrap type="topAndBottom" anchorx="page"/>
+              </v:shape>
+            </w:pict>
+          </mc:Fallback>
+        </mc:AlternateContent>
+      </w:r>
+    </w:p>
+    <w:p>
+      <w:pPr>
+        <w:spacing w:before="13"/>
+        <w:ind w:left="350"/>
+        <w:rPr>
+          <w:sz w:val="16"/>
+        </w:rPr>
+        <w:sectPr>
+          <w:headerReference w:type="default" r:id="rId8"/>
+          <w:footerReference w:type="default" r:id="rId9"/>
+          <w:type w:val="continuous"/>
+          <w:pgSz w:w="11906" w:h="16838" w:code="9"/>
+          <w:pgMar w:top="2000" w:right="600" w:bottom="360" w:left="460" w:header="355" w:footer="170" w:gutter="0"/>
+          <w:pgNumType w:start="1"/>
+          <w:cols w:space="720"/>
+          <w:docGrid w:linePitch="299"/>
+        </w:sectPr>
+      </w:pPr>
+      <w:r>
+        <w:rPr>
+          <w:sz w:val="16"/>
+        </w:rPr>
+        <w:t>Signature</w:t>
+      </w:r>
+      <w:r>
+        <w:rPr>
+          <w:spacing w:val="-7"/>
+          <w:sz w:val="16"/>
+        </w:rPr>
+        <w:t xml:space="preserve"> </w:t>
+      </w:r>
+      <w:r>
+        <w:rPr>
+          <w:sz w:val="16"/>
+        </w:rPr>
+        <w:t>Over</w:t>
+      </w:r>
+      <w:r>
+        <w:rPr>
+          <w:spacing w:val="-7"/>
+          <w:sz w:val="16"/>
+        </w:rPr>
+        <w:t xml:space="preserve"> </w:t>
+      </w:r>
+      <w:r>
+        <w:rPr>
+          <w:sz w:val="16"/>
+        </w:rPr>
+        <w:t>Printed</w:t>
+      </w:r>
+      <w:r>
+        <w:rPr>
+          <w:spacing w:val="-6"/>
+          <w:sz w:val="16"/>
+        </w:rPr>
+        <w:t xml:space="preserve"> </w:t>
+      </w:r>
+      <w:r>
+        <w:rPr>
+          <w:spacing w:val="-4"/>
+          <w:sz w:val="16"/>
+        </w:rPr>
+        <w:t>Nam</w:t>
+      </w:r>
+      <w:r>
+        <w:rPr>
+          <w:spacing w:val="-4"/>
+          <w:sz w:val="16"/>
+        </w:rPr>
+        <w:t>e</w:t>
+      </w:r>
+    </w:p>
+    <w:p>
+      <w:pPr>
+        <w:pStyle w:val="BodyText"/>
+        <w:spacing w:before="4"/>
+        <w:rPr>
+          <w:sz w:val="17"/>
+        </w:rPr>
+      </w:pPr>
+    </w:p>
     <w:sectPr>
       <w:pgSz w:w="11906" w:h="16838" w:code="9"/>
       <w:pgMar w:top="2000" w:right="600" w:bottom="380" w:left="460" w:header="355" w:footer="170" w:gutter="0"/>
